--- a/documents/templates/1_comissions(Договор поручения).docx
+++ b/documents/templates/1_comissions(Договор поручения).docx
@@ -308,7 +308,7 @@
                 <w:szCs w:val="18"/>
                 <w:lang w:val="en-US"/>
               </w:rPr>
-              <w:t>seller</w:t>
+              <w:t>buyer</w:t>
             </w:r>
             <w:proofErr w:type="gramEnd"/>
             <w:r>
@@ -366,7 +366,7 @@
                 <w:szCs w:val="18"/>
                 <w:lang w:val="en-US"/>
               </w:rPr>
-              <w:t>seller</w:t>
+              <w:t>buyer</w:t>
             </w:r>
             <w:r>
               <w:rPr>
@@ -423,7 +423,7 @@
                 <w:szCs w:val="18"/>
                 <w:lang w:val="en-US"/>
               </w:rPr>
-              <w:t>seller</w:t>
+              <w:t>buyer</w:t>
             </w:r>
             <w:r>
               <w:rPr>
@@ -3911,6 +3911,9 @@
               <w:t>.</w:t>
             </w:r>
             <w:r>
+              <w:rPr>
+                <w:rFonts w:ascii="Times New Roman" w:hAnsi="Times New Roman" w:cs="Times New Roman"/>
+              </w:rPr>
               <w:t xml:space="preserve"> </w:t>
             </w:r>
             <w:r>
@@ -4092,6 +4095,9 @@
           <w:p>
             <w:pPr>
               <w:pStyle w:val="a3"/>
+              <w:rPr>
+                <w:rFonts w:ascii="Times New Roman" w:hAnsi="Times New Roman" w:cs="Times New Roman"/>
+              </w:rPr>
             </w:pPr>
             <w:r>
               <w:rPr>
@@ -5043,25 +5049,7 @@
                 <w:szCs w:val="18"/>
                 <w:lang w:val="en-US"/>
               </w:rPr>
-              <w:t xml:space="preserve"> == "</w:t>
-            </w:r>
-            <w:r>
-              <w:rPr>
-                <w:rFonts w:ascii="Times New Roman" w:hAnsi="Times New Roman" w:cs="Times New Roman"/>
-                <w:sz w:val="18"/>
-                <w:szCs w:val="18"/>
-                <w:lang w:val="en-US"/>
-              </w:rPr>
-              <w:t>person</w:t>
-            </w:r>
-            <w:r>
-              <w:rPr>
-                <w:rFonts w:ascii="Times New Roman" w:hAnsi="Times New Roman" w:cs="Times New Roman"/>
-                <w:sz w:val="18"/>
-                <w:szCs w:val="18"/>
-                <w:lang w:val="en-US"/>
-              </w:rPr>
-              <w:t xml:space="preserve">" </w:t>
+              <w:t xml:space="preserve"> == "person" </w:t>
             </w:r>
             <w:proofErr w:type="gramStart"/>
             <w:r>
@@ -5505,16 +5493,7 @@
                 <w:szCs w:val="18"/>
                 <w:lang w:val="en-US"/>
               </w:rPr>
-              <w:t xml:space="preserve">. </w:t>
-            </w:r>
-            <w:r>
-              <w:rPr>
-                <w:rFonts w:ascii="Times New Roman" w:hAnsi="Times New Roman" w:cs="Times New Roman"/>
-                <w:sz w:val="18"/>
-                <w:szCs w:val="18"/>
-                <w:lang w:val="en-US"/>
-              </w:rPr>
-              <w:t>{{</w:t>
+              <w:t>. {{</w:t>
             </w:r>
             <w:proofErr w:type="spellStart"/>
             <w:r>
@@ -6225,6 +6204,7 @@
             </w:r>
             <w:r>
               <w:rPr>
+                <w:rFonts w:ascii="Times New Roman" w:hAnsi="Times New Roman" w:cs="Times New Roman"/>
                 <w:bCs/>
                 <w:sz w:val="18"/>
                 <w:szCs w:val="18"/>
@@ -6235,6 +6215,7 @@
             <w:proofErr w:type="spellStart"/>
             <w:r>
               <w:rPr>
+                <w:rFonts w:ascii="Times New Roman" w:hAnsi="Times New Roman" w:cs="Times New Roman"/>
                 <w:bCs/>
                 <w:sz w:val="18"/>
                 <w:szCs w:val="18"/>
@@ -6245,6 +6226,7 @@
             <w:proofErr w:type="spellEnd"/>
             <w:r>
               <w:rPr>
+                <w:rFonts w:ascii="Times New Roman" w:hAnsi="Times New Roman" w:cs="Times New Roman"/>
                 <w:bCs/>
                 <w:sz w:val="18"/>
                 <w:szCs w:val="18"/>
@@ -6671,6 +6653,7 @@
       </w:r>
       <w:r>
         <w:rPr>
+          <w:rFonts w:ascii="Times New Roman" w:hAnsi="Times New Roman" w:cs="Times New Roman"/>
           <w:sz w:val="18"/>
           <w:szCs w:val="18"/>
         </w:rPr>
@@ -6679,6 +6662,7 @@
       <w:proofErr w:type="gramEnd"/>
       <w:r>
         <w:rPr>
+          <w:rFonts w:ascii="Times New Roman" w:hAnsi="Times New Roman" w:cs="Times New Roman"/>
           <w:sz w:val="18"/>
           <w:szCs w:val="18"/>
         </w:rPr>
@@ -6686,6 +6670,7 @@
       </w:r>
       <w:r>
         <w:rPr>
+          <w:rFonts w:ascii="Times New Roman" w:hAnsi="Times New Roman" w:cs="Times New Roman"/>
           <w:sz w:val="18"/>
           <w:szCs w:val="18"/>
           <w:lang w:val="en-US"/>
@@ -6694,6 +6679,7 @@
       </w:r>
       <w:r>
         <w:rPr>
+          <w:rFonts w:ascii="Times New Roman" w:hAnsi="Times New Roman" w:cs="Times New Roman"/>
           <w:sz w:val="18"/>
           <w:szCs w:val="18"/>
         </w:rPr>
@@ -6701,6 +6687,7 @@
       </w:r>
       <w:r>
         <w:rPr>
+          <w:rFonts w:ascii="Times New Roman" w:hAnsi="Times New Roman" w:cs="Times New Roman"/>
           <w:sz w:val="18"/>
           <w:szCs w:val="18"/>
           <w:lang w:val="en-US"/>
@@ -6709,6 +6696,7 @@
       </w:r>
       <w:r>
         <w:rPr>
+          <w:rFonts w:ascii="Times New Roman" w:hAnsi="Times New Roman" w:cs="Times New Roman"/>
           <w:sz w:val="18"/>
           <w:szCs w:val="18"/>
         </w:rPr>
@@ -6757,16 +6745,187 @@
         </w:rPr>
         <w:t xml:space="preserve">Гражданин </w:t>
       </w:r>
-      <w:r>
-        <w:rPr>
-          <w:rFonts w:ascii="Times New Roman" w:eastAsia="Times New Roman" w:hAnsi="Times New Roman" w:cs="Times New Roman"/>
+      <w:proofErr w:type="gramStart"/>
+      <w:r>
+        <w:rPr>
+          <w:rFonts w:ascii="Times New Roman" w:hAnsi="Times New Roman" w:cs="Times New Roman"/>
           <w:b/>
-          <w:bCs/>
-          <w:sz w:val="18"/>
-          <w:szCs w:val="18"/>
-          <w:lang w:eastAsia="ru-RU"/>
-        </w:rPr>
-        <w:t>ФАМИЛИЯ ИМЯ ОТЧЕСТВО</w:t>
+          <w:sz w:val="18"/>
+          <w:szCs w:val="18"/>
+        </w:rPr>
+        <w:t xml:space="preserve">{{ </w:t>
+      </w:r>
+      <w:r>
+        <w:rPr>
+          <w:rFonts w:ascii="Times New Roman" w:hAnsi="Times New Roman" w:cs="Times New Roman"/>
+          <w:b/>
+          <w:sz w:val="18"/>
+          <w:szCs w:val="18"/>
+          <w:lang w:val="en-US"/>
+        </w:rPr>
+        <w:t>buyer</w:t>
+      </w:r>
+      <w:proofErr w:type="gramEnd"/>
+      <w:r>
+        <w:rPr>
+          <w:rFonts w:ascii="Times New Roman" w:hAnsi="Times New Roman" w:cs="Times New Roman"/>
+          <w:b/>
+          <w:sz w:val="18"/>
+          <w:szCs w:val="18"/>
+        </w:rPr>
+        <w:t>_</w:t>
+      </w:r>
+      <w:r>
+        <w:rPr>
+          <w:rFonts w:ascii="Times New Roman" w:hAnsi="Times New Roman" w:cs="Times New Roman"/>
+          <w:b/>
+          <w:sz w:val="18"/>
+          <w:szCs w:val="18"/>
+          <w:lang w:val="en-US"/>
+        </w:rPr>
+        <w:t>last</w:t>
+      </w:r>
+      <w:r>
+        <w:rPr>
+          <w:rFonts w:ascii="Times New Roman" w:hAnsi="Times New Roman" w:cs="Times New Roman"/>
+          <w:b/>
+          <w:sz w:val="18"/>
+          <w:szCs w:val="18"/>
+        </w:rPr>
+        <w:t>_</w:t>
+      </w:r>
+      <w:r>
+        <w:rPr>
+          <w:rFonts w:ascii="Times New Roman" w:hAnsi="Times New Roman" w:cs="Times New Roman"/>
+          <w:b/>
+          <w:sz w:val="18"/>
+          <w:szCs w:val="18"/>
+          <w:lang w:val="en-US"/>
+        </w:rPr>
+        <w:t>name</w:t>
+      </w:r>
+      <w:r>
+        <w:rPr>
+          <w:rFonts w:ascii="Times New Roman" w:hAnsi="Times New Roman" w:cs="Times New Roman"/>
+          <w:b/>
+          <w:sz w:val="18"/>
+          <w:szCs w:val="18"/>
+        </w:rPr>
+        <w:t xml:space="preserve"> }} {{ </w:t>
+      </w:r>
+      <w:r>
+        <w:rPr>
+          <w:rFonts w:ascii="Times New Roman" w:hAnsi="Times New Roman" w:cs="Times New Roman"/>
+          <w:b/>
+          <w:sz w:val="18"/>
+          <w:szCs w:val="18"/>
+          <w:lang w:val="en-US"/>
+        </w:rPr>
+        <w:t>buyer</w:t>
+      </w:r>
+      <w:r>
+        <w:rPr>
+          <w:rFonts w:ascii="Times New Roman" w:hAnsi="Times New Roman" w:cs="Times New Roman"/>
+          <w:b/>
+          <w:sz w:val="18"/>
+          <w:szCs w:val="18"/>
+        </w:rPr>
+        <w:t>_</w:t>
+      </w:r>
+      <w:r>
+        <w:rPr>
+          <w:rFonts w:ascii="Times New Roman" w:hAnsi="Times New Roman" w:cs="Times New Roman"/>
+          <w:b/>
+          <w:sz w:val="18"/>
+          <w:szCs w:val="18"/>
+          <w:lang w:val="en-US"/>
+        </w:rPr>
+        <w:t>first</w:t>
+      </w:r>
+      <w:r>
+        <w:rPr>
+          <w:rFonts w:ascii="Times New Roman" w:hAnsi="Times New Roman" w:cs="Times New Roman"/>
+          <w:b/>
+          <w:sz w:val="18"/>
+          <w:szCs w:val="18"/>
+        </w:rPr>
+        <w:t>_</w:t>
+      </w:r>
+      <w:r>
+        <w:rPr>
+          <w:rFonts w:ascii="Times New Roman" w:hAnsi="Times New Roman" w:cs="Times New Roman"/>
+          <w:b/>
+          <w:sz w:val="18"/>
+          <w:szCs w:val="18"/>
+          <w:lang w:val="en-US"/>
+        </w:rPr>
+        <w:t>name</w:t>
+      </w:r>
+      <w:r>
+        <w:rPr>
+          <w:rFonts w:ascii="Times New Roman" w:hAnsi="Times New Roman" w:cs="Times New Roman"/>
+          <w:b/>
+          <w:sz w:val="18"/>
+          <w:szCs w:val="18"/>
+        </w:rPr>
+        <w:t xml:space="preserve"> }} {{ </w:t>
+      </w:r>
+      <w:r>
+        <w:rPr>
+          <w:rFonts w:ascii="Times New Roman" w:hAnsi="Times New Roman" w:cs="Times New Roman"/>
+          <w:b/>
+          <w:sz w:val="18"/>
+          <w:szCs w:val="18"/>
+          <w:lang w:val="en-US"/>
+        </w:rPr>
+        <w:t>buyer</w:t>
+      </w:r>
+      <w:r>
+        <w:rPr>
+          <w:rFonts w:ascii="Times New Roman" w:hAnsi="Times New Roman" w:cs="Times New Roman"/>
+          <w:b/>
+          <w:sz w:val="18"/>
+          <w:szCs w:val="18"/>
+        </w:rPr>
+        <w:t>_</w:t>
+      </w:r>
+      <w:r>
+        <w:rPr>
+          <w:rFonts w:ascii="Times New Roman" w:hAnsi="Times New Roman" w:cs="Times New Roman"/>
+          <w:b/>
+          <w:sz w:val="18"/>
+          <w:szCs w:val="18"/>
+          <w:lang w:val="en-US"/>
+        </w:rPr>
+        <w:t>middle</w:t>
+      </w:r>
+      <w:r>
+        <w:rPr>
+          <w:rFonts w:ascii="Times New Roman" w:hAnsi="Times New Roman" w:cs="Times New Roman"/>
+          <w:b/>
+          <w:sz w:val="18"/>
+          <w:szCs w:val="18"/>
+        </w:rPr>
+        <w:t>_</w:t>
+      </w:r>
+      <w:r>
+        <w:rPr>
+          <w:rFonts w:ascii="Times New Roman" w:hAnsi="Times New Roman" w:cs="Times New Roman"/>
+          <w:b/>
+          <w:sz w:val="18"/>
+          <w:szCs w:val="18"/>
+          <w:lang w:val="en-US"/>
+        </w:rPr>
+        <w:t>name</w:t>
+      </w:r>
+      <w:r>
+        <w:rPr>
+          <w:rFonts w:ascii="Times New Roman" w:hAnsi="Times New Roman" w:cs="Times New Roman"/>
+          <w:b/>
+          <w:sz w:val="18"/>
+          <w:szCs w:val="18"/>
+        </w:rPr>
+        <w:t xml:space="preserve"> }}</w:t>
       </w:r>
       <w:r>
         <w:rPr>
@@ -9324,7 +9483,7 @@
       </w:pPr>
       <w:r>
         <w:rPr>
-          <w:rFonts w:ascii="Times New Roman" w:hAnsi="Times New Roman"/>
+          <w:rFonts w:ascii="Times New Roman" w:hAnsi="Times New Roman" w:cs="Times New Roman"/>
           <w:sz w:val="18"/>
           <w:szCs w:val="18"/>
         </w:rPr>
@@ -9332,7 +9491,7 @@
       </w:r>
       <w:r>
         <w:rPr>
-          <w:rFonts w:ascii="Times New Roman" w:hAnsi="Times New Roman"/>
+          <w:rFonts w:ascii="Times New Roman" w:hAnsi="Times New Roman" w:cs="Times New Roman"/>
           <w:sz w:val="18"/>
           <w:szCs w:val="18"/>
         </w:rPr>
@@ -9340,7 +9499,7 @@
       </w:r>
       <w:r>
         <w:rPr>
-          <w:rFonts w:ascii="Times New Roman" w:hAnsi="Times New Roman"/>
+          <w:rFonts w:ascii="Times New Roman" w:hAnsi="Times New Roman" w:cs="Times New Roman"/>
           <w:sz w:val="18"/>
           <w:szCs w:val="18"/>
         </w:rPr>
@@ -10187,25 +10346,7 @@
                 <w:szCs w:val="18"/>
                 <w:lang w:val="en-US"/>
               </w:rPr>
-              <w:t xml:space="preserve"> == "</w:t>
-            </w:r>
-            <w:r>
-              <w:rPr>
-                <w:rFonts w:ascii="Times New Roman" w:hAnsi="Times New Roman" w:cs="Times New Roman"/>
-                <w:sz w:val="18"/>
-                <w:szCs w:val="18"/>
-                <w:lang w:val="en-US"/>
-              </w:rPr>
-              <w:t>person</w:t>
-            </w:r>
-            <w:r>
-              <w:rPr>
-                <w:rFonts w:ascii="Times New Roman" w:hAnsi="Times New Roman" w:cs="Times New Roman"/>
-                <w:sz w:val="18"/>
-                <w:szCs w:val="18"/>
-                <w:lang w:val="en-US"/>
-              </w:rPr>
-              <w:t xml:space="preserve">" </w:t>
+              <w:t xml:space="preserve"> == "person" </w:t>
             </w:r>
             <w:proofErr w:type="gramStart"/>
             <w:r>
@@ -11528,6 +11669,7 @@
             </w:r>
             <w:r>
               <w:rPr>
+                <w:rFonts w:ascii="Times New Roman" w:hAnsi="Times New Roman" w:cs="Times New Roman"/>
                 <w:bCs/>
                 <w:sz w:val="18"/>
                 <w:szCs w:val="18"/>
@@ -11538,6 +11680,7 @@
             <w:proofErr w:type="spellStart"/>
             <w:r>
               <w:rPr>
+                <w:rFonts w:ascii="Times New Roman" w:hAnsi="Times New Roman" w:cs="Times New Roman"/>
                 <w:bCs/>
                 <w:sz w:val="18"/>
                 <w:szCs w:val="18"/>
@@ -11548,6 +11691,7 @@
             <w:proofErr w:type="spellEnd"/>
             <w:r>
               <w:rPr>
+                <w:rFonts w:ascii="Times New Roman" w:hAnsi="Times New Roman" w:cs="Times New Roman"/>
                 <w:bCs/>
                 <w:sz w:val="18"/>
                 <w:szCs w:val="18"/>
@@ -11713,27 +11857,7 @@
           <w:szCs w:val="18"/>
           <w:lang w:val="en-US"/>
         </w:rPr>
-        <w:t>doc</w:t>
-      </w:r>
-      <w:r>
-        <w:rPr>
-          <w:rFonts w:ascii="Times New Roman" w:hAnsi="Times New Roman" w:cs="Times New Roman"/>
-          <w:i/>
-          <w:sz w:val="18"/>
-          <w:szCs w:val="18"/>
-          <w:lang w:val="en-US"/>
-        </w:rPr>
-        <w:t>_</w:t>
-      </w:r>
-      <w:r>
-        <w:rPr>
-          <w:rFonts w:ascii="Times New Roman" w:hAnsi="Times New Roman" w:cs="Times New Roman"/>
-          <w:i/>
-          <w:sz w:val="18"/>
-          <w:szCs w:val="18"/>
-          <w:lang w:val="en-US"/>
-        </w:rPr>
-        <w:t>id</w:t>
+        <w:t>doc_id</w:t>
       </w:r>
       <w:proofErr w:type="spellEnd"/>
       <w:r>
@@ -11795,27 +11919,7 @@
           <w:szCs w:val="18"/>
           <w:lang w:val="en-US"/>
         </w:rPr>
-        <w:t>doc</w:t>
-      </w:r>
-      <w:r>
-        <w:rPr>
-          <w:rFonts w:ascii="Times New Roman" w:hAnsi="Times New Roman" w:cs="Times New Roman"/>
-          <w:i/>
-          <w:sz w:val="18"/>
-          <w:szCs w:val="18"/>
-          <w:lang w:val="en-US"/>
-        </w:rPr>
-        <w:t>_</w:t>
-      </w:r>
-      <w:r>
-        <w:rPr>
-          <w:rFonts w:ascii="Times New Roman" w:hAnsi="Times New Roman" w:cs="Times New Roman"/>
-          <w:i/>
-          <w:sz w:val="18"/>
-          <w:szCs w:val="18"/>
-          <w:lang w:val="en-US"/>
-        </w:rPr>
-        <w:t>date</w:t>
+        <w:t>doc_date</w:t>
       </w:r>
       <w:proofErr w:type="spellEnd"/>
       <w:r>
@@ -12005,6 +12109,7 @@
       </w:r>
       <w:r>
         <w:rPr>
+          <w:rFonts w:ascii="Times New Roman" w:hAnsi="Times New Roman" w:cs="Times New Roman"/>
           <w:sz w:val="18"/>
           <w:szCs w:val="18"/>
         </w:rPr>
@@ -12013,6 +12118,7 @@
       <w:proofErr w:type="gramEnd"/>
       <w:r>
         <w:rPr>
+          <w:rFonts w:ascii="Times New Roman" w:hAnsi="Times New Roman" w:cs="Times New Roman"/>
           <w:sz w:val="18"/>
           <w:szCs w:val="18"/>
         </w:rPr>
@@ -12020,6 +12126,7 @@
       </w:r>
       <w:r>
         <w:rPr>
+          <w:rFonts w:ascii="Times New Roman" w:hAnsi="Times New Roman" w:cs="Times New Roman"/>
           <w:sz w:val="18"/>
           <w:szCs w:val="18"/>
           <w:lang w:val="en-US"/>
@@ -12028,6 +12135,7 @@
       </w:r>
       <w:r>
         <w:rPr>
+          <w:rFonts w:ascii="Times New Roman" w:hAnsi="Times New Roman" w:cs="Times New Roman"/>
           <w:sz w:val="18"/>
           <w:szCs w:val="18"/>
         </w:rPr>
@@ -12035,6 +12143,7 @@
       </w:r>
       <w:r>
         <w:rPr>
+          <w:rFonts w:ascii="Times New Roman" w:hAnsi="Times New Roman" w:cs="Times New Roman"/>
           <w:sz w:val="18"/>
           <w:szCs w:val="18"/>
           <w:lang w:val="en-US"/>
@@ -12043,6 +12152,7 @@
       </w:r>
       <w:r>
         <w:rPr>
+          <w:rFonts w:ascii="Times New Roman" w:hAnsi="Times New Roman" w:cs="Times New Roman"/>
           <w:sz w:val="18"/>
           <w:szCs w:val="18"/>
         </w:rPr>
@@ -12076,15 +12186,7 @@
           <w:sz w:val="18"/>
           <w:szCs w:val="18"/>
         </w:rPr>
-        <w:t xml:space="preserve">    </w:t>
-      </w:r>
-      <w:r>
-        <w:rPr>
-          <w:rFonts w:ascii="Times New Roman" w:hAnsi="Times New Roman" w:cs="Times New Roman"/>
-          <w:sz w:val="18"/>
-          <w:szCs w:val="18"/>
-        </w:rPr>
-        <w:t xml:space="preserve">Я, </w:t>
+        <w:t xml:space="preserve">    Я, </w:t>
       </w:r>
       <w:r>
         <w:rPr>
@@ -16123,7 +16225,13 @@
         </w:rPr>
       </w:pPr>
     </w:p>
-    <w:p/>
+    <w:p>
+      <w:pPr>
+        <w:rPr>
+          <w:rFonts w:ascii="Times New Roman" w:hAnsi="Times New Roman" w:cs="Times New Roman"/>
+        </w:rPr>
+      </w:pPr>
+    </w:p>
     <w:sectPr>
       <w:pgSz w:w="11906" w:h="16838"/>
       <w:pgMar w:top="720" w:right="720" w:bottom="720" w:left="720" w:header="708" w:footer="708" w:gutter="0"/>

--- a/documents/templates/1_comissions(Договор поручения).docx
+++ b/documents/templates/1_comissions(Договор поручения).docx
@@ -274,6 +274,91 @@
             </w:pPr>
             <w:r>
               <w:rPr>
+                <w:rFonts w:ascii="Times New Roman" w:hAnsi="Times New Roman" w:cs="Times New Roman"/>
+                <w:bCs/>
+                <w:sz w:val="18"/>
+                <w:szCs w:val="18"/>
+              </w:rPr>
+              <w:t xml:space="preserve">{% </w:t>
+            </w:r>
+            <w:r>
+              <w:rPr>
+                <w:rFonts w:ascii="Times New Roman" w:hAnsi="Times New Roman" w:cs="Times New Roman"/>
+                <w:bCs/>
+                <w:sz w:val="18"/>
+                <w:szCs w:val="18"/>
+                <w:lang w:val="en-US"/>
+              </w:rPr>
+              <w:t>if</w:t>
+            </w:r>
+            <w:r>
+              <w:rPr>
+                <w:rFonts w:ascii="Times New Roman" w:hAnsi="Times New Roman" w:cs="Times New Roman"/>
+                <w:bCs/>
+                <w:sz w:val="18"/>
+                <w:szCs w:val="18"/>
+              </w:rPr>
+              <w:t xml:space="preserve"> </w:t>
+            </w:r>
+            <w:r>
+              <w:rPr>
+                <w:rFonts w:ascii="Times New Roman" w:hAnsi="Times New Roman" w:cs="Times New Roman"/>
+                <w:bCs/>
+                <w:sz w:val="18"/>
+                <w:szCs w:val="18"/>
+                <w:lang w:val="en-US"/>
+              </w:rPr>
+              <w:t>buyer</w:t>
+            </w:r>
+            <w:r>
+              <w:rPr>
+                <w:rFonts w:ascii="Times New Roman" w:hAnsi="Times New Roman" w:cs="Times New Roman"/>
+                <w:bCs/>
+                <w:sz w:val="18"/>
+                <w:szCs w:val="18"/>
+              </w:rPr>
+              <w:t>_</w:t>
+            </w:r>
+            <w:r>
+              <w:rPr>
+                <w:rFonts w:ascii="Times New Roman" w:hAnsi="Times New Roman" w:cs="Times New Roman"/>
+                <w:bCs/>
+                <w:sz w:val="18"/>
+                <w:szCs w:val="18"/>
+                <w:lang w:val="en-US"/>
+              </w:rPr>
+              <w:t>type</w:t>
+            </w:r>
+            <w:r>
+              <w:rPr>
+                <w:rFonts w:ascii="Times New Roman" w:hAnsi="Times New Roman" w:cs="Times New Roman"/>
+                <w:bCs/>
+                <w:sz w:val="18"/>
+                <w:szCs w:val="18"/>
+              </w:rPr>
+              <w:t xml:space="preserve"> == ‘</w:t>
+            </w:r>
+            <w:r>
+              <w:rPr>
+                <w:rFonts w:ascii="Times New Roman" w:hAnsi="Times New Roman" w:cs="Times New Roman"/>
+                <w:bCs/>
+                <w:sz w:val="18"/>
+                <w:szCs w:val="18"/>
+                <w:lang w:val="en-US"/>
+              </w:rPr>
+              <w:t>person</w:t>
+            </w:r>
+            <w:r>
+              <w:rPr>
+                <w:rFonts w:ascii="Times New Roman" w:hAnsi="Times New Roman" w:cs="Times New Roman"/>
+                <w:bCs/>
+                <w:sz w:val="18"/>
+                <w:szCs w:val="18"/>
+              </w:rPr>
+              <w:t>’ %}</w:t>
+            </w:r>
+            <w:r>
+              <w:rPr>
                 <w:rFonts w:ascii="Times New Roman" w:eastAsia="Times New Roman" w:hAnsi="Times New Roman" w:cs="Times New Roman"/>
                 <w:sz w:val="18"/>
                 <w:szCs w:val="18"/>
@@ -290,7 +375,6 @@
               </w:rPr>
               <w:t xml:space="preserve">ажданин </w:t>
             </w:r>
-            <w:proofErr w:type="gramStart"/>
             <w:r>
               <w:rPr>
                 <w:rFonts w:ascii="Times New Roman" w:hAnsi="Times New Roman" w:cs="Times New Roman"/>
@@ -310,7 +394,6 @@
               </w:rPr>
               <w:t>buyer</w:t>
             </w:r>
-            <w:proofErr w:type="gramEnd"/>
             <w:r>
               <w:rPr>
                 <w:rFonts w:ascii="Times New Roman" w:hAnsi="Times New Roman" w:cs="Times New Roman"/>
@@ -496,6 +579,296 @@
             </w:r>
             <w:r>
               <w:rPr>
+                <w:rFonts w:ascii="Times New Roman" w:hAnsi="Times New Roman" w:cs="Times New Roman"/>
+                <w:bCs/>
+                <w:sz w:val="18"/>
+                <w:szCs w:val="18"/>
+              </w:rPr>
+              <w:t xml:space="preserve">{% </w:t>
+            </w:r>
+            <w:proofErr w:type="spellStart"/>
+            <w:r>
+              <w:rPr>
+                <w:rFonts w:ascii="Times New Roman" w:hAnsi="Times New Roman" w:cs="Times New Roman"/>
+                <w:bCs/>
+                <w:sz w:val="18"/>
+                <w:szCs w:val="18"/>
+                <w:lang w:val="en-US"/>
+              </w:rPr>
+              <w:t>elif</w:t>
+            </w:r>
+            <w:proofErr w:type="spellEnd"/>
+            <w:r>
+              <w:rPr>
+                <w:rFonts w:ascii="Times New Roman" w:hAnsi="Times New Roman" w:cs="Times New Roman"/>
+                <w:bCs/>
+                <w:sz w:val="18"/>
+                <w:szCs w:val="18"/>
+              </w:rPr>
+              <w:t xml:space="preserve"> </w:t>
+            </w:r>
+            <w:r>
+              <w:rPr>
+                <w:rFonts w:ascii="Times New Roman" w:hAnsi="Times New Roman" w:cs="Times New Roman"/>
+                <w:bCs/>
+                <w:sz w:val="18"/>
+                <w:szCs w:val="18"/>
+                <w:lang w:val="en-US"/>
+              </w:rPr>
+              <w:t>buyer</w:t>
+            </w:r>
+            <w:r>
+              <w:rPr>
+                <w:rFonts w:ascii="Times New Roman" w:hAnsi="Times New Roman" w:cs="Times New Roman"/>
+                <w:bCs/>
+                <w:sz w:val="18"/>
+                <w:szCs w:val="18"/>
+              </w:rPr>
+              <w:t>_</w:t>
+            </w:r>
+            <w:r>
+              <w:rPr>
+                <w:rFonts w:ascii="Times New Roman" w:hAnsi="Times New Roman" w:cs="Times New Roman"/>
+                <w:bCs/>
+                <w:sz w:val="18"/>
+                <w:szCs w:val="18"/>
+                <w:lang w:val="en-US"/>
+              </w:rPr>
+              <w:t>type</w:t>
+            </w:r>
+            <w:r>
+              <w:rPr>
+                <w:rFonts w:ascii="Times New Roman" w:hAnsi="Times New Roman" w:cs="Times New Roman"/>
+                <w:bCs/>
+                <w:sz w:val="18"/>
+                <w:szCs w:val="18"/>
+              </w:rPr>
+              <w:t xml:space="preserve"> </w:t>
+            </w:r>
+            <w:r>
+              <w:rPr>
+                <w:rFonts w:ascii="Times New Roman" w:hAnsi="Times New Roman" w:cs="Times New Roman"/>
+                <w:bCs/>
+                <w:sz w:val="18"/>
+                <w:szCs w:val="18"/>
+                <w:lang w:val="en-US"/>
+              </w:rPr>
+              <w:t>in</w:t>
+            </w:r>
+            <w:r>
+              <w:rPr>
+                <w:rFonts w:ascii="Times New Roman" w:hAnsi="Times New Roman" w:cs="Times New Roman"/>
+                <w:bCs/>
+                <w:sz w:val="18"/>
+                <w:szCs w:val="18"/>
+              </w:rPr>
+              <w:t xml:space="preserve"> ['</w:t>
+            </w:r>
+            <w:r>
+              <w:rPr>
+                <w:rFonts w:ascii="Times New Roman" w:hAnsi="Times New Roman" w:cs="Times New Roman"/>
+                <w:bCs/>
+                <w:sz w:val="18"/>
+                <w:szCs w:val="18"/>
+                <w:lang w:val="en-US"/>
+              </w:rPr>
+              <w:t>internal</w:t>
+            </w:r>
+            <w:r>
+              <w:rPr>
+                <w:rFonts w:ascii="Times New Roman" w:hAnsi="Times New Roman" w:cs="Times New Roman"/>
+                <w:bCs/>
+                <w:sz w:val="18"/>
+                <w:szCs w:val="18"/>
+              </w:rPr>
+              <w:t>_</w:t>
+            </w:r>
+            <w:r>
+              <w:rPr>
+                <w:rFonts w:ascii="Times New Roman" w:hAnsi="Times New Roman" w:cs="Times New Roman"/>
+                <w:bCs/>
+                <w:sz w:val="18"/>
+                <w:szCs w:val="18"/>
+                <w:lang w:val="en-US"/>
+              </w:rPr>
+              <w:t>company</w:t>
+            </w:r>
+            <w:r>
+              <w:rPr>
+                <w:rFonts w:ascii="Times New Roman" w:hAnsi="Times New Roman" w:cs="Times New Roman"/>
+                <w:bCs/>
+                <w:sz w:val="18"/>
+                <w:szCs w:val="18"/>
+              </w:rPr>
+              <w:t>', '</w:t>
+            </w:r>
+            <w:r>
+              <w:rPr>
+                <w:rFonts w:ascii="Times New Roman" w:hAnsi="Times New Roman" w:cs="Times New Roman"/>
+                <w:bCs/>
+                <w:sz w:val="18"/>
+                <w:szCs w:val="18"/>
+                <w:lang w:val="en-US"/>
+              </w:rPr>
+              <w:t>external</w:t>
+            </w:r>
+            <w:r>
+              <w:rPr>
+                <w:rFonts w:ascii="Times New Roman" w:hAnsi="Times New Roman" w:cs="Times New Roman"/>
+                <w:bCs/>
+                <w:sz w:val="18"/>
+                <w:szCs w:val="18"/>
+              </w:rPr>
+              <w:t>_</w:t>
+            </w:r>
+            <w:r>
+              <w:rPr>
+                <w:rFonts w:ascii="Times New Roman" w:hAnsi="Times New Roman" w:cs="Times New Roman"/>
+                <w:bCs/>
+                <w:sz w:val="18"/>
+                <w:szCs w:val="18"/>
+                <w:lang w:val="en-US"/>
+              </w:rPr>
+              <w:t>company</w:t>
+            </w:r>
+            <w:r>
+              <w:rPr>
+                <w:rFonts w:ascii="Times New Roman" w:hAnsi="Times New Roman" w:cs="Times New Roman"/>
+                <w:bCs/>
+                <w:sz w:val="18"/>
+                <w:szCs w:val="18"/>
+              </w:rPr>
+              <w:t xml:space="preserve">'] </w:t>
+            </w:r>
+            <w:r>
+              <w:rPr>
+                <w:rFonts w:ascii="Times New Roman" w:hAnsi="Times New Roman" w:cs="Times New Roman"/>
+                <w:bCs/>
+                <w:sz w:val="18"/>
+                <w:szCs w:val="18"/>
+              </w:rPr>
+              <w:t>%}</w:t>
+            </w:r>
+            <w:r>
+              <w:rPr>
+                <w:rFonts w:ascii="Times New Roman" w:eastAsia="Times New Roman" w:hAnsi="Times New Roman" w:cs="Times New Roman"/>
+                <w:b/>
+                <w:bCs/>
+                <w:sz w:val="18"/>
+                <w:szCs w:val="18"/>
+                <w:lang w:eastAsia="ru-RU"/>
+              </w:rPr>
+              <w:t xml:space="preserve">{{ </w:t>
+            </w:r>
+            <w:r>
+              <w:rPr>
+                <w:rFonts w:ascii="Times New Roman" w:eastAsia="Times New Roman" w:hAnsi="Times New Roman" w:cs="Times New Roman"/>
+                <w:b/>
+                <w:bCs/>
+                <w:sz w:val="18"/>
+                <w:szCs w:val="18"/>
+                <w:lang w:val="en-US" w:eastAsia="ru-RU"/>
+              </w:rPr>
+              <w:t>buyer</w:t>
+            </w:r>
+            <w:r>
+              <w:rPr>
+                <w:rFonts w:ascii="Times New Roman" w:eastAsia="Times New Roman" w:hAnsi="Times New Roman" w:cs="Times New Roman"/>
+                <w:b/>
+                <w:bCs/>
+                <w:sz w:val="18"/>
+                <w:szCs w:val="18"/>
+                <w:lang w:eastAsia="ru-RU"/>
+              </w:rPr>
+              <w:t>_</w:t>
+            </w:r>
+            <w:r>
+              <w:rPr>
+                <w:rFonts w:ascii="Times New Roman" w:eastAsia="Times New Roman" w:hAnsi="Times New Roman" w:cs="Times New Roman"/>
+                <w:b/>
+                <w:bCs/>
+                <w:sz w:val="18"/>
+                <w:szCs w:val="18"/>
+                <w:lang w:val="en-US" w:eastAsia="ru-RU"/>
+              </w:rPr>
+              <w:t>short</w:t>
+            </w:r>
+            <w:r>
+              <w:rPr>
+                <w:rFonts w:ascii="Times New Roman" w:eastAsia="Times New Roman" w:hAnsi="Times New Roman" w:cs="Times New Roman"/>
+                <w:b/>
+                <w:bCs/>
+                <w:sz w:val="18"/>
+                <w:szCs w:val="18"/>
+                <w:lang w:eastAsia="ru-RU"/>
+              </w:rPr>
+              <w:t>_</w:t>
+            </w:r>
+            <w:proofErr w:type="spellStart"/>
+            <w:r>
+              <w:rPr>
+                <w:rFonts w:ascii="Times New Roman" w:eastAsia="Times New Roman" w:hAnsi="Times New Roman" w:cs="Times New Roman"/>
+                <w:b/>
+                <w:bCs/>
+                <w:sz w:val="18"/>
+                <w:szCs w:val="18"/>
+                <w:lang w:eastAsia="ru-RU"/>
+              </w:rPr>
+              <w:t>name</w:t>
+            </w:r>
+            <w:proofErr w:type="spellEnd"/>
+            <w:r>
+              <w:rPr>
+                <w:rFonts w:ascii="Times New Roman" w:eastAsia="Times New Roman" w:hAnsi="Times New Roman" w:cs="Times New Roman"/>
+                <w:b/>
+                <w:bCs/>
+                <w:sz w:val="18"/>
+                <w:szCs w:val="18"/>
+                <w:lang w:eastAsia="ru-RU"/>
+              </w:rPr>
+              <w:t xml:space="preserve"> }}</w:t>
+            </w:r>
+            <w:r>
+              <w:rPr>
+                <w:rFonts w:ascii="Times New Roman" w:eastAsia="Times New Roman" w:hAnsi="Times New Roman" w:cs="Times New Roman"/>
+                <w:b/>
+                <w:bCs/>
+                <w:sz w:val="18"/>
+                <w:szCs w:val="18"/>
+                <w:lang w:eastAsia="ru-RU"/>
+              </w:rPr>
+              <w:t xml:space="preserve"> </w:t>
+            </w:r>
+            <w:r>
+              <w:rPr>
+                <w:rFonts w:ascii="Times New Roman" w:hAnsi="Times New Roman" w:cs="Times New Roman"/>
+                <w:bCs/>
+                <w:sz w:val="18"/>
+                <w:szCs w:val="18"/>
+              </w:rPr>
+              <w:t xml:space="preserve">{% </w:t>
+            </w:r>
+            <w:r>
+              <w:rPr>
+                <w:rFonts w:ascii="Times New Roman" w:hAnsi="Times New Roman" w:cs="Times New Roman"/>
+                <w:bCs/>
+                <w:sz w:val="18"/>
+                <w:szCs w:val="18"/>
+                <w:lang w:val="en-US"/>
+              </w:rPr>
+              <w:t>endif</w:t>
+            </w:r>
+            <w:r>
+              <w:rPr>
+                <w:rFonts w:ascii="Times New Roman" w:hAnsi="Times New Roman" w:cs="Times New Roman"/>
+                <w:bCs/>
+                <w:sz w:val="18"/>
+                <w:szCs w:val="18"/>
+              </w:rPr>
+              <w:t xml:space="preserve"> %}</w:t>
+            </w:r>
+            <w:r>
+              <w:rPr>
                 <w:rFonts w:ascii="Times New Roman" w:eastAsia="Times New Roman" w:hAnsi="Times New Roman" w:cs="Times New Roman"/>
                 <w:sz w:val="18"/>
                 <w:szCs w:val="18"/>
@@ -532,29 +905,445 @@
             </w:r>
             <w:r>
               <w:rPr>
-                <w:rFonts w:ascii="Times New Roman" w:eastAsia="Times New Roman" w:hAnsi="Times New Roman" w:cs="Times New Roman"/>
-                <w:b/>
-                <w:bCs/>
-                <w:sz w:val="18"/>
-                <w:szCs w:val="18"/>
-                <w:lang w:eastAsia="ru-RU"/>
+                <w:rFonts w:ascii="Times New Roman" w:hAnsi="Times New Roman" w:cs="Times New Roman"/>
+                <w:bCs/>
+                <w:sz w:val="18"/>
+                <w:szCs w:val="18"/>
+              </w:rPr>
+              <w:t xml:space="preserve">{% </w:t>
+            </w:r>
+            <w:r>
+              <w:rPr>
+                <w:rFonts w:ascii="Times New Roman" w:hAnsi="Times New Roman" w:cs="Times New Roman"/>
+                <w:bCs/>
+                <w:sz w:val="18"/>
+                <w:szCs w:val="18"/>
+                <w:lang w:val="en-US"/>
+              </w:rPr>
+              <w:t>if</w:t>
+            </w:r>
+            <w:r>
+              <w:rPr>
+                <w:rFonts w:ascii="Times New Roman" w:hAnsi="Times New Roman" w:cs="Times New Roman"/>
+                <w:bCs/>
+                <w:sz w:val="18"/>
+                <w:szCs w:val="18"/>
+              </w:rPr>
+              <w:t xml:space="preserve"> </w:t>
+            </w:r>
+            <w:r>
+              <w:rPr>
+                <w:rFonts w:ascii="Times New Roman" w:hAnsi="Times New Roman" w:cs="Times New Roman"/>
+                <w:bCs/>
+                <w:sz w:val="18"/>
+                <w:szCs w:val="18"/>
+                <w:lang w:val="en-US"/>
+              </w:rPr>
+              <w:t>seller</w:t>
+            </w:r>
+            <w:r>
+              <w:rPr>
+                <w:rFonts w:ascii="Times New Roman" w:hAnsi="Times New Roman" w:cs="Times New Roman"/>
+                <w:bCs/>
+                <w:sz w:val="18"/>
+                <w:szCs w:val="18"/>
+              </w:rPr>
+              <w:t>_</w:t>
+            </w:r>
+            <w:r>
+              <w:rPr>
+                <w:rFonts w:ascii="Times New Roman" w:hAnsi="Times New Roman" w:cs="Times New Roman"/>
+                <w:bCs/>
+                <w:sz w:val="18"/>
+                <w:szCs w:val="18"/>
+                <w:lang w:val="en-US"/>
+              </w:rPr>
+              <w:t>type</w:t>
+            </w:r>
+            <w:r>
+              <w:rPr>
+                <w:rFonts w:ascii="Times New Roman" w:hAnsi="Times New Roman" w:cs="Times New Roman"/>
+                <w:bCs/>
+                <w:sz w:val="18"/>
+                <w:szCs w:val="18"/>
+              </w:rPr>
+              <w:t xml:space="preserve"> == ‘</w:t>
+            </w:r>
+            <w:r>
+              <w:rPr>
+                <w:rFonts w:ascii="Times New Roman" w:hAnsi="Times New Roman" w:cs="Times New Roman"/>
+                <w:bCs/>
+                <w:sz w:val="18"/>
+                <w:szCs w:val="18"/>
+                <w:lang w:val="en-US"/>
+              </w:rPr>
+              <w:t>person</w:t>
+            </w:r>
+            <w:r>
+              <w:rPr>
+                <w:rFonts w:ascii="Times New Roman" w:hAnsi="Times New Roman" w:cs="Times New Roman"/>
+                <w:bCs/>
+                <w:sz w:val="18"/>
+                <w:szCs w:val="18"/>
+              </w:rPr>
+              <w:t>’ %}</w:t>
+            </w:r>
+            <w:r>
+              <w:rPr>
+                <w:rFonts w:ascii="Times New Roman" w:hAnsi="Times New Roman" w:cs="Times New Roman"/>
+                <w:b/>
+                <w:sz w:val="18"/>
+                <w:szCs w:val="18"/>
               </w:rPr>
               <w:t xml:space="preserve">{{ </w:t>
             </w:r>
             <w:r>
               <w:rPr>
-                <w:rFonts w:ascii="Times New Roman" w:eastAsia="Times New Roman" w:hAnsi="Times New Roman" w:cs="Times New Roman"/>
-                <w:b/>
-                <w:bCs/>
-                <w:sz w:val="18"/>
-                <w:szCs w:val="18"/>
-                <w:lang w:eastAsia="ru-RU"/>
-              </w:rPr>
-              <w:t>s</w:t>
+                <w:rFonts w:ascii="Times New Roman" w:hAnsi="Times New Roman" w:cs="Times New Roman"/>
+                <w:b/>
+                <w:sz w:val="18"/>
+                <w:szCs w:val="18"/>
+                <w:lang w:val="en-US"/>
+              </w:rPr>
+              <w:t>seller</w:t>
+            </w:r>
+            <w:r>
+              <w:rPr>
+                <w:rFonts w:ascii="Times New Roman" w:hAnsi="Times New Roman" w:cs="Times New Roman"/>
+                <w:b/>
+                <w:sz w:val="18"/>
+                <w:szCs w:val="18"/>
+              </w:rPr>
+              <w:t>_</w:t>
+            </w:r>
+            <w:r>
+              <w:rPr>
+                <w:rFonts w:ascii="Times New Roman" w:hAnsi="Times New Roman" w:cs="Times New Roman"/>
+                <w:b/>
+                <w:sz w:val="18"/>
+                <w:szCs w:val="18"/>
+                <w:lang w:val="en-US"/>
+              </w:rPr>
+              <w:t>last</w:t>
+            </w:r>
+            <w:r>
+              <w:rPr>
+                <w:rFonts w:ascii="Times New Roman" w:hAnsi="Times New Roman" w:cs="Times New Roman"/>
+                <w:b/>
+                <w:sz w:val="18"/>
+                <w:szCs w:val="18"/>
+              </w:rPr>
+              <w:t>_</w:t>
+            </w:r>
+            <w:r>
+              <w:rPr>
+                <w:rFonts w:ascii="Times New Roman" w:hAnsi="Times New Roman" w:cs="Times New Roman"/>
+                <w:b/>
+                <w:sz w:val="18"/>
+                <w:szCs w:val="18"/>
+                <w:lang w:val="en-US"/>
+              </w:rPr>
+              <w:t>name</w:t>
+            </w:r>
+            <w:r>
+              <w:rPr>
+                <w:rFonts w:ascii="Times New Roman" w:hAnsi="Times New Roman" w:cs="Times New Roman"/>
+                <w:b/>
+                <w:sz w:val="18"/>
+                <w:szCs w:val="18"/>
+              </w:rPr>
+              <w:t xml:space="preserve"> }} {{ </w:t>
+            </w:r>
+            <w:r>
+              <w:rPr>
+                <w:rFonts w:ascii="Times New Roman" w:hAnsi="Times New Roman" w:cs="Times New Roman"/>
+                <w:b/>
+                <w:sz w:val="18"/>
+                <w:szCs w:val="18"/>
+                <w:lang w:val="en-US"/>
+              </w:rPr>
+              <w:t>seller</w:t>
+            </w:r>
+            <w:r>
+              <w:rPr>
+                <w:rFonts w:ascii="Times New Roman" w:hAnsi="Times New Roman" w:cs="Times New Roman"/>
+                <w:b/>
+                <w:sz w:val="18"/>
+                <w:szCs w:val="18"/>
+              </w:rPr>
+              <w:t>_</w:t>
+            </w:r>
+            <w:r>
+              <w:rPr>
+                <w:rFonts w:ascii="Times New Roman" w:hAnsi="Times New Roman" w:cs="Times New Roman"/>
+                <w:b/>
+                <w:sz w:val="18"/>
+                <w:szCs w:val="18"/>
+                <w:lang w:val="en-US"/>
+              </w:rPr>
+              <w:t>first</w:t>
+            </w:r>
+            <w:r>
+              <w:rPr>
+                <w:rFonts w:ascii="Times New Roman" w:hAnsi="Times New Roman" w:cs="Times New Roman"/>
+                <w:b/>
+                <w:sz w:val="18"/>
+                <w:szCs w:val="18"/>
+              </w:rPr>
+              <w:t>_</w:t>
+            </w:r>
+            <w:r>
+              <w:rPr>
+                <w:rFonts w:ascii="Times New Roman" w:hAnsi="Times New Roman" w:cs="Times New Roman"/>
+                <w:b/>
+                <w:sz w:val="18"/>
+                <w:szCs w:val="18"/>
+                <w:lang w:val="en-US"/>
+              </w:rPr>
+              <w:t>name</w:t>
+            </w:r>
+            <w:r>
+              <w:rPr>
+                <w:rFonts w:ascii="Times New Roman" w:hAnsi="Times New Roman" w:cs="Times New Roman"/>
+                <w:b/>
+                <w:sz w:val="18"/>
+                <w:szCs w:val="18"/>
+              </w:rPr>
+              <w:t xml:space="preserve"> }} {{ </w:t>
+            </w:r>
+            <w:r>
+              <w:rPr>
+                <w:rFonts w:ascii="Times New Roman" w:hAnsi="Times New Roman" w:cs="Times New Roman"/>
+                <w:b/>
+                <w:sz w:val="18"/>
+                <w:szCs w:val="18"/>
+                <w:lang w:val="en-US"/>
+              </w:rPr>
+              <w:t>seller</w:t>
+            </w:r>
+            <w:r>
+              <w:rPr>
+                <w:rFonts w:ascii="Times New Roman" w:hAnsi="Times New Roman" w:cs="Times New Roman"/>
+                <w:b/>
+                <w:sz w:val="18"/>
+                <w:szCs w:val="18"/>
+              </w:rPr>
+              <w:t>_</w:t>
+            </w:r>
+            <w:r>
+              <w:rPr>
+                <w:rFonts w:ascii="Times New Roman" w:hAnsi="Times New Roman" w:cs="Times New Roman"/>
+                <w:b/>
+                <w:sz w:val="18"/>
+                <w:szCs w:val="18"/>
+                <w:lang w:val="en-US"/>
+              </w:rPr>
+              <w:t>middle</w:t>
+            </w:r>
+            <w:r>
+              <w:rPr>
+                <w:rFonts w:ascii="Times New Roman" w:hAnsi="Times New Roman" w:cs="Times New Roman"/>
+                <w:b/>
+                <w:sz w:val="18"/>
+                <w:szCs w:val="18"/>
+              </w:rPr>
+              <w:t>_</w:t>
+            </w:r>
+            <w:r>
+              <w:rPr>
+                <w:rFonts w:ascii="Times New Roman" w:hAnsi="Times New Roman" w:cs="Times New Roman"/>
+                <w:b/>
+                <w:sz w:val="18"/>
+                <w:szCs w:val="18"/>
+                <w:lang w:val="en-US"/>
+              </w:rPr>
+              <w:t>name</w:t>
+            </w:r>
+            <w:r>
+              <w:rPr>
+                <w:rFonts w:ascii="Times New Roman" w:hAnsi="Times New Roman" w:cs="Times New Roman"/>
+                <w:b/>
+                <w:sz w:val="18"/>
+                <w:szCs w:val="18"/>
+              </w:rPr>
+              <w:t xml:space="preserve"> }} </w:t>
+            </w:r>
+            <w:r>
+              <w:rPr>
+                <w:rFonts w:ascii="Times New Roman" w:hAnsi="Times New Roman" w:cs="Times New Roman"/>
+                <w:bCs/>
+                <w:sz w:val="18"/>
+                <w:szCs w:val="18"/>
+              </w:rPr>
+              <w:t xml:space="preserve">{% </w:t>
             </w:r>
             <w:proofErr w:type="spellStart"/>
             <w:r>
               <w:rPr>
+                <w:rFonts w:ascii="Times New Roman" w:hAnsi="Times New Roman" w:cs="Times New Roman"/>
+                <w:bCs/>
+                <w:sz w:val="18"/>
+                <w:szCs w:val="18"/>
+                <w:lang w:val="en-US"/>
+              </w:rPr>
+              <w:t>elif</w:t>
+            </w:r>
+            <w:proofErr w:type="spellEnd"/>
+            <w:r>
+              <w:rPr>
+                <w:rFonts w:ascii="Times New Roman" w:hAnsi="Times New Roman" w:cs="Times New Roman"/>
+                <w:bCs/>
+                <w:sz w:val="18"/>
+                <w:szCs w:val="18"/>
+              </w:rPr>
+              <w:t xml:space="preserve"> </w:t>
+            </w:r>
+            <w:r>
+              <w:rPr>
+                <w:rFonts w:ascii="Times New Roman" w:hAnsi="Times New Roman" w:cs="Times New Roman"/>
+                <w:bCs/>
+                <w:sz w:val="18"/>
+                <w:szCs w:val="18"/>
+                <w:lang w:val="en-US"/>
+              </w:rPr>
+              <w:t>seller</w:t>
+            </w:r>
+            <w:r>
+              <w:rPr>
+                <w:rFonts w:ascii="Times New Roman" w:hAnsi="Times New Roman" w:cs="Times New Roman"/>
+                <w:bCs/>
+                <w:sz w:val="18"/>
+                <w:szCs w:val="18"/>
+              </w:rPr>
+              <w:t>_</w:t>
+            </w:r>
+            <w:r>
+              <w:rPr>
+                <w:rFonts w:ascii="Times New Roman" w:hAnsi="Times New Roman" w:cs="Times New Roman"/>
+                <w:bCs/>
+                <w:sz w:val="18"/>
+                <w:szCs w:val="18"/>
+                <w:lang w:val="en-US"/>
+              </w:rPr>
+              <w:t>type</w:t>
+            </w:r>
+            <w:r>
+              <w:rPr>
+                <w:rFonts w:ascii="Times New Roman" w:hAnsi="Times New Roman" w:cs="Times New Roman"/>
+                <w:bCs/>
+                <w:sz w:val="18"/>
+                <w:szCs w:val="18"/>
+              </w:rPr>
+              <w:t xml:space="preserve"> </w:t>
+            </w:r>
+            <w:r>
+              <w:rPr>
+                <w:rFonts w:ascii="Times New Roman" w:hAnsi="Times New Roman" w:cs="Times New Roman"/>
+                <w:bCs/>
+                <w:sz w:val="18"/>
+                <w:szCs w:val="18"/>
+                <w:lang w:val="en-US"/>
+              </w:rPr>
+              <w:t>in</w:t>
+            </w:r>
+            <w:r>
+              <w:rPr>
+                <w:rFonts w:ascii="Times New Roman" w:hAnsi="Times New Roman" w:cs="Times New Roman"/>
+                <w:bCs/>
+                <w:sz w:val="18"/>
+                <w:szCs w:val="18"/>
+              </w:rPr>
+              <w:t xml:space="preserve"> ['</w:t>
+            </w:r>
+            <w:r>
+              <w:rPr>
+                <w:rFonts w:ascii="Times New Roman" w:hAnsi="Times New Roman" w:cs="Times New Roman"/>
+                <w:bCs/>
+                <w:sz w:val="18"/>
+                <w:szCs w:val="18"/>
+                <w:lang w:val="en-US"/>
+              </w:rPr>
+              <w:t>internal</w:t>
+            </w:r>
+            <w:r>
+              <w:rPr>
+                <w:rFonts w:ascii="Times New Roman" w:hAnsi="Times New Roman" w:cs="Times New Roman"/>
+                <w:bCs/>
+                <w:sz w:val="18"/>
+                <w:szCs w:val="18"/>
+              </w:rPr>
+              <w:t>_</w:t>
+            </w:r>
+            <w:r>
+              <w:rPr>
+                <w:rFonts w:ascii="Times New Roman" w:hAnsi="Times New Roman" w:cs="Times New Roman"/>
+                <w:bCs/>
+                <w:sz w:val="18"/>
+                <w:szCs w:val="18"/>
+                <w:lang w:val="en-US"/>
+              </w:rPr>
+              <w:t>company</w:t>
+            </w:r>
+            <w:r>
+              <w:rPr>
+                <w:rFonts w:ascii="Times New Roman" w:hAnsi="Times New Roman" w:cs="Times New Roman"/>
+                <w:bCs/>
+                <w:sz w:val="18"/>
+                <w:szCs w:val="18"/>
+              </w:rPr>
+              <w:t>', '</w:t>
+            </w:r>
+            <w:r>
+              <w:rPr>
+                <w:rFonts w:ascii="Times New Roman" w:hAnsi="Times New Roman" w:cs="Times New Roman"/>
+                <w:bCs/>
+                <w:sz w:val="18"/>
+                <w:szCs w:val="18"/>
+                <w:lang w:val="en-US"/>
+              </w:rPr>
+              <w:t>external</w:t>
+            </w:r>
+            <w:r>
+              <w:rPr>
+                <w:rFonts w:ascii="Times New Roman" w:hAnsi="Times New Roman" w:cs="Times New Roman"/>
+                <w:bCs/>
+                <w:sz w:val="18"/>
+                <w:szCs w:val="18"/>
+              </w:rPr>
+              <w:t>_</w:t>
+            </w:r>
+            <w:r>
+              <w:rPr>
+                <w:rFonts w:ascii="Times New Roman" w:hAnsi="Times New Roman" w:cs="Times New Roman"/>
+                <w:bCs/>
+                <w:sz w:val="18"/>
+                <w:szCs w:val="18"/>
+                <w:lang w:val="en-US"/>
+              </w:rPr>
+              <w:t>company</w:t>
+            </w:r>
+            <w:r>
+              <w:rPr>
+                <w:rFonts w:ascii="Times New Roman" w:hAnsi="Times New Roman" w:cs="Times New Roman"/>
+                <w:bCs/>
+                <w:sz w:val="18"/>
+                <w:szCs w:val="18"/>
+              </w:rPr>
+              <w:t>'] %}</w:t>
+            </w:r>
+            <w:r>
+              <w:rPr>
+                <w:rFonts w:ascii="Times New Roman" w:eastAsia="Times New Roman" w:hAnsi="Times New Roman" w:cs="Times New Roman"/>
+                <w:b/>
+                <w:bCs/>
+                <w:sz w:val="18"/>
+                <w:szCs w:val="18"/>
+                <w:lang w:eastAsia="ru-RU"/>
+              </w:rPr>
+              <w:t xml:space="preserve">{{ </w:t>
+            </w:r>
+            <w:r>
+              <w:rPr>
                 <w:rFonts w:ascii="Times New Roman" w:eastAsia="Times New Roman" w:hAnsi="Times New Roman" w:cs="Times New Roman"/>
                 <w:b/>
                 <w:bCs/>
@@ -562,7 +1351,30 @@
                 <w:szCs w:val="18"/>
                 <w:lang w:val="en-US" w:eastAsia="ru-RU"/>
               </w:rPr>
-              <w:t>eller</w:t>
+              <w:t>seller</w:t>
+            </w:r>
+            <w:r>
+              <w:rPr>
+                <w:rFonts w:ascii="Times New Roman" w:eastAsia="Times New Roman" w:hAnsi="Times New Roman" w:cs="Times New Roman"/>
+                <w:b/>
+                <w:bCs/>
+                <w:sz w:val="18"/>
+                <w:szCs w:val="18"/>
+                <w:lang w:eastAsia="ru-RU"/>
+              </w:rPr>
+              <w:t>_</w:t>
+            </w:r>
+            <w:proofErr w:type="spellStart"/>
+            <w:r>
+              <w:rPr>
+                <w:rFonts w:ascii="Times New Roman" w:eastAsia="Times New Roman" w:hAnsi="Times New Roman" w:cs="Times New Roman"/>
+                <w:b/>
+                <w:bCs/>
+                <w:sz w:val="18"/>
+                <w:szCs w:val="18"/>
+                <w:lang w:eastAsia="ru-RU"/>
+              </w:rPr>
+              <w:t>name</w:t>
             </w:r>
             <w:proofErr w:type="spellEnd"/>
             <w:r>
@@ -574,51 +1386,35 @@
                 <w:szCs w:val="18"/>
                 <w:lang w:eastAsia="ru-RU"/>
               </w:rPr>
-              <w:t>_</w:t>
-            </w:r>
-            <w:r>
-              <w:rPr>
-                <w:rFonts w:ascii="Times New Roman" w:eastAsia="Times New Roman" w:hAnsi="Times New Roman" w:cs="Times New Roman"/>
-                <w:b/>
-                <w:bCs/>
-                <w:sz w:val="18"/>
-                <w:szCs w:val="18"/>
-                <w:lang w:val="en-US" w:eastAsia="ru-RU"/>
-              </w:rPr>
-              <w:t>name</w:t>
-            </w:r>
-            <w:r>
-              <w:rPr>
-                <w:rFonts w:ascii="Times New Roman" w:eastAsia="Times New Roman" w:hAnsi="Times New Roman" w:cs="Times New Roman"/>
-                <w:b/>
-                <w:bCs/>
-                <w:sz w:val="18"/>
-                <w:szCs w:val="18"/>
-                <w:lang w:eastAsia="ru-RU"/>
-              </w:rPr>
-              <w:t xml:space="preserve"> </w:t>
-            </w:r>
-            <w:r>
-              <w:rPr>
-                <w:rFonts w:ascii="Times New Roman" w:eastAsia="Times New Roman" w:hAnsi="Times New Roman" w:cs="Times New Roman"/>
-                <w:b/>
-                <w:bCs/>
-                <w:sz w:val="18"/>
-                <w:szCs w:val="18"/>
-                <w:lang w:eastAsia="ru-RU"/>
-              </w:rPr>
-              <w:t>}}</w:t>
-            </w:r>
-            <w:r>
-              <w:rPr>
-                <w:rFonts w:ascii="Times New Roman" w:eastAsia="Times New Roman" w:hAnsi="Times New Roman" w:cs="Times New Roman"/>
-                <w:b/>
-                <w:bCs/>
-                <w:sz w:val="18"/>
-                <w:szCs w:val="18"/>
-                <w:lang w:eastAsia="ru-RU"/>
-              </w:rPr>
-              <w:t xml:space="preserve"> </w:t>
+              <w:t xml:space="preserve"> }} </w:t>
+            </w:r>
+            <w:r>
+              <w:rPr>
+                <w:rFonts w:ascii="Times New Roman" w:hAnsi="Times New Roman" w:cs="Times New Roman"/>
+                <w:bCs/>
+                <w:sz w:val="18"/>
+                <w:szCs w:val="18"/>
+              </w:rPr>
+              <w:t xml:space="preserve">{% </w:t>
+            </w:r>
+            <w:r>
+              <w:rPr>
+                <w:rFonts w:ascii="Times New Roman" w:hAnsi="Times New Roman" w:cs="Times New Roman"/>
+                <w:bCs/>
+                <w:sz w:val="18"/>
+                <w:szCs w:val="18"/>
+                <w:lang w:val="en-US"/>
+              </w:rPr>
+              <w:t>endif</w:t>
+            </w:r>
+            <w:r>
+              <w:rPr>
+                <w:rFonts w:ascii="Times New Roman" w:hAnsi="Times New Roman" w:cs="Times New Roman"/>
+                <w:bCs/>
+                <w:sz w:val="18"/>
+                <w:szCs w:val="18"/>
+              </w:rPr>
+              <w:t xml:space="preserve"> %}</w:t>
             </w:r>
             <w:r>
               <w:rPr>
@@ -1759,27 +2555,7 @@
                       <w:szCs w:val="18"/>
                       <w:lang w:val="en-US"/>
                     </w:rPr>
-                    <w:t xml:space="preserve"> </w:t>
-                  </w:r>
-                  <w:proofErr w:type="gramStart"/>
-                  <w:r>
-                    <w:rPr>
-                      <w:rFonts w:ascii="Times New Roman" w:hAnsi="Times New Roman" w:cs="Times New Roman"/>
-                      <w:sz w:val="18"/>
-                      <w:szCs w:val="18"/>
-                      <w:lang w:val="en-US"/>
-                    </w:rPr>
-                    <w:t>%}{</w:t>
-                  </w:r>
-                  <w:proofErr w:type="gramEnd"/>
-                  <w:r>
-                    <w:rPr>
-                      <w:rFonts w:ascii="Times New Roman" w:hAnsi="Times New Roman" w:cs="Times New Roman"/>
-                      <w:sz w:val="18"/>
-                      <w:szCs w:val="18"/>
-                      <w:lang w:val="en-US"/>
-                    </w:rPr>
-                    <w:t xml:space="preserve">{ </w:t>
+                    <w:t xml:space="preserve"> %}{{ </w:t>
                   </w:r>
                   <w:proofErr w:type="spellStart"/>
                   <w:r>
@@ -1950,27 +2726,7 @@
                       <w:szCs w:val="18"/>
                       <w:lang w:val="en-US"/>
                     </w:rPr>
-                    <w:t xml:space="preserve"> </w:t>
-                  </w:r>
-                  <w:proofErr w:type="gramStart"/>
-                  <w:r>
-                    <w:rPr>
-                      <w:rFonts w:ascii="Times New Roman" w:hAnsi="Times New Roman" w:cs="Times New Roman"/>
-                      <w:sz w:val="18"/>
-                      <w:szCs w:val="18"/>
-                      <w:lang w:val="en-US"/>
-                    </w:rPr>
-                    <w:t>%}{</w:t>
-                  </w:r>
-                  <w:proofErr w:type="gramEnd"/>
-                  <w:r>
-                    <w:rPr>
-                      <w:rFonts w:ascii="Times New Roman" w:hAnsi="Times New Roman" w:cs="Times New Roman"/>
-                      <w:sz w:val="18"/>
-                      <w:szCs w:val="18"/>
-                      <w:lang w:val="en-US"/>
-                    </w:rPr>
-                    <w:t>{</w:t>
+                    <w:t xml:space="preserve"> %}{{</w:t>
                   </w:r>
                   <w:proofErr w:type="spellStart"/>
                   <w:r>
@@ -3392,17 +4148,8 @@
                 <w:szCs w:val="18"/>
                 <w:lang w:eastAsia="ru-RU"/>
               </w:rPr>
-              <w:t xml:space="preserve">4.1. Поверенный обязуется в течение 2 (двух) банковских дней со дня постановки покупателем ТС на учет в ГИБДД, но не ранее 10 (десяти) банковских дней с даты получения Поверенным от покупателя денежных средств в оплату ТС и подписания между Поверенным и </w:t>
-            </w:r>
-            <w:r>
-              <w:rPr>
-                <w:rFonts w:ascii="Times New Roman" w:eastAsia="Times New Roman" w:hAnsi="Times New Roman" w:cs="Times New Roman"/>
-                <w:sz w:val="18"/>
-                <w:szCs w:val="18"/>
-                <w:lang w:eastAsia="ru-RU"/>
-              </w:rPr>
               <w:lastRenderedPageBreak/>
-              <w:t xml:space="preserve">покупателем Акта приема-передачи ТС перечислить Доверителю денежные средства в размере цены реализации ТС, указанной в п. 2.1.2. Договора за вычетом причитающегося Поверенному вознаграждения и расходов, связанных с выполнением поручения. </w:t>
+              <w:t xml:space="preserve">4.1. Поверенный обязуется в течение 2 (двух) банковских дней со дня постановки покупателем ТС на учет в ГИБДД, но не ранее 10 (десяти) банковских дней с даты получения Поверенным от покупателя денежных средств в оплату ТС и подписания между Поверенным и покупателем Акта приема-передачи ТС перечислить Доверителю денежные средства в размере цены реализации ТС, указанной в п. 2.1.2. Договора за вычетом причитающегося Поверенному вознаграждения и расходов, связанных с выполнением поручения. </w:t>
             </w:r>
             <w:r>
               <w:rPr>
@@ -4387,7 +5134,6 @@
                 <w:lang w:val="en-US"/>
               </w:rPr>
             </w:pPr>
-            <w:proofErr w:type="gramStart"/>
             <w:r>
               <w:rPr>
                 <w:rFonts w:ascii="Times New Roman" w:hAnsi="Times New Roman" w:cs="Times New Roman"/>
@@ -4407,18 +5153,7 @@
                 <w:szCs w:val="18"/>
                 <w:lang w:val="en-US"/>
               </w:rPr>
-              <w:t>seller</w:t>
-            </w:r>
-            <w:proofErr w:type="gramEnd"/>
-            <w:r>
-              <w:rPr>
-                <w:rFonts w:ascii="Times New Roman" w:hAnsi="Times New Roman" w:cs="Times New Roman"/>
-                <w:b/>
-                <w:sz w:val="18"/>
-                <w:szCs w:val="18"/>
-                <w:lang w:val="en-US"/>
-              </w:rPr>
-              <w:t>_name</w:t>
+              <w:t>seller_name</w:t>
             </w:r>
             <w:proofErr w:type="spellEnd"/>
             <w:r>
@@ -4485,9 +5220,330 @@
                 <w:szCs w:val="18"/>
                 <w:lang w:val="en-US"/>
               </w:rPr>
-              <w:t xml:space="preserve">: </w:t>
-            </w:r>
-            <w:proofErr w:type="gramStart"/>
+              <w:t xml:space="preserve">: {{ </w:t>
+            </w:r>
+            <w:proofErr w:type="spellStart"/>
+            <w:r>
+              <w:rPr>
+                <w:rFonts w:ascii="Times New Roman" w:hAnsi="Times New Roman" w:cs="Times New Roman"/>
+                <w:bCs/>
+                <w:sz w:val="18"/>
+                <w:szCs w:val="18"/>
+                <w:lang w:val="en-US"/>
+              </w:rPr>
+              <w:t>seller_legal_address</w:t>
+            </w:r>
+            <w:proofErr w:type="spellEnd"/>
+            <w:r>
+              <w:rPr>
+                <w:rFonts w:ascii="Times New Roman" w:hAnsi="Times New Roman" w:cs="Times New Roman"/>
+                <w:bCs/>
+                <w:sz w:val="18"/>
+                <w:szCs w:val="18"/>
+                <w:lang w:val="en-US"/>
+              </w:rPr>
+              <w:t xml:space="preserve"> }}</w:t>
+            </w:r>
+          </w:p>
+          <w:p>
+            <w:pPr>
+              <w:pStyle w:val="ConsPlusNonformat"/>
+              <w:rPr>
+                <w:rFonts w:ascii="Times New Roman" w:hAnsi="Times New Roman" w:cs="Times New Roman"/>
+                <w:bCs/>
+                <w:sz w:val="18"/>
+                <w:szCs w:val="18"/>
+                <w:lang w:val="en-US"/>
+              </w:rPr>
+            </w:pPr>
+            <w:proofErr w:type="spellStart"/>
+            <w:r>
+              <w:rPr>
+                <w:rFonts w:ascii="Times New Roman" w:hAnsi="Times New Roman" w:cs="Times New Roman"/>
+                <w:bCs/>
+                <w:sz w:val="18"/>
+                <w:szCs w:val="18"/>
+                <w:lang w:val="en-US"/>
+              </w:rPr>
+              <w:t>эл</w:t>
+            </w:r>
+            <w:proofErr w:type="spellEnd"/>
+            <w:r>
+              <w:rPr>
+                <w:rFonts w:ascii="Times New Roman" w:hAnsi="Times New Roman" w:cs="Times New Roman"/>
+                <w:bCs/>
+                <w:sz w:val="18"/>
+                <w:szCs w:val="18"/>
+                <w:lang w:val="en-US"/>
+              </w:rPr>
+              <w:t xml:space="preserve">. </w:t>
+            </w:r>
+            <w:proofErr w:type="spellStart"/>
+            <w:r>
+              <w:rPr>
+                <w:rFonts w:ascii="Times New Roman" w:hAnsi="Times New Roman" w:cs="Times New Roman"/>
+                <w:bCs/>
+                <w:sz w:val="18"/>
+                <w:szCs w:val="18"/>
+                <w:lang w:val="en-US"/>
+              </w:rPr>
+              <w:t>почта</w:t>
+            </w:r>
+            <w:proofErr w:type="spellEnd"/>
+            <w:r>
+              <w:rPr>
+                <w:rFonts w:ascii="Times New Roman" w:hAnsi="Times New Roman" w:cs="Times New Roman"/>
+                <w:bCs/>
+                <w:sz w:val="18"/>
+                <w:szCs w:val="18"/>
+                <w:lang w:val="en-US"/>
+              </w:rPr>
+              <w:t xml:space="preserve">: {{ </w:t>
+            </w:r>
+            <w:proofErr w:type="spellStart"/>
+            <w:r>
+              <w:rPr>
+                <w:rFonts w:ascii="Times New Roman" w:hAnsi="Times New Roman" w:cs="Times New Roman"/>
+                <w:bCs/>
+                <w:sz w:val="18"/>
+                <w:szCs w:val="18"/>
+                <w:lang w:val="en-US"/>
+              </w:rPr>
+              <w:t>seller_email</w:t>
+            </w:r>
+            <w:proofErr w:type="spellEnd"/>
+            <w:r>
+              <w:rPr>
+                <w:rFonts w:ascii="Times New Roman" w:hAnsi="Times New Roman" w:cs="Times New Roman"/>
+                <w:bCs/>
+                <w:sz w:val="18"/>
+                <w:szCs w:val="18"/>
+                <w:lang w:val="en-US"/>
+              </w:rPr>
+              <w:t xml:space="preserve"> }}</w:t>
+            </w:r>
+          </w:p>
+          <w:p>
+            <w:pPr>
+              <w:pStyle w:val="ConsPlusNonformat"/>
+              <w:rPr>
+                <w:rFonts w:ascii="Times New Roman" w:hAnsi="Times New Roman" w:cs="Times New Roman"/>
+                <w:bCs/>
+                <w:sz w:val="18"/>
+                <w:szCs w:val="18"/>
+                <w:lang w:val="en-US"/>
+              </w:rPr>
+            </w:pPr>
+            <w:proofErr w:type="spellStart"/>
+            <w:r>
+              <w:rPr>
+                <w:rFonts w:ascii="Times New Roman" w:hAnsi="Times New Roman" w:cs="Times New Roman"/>
+                <w:bCs/>
+                <w:sz w:val="18"/>
+                <w:szCs w:val="18"/>
+                <w:lang w:val="en-US"/>
+              </w:rPr>
+              <w:t>тел</w:t>
+            </w:r>
+            <w:proofErr w:type="spellEnd"/>
+            <w:r>
+              <w:rPr>
+                <w:rFonts w:ascii="Times New Roman" w:hAnsi="Times New Roman" w:cs="Times New Roman"/>
+                <w:bCs/>
+                <w:sz w:val="18"/>
+                <w:szCs w:val="18"/>
+                <w:lang w:val="en-US"/>
+              </w:rPr>
+              <w:t xml:space="preserve">: {{ </w:t>
+            </w:r>
+            <w:proofErr w:type="spellStart"/>
+            <w:r>
+              <w:rPr>
+                <w:rFonts w:ascii="Times New Roman" w:hAnsi="Times New Roman" w:cs="Times New Roman"/>
+                <w:bCs/>
+                <w:sz w:val="18"/>
+                <w:szCs w:val="18"/>
+                <w:lang w:val="en-US"/>
+              </w:rPr>
+              <w:t>seller_phone</w:t>
+            </w:r>
+            <w:proofErr w:type="spellEnd"/>
+            <w:r>
+              <w:rPr>
+                <w:rFonts w:ascii="Times New Roman" w:hAnsi="Times New Roman" w:cs="Times New Roman"/>
+                <w:bCs/>
+                <w:sz w:val="18"/>
+                <w:szCs w:val="18"/>
+                <w:lang w:val="en-US"/>
+              </w:rPr>
+              <w:t xml:space="preserve"> }}</w:t>
+            </w:r>
+          </w:p>
+          <w:p>
+            <w:pPr>
+              <w:pStyle w:val="ConsPlusNonformat"/>
+              <w:rPr>
+                <w:rFonts w:ascii="Times New Roman" w:hAnsi="Times New Roman" w:cs="Times New Roman"/>
+                <w:bCs/>
+                <w:sz w:val="18"/>
+                <w:szCs w:val="18"/>
+                <w:lang w:val="en-US"/>
+              </w:rPr>
+            </w:pPr>
+            <w:r>
+              <w:rPr>
+                <w:rFonts w:ascii="Times New Roman" w:hAnsi="Times New Roman" w:cs="Times New Roman"/>
+                <w:bCs/>
+                <w:sz w:val="18"/>
+                <w:szCs w:val="18"/>
+                <w:lang w:val="en-US"/>
+              </w:rPr>
+              <w:t xml:space="preserve">ОГРН {{ </w:t>
+            </w:r>
+            <w:proofErr w:type="spellStart"/>
+            <w:r>
+              <w:rPr>
+                <w:rFonts w:ascii="Times New Roman" w:hAnsi="Times New Roman" w:cs="Times New Roman"/>
+                <w:bCs/>
+                <w:sz w:val="18"/>
+                <w:szCs w:val="18"/>
+                <w:lang w:val="en-US"/>
+              </w:rPr>
+              <w:t>seller_ogrn</w:t>
+            </w:r>
+            <w:proofErr w:type="spellEnd"/>
+            <w:r>
+              <w:rPr>
+                <w:rFonts w:ascii="Times New Roman" w:hAnsi="Times New Roman" w:cs="Times New Roman"/>
+                <w:bCs/>
+                <w:sz w:val="18"/>
+                <w:szCs w:val="18"/>
+                <w:lang w:val="en-US"/>
+              </w:rPr>
+              <w:t xml:space="preserve"> }}</w:t>
+            </w:r>
+          </w:p>
+          <w:p>
+            <w:pPr>
+              <w:pStyle w:val="ConsPlusNonformat"/>
+              <w:rPr>
+                <w:rFonts w:ascii="Times New Roman" w:hAnsi="Times New Roman" w:cs="Times New Roman"/>
+                <w:bCs/>
+                <w:sz w:val="18"/>
+                <w:szCs w:val="18"/>
+                <w:lang w:val="en-US"/>
+              </w:rPr>
+            </w:pPr>
+            <w:r>
+              <w:rPr>
+                <w:rFonts w:ascii="Times New Roman" w:hAnsi="Times New Roman" w:cs="Times New Roman"/>
+                <w:bCs/>
+                <w:sz w:val="18"/>
+                <w:szCs w:val="18"/>
+                <w:lang w:val="en-US"/>
+              </w:rPr>
+              <w:t xml:space="preserve">ИНН {{ </w:t>
+            </w:r>
+            <w:proofErr w:type="spellStart"/>
+            <w:r>
+              <w:rPr>
+                <w:rFonts w:ascii="Times New Roman" w:hAnsi="Times New Roman" w:cs="Times New Roman"/>
+                <w:bCs/>
+                <w:sz w:val="18"/>
+                <w:szCs w:val="18"/>
+                <w:lang w:val="en-US"/>
+              </w:rPr>
+              <w:t>seller_inn</w:t>
+            </w:r>
+            <w:proofErr w:type="spellEnd"/>
+            <w:r>
+              <w:rPr>
+                <w:rFonts w:ascii="Times New Roman" w:hAnsi="Times New Roman" w:cs="Times New Roman"/>
+                <w:bCs/>
+                <w:sz w:val="18"/>
+                <w:szCs w:val="18"/>
+                <w:lang w:val="en-US"/>
+              </w:rPr>
+              <w:t xml:space="preserve"> }} КПП {{ </w:t>
+            </w:r>
+            <w:proofErr w:type="spellStart"/>
+            <w:r>
+              <w:rPr>
+                <w:rFonts w:ascii="Times New Roman" w:hAnsi="Times New Roman" w:cs="Times New Roman"/>
+                <w:bCs/>
+                <w:sz w:val="18"/>
+                <w:szCs w:val="18"/>
+                <w:lang w:val="en-US"/>
+              </w:rPr>
+              <w:t>seller_kpp</w:t>
+            </w:r>
+            <w:proofErr w:type="spellEnd"/>
+            <w:r>
+              <w:rPr>
+                <w:rFonts w:ascii="Times New Roman" w:hAnsi="Times New Roman" w:cs="Times New Roman"/>
+                <w:bCs/>
+                <w:sz w:val="18"/>
+                <w:szCs w:val="18"/>
+                <w:lang w:val="en-US"/>
+              </w:rPr>
+              <w:t xml:space="preserve"> }}</w:t>
+            </w:r>
+          </w:p>
+          <w:p>
+            <w:pPr>
+              <w:pStyle w:val="ConsPlusNonformat"/>
+              <w:rPr>
+                <w:rFonts w:ascii="Times New Roman" w:hAnsi="Times New Roman" w:cs="Times New Roman"/>
+                <w:bCs/>
+                <w:sz w:val="18"/>
+                <w:szCs w:val="18"/>
+                <w:lang w:val="en-US"/>
+              </w:rPr>
+            </w:pPr>
+            <w:r>
+              <w:rPr>
+                <w:rFonts w:ascii="Times New Roman" w:hAnsi="Times New Roman" w:cs="Times New Roman"/>
+                <w:bCs/>
+                <w:sz w:val="18"/>
+                <w:szCs w:val="18"/>
+                <w:lang w:val="en-US"/>
+              </w:rPr>
+              <w:t xml:space="preserve">р/с {{ </w:t>
+            </w:r>
+            <w:proofErr w:type="spellStart"/>
+            <w:r>
+              <w:rPr>
+                <w:rFonts w:ascii="Times New Roman" w:hAnsi="Times New Roman" w:cs="Times New Roman"/>
+                <w:bCs/>
+                <w:sz w:val="18"/>
+                <w:szCs w:val="18"/>
+                <w:lang w:val="en-US"/>
+              </w:rPr>
+              <w:t>seller_bank_account</w:t>
+            </w:r>
+            <w:proofErr w:type="spellEnd"/>
+            <w:r>
+              <w:rPr>
+                <w:rFonts w:ascii="Times New Roman" w:hAnsi="Times New Roman" w:cs="Times New Roman"/>
+                <w:bCs/>
+                <w:sz w:val="18"/>
+                <w:szCs w:val="18"/>
+                <w:lang w:val="en-US"/>
+              </w:rPr>
+              <w:t xml:space="preserve"> }}</w:t>
+            </w:r>
+          </w:p>
+          <w:p>
+            <w:pPr>
+              <w:pStyle w:val="ConsPlusNonformat"/>
+              <w:rPr>
+                <w:rFonts w:ascii="Times New Roman" w:hAnsi="Times New Roman" w:cs="Times New Roman"/>
+                <w:bCs/>
+                <w:sz w:val="18"/>
+                <w:szCs w:val="18"/>
+                <w:lang w:val="en-US"/>
+              </w:rPr>
+            </w:pPr>
             <w:r>
               <w:rPr>
                 <w:rFonts w:ascii="Times New Roman" w:hAnsi="Times New Roman" w:cs="Times New Roman"/>
@@ -4507,18 +5563,7 @@
                 <w:szCs w:val="18"/>
                 <w:lang w:val="en-US"/>
               </w:rPr>
-              <w:t>seller</w:t>
-            </w:r>
-            <w:proofErr w:type="gramEnd"/>
-            <w:r>
-              <w:rPr>
-                <w:rFonts w:ascii="Times New Roman" w:hAnsi="Times New Roman" w:cs="Times New Roman"/>
-                <w:bCs/>
-                <w:sz w:val="18"/>
-                <w:szCs w:val="18"/>
-                <w:lang w:val="en-US"/>
-              </w:rPr>
-              <w:t>_legal_address</w:t>
+              <w:t>seller_bank_name</w:t>
             </w:r>
             <w:proofErr w:type="spellEnd"/>
             <w:r>
@@ -4534,15 +5579,25 @@
           </w:p>
           <w:p>
             <w:pPr>
-              <w:pStyle w:val="ConsPlusNonformat"/>
-              <w:rPr>
-                <w:rFonts w:ascii="Times New Roman" w:hAnsi="Times New Roman" w:cs="Times New Roman"/>
-                <w:bCs/>
-                <w:sz w:val="18"/>
-                <w:szCs w:val="18"/>
-                <w:lang w:val="en-US"/>
-              </w:rPr>
-            </w:pPr>
+              <w:spacing w:line="240" w:lineRule="auto"/>
+              <w:rPr>
+                <w:rFonts w:ascii="Times New Roman" w:hAnsi="Times New Roman" w:cs="Times New Roman"/>
+                <w:color w:val="FF0000"/>
+                <w:sz w:val="18"/>
+                <w:szCs w:val="18"/>
+                <w:lang w:val="en-US"/>
+              </w:rPr>
+            </w:pPr>
+            <w:r>
+              <w:rPr>
+                <w:rFonts w:ascii="Times New Roman" w:hAnsi="Times New Roman" w:cs="Times New Roman"/>
+                <w:bCs/>
+                <w:sz w:val="18"/>
+                <w:szCs w:val="18"/>
+                <w:lang w:val="en-US"/>
+              </w:rPr>
+              <w:t xml:space="preserve">БИК {{ </w:t>
+            </w:r>
             <w:proofErr w:type="spellStart"/>
             <w:r>
               <w:rPr>
@@ -4552,493 +5607,7 @@
                 <w:szCs w:val="18"/>
                 <w:lang w:val="en-US"/>
               </w:rPr>
-              <w:t>эл</w:t>
-            </w:r>
-            <w:proofErr w:type="spellEnd"/>
-            <w:r>
-              <w:rPr>
-                <w:rFonts w:ascii="Times New Roman" w:hAnsi="Times New Roman" w:cs="Times New Roman"/>
-                <w:bCs/>
-                <w:sz w:val="18"/>
-                <w:szCs w:val="18"/>
-                <w:lang w:val="en-US"/>
-              </w:rPr>
-              <w:t xml:space="preserve">. </w:t>
-            </w:r>
-            <w:proofErr w:type="spellStart"/>
-            <w:r>
-              <w:rPr>
-                <w:rFonts w:ascii="Times New Roman" w:hAnsi="Times New Roman" w:cs="Times New Roman"/>
-                <w:bCs/>
-                <w:sz w:val="18"/>
-                <w:szCs w:val="18"/>
-                <w:lang w:val="en-US"/>
-              </w:rPr>
-              <w:t>почта</w:t>
-            </w:r>
-            <w:proofErr w:type="spellEnd"/>
-            <w:r>
-              <w:rPr>
-                <w:rFonts w:ascii="Times New Roman" w:hAnsi="Times New Roman" w:cs="Times New Roman"/>
-                <w:bCs/>
-                <w:sz w:val="18"/>
-                <w:szCs w:val="18"/>
-                <w:lang w:val="en-US"/>
-              </w:rPr>
-              <w:t xml:space="preserve">: </w:t>
-            </w:r>
-            <w:proofErr w:type="gramStart"/>
-            <w:r>
-              <w:rPr>
-                <w:rFonts w:ascii="Times New Roman" w:hAnsi="Times New Roman" w:cs="Times New Roman"/>
-                <w:bCs/>
-                <w:sz w:val="18"/>
-                <w:szCs w:val="18"/>
-                <w:lang w:val="en-US"/>
-              </w:rPr>
-              <w:t xml:space="preserve">{{ </w:t>
-            </w:r>
-            <w:proofErr w:type="spellStart"/>
-            <w:r>
-              <w:rPr>
-                <w:rFonts w:ascii="Times New Roman" w:hAnsi="Times New Roman" w:cs="Times New Roman"/>
-                <w:bCs/>
-                <w:sz w:val="18"/>
-                <w:szCs w:val="18"/>
-                <w:lang w:val="en-US"/>
-              </w:rPr>
-              <w:t>seller</w:t>
-            </w:r>
-            <w:proofErr w:type="gramEnd"/>
-            <w:r>
-              <w:rPr>
-                <w:rFonts w:ascii="Times New Roman" w:hAnsi="Times New Roman" w:cs="Times New Roman"/>
-                <w:bCs/>
-                <w:sz w:val="18"/>
-                <w:szCs w:val="18"/>
-                <w:lang w:val="en-US"/>
-              </w:rPr>
-              <w:t>_email</w:t>
-            </w:r>
-            <w:proofErr w:type="spellEnd"/>
-            <w:r>
-              <w:rPr>
-                <w:rFonts w:ascii="Times New Roman" w:hAnsi="Times New Roman" w:cs="Times New Roman"/>
-                <w:bCs/>
-                <w:sz w:val="18"/>
-                <w:szCs w:val="18"/>
-                <w:lang w:val="en-US"/>
-              </w:rPr>
-              <w:t xml:space="preserve"> }}</w:t>
-            </w:r>
-          </w:p>
-          <w:p>
-            <w:pPr>
-              <w:pStyle w:val="ConsPlusNonformat"/>
-              <w:rPr>
-                <w:rFonts w:ascii="Times New Roman" w:hAnsi="Times New Roman" w:cs="Times New Roman"/>
-                <w:bCs/>
-                <w:sz w:val="18"/>
-                <w:szCs w:val="18"/>
-                <w:lang w:val="en-US"/>
-              </w:rPr>
-            </w:pPr>
-            <w:proofErr w:type="spellStart"/>
-            <w:r>
-              <w:rPr>
-                <w:rFonts w:ascii="Times New Roman" w:hAnsi="Times New Roman" w:cs="Times New Roman"/>
-                <w:bCs/>
-                <w:sz w:val="18"/>
-                <w:szCs w:val="18"/>
-                <w:lang w:val="en-US"/>
-              </w:rPr>
-              <w:t>тел</w:t>
-            </w:r>
-            <w:proofErr w:type="spellEnd"/>
-            <w:r>
-              <w:rPr>
-                <w:rFonts w:ascii="Times New Roman" w:hAnsi="Times New Roman" w:cs="Times New Roman"/>
-                <w:bCs/>
-                <w:sz w:val="18"/>
-                <w:szCs w:val="18"/>
-                <w:lang w:val="en-US"/>
-              </w:rPr>
-              <w:t xml:space="preserve">: </w:t>
-            </w:r>
-            <w:proofErr w:type="gramStart"/>
-            <w:r>
-              <w:rPr>
-                <w:rFonts w:ascii="Times New Roman" w:hAnsi="Times New Roman" w:cs="Times New Roman"/>
-                <w:bCs/>
-                <w:sz w:val="18"/>
-                <w:szCs w:val="18"/>
-                <w:lang w:val="en-US"/>
-              </w:rPr>
-              <w:t xml:space="preserve">{{ </w:t>
-            </w:r>
-            <w:proofErr w:type="spellStart"/>
-            <w:r>
-              <w:rPr>
-                <w:rFonts w:ascii="Times New Roman" w:hAnsi="Times New Roman" w:cs="Times New Roman"/>
-                <w:bCs/>
-                <w:sz w:val="18"/>
-                <w:szCs w:val="18"/>
-                <w:lang w:val="en-US"/>
-              </w:rPr>
-              <w:t>seller</w:t>
-            </w:r>
-            <w:proofErr w:type="gramEnd"/>
-            <w:r>
-              <w:rPr>
-                <w:rFonts w:ascii="Times New Roman" w:hAnsi="Times New Roman" w:cs="Times New Roman"/>
-                <w:bCs/>
-                <w:sz w:val="18"/>
-                <w:szCs w:val="18"/>
-                <w:lang w:val="en-US"/>
-              </w:rPr>
-              <w:t>_phone</w:t>
-            </w:r>
-            <w:proofErr w:type="spellEnd"/>
-            <w:r>
-              <w:rPr>
-                <w:rFonts w:ascii="Times New Roman" w:hAnsi="Times New Roman" w:cs="Times New Roman"/>
-                <w:bCs/>
-                <w:sz w:val="18"/>
-                <w:szCs w:val="18"/>
-                <w:lang w:val="en-US"/>
-              </w:rPr>
-              <w:t xml:space="preserve"> }}</w:t>
-            </w:r>
-          </w:p>
-          <w:p>
-            <w:pPr>
-              <w:pStyle w:val="ConsPlusNonformat"/>
-              <w:rPr>
-                <w:rFonts w:ascii="Times New Roman" w:hAnsi="Times New Roman" w:cs="Times New Roman"/>
-                <w:bCs/>
-                <w:sz w:val="18"/>
-                <w:szCs w:val="18"/>
-                <w:lang w:val="en-US"/>
-              </w:rPr>
-            </w:pPr>
-            <w:r>
-              <w:rPr>
-                <w:rFonts w:ascii="Times New Roman" w:hAnsi="Times New Roman" w:cs="Times New Roman"/>
-                <w:bCs/>
-                <w:sz w:val="18"/>
-                <w:szCs w:val="18"/>
-                <w:lang w:val="en-US"/>
-              </w:rPr>
-              <w:t xml:space="preserve">ОГРН </w:t>
-            </w:r>
-            <w:proofErr w:type="gramStart"/>
-            <w:r>
-              <w:rPr>
-                <w:rFonts w:ascii="Times New Roman" w:hAnsi="Times New Roman" w:cs="Times New Roman"/>
-                <w:bCs/>
-                <w:sz w:val="18"/>
-                <w:szCs w:val="18"/>
-                <w:lang w:val="en-US"/>
-              </w:rPr>
-              <w:t xml:space="preserve">{{ </w:t>
-            </w:r>
-            <w:proofErr w:type="spellStart"/>
-            <w:r>
-              <w:rPr>
-                <w:rFonts w:ascii="Times New Roman" w:hAnsi="Times New Roman" w:cs="Times New Roman"/>
-                <w:bCs/>
-                <w:sz w:val="18"/>
-                <w:szCs w:val="18"/>
-                <w:lang w:val="en-US"/>
-              </w:rPr>
-              <w:t>seller</w:t>
-            </w:r>
-            <w:proofErr w:type="gramEnd"/>
-            <w:r>
-              <w:rPr>
-                <w:rFonts w:ascii="Times New Roman" w:hAnsi="Times New Roman" w:cs="Times New Roman"/>
-                <w:bCs/>
-                <w:sz w:val="18"/>
-                <w:szCs w:val="18"/>
-                <w:lang w:val="en-US"/>
-              </w:rPr>
-              <w:t>_ogrn</w:t>
-            </w:r>
-            <w:proofErr w:type="spellEnd"/>
-            <w:r>
-              <w:rPr>
-                <w:rFonts w:ascii="Times New Roman" w:hAnsi="Times New Roman" w:cs="Times New Roman"/>
-                <w:bCs/>
-                <w:sz w:val="18"/>
-                <w:szCs w:val="18"/>
-                <w:lang w:val="en-US"/>
-              </w:rPr>
-              <w:t xml:space="preserve"> }}</w:t>
-            </w:r>
-          </w:p>
-          <w:p>
-            <w:pPr>
-              <w:pStyle w:val="ConsPlusNonformat"/>
-              <w:rPr>
-                <w:rFonts w:ascii="Times New Roman" w:hAnsi="Times New Roman" w:cs="Times New Roman"/>
-                <w:bCs/>
-                <w:sz w:val="18"/>
-                <w:szCs w:val="18"/>
-                <w:lang w:val="en-US"/>
-              </w:rPr>
-            </w:pPr>
-            <w:r>
-              <w:rPr>
-                <w:rFonts w:ascii="Times New Roman" w:hAnsi="Times New Roman" w:cs="Times New Roman"/>
-                <w:bCs/>
-                <w:sz w:val="18"/>
-                <w:szCs w:val="18"/>
-                <w:lang w:val="en-US"/>
-              </w:rPr>
-              <w:t xml:space="preserve">ИНН </w:t>
-            </w:r>
-            <w:proofErr w:type="gramStart"/>
-            <w:r>
-              <w:rPr>
-                <w:rFonts w:ascii="Times New Roman" w:hAnsi="Times New Roman" w:cs="Times New Roman"/>
-                <w:bCs/>
-                <w:sz w:val="18"/>
-                <w:szCs w:val="18"/>
-                <w:lang w:val="en-US"/>
-              </w:rPr>
-              <w:t xml:space="preserve">{{ </w:t>
-            </w:r>
-            <w:proofErr w:type="spellStart"/>
-            <w:r>
-              <w:rPr>
-                <w:rFonts w:ascii="Times New Roman" w:hAnsi="Times New Roman" w:cs="Times New Roman"/>
-                <w:bCs/>
-                <w:sz w:val="18"/>
-                <w:szCs w:val="18"/>
-                <w:lang w:val="en-US"/>
-              </w:rPr>
-              <w:t>seller</w:t>
-            </w:r>
-            <w:proofErr w:type="gramEnd"/>
-            <w:r>
-              <w:rPr>
-                <w:rFonts w:ascii="Times New Roman" w:hAnsi="Times New Roman" w:cs="Times New Roman"/>
-                <w:bCs/>
-                <w:sz w:val="18"/>
-                <w:szCs w:val="18"/>
-                <w:lang w:val="en-US"/>
-              </w:rPr>
-              <w:t>_inn</w:t>
-            </w:r>
-            <w:proofErr w:type="spellEnd"/>
-            <w:r>
-              <w:rPr>
-                <w:rFonts w:ascii="Times New Roman" w:hAnsi="Times New Roman" w:cs="Times New Roman"/>
-                <w:bCs/>
-                <w:sz w:val="18"/>
-                <w:szCs w:val="18"/>
-                <w:lang w:val="en-US"/>
-              </w:rPr>
-              <w:t xml:space="preserve"> }} КПП {{ </w:t>
-            </w:r>
-            <w:proofErr w:type="spellStart"/>
-            <w:r>
-              <w:rPr>
-                <w:rFonts w:ascii="Times New Roman" w:hAnsi="Times New Roman" w:cs="Times New Roman"/>
-                <w:bCs/>
-                <w:sz w:val="18"/>
-                <w:szCs w:val="18"/>
-                <w:lang w:val="en-US"/>
-              </w:rPr>
-              <w:t>seller_kpp</w:t>
-            </w:r>
-            <w:proofErr w:type="spellEnd"/>
-            <w:r>
-              <w:rPr>
-                <w:rFonts w:ascii="Times New Roman" w:hAnsi="Times New Roman" w:cs="Times New Roman"/>
-                <w:bCs/>
-                <w:sz w:val="18"/>
-                <w:szCs w:val="18"/>
-                <w:lang w:val="en-US"/>
-              </w:rPr>
-              <w:t xml:space="preserve"> }}</w:t>
-            </w:r>
-          </w:p>
-          <w:p>
-            <w:pPr>
-              <w:pStyle w:val="ConsPlusNonformat"/>
-              <w:rPr>
-                <w:rFonts w:ascii="Times New Roman" w:hAnsi="Times New Roman" w:cs="Times New Roman"/>
-                <w:bCs/>
-                <w:sz w:val="18"/>
-                <w:szCs w:val="18"/>
-                <w:lang w:val="en-US"/>
-              </w:rPr>
-            </w:pPr>
-            <w:r>
-              <w:rPr>
-                <w:rFonts w:ascii="Times New Roman" w:hAnsi="Times New Roman" w:cs="Times New Roman"/>
-                <w:bCs/>
-                <w:sz w:val="18"/>
-                <w:szCs w:val="18"/>
-                <w:lang w:val="en-US"/>
-              </w:rPr>
-              <w:t xml:space="preserve">р/с </w:t>
-            </w:r>
-            <w:proofErr w:type="gramStart"/>
-            <w:r>
-              <w:rPr>
-                <w:rFonts w:ascii="Times New Roman" w:hAnsi="Times New Roman" w:cs="Times New Roman"/>
-                <w:bCs/>
-                <w:sz w:val="18"/>
-                <w:szCs w:val="18"/>
-                <w:lang w:val="en-US"/>
-              </w:rPr>
-              <w:t xml:space="preserve">{{ </w:t>
-            </w:r>
-            <w:proofErr w:type="spellStart"/>
-            <w:r>
-              <w:rPr>
-                <w:rFonts w:ascii="Times New Roman" w:hAnsi="Times New Roman" w:cs="Times New Roman"/>
-                <w:bCs/>
-                <w:sz w:val="18"/>
-                <w:szCs w:val="18"/>
-                <w:lang w:val="en-US"/>
-              </w:rPr>
-              <w:t>seller</w:t>
-            </w:r>
-            <w:proofErr w:type="gramEnd"/>
-            <w:r>
-              <w:rPr>
-                <w:rFonts w:ascii="Times New Roman" w:hAnsi="Times New Roman" w:cs="Times New Roman"/>
-                <w:bCs/>
-                <w:sz w:val="18"/>
-                <w:szCs w:val="18"/>
-                <w:lang w:val="en-US"/>
-              </w:rPr>
-              <w:t>_bank_account</w:t>
-            </w:r>
-            <w:proofErr w:type="spellEnd"/>
-            <w:r>
-              <w:rPr>
-                <w:rFonts w:ascii="Times New Roman" w:hAnsi="Times New Roman" w:cs="Times New Roman"/>
-                <w:bCs/>
-                <w:sz w:val="18"/>
-                <w:szCs w:val="18"/>
-                <w:lang w:val="en-US"/>
-              </w:rPr>
-              <w:t xml:space="preserve"> }}</w:t>
-            </w:r>
-          </w:p>
-          <w:p>
-            <w:pPr>
-              <w:pStyle w:val="ConsPlusNonformat"/>
-              <w:rPr>
-                <w:rFonts w:ascii="Times New Roman" w:hAnsi="Times New Roman" w:cs="Times New Roman"/>
-                <w:bCs/>
-                <w:sz w:val="18"/>
-                <w:szCs w:val="18"/>
-                <w:lang w:val="en-US"/>
-              </w:rPr>
-            </w:pPr>
-            <w:proofErr w:type="gramStart"/>
-            <w:r>
-              <w:rPr>
-                <w:rFonts w:ascii="Times New Roman" w:hAnsi="Times New Roman" w:cs="Times New Roman"/>
-                <w:bCs/>
-                <w:sz w:val="18"/>
-                <w:szCs w:val="18"/>
-                <w:lang w:val="en-US"/>
-              </w:rPr>
-              <w:t xml:space="preserve">{{ </w:t>
-            </w:r>
-            <w:proofErr w:type="spellStart"/>
-            <w:r>
-              <w:rPr>
-                <w:rFonts w:ascii="Times New Roman" w:hAnsi="Times New Roman" w:cs="Times New Roman"/>
-                <w:bCs/>
-                <w:sz w:val="18"/>
-                <w:szCs w:val="18"/>
-                <w:lang w:val="en-US"/>
-              </w:rPr>
-              <w:t>seller</w:t>
-            </w:r>
-            <w:proofErr w:type="gramEnd"/>
-            <w:r>
-              <w:rPr>
-                <w:rFonts w:ascii="Times New Roman" w:hAnsi="Times New Roman" w:cs="Times New Roman"/>
-                <w:bCs/>
-                <w:sz w:val="18"/>
-                <w:szCs w:val="18"/>
-                <w:lang w:val="en-US"/>
-              </w:rPr>
-              <w:t>_bank_name</w:t>
-            </w:r>
-            <w:proofErr w:type="spellEnd"/>
-            <w:r>
-              <w:rPr>
-                <w:rFonts w:ascii="Times New Roman" w:hAnsi="Times New Roman" w:cs="Times New Roman"/>
-                <w:bCs/>
-                <w:sz w:val="18"/>
-                <w:szCs w:val="18"/>
-                <w:lang w:val="en-US"/>
-              </w:rPr>
-              <w:t xml:space="preserve"> }}</w:t>
-            </w:r>
-          </w:p>
-          <w:p>
-            <w:pPr>
-              <w:spacing w:line="240" w:lineRule="auto"/>
-              <w:rPr>
-                <w:rFonts w:ascii="Times New Roman" w:hAnsi="Times New Roman" w:cs="Times New Roman"/>
-                <w:color w:val="FF0000"/>
-                <w:sz w:val="18"/>
-                <w:szCs w:val="18"/>
-                <w:lang w:val="en-US"/>
-              </w:rPr>
-            </w:pPr>
-            <w:r>
-              <w:rPr>
-                <w:rFonts w:ascii="Times New Roman" w:hAnsi="Times New Roman" w:cs="Times New Roman"/>
-                <w:bCs/>
-                <w:sz w:val="18"/>
-                <w:szCs w:val="18"/>
-                <w:lang w:val="en-US"/>
-              </w:rPr>
-              <w:t xml:space="preserve">БИК </w:t>
-            </w:r>
-            <w:proofErr w:type="gramStart"/>
-            <w:r>
-              <w:rPr>
-                <w:rFonts w:ascii="Times New Roman" w:hAnsi="Times New Roman" w:cs="Times New Roman"/>
-                <w:bCs/>
-                <w:sz w:val="18"/>
-                <w:szCs w:val="18"/>
-                <w:lang w:val="en-US"/>
-              </w:rPr>
-              <w:t xml:space="preserve">{{ </w:t>
-            </w:r>
-            <w:proofErr w:type="spellStart"/>
-            <w:r>
-              <w:rPr>
-                <w:rFonts w:ascii="Times New Roman" w:hAnsi="Times New Roman" w:cs="Times New Roman"/>
-                <w:bCs/>
-                <w:sz w:val="18"/>
-                <w:szCs w:val="18"/>
-                <w:lang w:val="en-US"/>
-              </w:rPr>
-              <w:t>seller</w:t>
-            </w:r>
-            <w:proofErr w:type="gramEnd"/>
-            <w:r>
-              <w:rPr>
-                <w:rFonts w:ascii="Times New Roman" w:hAnsi="Times New Roman" w:cs="Times New Roman"/>
-                <w:bCs/>
-                <w:sz w:val="18"/>
-                <w:szCs w:val="18"/>
-                <w:lang w:val="en-US"/>
-              </w:rPr>
-              <w:t>_bik</w:t>
+              <w:t>seller_bik</w:t>
             </w:r>
             <w:proofErr w:type="spellEnd"/>
             <w:r>
@@ -5116,40 +5685,18 @@
                 <w:szCs w:val="18"/>
                 <w:lang w:val="en-US"/>
               </w:rPr>
-              <w:t xml:space="preserve"> == "person" </w:t>
-            </w:r>
-            <w:proofErr w:type="gramStart"/>
-            <w:r>
-              <w:rPr>
-                <w:rFonts w:ascii="Times New Roman" w:hAnsi="Times New Roman" w:cs="Times New Roman"/>
-                <w:sz w:val="18"/>
-                <w:szCs w:val="18"/>
-                <w:lang w:val="en-US"/>
-              </w:rPr>
-              <w:t>%}</w:t>
-            </w:r>
-            <w:r>
-              <w:rPr>
-                <w:rFonts w:ascii="Times New Roman" w:hAnsi="Times New Roman" w:cs="Times New Roman"/>
-                <w:b/>
-                <w:bCs/>
-                <w:sz w:val="18"/>
-                <w:szCs w:val="18"/>
-                <w:lang w:val="en-US"/>
-              </w:rPr>
-              <w:t>{</w:t>
-            </w:r>
-            <w:proofErr w:type="gramEnd"/>
-            <w:r>
-              <w:rPr>
-                <w:rFonts w:ascii="Times New Roman" w:hAnsi="Times New Roman" w:cs="Times New Roman"/>
-                <w:b/>
-                <w:bCs/>
-                <w:sz w:val="18"/>
-                <w:szCs w:val="18"/>
-                <w:lang w:val="en-US"/>
-              </w:rPr>
-              <w:t xml:space="preserve">{ </w:t>
+              <w:t xml:space="preserve"> == "person" %}</w:t>
+            </w:r>
+            <w:r>
+              <w:rPr>
+                <w:rFonts w:ascii="Times New Roman" w:hAnsi="Times New Roman" w:cs="Times New Roman"/>
+                <w:b/>
+                <w:bCs/>
+                <w:sz w:val="18"/>
+                <w:szCs w:val="18"/>
+                <w:lang w:val="en-US"/>
+              </w:rPr>
+              <w:t xml:space="preserve">{{ </w:t>
             </w:r>
             <w:proofErr w:type="spellStart"/>
             <w:r>
@@ -5301,12 +5848,312 @@
                 <w:szCs w:val="18"/>
                 <w:lang w:val="en-US"/>
               </w:rPr>
-              <w:t xml:space="preserve"> РФ </w:t>
-            </w:r>
-            <w:proofErr w:type="gramStart"/>
-            <w:r>
-              <w:rPr>
-                <w:rFonts w:ascii="Times New Roman" w:hAnsi="Times New Roman" w:cs="Times New Roman"/>
+              <w:t xml:space="preserve"> РФ {{ </w:t>
+            </w:r>
+            <w:proofErr w:type="spellStart"/>
+            <w:r>
+              <w:rPr>
+                <w:rFonts w:ascii="Times New Roman" w:hAnsi="Times New Roman" w:cs="Times New Roman"/>
+                <w:sz w:val="18"/>
+                <w:szCs w:val="18"/>
+                <w:lang w:val="en-US"/>
+              </w:rPr>
+              <w:t>buyer_licence_number</w:t>
+            </w:r>
+            <w:proofErr w:type="spellEnd"/>
+            <w:r>
+              <w:rPr>
+                <w:rFonts w:ascii="Times New Roman" w:hAnsi="Times New Roman" w:cs="Times New Roman"/>
+                <w:sz w:val="18"/>
+                <w:szCs w:val="18"/>
+                <w:lang w:val="en-US"/>
+              </w:rPr>
+              <w:t xml:space="preserve"> }} </w:t>
+            </w:r>
+            <w:proofErr w:type="spellStart"/>
+            <w:r>
+              <w:rPr>
+                <w:rFonts w:ascii="Times New Roman" w:hAnsi="Times New Roman" w:cs="Times New Roman"/>
+                <w:sz w:val="18"/>
+                <w:szCs w:val="18"/>
+                <w:lang w:val="en-US"/>
+              </w:rPr>
+              <w:t>выдан</w:t>
+            </w:r>
+            <w:proofErr w:type="spellEnd"/>
+            <w:r>
+              <w:rPr>
+                <w:rFonts w:ascii="Times New Roman" w:hAnsi="Times New Roman" w:cs="Times New Roman"/>
+                <w:sz w:val="18"/>
+                <w:szCs w:val="18"/>
+                <w:lang w:val="en-US"/>
+              </w:rPr>
+              <w:t xml:space="preserve"> {{ </w:t>
+            </w:r>
+            <w:proofErr w:type="spellStart"/>
+            <w:r>
+              <w:rPr>
+                <w:rFonts w:ascii="Times New Roman" w:hAnsi="Times New Roman" w:cs="Times New Roman"/>
+                <w:sz w:val="18"/>
+                <w:szCs w:val="18"/>
+                <w:lang w:val="en-US"/>
+              </w:rPr>
+              <w:t>buyer_issue_date</w:t>
+            </w:r>
+            <w:proofErr w:type="spellEnd"/>
+            <w:r>
+              <w:rPr>
+                <w:rFonts w:ascii="Times New Roman" w:hAnsi="Times New Roman" w:cs="Times New Roman"/>
+                <w:sz w:val="18"/>
+                <w:szCs w:val="18"/>
+                <w:lang w:val="en-US"/>
+              </w:rPr>
+              <w:t xml:space="preserve"> }} {{ </w:t>
+            </w:r>
+            <w:proofErr w:type="spellStart"/>
+            <w:r>
+              <w:rPr>
+                <w:rFonts w:ascii="Times New Roman" w:hAnsi="Times New Roman" w:cs="Times New Roman"/>
+                <w:sz w:val="18"/>
+                <w:szCs w:val="18"/>
+                <w:lang w:val="en-US"/>
+              </w:rPr>
+              <w:t>buyer_issue_organization</w:t>
+            </w:r>
+            <w:proofErr w:type="spellEnd"/>
+            <w:r>
+              <w:rPr>
+                <w:rFonts w:ascii="Times New Roman" w:hAnsi="Times New Roman" w:cs="Times New Roman"/>
+                <w:sz w:val="18"/>
+                <w:szCs w:val="18"/>
+                <w:lang w:val="en-US"/>
+              </w:rPr>
+              <w:t xml:space="preserve"> }}</w:t>
+            </w:r>
+          </w:p>
+          <w:p>
+            <w:pPr>
+              <w:pStyle w:val="ConsPlusNonformat"/>
+              <w:rPr>
+                <w:rFonts w:ascii="Times New Roman" w:hAnsi="Times New Roman" w:cs="Times New Roman"/>
+                <w:sz w:val="18"/>
+                <w:szCs w:val="18"/>
+                <w:lang w:val="en-US"/>
+              </w:rPr>
+            </w:pPr>
+            <w:proofErr w:type="spellStart"/>
+            <w:r>
+              <w:rPr>
+                <w:rFonts w:ascii="Times New Roman" w:hAnsi="Times New Roman" w:cs="Times New Roman"/>
+                <w:sz w:val="18"/>
+                <w:szCs w:val="18"/>
+                <w:lang w:val="en-US"/>
+              </w:rPr>
+              <w:t>Зарегистрирован</w:t>
+            </w:r>
+            <w:proofErr w:type="spellEnd"/>
+            <w:r>
+              <w:rPr>
+                <w:rFonts w:ascii="Times New Roman" w:hAnsi="Times New Roman" w:cs="Times New Roman"/>
+                <w:sz w:val="18"/>
+                <w:szCs w:val="18"/>
+                <w:lang w:val="en-US"/>
+              </w:rPr>
+              <w:t xml:space="preserve">: {{ </w:t>
+            </w:r>
+            <w:proofErr w:type="spellStart"/>
+            <w:r>
+              <w:rPr>
+                <w:rFonts w:ascii="Times New Roman" w:hAnsi="Times New Roman" w:cs="Times New Roman"/>
+                <w:sz w:val="18"/>
+                <w:szCs w:val="18"/>
+                <w:lang w:val="en-US"/>
+              </w:rPr>
+              <w:t>buyer_full_address</w:t>
+            </w:r>
+            <w:proofErr w:type="spellEnd"/>
+            <w:r>
+              <w:rPr>
+                <w:rFonts w:ascii="Times New Roman" w:hAnsi="Times New Roman" w:cs="Times New Roman"/>
+                <w:sz w:val="18"/>
+                <w:szCs w:val="18"/>
+                <w:lang w:val="en-US"/>
+              </w:rPr>
+              <w:t xml:space="preserve"> }}</w:t>
+            </w:r>
+          </w:p>
+          <w:p>
+            <w:pPr>
+              <w:pStyle w:val="ConsPlusNonformat"/>
+              <w:rPr>
+                <w:rFonts w:ascii="Times New Roman" w:hAnsi="Times New Roman" w:cs="Times New Roman"/>
+                <w:sz w:val="18"/>
+                <w:szCs w:val="18"/>
+                <w:lang w:val="en-US"/>
+              </w:rPr>
+            </w:pPr>
+            <w:r>
+              <w:rPr>
+                <w:rFonts w:ascii="Times New Roman" w:hAnsi="Times New Roman" w:cs="Times New Roman"/>
+                <w:sz w:val="18"/>
+                <w:szCs w:val="18"/>
+                <w:lang w:val="en-US"/>
+              </w:rPr>
+              <w:t xml:space="preserve">ИНН: {{ </w:t>
+            </w:r>
+            <w:proofErr w:type="spellStart"/>
+            <w:r>
+              <w:rPr>
+                <w:rFonts w:ascii="Times New Roman" w:hAnsi="Times New Roman" w:cs="Times New Roman"/>
+                <w:sz w:val="18"/>
+                <w:szCs w:val="18"/>
+                <w:lang w:val="en-US"/>
+              </w:rPr>
+              <w:t>buyer_inn</w:t>
+            </w:r>
+            <w:proofErr w:type="spellEnd"/>
+            <w:r>
+              <w:rPr>
+                <w:rFonts w:ascii="Times New Roman" w:hAnsi="Times New Roman" w:cs="Times New Roman"/>
+                <w:sz w:val="18"/>
+                <w:szCs w:val="18"/>
+                <w:lang w:val="en-US"/>
+              </w:rPr>
+              <w:t xml:space="preserve"> }}</w:t>
+            </w:r>
+          </w:p>
+          <w:p>
+            <w:pPr>
+              <w:pStyle w:val="ConsPlusNonformat"/>
+              <w:rPr>
+                <w:rFonts w:ascii="Times New Roman" w:hAnsi="Times New Roman" w:cs="Times New Roman"/>
+                <w:sz w:val="18"/>
+                <w:szCs w:val="18"/>
+                <w:lang w:val="en-US"/>
+              </w:rPr>
+            </w:pPr>
+            <w:r>
+              <w:rPr>
+                <w:rFonts w:ascii="Times New Roman" w:hAnsi="Times New Roman" w:cs="Times New Roman"/>
+                <w:sz w:val="18"/>
+                <w:szCs w:val="18"/>
+              </w:rPr>
+              <w:t>тел</w:t>
+            </w:r>
+            <w:r>
+              <w:rPr>
+                <w:rFonts w:ascii="Times New Roman" w:hAnsi="Times New Roman" w:cs="Times New Roman"/>
+                <w:sz w:val="18"/>
+                <w:szCs w:val="18"/>
+                <w:lang w:val="en-US"/>
+              </w:rPr>
+              <w:t>. {{</w:t>
+            </w:r>
+            <w:proofErr w:type="spellStart"/>
+            <w:r>
+              <w:rPr>
+                <w:rFonts w:ascii="Times New Roman" w:hAnsi="Times New Roman" w:cs="Times New Roman"/>
+                <w:sz w:val="18"/>
+                <w:szCs w:val="18"/>
+                <w:lang w:val="en-US"/>
+              </w:rPr>
+              <w:t>buyer_phone</w:t>
+            </w:r>
+            <w:proofErr w:type="spellEnd"/>
+            <w:r>
+              <w:rPr>
+                <w:rFonts w:ascii="Times New Roman" w:hAnsi="Times New Roman" w:cs="Times New Roman"/>
+                <w:sz w:val="18"/>
+                <w:szCs w:val="18"/>
+                <w:lang w:val="en-US"/>
+              </w:rPr>
+              <w:t>}}</w:t>
+            </w:r>
+          </w:p>
+          <w:p>
+            <w:pPr>
+              <w:pStyle w:val="ConsPlusNonformat"/>
+              <w:rPr>
+                <w:rFonts w:ascii="Times New Roman" w:hAnsi="Times New Roman" w:cs="Times New Roman"/>
+                <w:sz w:val="18"/>
+                <w:szCs w:val="18"/>
+                <w:lang w:val="en-US"/>
+              </w:rPr>
+            </w:pPr>
+            <w:r>
+              <w:rPr>
+                <w:rFonts w:ascii="Times New Roman" w:hAnsi="Times New Roman" w:cs="Times New Roman"/>
+                <w:sz w:val="18"/>
+                <w:szCs w:val="18"/>
+                <w:lang w:val="en-US"/>
+              </w:rPr>
+              <w:t xml:space="preserve">{% </w:t>
+            </w:r>
+            <w:proofErr w:type="spellStart"/>
+            <w:r>
+              <w:rPr>
+                <w:rFonts w:ascii="Times New Roman" w:hAnsi="Times New Roman" w:cs="Times New Roman"/>
+                <w:sz w:val="18"/>
+                <w:szCs w:val="18"/>
+                <w:lang w:val="en-US"/>
+              </w:rPr>
+              <w:t>elif</w:t>
+            </w:r>
+            <w:proofErr w:type="spellEnd"/>
+            <w:r>
+              <w:rPr>
+                <w:rFonts w:ascii="Times New Roman" w:hAnsi="Times New Roman" w:cs="Times New Roman"/>
+                <w:sz w:val="18"/>
+                <w:szCs w:val="18"/>
+                <w:lang w:val="en-US"/>
+              </w:rPr>
+              <w:t xml:space="preserve"> </w:t>
+            </w:r>
+            <w:proofErr w:type="spellStart"/>
+            <w:r>
+              <w:rPr>
+                <w:rFonts w:ascii="Times New Roman" w:hAnsi="Times New Roman" w:cs="Times New Roman"/>
+                <w:sz w:val="18"/>
+                <w:szCs w:val="18"/>
+                <w:lang w:val="en-US"/>
+              </w:rPr>
+              <w:t>buyer_type</w:t>
+            </w:r>
+            <w:proofErr w:type="spellEnd"/>
+            <w:r>
+              <w:rPr>
+                <w:rFonts w:ascii="Times New Roman" w:hAnsi="Times New Roman" w:cs="Times New Roman"/>
+                <w:sz w:val="18"/>
+                <w:szCs w:val="18"/>
+                <w:lang w:val="en-US"/>
+              </w:rPr>
+              <w:t xml:space="preserve"> == "</w:t>
+            </w:r>
+            <w:proofErr w:type="spellStart"/>
+            <w:r>
+              <w:rPr>
+                <w:rFonts w:ascii="Times New Roman" w:hAnsi="Times New Roman" w:cs="Times New Roman"/>
+                <w:sz w:val="18"/>
+                <w:szCs w:val="18"/>
+                <w:lang w:val="en-US"/>
+              </w:rPr>
+              <w:t>external_company</w:t>
+            </w:r>
+            <w:proofErr w:type="spellEnd"/>
+            <w:r>
+              <w:rPr>
+                <w:rFonts w:ascii="Times New Roman" w:hAnsi="Times New Roman" w:cs="Times New Roman"/>
+                <w:sz w:val="18"/>
+                <w:szCs w:val="18"/>
+                <w:lang w:val="en-US"/>
+              </w:rPr>
+              <w:t>" %}</w:t>
+            </w:r>
+            <w:r>
+              <w:rPr>
+                <w:rFonts w:ascii="Times New Roman" w:hAnsi="Times New Roman" w:cs="Times New Roman"/>
+                <w:b/>
+                <w:bCs/>
                 <w:sz w:val="18"/>
                 <w:szCs w:val="18"/>
                 <w:lang w:val="en-US"/>
@@ -5317,32 +6164,59 @@
             <w:r>
               <w:rPr>
                 <w:rFonts w:ascii="Times New Roman" w:hAnsi="Times New Roman" w:cs="Times New Roman"/>
-                <w:sz w:val="18"/>
-                <w:szCs w:val="18"/>
-                <w:lang w:val="en-US"/>
-              </w:rPr>
-              <w:t>buyer</w:t>
-            </w:r>
-            <w:proofErr w:type="gramEnd"/>
-            <w:r>
-              <w:rPr>
-                <w:rFonts w:ascii="Times New Roman" w:hAnsi="Times New Roman" w:cs="Times New Roman"/>
-                <w:sz w:val="18"/>
-                <w:szCs w:val="18"/>
-                <w:lang w:val="en-US"/>
-              </w:rPr>
-              <w:t>_licence_number</w:t>
+                <w:b/>
+                <w:bCs/>
+                <w:sz w:val="18"/>
+                <w:szCs w:val="18"/>
+                <w:lang w:val="en-US"/>
+              </w:rPr>
+              <w:t>buyer_</w:t>
+            </w:r>
+            <w:r>
+              <w:rPr>
+                <w:rFonts w:ascii="Times New Roman" w:hAnsi="Times New Roman" w:cs="Times New Roman"/>
+                <w:b/>
+                <w:bCs/>
+                <w:sz w:val="18"/>
+                <w:szCs w:val="18"/>
+                <w:lang w:val="en-US"/>
+              </w:rPr>
+              <w:t>short_</w:t>
+            </w:r>
+            <w:r>
+              <w:rPr>
+                <w:rFonts w:ascii="Times New Roman" w:hAnsi="Times New Roman" w:cs="Times New Roman"/>
+                <w:b/>
+                <w:bCs/>
+                <w:sz w:val="18"/>
+                <w:szCs w:val="18"/>
+                <w:lang w:val="en-US"/>
+              </w:rPr>
+              <w:t>name</w:t>
             </w:r>
             <w:proofErr w:type="spellEnd"/>
             <w:r>
               <w:rPr>
                 <w:rFonts w:ascii="Times New Roman" w:hAnsi="Times New Roman" w:cs="Times New Roman"/>
-                <w:sz w:val="18"/>
-                <w:szCs w:val="18"/>
-                <w:lang w:val="en-US"/>
-              </w:rPr>
-              <w:t xml:space="preserve"> }} </w:t>
-            </w:r>
+                <w:b/>
+                <w:bCs/>
+                <w:sz w:val="18"/>
+                <w:szCs w:val="18"/>
+                <w:lang w:val="en-US"/>
+              </w:rPr>
+              <w:t xml:space="preserve"> }}</w:t>
+            </w:r>
+          </w:p>
+          <w:p>
+            <w:pPr>
+              <w:pStyle w:val="ConsPlusNonformat"/>
+              <w:rPr>
+                <w:rFonts w:ascii="Times New Roman" w:hAnsi="Times New Roman" w:cs="Times New Roman"/>
+                <w:sz w:val="18"/>
+                <w:szCs w:val="18"/>
+                <w:lang w:val="en-US"/>
+              </w:rPr>
+            </w:pPr>
             <w:proofErr w:type="spellStart"/>
             <w:r>
               <w:rPr>
@@ -5351,7 +6225,7 @@
                 <w:szCs w:val="18"/>
                 <w:lang w:val="en-US"/>
               </w:rPr>
-              <w:t>выдан</w:t>
+              <w:t>Юр</w:t>
             </w:r>
             <w:proofErr w:type="spellEnd"/>
             <w:r>
@@ -5361,7 +6235,7 @@
                 <w:szCs w:val="18"/>
                 <w:lang w:val="en-US"/>
               </w:rPr>
-              <w:t xml:space="preserve"> {{ </w:t>
+              <w:t xml:space="preserve">. </w:t>
             </w:r>
             <w:proofErr w:type="spellStart"/>
             <w:r>
@@ -5371,7 +6245,7 @@
                 <w:szCs w:val="18"/>
                 <w:lang w:val="en-US"/>
               </w:rPr>
-              <w:t>buyer_issue_date</w:t>
+              <w:t>адрес</w:t>
             </w:r>
             <w:proofErr w:type="spellEnd"/>
             <w:r>
@@ -5381,7 +6255,7 @@
                 <w:szCs w:val="18"/>
                 <w:lang w:val="en-US"/>
               </w:rPr>
-              <w:t xml:space="preserve"> }} {{ </w:t>
+              <w:t xml:space="preserve">: {{ </w:t>
             </w:r>
             <w:proofErr w:type="spellStart"/>
             <w:r>
@@ -5391,7 +6265,7 @@
                 <w:szCs w:val="18"/>
                 <w:lang w:val="en-US"/>
               </w:rPr>
-              <w:t>buyer_issue_organization</w:t>
+              <w:t>buyer_legal_address</w:t>
             </w:r>
             <w:proofErr w:type="spellEnd"/>
             <w:r>
@@ -5422,7 +6296,7 @@
                 <w:szCs w:val="18"/>
                 <w:lang w:val="en-US"/>
               </w:rPr>
-              <w:t>Зарегистрирован</w:t>
+              <w:t>эл</w:t>
             </w:r>
             <w:proofErr w:type="spellEnd"/>
             <w:r>
@@ -5432,9 +6306,250 @@
                 <w:szCs w:val="18"/>
                 <w:lang w:val="en-US"/>
               </w:rPr>
-              <w:t xml:space="preserve">: </w:t>
-            </w:r>
-            <w:proofErr w:type="gramStart"/>
+              <w:t xml:space="preserve">. </w:t>
+            </w:r>
+            <w:proofErr w:type="spellStart"/>
+            <w:r>
+              <w:rPr>
+                <w:rFonts w:ascii="Times New Roman" w:hAnsi="Times New Roman" w:cs="Times New Roman"/>
+                <w:sz w:val="18"/>
+                <w:szCs w:val="18"/>
+                <w:lang w:val="en-US"/>
+              </w:rPr>
+              <w:t>почта</w:t>
+            </w:r>
+            <w:proofErr w:type="spellEnd"/>
+            <w:r>
+              <w:rPr>
+                <w:rFonts w:ascii="Times New Roman" w:hAnsi="Times New Roman" w:cs="Times New Roman"/>
+                <w:sz w:val="18"/>
+                <w:szCs w:val="18"/>
+                <w:lang w:val="en-US"/>
+              </w:rPr>
+              <w:t xml:space="preserve">: {{ </w:t>
+            </w:r>
+            <w:proofErr w:type="spellStart"/>
+            <w:r>
+              <w:rPr>
+                <w:rFonts w:ascii="Times New Roman" w:hAnsi="Times New Roman" w:cs="Times New Roman"/>
+                <w:sz w:val="18"/>
+                <w:szCs w:val="18"/>
+                <w:lang w:val="en-US"/>
+              </w:rPr>
+              <w:t>buyer_email</w:t>
+            </w:r>
+            <w:proofErr w:type="spellEnd"/>
+            <w:r>
+              <w:rPr>
+                <w:rFonts w:ascii="Times New Roman" w:hAnsi="Times New Roman" w:cs="Times New Roman"/>
+                <w:sz w:val="18"/>
+                <w:szCs w:val="18"/>
+                <w:lang w:val="en-US"/>
+              </w:rPr>
+              <w:t xml:space="preserve"> }}</w:t>
+            </w:r>
+          </w:p>
+          <w:p>
+            <w:pPr>
+              <w:pStyle w:val="ConsPlusNonformat"/>
+              <w:rPr>
+                <w:rFonts w:ascii="Times New Roman" w:hAnsi="Times New Roman" w:cs="Times New Roman"/>
+                <w:sz w:val="18"/>
+                <w:szCs w:val="18"/>
+                <w:lang w:val="en-US"/>
+              </w:rPr>
+            </w:pPr>
+            <w:proofErr w:type="spellStart"/>
+            <w:r>
+              <w:rPr>
+                <w:rFonts w:ascii="Times New Roman" w:hAnsi="Times New Roman" w:cs="Times New Roman"/>
+                <w:sz w:val="18"/>
+                <w:szCs w:val="18"/>
+                <w:lang w:val="en-US"/>
+              </w:rPr>
+              <w:t>тел</w:t>
+            </w:r>
+            <w:proofErr w:type="spellEnd"/>
+            <w:r>
+              <w:rPr>
+                <w:rFonts w:ascii="Times New Roman" w:hAnsi="Times New Roman" w:cs="Times New Roman"/>
+                <w:sz w:val="18"/>
+                <w:szCs w:val="18"/>
+                <w:lang w:val="en-US"/>
+              </w:rPr>
+              <w:t xml:space="preserve">: {{ </w:t>
+            </w:r>
+            <w:proofErr w:type="spellStart"/>
+            <w:r>
+              <w:rPr>
+                <w:rFonts w:ascii="Times New Roman" w:hAnsi="Times New Roman" w:cs="Times New Roman"/>
+                <w:sz w:val="18"/>
+                <w:szCs w:val="18"/>
+                <w:lang w:val="en-US"/>
+              </w:rPr>
+              <w:t>buyer_phone</w:t>
+            </w:r>
+            <w:proofErr w:type="spellEnd"/>
+            <w:r>
+              <w:rPr>
+                <w:rFonts w:ascii="Times New Roman" w:hAnsi="Times New Roman" w:cs="Times New Roman"/>
+                <w:sz w:val="18"/>
+                <w:szCs w:val="18"/>
+                <w:lang w:val="en-US"/>
+              </w:rPr>
+              <w:t xml:space="preserve"> }}</w:t>
+            </w:r>
+          </w:p>
+          <w:p>
+            <w:pPr>
+              <w:pStyle w:val="ConsPlusNonformat"/>
+              <w:rPr>
+                <w:rFonts w:ascii="Times New Roman" w:hAnsi="Times New Roman" w:cs="Times New Roman"/>
+                <w:sz w:val="18"/>
+                <w:szCs w:val="18"/>
+                <w:lang w:val="en-US"/>
+              </w:rPr>
+            </w:pPr>
+            <w:r>
+              <w:rPr>
+                <w:rFonts w:ascii="Times New Roman" w:hAnsi="Times New Roman" w:cs="Times New Roman"/>
+                <w:sz w:val="18"/>
+                <w:szCs w:val="18"/>
+                <w:lang w:val="en-US"/>
+              </w:rPr>
+              <w:t xml:space="preserve">ОГРН {{ </w:t>
+            </w:r>
+            <w:proofErr w:type="spellStart"/>
+            <w:r>
+              <w:rPr>
+                <w:rFonts w:ascii="Times New Roman" w:hAnsi="Times New Roman" w:cs="Times New Roman"/>
+                <w:sz w:val="18"/>
+                <w:szCs w:val="18"/>
+                <w:lang w:val="en-US"/>
+              </w:rPr>
+              <w:t>buyer_ogrn</w:t>
+            </w:r>
+            <w:proofErr w:type="spellEnd"/>
+            <w:r>
+              <w:rPr>
+                <w:rFonts w:ascii="Times New Roman" w:hAnsi="Times New Roman" w:cs="Times New Roman"/>
+                <w:sz w:val="18"/>
+                <w:szCs w:val="18"/>
+                <w:lang w:val="en-US"/>
+              </w:rPr>
+              <w:t xml:space="preserve"> }}</w:t>
+            </w:r>
+          </w:p>
+          <w:p>
+            <w:pPr>
+              <w:pStyle w:val="ConsPlusNonformat"/>
+              <w:rPr>
+                <w:rFonts w:ascii="Times New Roman" w:hAnsi="Times New Roman" w:cs="Times New Roman"/>
+                <w:sz w:val="18"/>
+                <w:szCs w:val="18"/>
+                <w:lang w:val="en-US"/>
+              </w:rPr>
+            </w:pPr>
+            <w:r>
+              <w:rPr>
+                <w:rFonts w:ascii="Times New Roman" w:hAnsi="Times New Roman" w:cs="Times New Roman"/>
+                <w:sz w:val="18"/>
+                <w:szCs w:val="18"/>
+                <w:lang w:val="en-US"/>
+              </w:rPr>
+              <w:t xml:space="preserve">ИНН {{ </w:t>
+            </w:r>
+            <w:proofErr w:type="spellStart"/>
+            <w:r>
+              <w:rPr>
+                <w:rFonts w:ascii="Times New Roman" w:hAnsi="Times New Roman" w:cs="Times New Roman"/>
+                <w:sz w:val="18"/>
+                <w:szCs w:val="18"/>
+                <w:lang w:val="en-US"/>
+              </w:rPr>
+              <w:t>buyer_inn</w:t>
+            </w:r>
+            <w:proofErr w:type="spellEnd"/>
+            <w:r>
+              <w:rPr>
+                <w:rFonts w:ascii="Times New Roman" w:hAnsi="Times New Roman" w:cs="Times New Roman"/>
+                <w:sz w:val="18"/>
+                <w:szCs w:val="18"/>
+                <w:lang w:val="en-US"/>
+              </w:rPr>
+              <w:t xml:space="preserve"> }} КПП {{ </w:t>
+            </w:r>
+            <w:proofErr w:type="spellStart"/>
+            <w:r>
+              <w:rPr>
+                <w:rFonts w:ascii="Times New Roman" w:hAnsi="Times New Roman" w:cs="Times New Roman"/>
+                <w:sz w:val="18"/>
+                <w:szCs w:val="18"/>
+                <w:lang w:val="en-US"/>
+              </w:rPr>
+              <w:t>buyer_kpp</w:t>
+            </w:r>
+            <w:proofErr w:type="spellEnd"/>
+            <w:r>
+              <w:rPr>
+                <w:rFonts w:ascii="Times New Roman" w:hAnsi="Times New Roman" w:cs="Times New Roman"/>
+                <w:sz w:val="18"/>
+                <w:szCs w:val="18"/>
+                <w:lang w:val="en-US"/>
+              </w:rPr>
+              <w:t xml:space="preserve"> }}</w:t>
+            </w:r>
+          </w:p>
+          <w:p>
+            <w:pPr>
+              <w:pStyle w:val="ConsPlusNonformat"/>
+              <w:rPr>
+                <w:rFonts w:ascii="Times New Roman" w:hAnsi="Times New Roman" w:cs="Times New Roman"/>
+                <w:sz w:val="18"/>
+                <w:szCs w:val="18"/>
+                <w:lang w:val="en-US"/>
+              </w:rPr>
+            </w:pPr>
+            <w:r>
+              <w:rPr>
+                <w:rFonts w:ascii="Times New Roman" w:hAnsi="Times New Roman" w:cs="Times New Roman"/>
+                <w:sz w:val="18"/>
+                <w:szCs w:val="18"/>
+                <w:lang w:val="en-US"/>
+              </w:rPr>
+              <w:t xml:space="preserve">р/с {{ </w:t>
+            </w:r>
+            <w:proofErr w:type="spellStart"/>
+            <w:r>
+              <w:rPr>
+                <w:rFonts w:ascii="Times New Roman" w:hAnsi="Times New Roman" w:cs="Times New Roman"/>
+                <w:sz w:val="18"/>
+                <w:szCs w:val="18"/>
+                <w:lang w:val="en-US"/>
+              </w:rPr>
+              <w:t>buyer_bank_account</w:t>
+            </w:r>
+            <w:proofErr w:type="spellEnd"/>
+            <w:r>
+              <w:rPr>
+                <w:rFonts w:ascii="Times New Roman" w:hAnsi="Times New Roman" w:cs="Times New Roman"/>
+                <w:sz w:val="18"/>
+                <w:szCs w:val="18"/>
+                <w:lang w:val="en-US"/>
+              </w:rPr>
+              <w:t xml:space="preserve"> }}</w:t>
+            </w:r>
+          </w:p>
+          <w:p>
+            <w:pPr>
+              <w:pStyle w:val="ConsPlusNonformat"/>
+              <w:rPr>
+                <w:rFonts w:ascii="Times New Roman" w:hAnsi="Times New Roman" w:cs="Times New Roman"/>
+                <w:sz w:val="18"/>
+                <w:szCs w:val="18"/>
+                <w:lang w:val="en-US"/>
+              </w:rPr>
+            </w:pPr>
             <w:r>
               <w:rPr>
                 <w:rFonts w:ascii="Times New Roman" w:hAnsi="Times New Roman" w:cs="Times New Roman"/>
@@ -5452,17 +6567,7 @@
                 <w:szCs w:val="18"/>
                 <w:lang w:val="en-US"/>
               </w:rPr>
-              <w:t>buyer</w:t>
-            </w:r>
-            <w:proofErr w:type="gramEnd"/>
-            <w:r>
-              <w:rPr>
-                <w:rFonts w:ascii="Times New Roman" w:hAnsi="Times New Roman" w:cs="Times New Roman"/>
-                <w:sz w:val="18"/>
-                <w:szCs w:val="18"/>
-                <w:lang w:val="en-US"/>
-              </w:rPr>
-              <w:t>_full_address</w:t>
+              <w:t>buyer_bank_name</w:t>
             </w:r>
             <w:proofErr w:type="spellEnd"/>
             <w:r>
@@ -5492,17 +6597,7 @@
                 <w:szCs w:val="18"/>
                 <w:lang w:val="en-US"/>
               </w:rPr>
-              <w:t xml:space="preserve">ИНН: </w:t>
-            </w:r>
-            <w:proofErr w:type="gramStart"/>
-            <w:r>
-              <w:rPr>
-                <w:rFonts w:ascii="Times New Roman" w:hAnsi="Times New Roman" w:cs="Times New Roman"/>
-                <w:sz w:val="18"/>
-                <w:szCs w:val="18"/>
-                <w:lang w:val="en-US"/>
-              </w:rPr>
-              <w:t xml:space="preserve">{{ </w:t>
+              <w:t xml:space="preserve">БИК {{ </w:t>
             </w:r>
             <w:proofErr w:type="spellStart"/>
             <w:r>
@@ -5512,766 +6607,7 @@
                 <w:szCs w:val="18"/>
                 <w:lang w:val="en-US"/>
               </w:rPr>
-              <w:t>buyer</w:t>
-            </w:r>
-            <w:proofErr w:type="gramEnd"/>
-            <w:r>
-              <w:rPr>
-                <w:rFonts w:ascii="Times New Roman" w:hAnsi="Times New Roman" w:cs="Times New Roman"/>
-                <w:sz w:val="18"/>
-                <w:szCs w:val="18"/>
-                <w:lang w:val="en-US"/>
-              </w:rPr>
-              <w:t>_inn</w:t>
-            </w:r>
-            <w:proofErr w:type="spellEnd"/>
-            <w:r>
-              <w:rPr>
-                <w:rFonts w:ascii="Times New Roman" w:hAnsi="Times New Roman" w:cs="Times New Roman"/>
-                <w:sz w:val="18"/>
-                <w:szCs w:val="18"/>
-                <w:lang w:val="en-US"/>
-              </w:rPr>
-              <w:t xml:space="preserve"> }}</w:t>
-            </w:r>
-          </w:p>
-          <w:p>
-            <w:pPr>
-              <w:pStyle w:val="ConsPlusNonformat"/>
-              <w:rPr>
-                <w:rFonts w:ascii="Times New Roman" w:hAnsi="Times New Roman" w:cs="Times New Roman"/>
-                <w:sz w:val="18"/>
-                <w:szCs w:val="18"/>
-                <w:lang w:val="en-US"/>
-              </w:rPr>
-            </w:pPr>
-            <w:r>
-              <w:rPr>
-                <w:rFonts w:ascii="Times New Roman" w:hAnsi="Times New Roman" w:cs="Times New Roman"/>
-                <w:sz w:val="18"/>
-                <w:szCs w:val="18"/>
-              </w:rPr>
-              <w:t>тел</w:t>
-            </w:r>
-            <w:r>
-              <w:rPr>
-                <w:rFonts w:ascii="Times New Roman" w:hAnsi="Times New Roman" w:cs="Times New Roman"/>
-                <w:sz w:val="18"/>
-                <w:szCs w:val="18"/>
-                <w:lang w:val="en-US"/>
-              </w:rPr>
-              <w:t>. {{</w:t>
-            </w:r>
-            <w:proofErr w:type="spellStart"/>
-            <w:r>
-              <w:rPr>
-                <w:rFonts w:ascii="Times New Roman" w:hAnsi="Times New Roman" w:cs="Times New Roman"/>
-                <w:sz w:val="18"/>
-                <w:szCs w:val="18"/>
-                <w:lang w:val="en-US"/>
-              </w:rPr>
-              <w:t>buyer_phone</w:t>
-            </w:r>
-            <w:proofErr w:type="spellEnd"/>
-            <w:r>
-              <w:rPr>
-                <w:rFonts w:ascii="Times New Roman" w:hAnsi="Times New Roman" w:cs="Times New Roman"/>
-                <w:sz w:val="18"/>
-                <w:szCs w:val="18"/>
-                <w:lang w:val="en-US"/>
-              </w:rPr>
-              <w:t>}}</w:t>
-            </w:r>
-          </w:p>
-          <w:p>
-            <w:pPr>
-              <w:pStyle w:val="ConsPlusNonformat"/>
-              <w:rPr>
-                <w:rFonts w:ascii="Times New Roman" w:hAnsi="Times New Roman" w:cs="Times New Roman"/>
-                <w:sz w:val="18"/>
-                <w:szCs w:val="18"/>
-                <w:lang w:val="en-US"/>
-              </w:rPr>
-            </w:pPr>
-            <w:r>
-              <w:rPr>
-                <w:rFonts w:ascii="Times New Roman" w:hAnsi="Times New Roman" w:cs="Times New Roman"/>
-                <w:sz w:val="18"/>
-                <w:szCs w:val="18"/>
-                <w:lang w:val="en-US"/>
-              </w:rPr>
-              <w:t xml:space="preserve">{% </w:t>
-            </w:r>
-            <w:proofErr w:type="spellStart"/>
-            <w:r>
-              <w:rPr>
-                <w:rFonts w:ascii="Times New Roman" w:hAnsi="Times New Roman" w:cs="Times New Roman"/>
-                <w:sz w:val="18"/>
-                <w:szCs w:val="18"/>
-                <w:lang w:val="en-US"/>
-              </w:rPr>
-              <w:t>elif</w:t>
-            </w:r>
-            <w:proofErr w:type="spellEnd"/>
-            <w:r>
-              <w:rPr>
-                <w:rFonts w:ascii="Times New Roman" w:hAnsi="Times New Roman" w:cs="Times New Roman"/>
-                <w:sz w:val="18"/>
-                <w:szCs w:val="18"/>
-                <w:lang w:val="en-US"/>
-              </w:rPr>
-              <w:t xml:space="preserve"> </w:t>
-            </w:r>
-            <w:proofErr w:type="spellStart"/>
-            <w:r>
-              <w:rPr>
-                <w:rFonts w:ascii="Times New Roman" w:hAnsi="Times New Roman" w:cs="Times New Roman"/>
-                <w:sz w:val="18"/>
-                <w:szCs w:val="18"/>
-                <w:lang w:val="en-US"/>
-              </w:rPr>
-              <w:t>buyer_type</w:t>
-            </w:r>
-            <w:proofErr w:type="spellEnd"/>
-            <w:r>
-              <w:rPr>
-                <w:rFonts w:ascii="Times New Roman" w:hAnsi="Times New Roman" w:cs="Times New Roman"/>
-                <w:sz w:val="18"/>
-                <w:szCs w:val="18"/>
-                <w:lang w:val="en-US"/>
-              </w:rPr>
-              <w:t xml:space="preserve"> == "</w:t>
-            </w:r>
-            <w:proofErr w:type="spellStart"/>
-            <w:r>
-              <w:rPr>
-                <w:rFonts w:ascii="Times New Roman" w:hAnsi="Times New Roman" w:cs="Times New Roman"/>
-                <w:sz w:val="18"/>
-                <w:szCs w:val="18"/>
-                <w:lang w:val="en-US"/>
-              </w:rPr>
-              <w:t>external_company</w:t>
-            </w:r>
-            <w:proofErr w:type="spellEnd"/>
-            <w:r>
-              <w:rPr>
-                <w:rFonts w:ascii="Times New Roman" w:hAnsi="Times New Roman" w:cs="Times New Roman"/>
-                <w:sz w:val="18"/>
-                <w:szCs w:val="18"/>
-                <w:lang w:val="en-US"/>
-              </w:rPr>
-              <w:t xml:space="preserve">" </w:t>
-            </w:r>
-            <w:proofErr w:type="gramStart"/>
-            <w:r>
-              <w:rPr>
-                <w:rFonts w:ascii="Times New Roman" w:hAnsi="Times New Roman" w:cs="Times New Roman"/>
-                <w:sz w:val="18"/>
-                <w:szCs w:val="18"/>
-                <w:lang w:val="en-US"/>
-              </w:rPr>
-              <w:t>%}</w:t>
-            </w:r>
-            <w:r>
-              <w:rPr>
-                <w:rFonts w:ascii="Times New Roman" w:hAnsi="Times New Roman" w:cs="Times New Roman"/>
-                <w:b/>
-                <w:bCs/>
-                <w:sz w:val="18"/>
-                <w:szCs w:val="18"/>
-                <w:lang w:val="en-US"/>
-              </w:rPr>
-              <w:t>{</w:t>
-            </w:r>
-            <w:proofErr w:type="gramEnd"/>
-            <w:r>
-              <w:rPr>
-                <w:rFonts w:ascii="Times New Roman" w:hAnsi="Times New Roman" w:cs="Times New Roman"/>
-                <w:b/>
-                <w:bCs/>
-                <w:sz w:val="18"/>
-                <w:szCs w:val="18"/>
-                <w:lang w:val="en-US"/>
-              </w:rPr>
-              <w:t xml:space="preserve">{ </w:t>
-            </w:r>
-            <w:proofErr w:type="spellStart"/>
-            <w:r>
-              <w:rPr>
-                <w:rFonts w:ascii="Times New Roman" w:hAnsi="Times New Roman" w:cs="Times New Roman"/>
-                <w:b/>
-                <w:bCs/>
-                <w:sz w:val="18"/>
-                <w:szCs w:val="18"/>
-                <w:lang w:val="en-US"/>
-              </w:rPr>
-              <w:t>buyer_name</w:t>
-            </w:r>
-            <w:proofErr w:type="spellEnd"/>
-            <w:r>
-              <w:rPr>
-                <w:rFonts w:ascii="Times New Roman" w:hAnsi="Times New Roman" w:cs="Times New Roman"/>
-                <w:b/>
-                <w:bCs/>
-                <w:sz w:val="18"/>
-                <w:szCs w:val="18"/>
-                <w:lang w:val="en-US"/>
-              </w:rPr>
-              <w:t xml:space="preserve"> }}</w:t>
-            </w:r>
-          </w:p>
-          <w:p>
-            <w:pPr>
-              <w:pStyle w:val="ConsPlusNonformat"/>
-              <w:rPr>
-                <w:rFonts w:ascii="Times New Roman" w:hAnsi="Times New Roman" w:cs="Times New Roman"/>
-                <w:sz w:val="18"/>
-                <w:szCs w:val="18"/>
-                <w:lang w:val="en-US"/>
-              </w:rPr>
-            </w:pPr>
-            <w:proofErr w:type="spellStart"/>
-            <w:r>
-              <w:rPr>
-                <w:rFonts w:ascii="Times New Roman" w:hAnsi="Times New Roman" w:cs="Times New Roman"/>
-                <w:sz w:val="18"/>
-                <w:szCs w:val="18"/>
-                <w:lang w:val="en-US"/>
-              </w:rPr>
-              <w:t>Юр</w:t>
-            </w:r>
-            <w:proofErr w:type="spellEnd"/>
-            <w:r>
-              <w:rPr>
-                <w:rFonts w:ascii="Times New Roman" w:hAnsi="Times New Roman" w:cs="Times New Roman"/>
-                <w:sz w:val="18"/>
-                <w:szCs w:val="18"/>
-                <w:lang w:val="en-US"/>
-              </w:rPr>
-              <w:t xml:space="preserve">. </w:t>
-            </w:r>
-            <w:proofErr w:type="spellStart"/>
-            <w:r>
-              <w:rPr>
-                <w:rFonts w:ascii="Times New Roman" w:hAnsi="Times New Roman" w:cs="Times New Roman"/>
-                <w:sz w:val="18"/>
-                <w:szCs w:val="18"/>
-                <w:lang w:val="en-US"/>
-              </w:rPr>
-              <w:t>адрес</w:t>
-            </w:r>
-            <w:proofErr w:type="spellEnd"/>
-            <w:r>
-              <w:rPr>
-                <w:rFonts w:ascii="Times New Roman" w:hAnsi="Times New Roman" w:cs="Times New Roman"/>
-                <w:sz w:val="18"/>
-                <w:szCs w:val="18"/>
-                <w:lang w:val="en-US"/>
-              </w:rPr>
-              <w:t xml:space="preserve">: </w:t>
-            </w:r>
-            <w:proofErr w:type="gramStart"/>
-            <w:r>
-              <w:rPr>
-                <w:rFonts w:ascii="Times New Roman" w:hAnsi="Times New Roman" w:cs="Times New Roman"/>
-                <w:sz w:val="18"/>
-                <w:szCs w:val="18"/>
-                <w:lang w:val="en-US"/>
-              </w:rPr>
-              <w:t xml:space="preserve">{{ </w:t>
-            </w:r>
-            <w:proofErr w:type="spellStart"/>
-            <w:r>
-              <w:rPr>
-                <w:rFonts w:ascii="Times New Roman" w:hAnsi="Times New Roman" w:cs="Times New Roman"/>
-                <w:sz w:val="18"/>
-                <w:szCs w:val="18"/>
-                <w:lang w:val="en-US"/>
-              </w:rPr>
-              <w:t>buyer</w:t>
-            </w:r>
-            <w:proofErr w:type="gramEnd"/>
-            <w:r>
-              <w:rPr>
-                <w:rFonts w:ascii="Times New Roman" w:hAnsi="Times New Roman" w:cs="Times New Roman"/>
-                <w:sz w:val="18"/>
-                <w:szCs w:val="18"/>
-                <w:lang w:val="en-US"/>
-              </w:rPr>
-              <w:t>_legal_address</w:t>
-            </w:r>
-            <w:proofErr w:type="spellEnd"/>
-            <w:r>
-              <w:rPr>
-                <w:rFonts w:ascii="Times New Roman" w:hAnsi="Times New Roman" w:cs="Times New Roman"/>
-                <w:sz w:val="18"/>
-                <w:szCs w:val="18"/>
-                <w:lang w:val="en-US"/>
-              </w:rPr>
-              <w:t xml:space="preserve"> }}</w:t>
-            </w:r>
-          </w:p>
-          <w:p>
-            <w:pPr>
-              <w:pStyle w:val="ConsPlusNonformat"/>
-              <w:rPr>
-                <w:rFonts w:ascii="Times New Roman" w:hAnsi="Times New Roman" w:cs="Times New Roman"/>
-                <w:sz w:val="18"/>
-                <w:szCs w:val="18"/>
-                <w:lang w:val="en-US"/>
-              </w:rPr>
-            </w:pPr>
-            <w:proofErr w:type="spellStart"/>
-            <w:r>
-              <w:rPr>
-                <w:rFonts w:ascii="Times New Roman" w:hAnsi="Times New Roman" w:cs="Times New Roman"/>
-                <w:sz w:val="18"/>
-                <w:szCs w:val="18"/>
-                <w:lang w:val="en-US"/>
-              </w:rPr>
-              <w:t>эл</w:t>
-            </w:r>
-            <w:proofErr w:type="spellEnd"/>
-            <w:r>
-              <w:rPr>
-                <w:rFonts w:ascii="Times New Roman" w:hAnsi="Times New Roman" w:cs="Times New Roman"/>
-                <w:sz w:val="18"/>
-                <w:szCs w:val="18"/>
-                <w:lang w:val="en-US"/>
-              </w:rPr>
-              <w:t xml:space="preserve">. </w:t>
-            </w:r>
-            <w:proofErr w:type="spellStart"/>
-            <w:r>
-              <w:rPr>
-                <w:rFonts w:ascii="Times New Roman" w:hAnsi="Times New Roman" w:cs="Times New Roman"/>
-                <w:sz w:val="18"/>
-                <w:szCs w:val="18"/>
-                <w:lang w:val="en-US"/>
-              </w:rPr>
-              <w:t>почта</w:t>
-            </w:r>
-            <w:proofErr w:type="spellEnd"/>
-            <w:r>
-              <w:rPr>
-                <w:rFonts w:ascii="Times New Roman" w:hAnsi="Times New Roman" w:cs="Times New Roman"/>
-                <w:sz w:val="18"/>
-                <w:szCs w:val="18"/>
-                <w:lang w:val="en-US"/>
-              </w:rPr>
-              <w:t xml:space="preserve">: </w:t>
-            </w:r>
-            <w:proofErr w:type="gramStart"/>
-            <w:r>
-              <w:rPr>
-                <w:rFonts w:ascii="Times New Roman" w:hAnsi="Times New Roman" w:cs="Times New Roman"/>
-                <w:sz w:val="18"/>
-                <w:szCs w:val="18"/>
-                <w:lang w:val="en-US"/>
-              </w:rPr>
-              <w:t xml:space="preserve">{{ </w:t>
-            </w:r>
-            <w:proofErr w:type="spellStart"/>
-            <w:r>
-              <w:rPr>
-                <w:rFonts w:ascii="Times New Roman" w:hAnsi="Times New Roman" w:cs="Times New Roman"/>
-                <w:sz w:val="18"/>
-                <w:szCs w:val="18"/>
-                <w:lang w:val="en-US"/>
-              </w:rPr>
-              <w:t>buyer</w:t>
-            </w:r>
-            <w:proofErr w:type="gramEnd"/>
-            <w:r>
-              <w:rPr>
-                <w:rFonts w:ascii="Times New Roman" w:hAnsi="Times New Roman" w:cs="Times New Roman"/>
-                <w:sz w:val="18"/>
-                <w:szCs w:val="18"/>
-                <w:lang w:val="en-US"/>
-              </w:rPr>
-              <w:t>_email</w:t>
-            </w:r>
-            <w:proofErr w:type="spellEnd"/>
-            <w:r>
-              <w:rPr>
-                <w:rFonts w:ascii="Times New Roman" w:hAnsi="Times New Roman" w:cs="Times New Roman"/>
-                <w:sz w:val="18"/>
-                <w:szCs w:val="18"/>
-                <w:lang w:val="en-US"/>
-              </w:rPr>
-              <w:t xml:space="preserve"> }}</w:t>
-            </w:r>
-          </w:p>
-          <w:p>
-            <w:pPr>
-              <w:pStyle w:val="ConsPlusNonformat"/>
-              <w:rPr>
-                <w:rFonts w:ascii="Times New Roman" w:hAnsi="Times New Roman" w:cs="Times New Roman"/>
-                <w:sz w:val="18"/>
-                <w:szCs w:val="18"/>
-                <w:lang w:val="en-US"/>
-              </w:rPr>
-            </w:pPr>
-            <w:proofErr w:type="spellStart"/>
-            <w:r>
-              <w:rPr>
-                <w:rFonts w:ascii="Times New Roman" w:hAnsi="Times New Roman" w:cs="Times New Roman"/>
-                <w:sz w:val="18"/>
-                <w:szCs w:val="18"/>
-                <w:lang w:val="en-US"/>
-              </w:rPr>
-              <w:t>тел</w:t>
-            </w:r>
-            <w:proofErr w:type="spellEnd"/>
-            <w:r>
-              <w:rPr>
-                <w:rFonts w:ascii="Times New Roman" w:hAnsi="Times New Roman" w:cs="Times New Roman"/>
-                <w:sz w:val="18"/>
-                <w:szCs w:val="18"/>
-                <w:lang w:val="en-US"/>
-              </w:rPr>
-              <w:t xml:space="preserve">: </w:t>
-            </w:r>
-            <w:proofErr w:type="gramStart"/>
-            <w:r>
-              <w:rPr>
-                <w:rFonts w:ascii="Times New Roman" w:hAnsi="Times New Roman" w:cs="Times New Roman"/>
-                <w:sz w:val="18"/>
-                <w:szCs w:val="18"/>
-                <w:lang w:val="en-US"/>
-              </w:rPr>
-              <w:t xml:space="preserve">{{ </w:t>
-            </w:r>
-            <w:proofErr w:type="spellStart"/>
-            <w:r>
-              <w:rPr>
-                <w:rFonts w:ascii="Times New Roman" w:hAnsi="Times New Roman" w:cs="Times New Roman"/>
-                <w:sz w:val="18"/>
-                <w:szCs w:val="18"/>
-                <w:lang w:val="en-US"/>
-              </w:rPr>
-              <w:t>buyer</w:t>
-            </w:r>
-            <w:proofErr w:type="gramEnd"/>
-            <w:r>
-              <w:rPr>
-                <w:rFonts w:ascii="Times New Roman" w:hAnsi="Times New Roman" w:cs="Times New Roman"/>
-                <w:sz w:val="18"/>
-                <w:szCs w:val="18"/>
-                <w:lang w:val="en-US"/>
-              </w:rPr>
-              <w:t>_phone</w:t>
-            </w:r>
-            <w:proofErr w:type="spellEnd"/>
-            <w:r>
-              <w:rPr>
-                <w:rFonts w:ascii="Times New Roman" w:hAnsi="Times New Roman" w:cs="Times New Roman"/>
-                <w:sz w:val="18"/>
-                <w:szCs w:val="18"/>
-                <w:lang w:val="en-US"/>
-              </w:rPr>
-              <w:t xml:space="preserve"> }}</w:t>
-            </w:r>
-          </w:p>
-          <w:p>
-            <w:pPr>
-              <w:pStyle w:val="ConsPlusNonformat"/>
-              <w:rPr>
-                <w:rFonts w:ascii="Times New Roman" w:hAnsi="Times New Roman" w:cs="Times New Roman"/>
-                <w:sz w:val="18"/>
-                <w:szCs w:val="18"/>
-                <w:lang w:val="en-US"/>
-              </w:rPr>
-            </w:pPr>
-            <w:r>
-              <w:rPr>
-                <w:rFonts w:ascii="Times New Roman" w:hAnsi="Times New Roman" w:cs="Times New Roman"/>
-                <w:sz w:val="18"/>
-                <w:szCs w:val="18"/>
-                <w:lang w:val="en-US"/>
-              </w:rPr>
-              <w:t xml:space="preserve">ОГРН </w:t>
-            </w:r>
-            <w:proofErr w:type="gramStart"/>
-            <w:r>
-              <w:rPr>
-                <w:rFonts w:ascii="Times New Roman" w:hAnsi="Times New Roman" w:cs="Times New Roman"/>
-                <w:sz w:val="18"/>
-                <w:szCs w:val="18"/>
-                <w:lang w:val="en-US"/>
-              </w:rPr>
-              <w:t xml:space="preserve">{{ </w:t>
-            </w:r>
-            <w:proofErr w:type="spellStart"/>
-            <w:r>
-              <w:rPr>
-                <w:rFonts w:ascii="Times New Roman" w:hAnsi="Times New Roman" w:cs="Times New Roman"/>
-                <w:sz w:val="18"/>
-                <w:szCs w:val="18"/>
-                <w:lang w:val="en-US"/>
-              </w:rPr>
-              <w:t>buyer</w:t>
-            </w:r>
-            <w:proofErr w:type="gramEnd"/>
-            <w:r>
-              <w:rPr>
-                <w:rFonts w:ascii="Times New Roman" w:hAnsi="Times New Roman" w:cs="Times New Roman"/>
-                <w:sz w:val="18"/>
-                <w:szCs w:val="18"/>
-                <w:lang w:val="en-US"/>
-              </w:rPr>
-              <w:t>_ogrn</w:t>
-            </w:r>
-            <w:proofErr w:type="spellEnd"/>
-            <w:r>
-              <w:rPr>
-                <w:rFonts w:ascii="Times New Roman" w:hAnsi="Times New Roman" w:cs="Times New Roman"/>
-                <w:sz w:val="18"/>
-                <w:szCs w:val="18"/>
-                <w:lang w:val="en-US"/>
-              </w:rPr>
-              <w:t xml:space="preserve"> }}</w:t>
-            </w:r>
-          </w:p>
-          <w:p>
-            <w:pPr>
-              <w:pStyle w:val="ConsPlusNonformat"/>
-              <w:rPr>
-                <w:rFonts w:ascii="Times New Roman" w:hAnsi="Times New Roman" w:cs="Times New Roman"/>
-                <w:sz w:val="18"/>
-                <w:szCs w:val="18"/>
-                <w:lang w:val="en-US"/>
-              </w:rPr>
-            </w:pPr>
-            <w:r>
-              <w:rPr>
-                <w:rFonts w:ascii="Times New Roman" w:hAnsi="Times New Roman" w:cs="Times New Roman"/>
-                <w:sz w:val="18"/>
-                <w:szCs w:val="18"/>
-                <w:lang w:val="en-US"/>
-              </w:rPr>
-              <w:t xml:space="preserve">ИНН </w:t>
-            </w:r>
-            <w:proofErr w:type="gramStart"/>
-            <w:r>
-              <w:rPr>
-                <w:rFonts w:ascii="Times New Roman" w:hAnsi="Times New Roman" w:cs="Times New Roman"/>
-                <w:sz w:val="18"/>
-                <w:szCs w:val="18"/>
-                <w:lang w:val="en-US"/>
-              </w:rPr>
-              <w:t xml:space="preserve">{{ </w:t>
-            </w:r>
-            <w:proofErr w:type="spellStart"/>
-            <w:r>
-              <w:rPr>
-                <w:rFonts w:ascii="Times New Roman" w:hAnsi="Times New Roman" w:cs="Times New Roman"/>
-                <w:sz w:val="18"/>
-                <w:szCs w:val="18"/>
-                <w:lang w:val="en-US"/>
-              </w:rPr>
-              <w:t>buyer</w:t>
-            </w:r>
-            <w:proofErr w:type="gramEnd"/>
-            <w:r>
-              <w:rPr>
-                <w:rFonts w:ascii="Times New Roman" w:hAnsi="Times New Roman" w:cs="Times New Roman"/>
-                <w:sz w:val="18"/>
-                <w:szCs w:val="18"/>
-                <w:lang w:val="en-US"/>
-              </w:rPr>
-              <w:t>_inn</w:t>
-            </w:r>
-            <w:proofErr w:type="spellEnd"/>
-            <w:r>
-              <w:rPr>
-                <w:rFonts w:ascii="Times New Roman" w:hAnsi="Times New Roman" w:cs="Times New Roman"/>
-                <w:sz w:val="18"/>
-                <w:szCs w:val="18"/>
-                <w:lang w:val="en-US"/>
-              </w:rPr>
-              <w:t xml:space="preserve"> }} КПП {{ </w:t>
-            </w:r>
-            <w:proofErr w:type="spellStart"/>
-            <w:r>
-              <w:rPr>
-                <w:rFonts w:ascii="Times New Roman" w:hAnsi="Times New Roman" w:cs="Times New Roman"/>
-                <w:sz w:val="18"/>
-                <w:szCs w:val="18"/>
-                <w:lang w:val="en-US"/>
-              </w:rPr>
-              <w:t>buyer_kpp</w:t>
-            </w:r>
-            <w:proofErr w:type="spellEnd"/>
-            <w:r>
-              <w:rPr>
-                <w:rFonts w:ascii="Times New Roman" w:hAnsi="Times New Roman" w:cs="Times New Roman"/>
-                <w:sz w:val="18"/>
-                <w:szCs w:val="18"/>
-                <w:lang w:val="en-US"/>
-              </w:rPr>
-              <w:t xml:space="preserve"> }}</w:t>
-            </w:r>
-          </w:p>
-          <w:p>
-            <w:pPr>
-              <w:pStyle w:val="ConsPlusNonformat"/>
-              <w:rPr>
-                <w:rFonts w:ascii="Times New Roman" w:hAnsi="Times New Roman" w:cs="Times New Roman"/>
-                <w:sz w:val="18"/>
-                <w:szCs w:val="18"/>
-                <w:lang w:val="en-US"/>
-              </w:rPr>
-            </w:pPr>
-            <w:r>
-              <w:rPr>
-                <w:rFonts w:ascii="Times New Roman" w:hAnsi="Times New Roman" w:cs="Times New Roman"/>
-                <w:sz w:val="18"/>
-                <w:szCs w:val="18"/>
-                <w:lang w:val="en-US"/>
-              </w:rPr>
-              <w:t xml:space="preserve">р/с </w:t>
-            </w:r>
-            <w:proofErr w:type="gramStart"/>
-            <w:r>
-              <w:rPr>
-                <w:rFonts w:ascii="Times New Roman" w:hAnsi="Times New Roman" w:cs="Times New Roman"/>
-                <w:sz w:val="18"/>
-                <w:szCs w:val="18"/>
-                <w:lang w:val="en-US"/>
-              </w:rPr>
-              <w:t xml:space="preserve">{{ </w:t>
-            </w:r>
-            <w:proofErr w:type="spellStart"/>
-            <w:r>
-              <w:rPr>
-                <w:rFonts w:ascii="Times New Roman" w:hAnsi="Times New Roman" w:cs="Times New Roman"/>
-                <w:sz w:val="18"/>
-                <w:szCs w:val="18"/>
-                <w:lang w:val="en-US"/>
-              </w:rPr>
-              <w:t>buyer</w:t>
-            </w:r>
-            <w:proofErr w:type="gramEnd"/>
-            <w:r>
-              <w:rPr>
-                <w:rFonts w:ascii="Times New Roman" w:hAnsi="Times New Roman" w:cs="Times New Roman"/>
-                <w:sz w:val="18"/>
-                <w:szCs w:val="18"/>
-                <w:lang w:val="en-US"/>
-              </w:rPr>
-              <w:t>_bank_account</w:t>
-            </w:r>
-            <w:proofErr w:type="spellEnd"/>
-            <w:r>
-              <w:rPr>
-                <w:rFonts w:ascii="Times New Roman" w:hAnsi="Times New Roman" w:cs="Times New Roman"/>
-                <w:sz w:val="18"/>
-                <w:szCs w:val="18"/>
-                <w:lang w:val="en-US"/>
-              </w:rPr>
-              <w:t xml:space="preserve"> }}</w:t>
-            </w:r>
-          </w:p>
-          <w:p>
-            <w:pPr>
-              <w:pStyle w:val="ConsPlusNonformat"/>
-              <w:rPr>
-                <w:rFonts w:ascii="Times New Roman" w:hAnsi="Times New Roman" w:cs="Times New Roman"/>
-                <w:sz w:val="18"/>
-                <w:szCs w:val="18"/>
-                <w:lang w:val="en-US"/>
-              </w:rPr>
-            </w:pPr>
-            <w:proofErr w:type="gramStart"/>
-            <w:r>
-              <w:rPr>
-                <w:rFonts w:ascii="Times New Roman" w:hAnsi="Times New Roman" w:cs="Times New Roman"/>
-                <w:sz w:val="18"/>
-                <w:szCs w:val="18"/>
-                <w:lang w:val="en-US"/>
-              </w:rPr>
-              <w:t xml:space="preserve">{{ </w:t>
-            </w:r>
-            <w:proofErr w:type="spellStart"/>
-            <w:r>
-              <w:rPr>
-                <w:rFonts w:ascii="Times New Roman" w:hAnsi="Times New Roman" w:cs="Times New Roman"/>
-                <w:sz w:val="18"/>
-                <w:szCs w:val="18"/>
-                <w:lang w:val="en-US"/>
-              </w:rPr>
-              <w:t>buyer</w:t>
-            </w:r>
-            <w:proofErr w:type="gramEnd"/>
-            <w:r>
-              <w:rPr>
-                <w:rFonts w:ascii="Times New Roman" w:hAnsi="Times New Roman" w:cs="Times New Roman"/>
-                <w:sz w:val="18"/>
-                <w:szCs w:val="18"/>
-                <w:lang w:val="en-US"/>
-              </w:rPr>
-              <w:t>_bank_name</w:t>
-            </w:r>
-            <w:proofErr w:type="spellEnd"/>
-            <w:r>
-              <w:rPr>
-                <w:rFonts w:ascii="Times New Roman" w:hAnsi="Times New Roman" w:cs="Times New Roman"/>
-                <w:sz w:val="18"/>
-                <w:szCs w:val="18"/>
-                <w:lang w:val="en-US"/>
-              </w:rPr>
-              <w:t xml:space="preserve"> }}</w:t>
-            </w:r>
-          </w:p>
-          <w:p>
-            <w:pPr>
-              <w:pStyle w:val="ConsPlusNonformat"/>
-              <w:rPr>
-                <w:rFonts w:ascii="Times New Roman" w:hAnsi="Times New Roman" w:cs="Times New Roman"/>
-                <w:sz w:val="18"/>
-                <w:szCs w:val="18"/>
-                <w:lang w:val="en-US"/>
-              </w:rPr>
-            </w:pPr>
-            <w:r>
-              <w:rPr>
-                <w:rFonts w:ascii="Times New Roman" w:hAnsi="Times New Roman" w:cs="Times New Roman"/>
-                <w:sz w:val="18"/>
-                <w:szCs w:val="18"/>
-                <w:lang w:val="en-US"/>
-              </w:rPr>
-              <w:t xml:space="preserve">БИК </w:t>
-            </w:r>
-            <w:proofErr w:type="gramStart"/>
-            <w:r>
-              <w:rPr>
-                <w:rFonts w:ascii="Times New Roman" w:hAnsi="Times New Roman" w:cs="Times New Roman"/>
-                <w:sz w:val="18"/>
-                <w:szCs w:val="18"/>
-                <w:lang w:val="en-US"/>
-              </w:rPr>
-              <w:t xml:space="preserve">{{ </w:t>
-            </w:r>
-            <w:proofErr w:type="spellStart"/>
-            <w:r>
-              <w:rPr>
-                <w:rFonts w:ascii="Times New Roman" w:hAnsi="Times New Roman" w:cs="Times New Roman"/>
-                <w:sz w:val="18"/>
-                <w:szCs w:val="18"/>
-                <w:lang w:val="en-US"/>
-              </w:rPr>
-              <w:t>buyer</w:t>
-            </w:r>
-            <w:proofErr w:type="gramEnd"/>
-            <w:r>
-              <w:rPr>
-                <w:rFonts w:ascii="Times New Roman" w:hAnsi="Times New Roman" w:cs="Times New Roman"/>
-                <w:sz w:val="18"/>
-                <w:szCs w:val="18"/>
-                <w:lang w:val="en-US"/>
-              </w:rPr>
-              <w:t>_bik</w:t>
+              <w:t>buyer_bik</w:t>
             </w:r>
             <w:proofErr w:type="spellEnd"/>
             <w:r>
@@ -6328,7 +6664,7 @@
       </w:tr>
       <w:tr>
         <w:trPr>
-          <w:trHeight w:val="386"/>
+          <w:trHeight w:val="596"/>
         </w:trPr>
         <w:tc>
           <w:tcPr>
@@ -6432,13 +6768,168 @@
                 <w:rFonts w:ascii="Times New Roman" w:hAnsi="Times New Roman" w:cs="Times New Roman"/>
                 <w:sz w:val="18"/>
                 <w:szCs w:val="18"/>
-              </w:rPr>
-            </w:pPr>
-            <w:r>
-              <w:rPr>
-                <w:rFonts w:ascii="Times New Roman" w:hAnsi="Times New Roman" w:cs="Times New Roman"/>
-                <w:sz w:val="18"/>
-                <w:szCs w:val="18"/>
+                <w:lang w:val="en-US"/>
+              </w:rPr>
+            </w:pPr>
+            <w:r>
+              <w:rPr>
+                <w:rFonts w:ascii="Times New Roman" w:hAnsi="Times New Roman" w:cs="Times New Roman"/>
+                <w:bCs/>
+                <w:sz w:val="18"/>
+                <w:szCs w:val="18"/>
+                <w:lang w:val="en-US"/>
+              </w:rPr>
+              <w:t xml:space="preserve">{% if </w:t>
+            </w:r>
+            <w:proofErr w:type="spellStart"/>
+            <w:r>
+              <w:rPr>
+                <w:rFonts w:ascii="Times New Roman" w:hAnsi="Times New Roman" w:cs="Times New Roman"/>
+                <w:bCs/>
+                <w:sz w:val="18"/>
+                <w:szCs w:val="18"/>
+                <w:lang w:val="en-US"/>
+              </w:rPr>
+              <w:t>buyer_type</w:t>
+            </w:r>
+            <w:proofErr w:type="spellEnd"/>
+            <w:r>
+              <w:rPr>
+                <w:rFonts w:ascii="Times New Roman" w:hAnsi="Times New Roman" w:cs="Times New Roman"/>
+                <w:bCs/>
+                <w:sz w:val="18"/>
+                <w:szCs w:val="18"/>
+                <w:lang w:val="en-US"/>
+              </w:rPr>
+              <w:t xml:space="preserve"> in ['</w:t>
+            </w:r>
+            <w:proofErr w:type="spellStart"/>
+            <w:r>
+              <w:rPr>
+                <w:rFonts w:ascii="Times New Roman" w:hAnsi="Times New Roman" w:cs="Times New Roman"/>
+                <w:bCs/>
+                <w:sz w:val="18"/>
+                <w:szCs w:val="18"/>
+                <w:lang w:val="en-US"/>
+              </w:rPr>
+              <w:t>internal_company</w:t>
+            </w:r>
+            <w:proofErr w:type="spellEnd"/>
+            <w:r>
+              <w:rPr>
+                <w:rFonts w:ascii="Times New Roman" w:hAnsi="Times New Roman" w:cs="Times New Roman"/>
+                <w:bCs/>
+                <w:sz w:val="18"/>
+                <w:szCs w:val="18"/>
+                <w:lang w:val="en-US"/>
+              </w:rPr>
+              <w:t>', '</w:t>
+            </w:r>
+            <w:proofErr w:type="spellStart"/>
+            <w:r>
+              <w:rPr>
+                <w:rFonts w:ascii="Times New Roman" w:hAnsi="Times New Roman" w:cs="Times New Roman"/>
+                <w:bCs/>
+                <w:sz w:val="18"/>
+                <w:szCs w:val="18"/>
+                <w:lang w:val="en-US"/>
+              </w:rPr>
+              <w:t>external_company</w:t>
+            </w:r>
+            <w:proofErr w:type="spellEnd"/>
+            <w:r>
+              <w:rPr>
+                <w:rFonts w:ascii="Times New Roman" w:hAnsi="Times New Roman" w:cs="Times New Roman"/>
+                <w:bCs/>
+                <w:sz w:val="18"/>
+                <w:szCs w:val="18"/>
+                <w:lang w:val="en-US"/>
+              </w:rPr>
+              <w:t>'] %}</w:t>
+            </w:r>
+            <w:r>
+              <w:rPr>
+                <w:rFonts w:ascii="Times New Roman" w:hAnsi="Times New Roman" w:cs="Times New Roman"/>
+                <w:bCs/>
+                <w:sz w:val="18"/>
+                <w:szCs w:val="18"/>
+              </w:rPr>
+              <w:t>Ген</w:t>
+            </w:r>
+            <w:r>
+              <w:rPr>
+                <w:rFonts w:ascii="Times New Roman" w:hAnsi="Times New Roman" w:cs="Times New Roman"/>
+                <w:bCs/>
+                <w:sz w:val="18"/>
+                <w:szCs w:val="18"/>
+                <w:lang w:val="en-US"/>
+              </w:rPr>
+              <w:t xml:space="preserve">. </w:t>
+            </w:r>
+            <w:r>
+              <w:rPr>
+                <w:rFonts w:ascii="Times New Roman" w:hAnsi="Times New Roman" w:cs="Times New Roman"/>
+                <w:bCs/>
+                <w:sz w:val="18"/>
+                <w:szCs w:val="18"/>
+              </w:rPr>
+              <w:t>д</w:t>
+            </w:r>
+            <w:r>
+              <w:rPr>
+                <w:rFonts w:ascii="Times New Roman" w:hAnsi="Times New Roman" w:cs="Times New Roman"/>
+                <w:bCs/>
+                <w:sz w:val="18"/>
+                <w:szCs w:val="18"/>
+              </w:rPr>
+              <w:t>иректор</w:t>
+            </w:r>
+            <w:r>
+              <w:rPr>
+                <w:rFonts w:ascii="Times New Roman" w:hAnsi="Times New Roman" w:cs="Times New Roman"/>
+                <w:bCs/>
+                <w:sz w:val="18"/>
+                <w:szCs w:val="18"/>
+                <w:lang w:val="en-US"/>
+              </w:rPr>
+              <w:t xml:space="preserve">{% </w:t>
+            </w:r>
+            <w:r>
+              <w:rPr>
+                <w:rFonts w:ascii="Times New Roman" w:hAnsi="Times New Roman" w:cs="Times New Roman"/>
+                <w:bCs/>
+                <w:sz w:val="18"/>
+                <w:szCs w:val="18"/>
+                <w:lang w:val="en-US"/>
+              </w:rPr>
+              <w:t>endif</w:t>
+            </w:r>
+            <w:r>
+              <w:rPr>
+                <w:rFonts w:ascii="Times New Roman" w:hAnsi="Times New Roman" w:cs="Times New Roman"/>
+                <w:bCs/>
+                <w:sz w:val="18"/>
+                <w:szCs w:val="18"/>
+                <w:lang w:val="en-US"/>
+              </w:rPr>
+              <w:t xml:space="preserve"> %}</w:t>
+            </w:r>
+            <w:r>
+              <w:rPr>
+                <w:rFonts w:ascii="Times New Roman" w:hAnsi="Times New Roman" w:cs="Times New Roman"/>
+                <w:bCs/>
+                <w:sz w:val="18"/>
+                <w:szCs w:val="18"/>
+                <w:lang w:val="en-US"/>
+              </w:rPr>
+              <w:t xml:space="preserve"> </w:t>
+            </w:r>
+            <w:r>
+              <w:rPr>
+                <w:rFonts w:ascii="Times New Roman" w:hAnsi="Times New Roman" w:cs="Times New Roman"/>
+                <w:sz w:val="18"/>
+                <w:szCs w:val="18"/>
+                <w:lang w:val="en-US"/>
               </w:rPr>
               <w:t>____________________/</w:t>
             </w:r>
@@ -6479,6 +6970,7 @@
                 <w:rFonts w:ascii="Times New Roman" w:hAnsi="Times New Roman" w:cs="Times New Roman"/>
                 <w:sz w:val="18"/>
                 <w:szCs w:val="18"/>
+                <w:lang w:val="en-US"/>
               </w:rPr>
               <w:t>/</w:t>
             </w:r>
@@ -6495,7 +6987,7 @@
           <w:rFonts w:ascii="Times New Roman" w:eastAsia="Times New Roman" w:hAnsi="Times New Roman" w:cs="Times New Roman"/>
           <w:sz w:val="18"/>
           <w:szCs w:val="18"/>
-          <w:lang w:eastAsia="ru-RU"/>
+          <w:lang w:val="en-US" w:eastAsia="ru-RU"/>
         </w:rPr>
       </w:pPr>
     </w:p>
@@ -6546,19 +7038,15 @@
         <w:lastRenderedPageBreak/>
         <w:t xml:space="preserve">Приложение № 1 к </w:t>
       </w:r>
-      <w:hyperlink r:id="rId5" w:tooltip="Форма: Договор купли-продажи транспортных средств между юридическими лицами (Подготовлен для системы КонсультантПлюс, 2017){КонсультантПлюс}" w:history="1">
-        <w:r>
-          <w:rPr>
-            <w:rFonts w:ascii="Times New Roman" w:eastAsia="Calibri" w:hAnsi="Times New Roman" w:cs="Times New Roman"/>
-            <w:i/>
-            <w:color w:val="0000FF"/>
-            <w:sz w:val="18"/>
-            <w:szCs w:val="18"/>
-            <w:u w:val="single"/>
-          </w:rPr>
-          <w:t>Договору</w:t>
-        </w:r>
-      </w:hyperlink>
+      <w:r>
+        <w:rPr>
+          <w:rFonts w:ascii="Times New Roman" w:eastAsia="Calibri" w:hAnsi="Times New Roman" w:cs="Times New Roman"/>
+          <w:i/>
+          <w:sz w:val="18"/>
+          <w:szCs w:val="18"/>
+        </w:rPr>
+        <w:t>Договору</w:t>
+      </w:r>
       <w:r>
         <w:rPr>
           <w:rFonts w:ascii="Times New Roman" w:eastAsia="Calibri" w:hAnsi="Times New Roman" w:cs="Times New Roman"/>
@@ -6879,34 +7367,15 @@
           <w:szCs w:val="18"/>
         </w:rPr>
         <w:tab/>
-        <w:t xml:space="preserve">                                                </w:t>
-      </w:r>
-      <w:proofErr w:type="gramStart"/>
-      <w:r>
-        <w:rPr>
-          <w:rFonts w:ascii="Times New Roman" w:eastAsia="Calibri" w:hAnsi="Times New Roman" w:cs="Times New Roman"/>
-          <w:color w:val="000000"/>
-          <w:sz w:val="18"/>
-          <w:szCs w:val="18"/>
-        </w:rPr>
-        <w:t xml:space="preserve">   </w:t>
-      </w:r>
-      <w:r>
-        <w:rPr>
-          <w:rFonts w:ascii="Times New Roman" w:hAnsi="Times New Roman" w:cs="Times New Roman"/>
-          <w:sz w:val="18"/>
-          <w:szCs w:val="18"/>
-        </w:rPr>
-        <w:t>{</w:t>
-      </w:r>
-      <w:proofErr w:type="gramEnd"/>
-      <w:r>
-        <w:rPr>
-          <w:rFonts w:ascii="Times New Roman" w:hAnsi="Times New Roman" w:cs="Times New Roman"/>
-          <w:sz w:val="18"/>
-          <w:szCs w:val="18"/>
-        </w:rPr>
-        <w:t>{</w:t>
+        <w:t xml:space="preserve">                                                   </w:t>
+      </w:r>
+      <w:r>
+        <w:rPr>
+          <w:rFonts w:ascii="Times New Roman" w:hAnsi="Times New Roman" w:cs="Times New Roman"/>
+          <w:sz w:val="18"/>
+          <w:szCs w:val="18"/>
+        </w:rPr>
+        <w:t>{{</w:t>
       </w:r>
       <w:r>
         <w:rPr>
@@ -6978,6 +7447,91 @@
       </w:pPr>
       <w:r>
         <w:rPr>
+          <w:rFonts w:ascii="Times New Roman" w:hAnsi="Times New Roman" w:cs="Times New Roman"/>
+          <w:bCs/>
+          <w:sz w:val="18"/>
+          <w:szCs w:val="18"/>
+        </w:rPr>
+        <w:t xml:space="preserve">{% </w:t>
+      </w:r>
+      <w:r>
+        <w:rPr>
+          <w:rFonts w:ascii="Times New Roman" w:hAnsi="Times New Roman" w:cs="Times New Roman"/>
+          <w:bCs/>
+          <w:sz w:val="18"/>
+          <w:szCs w:val="18"/>
+          <w:lang w:val="en-US"/>
+        </w:rPr>
+        <w:t>if</w:t>
+      </w:r>
+      <w:r>
+        <w:rPr>
+          <w:rFonts w:ascii="Times New Roman" w:hAnsi="Times New Roman" w:cs="Times New Roman"/>
+          <w:bCs/>
+          <w:sz w:val="18"/>
+          <w:szCs w:val="18"/>
+        </w:rPr>
+        <w:t xml:space="preserve"> </w:t>
+      </w:r>
+      <w:r>
+        <w:rPr>
+          <w:rFonts w:ascii="Times New Roman" w:hAnsi="Times New Roman" w:cs="Times New Roman"/>
+          <w:bCs/>
+          <w:sz w:val="18"/>
+          <w:szCs w:val="18"/>
+          <w:lang w:val="en-US"/>
+        </w:rPr>
+        <w:t>buyer</w:t>
+      </w:r>
+      <w:r>
+        <w:rPr>
+          <w:rFonts w:ascii="Times New Roman" w:hAnsi="Times New Roman" w:cs="Times New Roman"/>
+          <w:bCs/>
+          <w:sz w:val="18"/>
+          <w:szCs w:val="18"/>
+        </w:rPr>
+        <w:t>_</w:t>
+      </w:r>
+      <w:r>
+        <w:rPr>
+          <w:rFonts w:ascii="Times New Roman" w:hAnsi="Times New Roman" w:cs="Times New Roman"/>
+          <w:bCs/>
+          <w:sz w:val="18"/>
+          <w:szCs w:val="18"/>
+          <w:lang w:val="en-US"/>
+        </w:rPr>
+        <w:t>type</w:t>
+      </w:r>
+      <w:r>
+        <w:rPr>
+          <w:rFonts w:ascii="Times New Roman" w:hAnsi="Times New Roman" w:cs="Times New Roman"/>
+          <w:bCs/>
+          <w:sz w:val="18"/>
+          <w:szCs w:val="18"/>
+        </w:rPr>
+        <w:t xml:space="preserve"> == ‘</w:t>
+      </w:r>
+      <w:r>
+        <w:rPr>
+          <w:rFonts w:ascii="Times New Roman" w:hAnsi="Times New Roman" w:cs="Times New Roman"/>
+          <w:bCs/>
+          <w:sz w:val="18"/>
+          <w:szCs w:val="18"/>
+          <w:lang w:val="en-US"/>
+        </w:rPr>
+        <w:t>person</w:t>
+      </w:r>
+      <w:r>
+        <w:rPr>
+          <w:rFonts w:ascii="Times New Roman" w:hAnsi="Times New Roman" w:cs="Times New Roman"/>
+          <w:bCs/>
+          <w:sz w:val="18"/>
+          <w:szCs w:val="18"/>
+        </w:rPr>
+        <w:t>’ %}</w:t>
+      </w:r>
+      <w:r>
+        <w:rPr>
           <w:rFonts w:ascii="Times New Roman" w:eastAsia="Times New Roman" w:hAnsi="Times New Roman" w:cs="Times New Roman"/>
           <w:sz w:val="18"/>
           <w:szCs w:val="18"/>
@@ -6985,7 +7539,6 @@
         </w:rPr>
         <w:t xml:space="preserve">Гражданин </w:t>
       </w:r>
-      <w:proofErr w:type="gramStart"/>
       <w:r>
         <w:rPr>
           <w:rFonts w:ascii="Times New Roman" w:hAnsi="Times New Roman" w:cs="Times New Roman"/>
@@ -7005,7 +7558,6 @@
         </w:rPr>
         <w:t>buyer</w:t>
       </w:r>
-      <w:proofErr w:type="gramEnd"/>
       <w:r>
         <w:rPr>
           <w:rFonts w:ascii="Times New Roman" w:hAnsi="Times New Roman" w:cs="Times New Roman"/>
@@ -7166,26 +7718,191 @@
           <w:szCs w:val="18"/>
         </w:rPr>
         <w:t xml:space="preserve"> }}</w:t>
-      </w:r>
-      <w:r>
-        <w:rPr>
-          <w:rFonts w:ascii="Times New Roman" w:eastAsia="Times New Roman" w:hAnsi="Times New Roman" w:cs="Times New Roman"/>
-          <w:sz w:val="18"/>
-          <w:szCs w:val="18"/>
-          <w:lang w:eastAsia="ru-RU"/>
-        </w:rPr>
-        <w:t xml:space="preserve"> (далее – Доверитель) и </w:t>
       </w:r>
       <w:r>
         <w:rPr>
           <w:rFonts w:ascii="Times New Roman" w:eastAsia="Times New Roman" w:hAnsi="Times New Roman" w:cs="Times New Roman"/>
           <w:b/>
           <w:bCs/>
+          <w:color w:val="FF0000"/>
           <w:sz w:val="18"/>
           <w:szCs w:val="18"/>
           <w:lang w:eastAsia="ru-RU"/>
         </w:rPr>
-        <w:t xml:space="preserve">{{ </w:t>
+        <w:t xml:space="preserve"> </w:t>
+      </w:r>
+      <w:r>
+        <w:rPr>
+          <w:rFonts w:ascii="Times New Roman" w:eastAsia="Times New Roman" w:hAnsi="Times New Roman" w:cs="Times New Roman"/>
+          <w:color w:val="FF0000"/>
+          <w:sz w:val="18"/>
+          <w:szCs w:val="18"/>
+          <w:lang w:eastAsia="ru-RU"/>
+        </w:rPr>
+        <w:t xml:space="preserve"> </w:t>
+      </w:r>
+      <w:r>
+        <w:rPr>
+          <w:rFonts w:ascii="Times New Roman" w:hAnsi="Times New Roman" w:cs="Times New Roman"/>
+          <w:bCs/>
+          <w:sz w:val="18"/>
+          <w:szCs w:val="18"/>
+        </w:rPr>
+        <w:t xml:space="preserve">{% </w:t>
+      </w:r>
+      <w:proofErr w:type="spellStart"/>
+      <w:r>
+        <w:rPr>
+          <w:rFonts w:ascii="Times New Roman" w:hAnsi="Times New Roman" w:cs="Times New Roman"/>
+          <w:bCs/>
+          <w:sz w:val="18"/>
+          <w:szCs w:val="18"/>
+          <w:lang w:val="en-US"/>
+        </w:rPr>
+        <w:t>elif</w:t>
+      </w:r>
+      <w:proofErr w:type="spellEnd"/>
+      <w:r>
+        <w:rPr>
+          <w:rFonts w:ascii="Times New Roman" w:hAnsi="Times New Roman" w:cs="Times New Roman"/>
+          <w:bCs/>
+          <w:sz w:val="18"/>
+          <w:szCs w:val="18"/>
+        </w:rPr>
+        <w:t xml:space="preserve"> </w:t>
+      </w:r>
+      <w:r>
+        <w:rPr>
+          <w:rFonts w:ascii="Times New Roman" w:hAnsi="Times New Roman" w:cs="Times New Roman"/>
+          <w:bCs/>
+          <w:sz w:val="18"/>
+          <w:szCs w:val="18"/>
+          <w:lang w:val="en-US"/>
+        </w:rPr>
+        <w:t>buyer</w:t>
+      </w:r>
+      <w:r>
+        <w:rPr>
+          <w:rFonts w:ascii="Times New Roman" w:hAnsi="Times New Roman" w:cs="Times New Roman"/>
+          <w:bCs/>
+          <w:sz w:val="18"/>
+          <w:szCs w:val="18"/>
+        </w:rPr>
+        <w:t>_</w:t>
+      </w:r>
+      <w:r>
+        <w:rPr>
+          <w:rFonts w:ascii="Times New Roman" w:hAnsi="Times New Roman" w:cs="Times New Roman"/>
+          <w:bCs/>
+          <w:sz w:val="18"/>
+          <w:szCs w:val="18"/>
+          <w:lang w:val="en-US"/>
+        </w:rPr>
+        <w:t>type</w:t>
+      </w:r>
+      <w:r>
+        <w:rPr>
+          <w:rFonts w:ascii="Times New Roman" w:hAnsi="Times New Roman" w:cs="Times New Roman"/>
+          <w:bCs/>
+          <w:sz w:val="18"/>
+          <w:szCs w:val="18"/>
+        </w:rPr>
+        <w:t xml:space="preserve"> </w:t>
+      </w:r>
+      <w:r>
+        <w:rPr>
+          <w:rFonts w:ascii="Times New Roman" w:hAnsi="Times New Roman" w:cs="Times New Roman"/>
+          <w:bCs/>
+          <w:sz w:val="18"/>
+          <w:szCs w:val="18"/>
+          <w:lang w:val="en-US"/>
+        </w:rPr>
+        <w:t>in</w:t>
+      </w:r>
+      <w:r>
+        <w:rPr>
+          <w:rFonts w:ascii="Times New Roman" w:hAnsi="Times New Roman" w:cs="Times New Roman"/>
+          <w:bCs/>
+          <w:sz w:val="18"/>
+          <w:szCs w:val="18"/>
+        </w:rPr>
+        <w:t xml:space="preserve"> ['</w:t>
+      </w:r>
+      <w:r>
+        <w:rPr>
+          <w:rFonts w:ascii="Times New Roman" w:hAnsi="Times New Roman" w:cs="Times New Roman"/>
+          <w:bCs/>
+          <w:sz w:val="18"/>
+          <w:szCs w:val="18"/>
+          <w:lang w:val="en-US"/>
+        </w:rPr>
+        <w:t>internal</w:t>
+      </w:r>
+      <w:r>
+        <w:rPr>
+          <w:rFonts w:ascii="Times New Roman" w:hAnsi="Times New Roman" w:cs="Times New Roman"/>
+          <w:bCs/>
+          <w:sz w:val="18"/>
+          <w:szCs w:val="18"/>
+        </w:rPr>
+        <w:t>_</w:t>
+      </w:r>
+      <w:r>
+        <w:rPr>
+          <w:rFonts w:ascii="Times New Roman" w:hAnsi="Times New Roman" w:cs="Times New Roman"/>
+          <w:bCs/>
+          <w:sz w:val="18"/>
+          <w:szCs w:val="18"/>
+          <w:lang w:val="en-US"/>
+        </w:rPr>
+        <w:t>company</w:t>
+      </w:r>
+      <w:r>
+        <w:rPr>
+          <w:rFonts w:ascii="Times New Roman" w:hAnsi="Times New Roman" w:cs="Times New Roman"/>
+          <w:bCs/>
+          <w:sz w:val="18"/>
+          <w:szCs w:val="18"/>
+        </w:rPr>
+        <w:t>', '</w:t>
+      </w:r>
+      <w:r>
+        <w:rPr>
+          <w:rFonts w:ascii="Times New Roman" w:hAnsi="Times New Roman" w:cs="Times New Roman"/>
+          <w:bCs/>
+          <w:sz w:val="18"/>
+          <w:szCs w:val="18"/>
+          <w:lang w:val="en-US"/>
+        </w:rPr>
+        <w:t>external</w:t>
+      </w:r>
+      <w:r>
+        <w:rPr>
+          <w:rFonts w:ascii="Times New Roman" w:hAnsi="Times New Roman" w:cs="Times New Roman"/>
+          <w:bCs/>
+          <w:sz w:val="18"/>
+          <w:szCs w:val="18"/>
+        </w:rPr>
+        <w:t>_</w:t>
+      </w:r>
+      <w:r>
+        <w:rPr>
+          <w:rFonts w:ascii="Times New Roman" w:hAnsi="Times New Roman" w:cs="Times New Roman"/>
+          <w:bCs/>
+          <w:sz w:val="18"/>
+          <w:szCs w:val="18"/>
+          <w:lang w:val="en-US"/>
+        </w:rPr>
+        <w:t>company</w:t>
+      </w:r>
+      <w:r>
+        <w:rPr>
+          <w:rFonts w:ascii="Times New Roman" w:hAnsi="Times New Roman" w:cs="Times New Roman"/>
+          <w:bCs/>
+          <w:sz w:val="18"/>
+          <w:szCs w:val="18"/>
+        </w:rPr>
+        <w:t>'] %}</w:t>
       </w:r>
       <w:r>
         <w:rPr>
@@ -7196,9 +7913,8 @@
           <w:szCs w:val="18"/>
           <w:lang w:eastAsia="ru-RU"/>
         </w:rPr>
-        <w:t>s</w:t>
-      </w:r>
-      <w:proofErr w:type="spellStart"/>
+        <w:t xml:space="preserve">{{ </w:t>
+      </w:r>
       <w:r>
         <w:rPr>
           <w:rFonts w:ascii="Times New Roman" w:eastAsia="Times New Roman" w:hAnsi="Times New Roman" w:cs="Times New Roman"/>
@@ -7208,9 +7924,8 @@
           <w:szCs w:val="18"/>
           <w:lang w:val="en-US" w:eastAsia="ru-RU"/>
         </w:rPr>
-        <w:t>eller</w:t>
-      </w:r>
-      <w:proofErr w:type="spellEnd"/>
+        <w:t>buyer</w:t>
+      </w:r>
       <w:r>
         <w:rPr>
           <w:rFonts w:ascii="Times New Roman" w:eastAsia="Times New Roman" w:hAnsi="Times New Roman" w:cs="Times New Roman"/>
@@ -7231,7 +7946,7 @@
           <w:szCs w:val="18"/>
           <w:lang w:val="en-US" w:eastAsia="ru-RU"/>
         </w:rPr>
-        <w:t>name</w:t>
+        <w:t>short</w:t>
       </w:r>
       <w:r>
         <w:rPr>
@@ -7242,8 +7957,9 @@
           <w:szCs w:val="18"/>
           <w:lang w:eastAsia="ru-RU"/>
         </w:rPr>
-        <w:t xml:space="preserve"> }}</w:t>
-      </w:r>
+        <w:t>_</w:t>
+      </w:r>
+      <w:proofErr w:type="spellStart"/>
       <w:r>
         <w:rPr>
           <w:rFonts w:ascii="Times New Roman" w:eastAsia="Times New Roman" w:hAnsi="Times New Roman" w:cs="Times New Roman"/>
@@ -7253,17 +7969,9 @@
           <w:szCs w:val="18"/>
           <w:lang w:eastAsia="ru-RU"/>
         </w:rPr>
-        <w:t xml:space="preserve"> </w:t>
-      </w:r>
-      <w:r>
-        <w:rPr>
-          <w:rFonts w:ascii="Times New Roman" w:eastAsia="Times New Roman" w:hAnsi="Times New Roman" w:cs="Times New Roman"/>
-          <w:sz w:val="18"/>
-          <w:szCs w:val="18"/>
-          <w:lang w:eastAsia="ru-RU"/>
-        </w:rPr>
-        <w:t>(далее</w:t>
-      </w:r>
+        <w:t>name</w:t>
+      </w:r>
+      <w:proofErr w:type="spellEnd"/>
       <w:r>
         <w:rPr>
           <w:rFonts w:ascii="Times New Roman" w:eastAsia="Times New Roman" w:hAnsi="Times New Roman" w:cs="Times New Roman"/>
@@ -7273,6 +7981,587 @@
           <w:szCs w:val="18"/>
           <w:lang w:eastAsia="ru-RU"/>
         </w:rPr>
+        <w:t xml:space="preserve"> }}</w:t>
+      </w:r>
+      <w:r>
+        <w:rPr>
+          <w:rFonts w:ascii="Times New Roman" w:eastAsia="Times New Roman" w:hAnsi="Times New Roman" w:cs="Times New Roman"/>
+          <w:b/>
+          <w:bCs/>
+          <w:sz w:val="18"/>
+          <w:szCs w:val="18"/>
+          <w:lang w:eastAsia="ru-RU"/>
+        </w:rPr>
+        <w:t xml:space="preserve"> </w:t>
+      </w:r>
+      <w:r>
+        <w:rPr>
+          <w:rFonts w:ascii="Times New Roman" w:hAnsi="Times New Roman" w:cs="Times New Roman"/>
+          <w:bCs/>
+          <w:sz w:val="18"/>
+          <w:szCs w:val="18"/>
+        </w:rPr>
+        <w:t xml:space="preserve">{% </w:t>
+      </w:r>
+      <w:r>
+        <w:rPr>
+          <w:rFonts w:ascii="Times New Roman" w:hAnsi="Times New Roman" w:cs="Times New Roman"/>
+          <w:bCs/>
+          <w:sz w:val="18"/>
+          <w:szCs w:val="18"/>
+          <w:lang w:val="en-US"/>
+        </w:rPr>
+        <w:t>endif</w:t>
+      </w:r>
+      <w:r>
+        <w:rPr>
+          <w:rFonts w:ascii="Times New Roman" w:hAnsi="Times New Roman" w:cs="Times New Roman"/>
+          <w:bCs/>
+          <w:sz w:val="18"/>
+          <w:szCs w:val="18"/>
+        </w:rPr>
+        <w:t xml:space="preserve"> %}</w:t>
+      </w:r>
+      <w:r>
+        <w:rPr>
+          <w:rFonts w:ascii="Times New Roman" w:eastAsia="Times New Roman" w:hAnsi="Times New Roman" w:cs="Times New Roman"/>
+          <w:sz w:val="18"/>
+          <w:szCs w:val="18"/>
+          <w:lang w:eastAsia="ru-RU"/>
+        </w:rPr>
+        <w:t xml:space="preserve">(далее – Доверитель) и </w:t>
+      </w:r>
+      <w:r>
+        <w:rPr>
+          <w:rFonts w:ascii="Times New Roman" w:hAnsi="Times New Roman" w:cs="Times New Roman"/>
+          <w:bCs/>
+          <w:sz w:val="18"/>
+          <w:szCs w:val="18"/>
+        </w:rPr>
+        <w:t xml:space="preserve">{% </w:t>
+      </w:r>
+      <w:r>
+        <w:rPr>
+          <w:rFonts w:ascii="Times New Roman" w:hAnsi="Times New Roman" w:cs="Times New Roman"/>
+          <w:bCs/>
+          <w:sz w:val="18"/>
+          <w:szCs w:val="18"/>
+          <w:lang w:val="en-US"/>
+        </w:rPr>
+        <w:t>if</w:t>
+      </w:r>
+      <w:r>
+        <w:rPr>
+          <w:rFonts w:ascii="Times New Roman" w:hAnsi="Times New Roman" w:cs="Times New Roman"/>
+          <w:bCs/>
+          <w:sz w:val="18"/>
+          <w:szCs w:val="18"/>
+        </w:rPr>
+        <w:t xml:space="preserve"> </w:t>
+      </w:r>
+      <w:r>
+        <w:rPr>
+          <w:rFonts w:ascii="Times New Roman" w:hAnsi="Times New Roman" w:cs="Times New Roman"/>
+          <w:bCs/>
+          <w:sz w:val="18"/>
+          <w:szCs w:val="18"/>
+          <w:lang w:val="en-US"/>
+        </w:rPr>
+        <w:t>seller</w:t>
+      </w:r>
+      <w:r>
+        <w:rPr>
+          <w:rFonts w:ascii="Times New Roman" w:hAnsi="Times New Roman" w:cs="Times New Roman"/>
+          <w:bCs/>
+          <w:sz w:val="18"/>
+          <w:szCs w:val="18"/>
+        </w:rPr>
+        <w:t>_</w:t>
+      </w:r>
+      <w:r>
+        <w:rPr>
+          <w:rFonts w:ascii="Times New Roman" w:hAnsi="Times New Roman" w:cs="Times New Roman"/>
+          <w:bCs/>
+          <w:sz w:val="18"/>
+          <w:szCs w:val="18"/>
+          <w:lang w:val="en-US"/>
+        </w:rPr>
+        <w:t>type</w:t>
+      </w:r>
+      <w:r>
+        <w:rPr>
+          <w:rFonts w:ascii="Times New Roman" w:hAnsi="Times New Roman" w:cs="Times New Roman"/>
+          <w:bCs/>
+          <w:sz w:val="18"/>
+          <w:szCs w:val="18"/>
+        </w:rPr>
+        <w:t xml:space="preserve"> == ‘</w:t>
+      </w:r>
+      <w:r>
+        <w:rPr>
+          <w:rFonts w:ascii="Times New Roman" w:hAnsi="Times New Roman" w:cs="Times New Roman"/>
+          <w:bCs/>
+          <w:sz w:val="18"/>
+          <w:szCs w:val="18"/>
+          <w:lang w:val="en-US"/>
+        </w:rPr>
+        <w:t>person</w:t>
+      </w:r>
+      <w:r>
+        <w:rPr>
+          <w:rFonts w:ascii="Times New Roman" w:hAnsi="Times New Roman" w:cs="Times New Roman"/>
+          <w:bCs/>
+          <w:sz w:val="18"/>
+          <w:szCs w:val="18"/>
+        </w:rPr>
+        <w:t>’ %}</w:t>
+      </w:r>
+      <w:r>
+        <w:rPr>
+          <w:rFonts w:ascii="Times New Roman" w:hAnsi="Times New Roman" w:cs="Times New Roman"/>
+          <w:b/>
+          <w:sz w:val="18"/>
+          <w:szCs w:val="18"/>
+        </w:rPr>
+        <w:t xml:space="preserve">{{ </w:t>
+      </w:r>
+      <w:r>
+        <w:rPr>
+          <w:rFonts w:ascii="Times New Roman" w:hAnsi="Times New Roman" w:cs="Times New Roman"/>
+          <w:b/>
+          <w:sz w:val="18"/>
+          <w:szCs w:val="18"/>
+          <w:lang w:val="en-US"/>
+        </w:rPr>
+        <w:t>seller</w:t>
+      </w:r>
+      <w:r>
+        <w:rPr>
+          <w:rFonts w:ascii="Times New Roman" w:hAnsi="Times New Roman" w:cs="Times New Roman"/>
+          <w:b/>
+          <w:sz w:val="18"/>
+          <w:szCs w:val="18"/>
+        </w:rPr>
+        <w:t>_</w:t>
+      </w:r>
+      <w:r>
+        <w:rPr>
+          <w:rFonts w:ascii="Times New Roman" w:hAnsi="Times New Roman" w:cs="Times New Roman"/>
+          <w:b/>
+          <w:sz w:val="18"/>
+          <w:szCs w:val="18"/>
+          <w:lang w:val="en-US"/>
+        </w:rPr>
+        <w:t>last</w:t>
+      </w:r>
+      <w:r>
+        <w:rPr>
+          <w:rFonts w:ascii="Times New Roman" w:hAnsi="Times New Roman" w:cs="Times New Roman"/>
+          <w:b/>
+          <w:sz w:val="18"/>
+          <w:szCs w:val="18"/>
+        </w:rPr>
+        <w:t>_</w:t>
+      </w:r>
+      <w:r>
+        <w:rPr>
+          <w:rFonts w:ascii="Times New Roman" w:hAnsi="Times New Roman" w:cs="Times New Roman"/>
+          <w:b/>
+          <w:sz w:val="18"/>
+          <w:szCs w:val="18"/>
+          <w:lang w:val="en-US"/>
+        </w:rPr>
+        <w:t>name</w:t>
+      </w:r>
+      <w:r>
+        <w:rPr>
+          <w:rFonts w:ascii="Times New Roman" w:hAnsi="Times New Roman" w:cs="Times New Roman"/>
+          <w:b/>
+          <w:sz w:val="18"/>
+          <w:szCs w:val="18"/>
+        </w:rPr>
+        <w:t xml:space="preserve"> }} {{ </w:t>
+      </w:r>
+      <w:r>
+        <w:rPr>
+          <w:rFonts w:ascii="Times New Roman" w:hAnsi="Times New Roman" w:cs="Times New Roman"/>
+          <w:b/>
+          <w:sz w:val="18"/>
+          <w:szCs w:val="18"/>
+          <w:lang w:val="en-US"/>
+        </w:rPr>
+        <w:t>seller</w:t>
+      </w:r>
+      <w:r>
+        <w:rPr>
+          <w:rFonts w:ascii="Times New Roman" w:hAnsi="Times New Roman" w:cs="Times New Roman"/>
+          <w:b/>
+          <w:sz w:val="18"/>
+          <w:szCs w:val="18"/>
+        </w:rPr>
+        <w:t>_</w:t>
+      </w:r>
+      <w:r>
+        <w:rPr>
+          <w:rFonts w:ascii="Times New Roman" w:hAnsi="Times New Roman" w:cs="Times New Roman"/>
+          <w:b/>
+          <w:sz w:val="18"/>
+          <w:szCs w:val="18"/>
+          <w:lang w:val="en-US"/>
+        </w:rPr>
+        <w:t>first</w:t>
+      </w:r>
+      <w:r>
+        <w:rPr>
+          <w:rFonts w:ascii="Times New Roman" w:hAnsi="Times New Roman" w:cs="Times New Roman"/>
+          <w:b/>
+          <w:sz w:val="18"/>
+          <w:szCs w:val="18"/>
+        </w:rPr>
+        <w:t>_</w:t>
+      </w:r>
+      <w:r>
+        <w:rPr>
+          <w:rFonts w:ascii="Times New Roman" w:hAnsi="Times New Roman" w:cs="Times New Roman"/>
+          <w:b/>
+          <w:sz w:val="18"/>
+          <w:szCs w:val="18"/>
+          <w:lang w:val="en-US"/>
+        </w:rPr>
+        <w:t>name</w:t>
+      </w:r>
+      <w:r>
+        <w:rPr>
+          <w:rFonts w:ascii="Times New Roman" w:hAnsi="Times New Roman" w:cs="Times New Roman"/>
+          <w:b/>
+          <w:sz w:val="18"/>
+          <w:szCs w:val="18"/>
+        </w:rPr>
+        <w:t xml:space="preserve"> }} {{ </w:t>
+      </w:r>
+      <w:r>
+        <w:rPr>
+          <w:rFonts w:ascii="Times New Roman" w:hAnsi="Times New Roman" w:cs="Times New Roman"/>
+          <w:b/>
+          <w:sz w:val="18"/>
+          <w:szCs w:val="18"/>
+          <w:lang w:val="en-US"/>
+        </w:rPr>
+        <w:t>seller</w:t>
+      </w:r>
+      <w:r>
+        <w:rPr>
+          <w:rFonts w:ascii="Times New Roman" w:hAnsi="Times New Roman" w:cs="Times New Roman"/>
+          <w:b/>
+          <w:sz w:val="18"/>
+          <w:szCs w:val="18"/>
+        </w:rPr>
+        <w:t>_</w:t>
+      </w:r>
+      <w:r>
+        <w:rPr>
+          <w:rFonts w:ascii="Times New Roman" w:hAnsi="Times New Roman" w:cs="Times New Roman"/>
+          <w:b/>
+          <w:sz w:val="18"/>
+          <w:szCs w:val="18"/>
+          <w:lang w:val="en-US"/>
+        </w:rPr>
+        <w:t>middle</w:t>
+      </w:r>
+      <w:r>
+        <w:rPr>
+          <w:rFonts w:ascii="Times New Roman" w:hAnsi="Times New Roman" w:cs="Times New Roman"/>
+          <w:b/>
+          <w:sz w:val="18"/>
+          <w:szCs w:val="18"/>
+        </w:rPr>
+        <w:t>_</w:t>
+      </w:r>
+      <w:r>
+        <w:rPr>
+          <w:rFonts w:ascii="Times New Roman" w:hAnsi="Times New Roman" w:cs="Times New Roman"/>
+          <w:b/>
+          <w:sz w:val="18"/>
+          <w:szCs w:val="18"/>
+          <w:lang w:val="en-US"/>
+        </w:rPr>
+        <w:t>name</w:t>
+      </w:r>
+      <w:r>
+        <w:rPr>
+          <w:rFonts w:ascii="Times New Roman" w:hAnsi="Times New Roman" w:cs="Times New Roman"/>
+          <w:b/>
+          <w:sz w:val="18"/>
+          <w:szCs w:val="18"/>
+        </w:rPr>
+        <w:t xml:space="preserve"> }} </w:t>
+      </w:r>
+      <w:r>
+        <w:rPr>
+          <w:rFonts w:ascii="Times New Roman" w:hAnsi="Times New Roman" w:cs="Times New Roman"/>
+          <w:bCs/>
+          <w:sz w:val="18"/>
+          <w:szCs w:val="18"/>
+        </w:rPr>
+        <w:t xml:space="preserve">{% </w:t>
+      </w:r>
+      <w:proofErr w:type="spellStart"/>
+      <w:r>
+        <w:rPr>
+          <w:rFonts w:ascii="Times New Roman" w:hAnsi="Times New Roman" w:cs="Times New Roman"/>
+          <w:bCs/>
+          <w:sz w:val="18"/>
+          <w:szCs w:val="18"/>
+          <w:lang w:val="en-US"/>
+        </w:rPr>
+        <w:t>elif</w:t>
+      </w:r>
+      <w:proofErr w:type="spellEnd"/>
+      <w:r>
+        <w:rPr>
+          <w:rFonts w:ascii="Times New Roman" w:hAnsi="Times New Roman" w:cs="Times New Roman"/>
+          <w:bCs/>
+          <w:sz w:val="18"/>
+          <w:szCs w:val="18"/>
+        </w:rPr>
+        <w:t xml:space="preserve"> </w:t>
+      </w:r>
+      <w:r>
+        <w:rPr>
+          <w:rFonts w:ascii="Times New Roman" w:hAnsi="Times New Roman" w:cs="Times New Roman"/>
+          <w:bCs/>
+          <w:sz w:val="18"/>
+          <w:szCs w:val="18"/>
+          <w:lang w:val="en-US"/>
+        </w:rPr>
+        <w:t>seller</w:t>
+      </w:r>
+      <w:r>
+        <w:rPr>
+          <w:rFonts w:ascii="Times New Roman" w:hAnsi="Times New Roman" w:cs="Times New Roman"/>
+          <w:bCs/>
+          <w:sz w:val="18"/>
+          <w:szCs w:val="18"/>
+        </w:rPr>
+        <w:t>_</w:t>
+      </w:r>
+      <w:r>
+        <w:rPr>
+          <w:rFonts w:ascii="Times New Roman" w:hAnsi="Times New Roman" w:cs="Times New Roman"/>
+          <w:bCs/>
+          <w:sz w:val="18"/>
+          <w:szCs w:val="18"/>
+          <w:lang w:val="en-US"/>
+        </w:rPr>
+        <w:t>type</w:t>
+      </w:r>
+      <w:r>
+        <w:rPr>
+          <w:rFonts w:ascii="Times New Roman" w:hAnsi="Times New Roman" w:cs="Times New Roman"/>
+          <w:bCs/>
+          <w:sz w:val="18"/>
+          <w:szCs w:val="18"/>
+        </w:rPr>
+        <w:t xml:space="preserve"> </w:t>
+      </w:r>
+      <w:r>
+        <w:rPr>
+          <w:rFonts w:ascii="Times New Roman" w:hAnsi="Times New Roman" w:cs="Times New Roman"/>
+          <w:bCs/>
+          <w:sz w:val="18"/>
+          <w:szCs w:val="18"/>
+          <w:lang w:val="en-US"/>
+        </w:rPr>
+        <w:t>in</w:t>
+      </w:r>
+      <w:r>
+        <w:rPr>
+          <w:rFonts w:ascii="Times New Roman" w:hAnsi="Times New Roman" w:cs="Times New Roman"/>
+          <w:bCs/>
+          <w:sz w:val="18"/>
+          <w:szCs w:val="18"/>
+        </w:rPr>
+        <w:t xml:space="preserve"> ['</w:t>
+      </w:r>
+      <w:r>
+        <w:rPr>
+          <w:rFonts w:ascii="Times New Roman" w:hAnsi="Times New Roman" w:cs="Times New Roman"/>
+          <w:bCs/>
+          <w:sz w:val="18"/>
+          <w:szCs w:val="18"/>
+          <w:lang w:val="en-US"/>
+        </w:rPr>
+        <w:t>internal</w:t>
+      </w:r>
+      <w:r>
+        <w:rPr>
+          <w:rFonts w:ascii="Times New Roman" w:hAnsi="Times New Roman" w:cs="Times New Roman"/>
+          <w:bCs/>
+          <w:sz w:val="18"/>
+          <w:szCs w:val="18"/>
+        </w:rPr>
+        <w:t>_</w:t>
+      </w:r>
+      <w:r>
+        <w:rPr>
+          <w:rFonts w:ascii="Times New Roman" w:hAnsi="Times New Roman" w:cs="Times New Roman"/>
+          <w:bCs/>
+          <w:sz w:val="18"/>
+          <w:szCs w:val="18"/>
+          <w:lang w:val="en-US"/>
+        </w:rPr>
+        <w:t>company</w:t>
+      </w:r>
+      <w:r>
+        <w:rPr>
+          <w:rFonts w:ascii="Times New Roman" w:hAnsi="Times New Roman" w:cs="Times New Roman"/>
+          <w:bCs/>
+          <w:sz w:val="18"/>
+          <w:szCs w:val="18"/>
+        </w:rPr>
+        <w:t>', '</w:t>
+      </w:r>
+      <w:r>
+        <w:rPr>
+          <w:rFonts w:ascii="Times New Roman" w:hAnsi="Times New Roman" w:cs="Times New Roman"/>
+          <w:bCs/>
+          <w:sz w:val="18"/>
+          <w:szCs w:val="18"/>
+          <w:lang w:val="en-US"/>
+        </w:rPr>
+        <w:t>external</w:t>
+      </w:r>
+      <w:r>
+        <w:rPr>
+          <w:rFonts w:ascii="Times New Roman" w:hAnsi="Times New Roman" w:cs="Times New Roman"/>
+          <w:bCs/>
+          <w:sz w:val="18"/>
+          <w:szCs w:val="18"/>
+        </w:rPr>
+        <w:t>_</w:t>
+      </w:r>
+      <w:r>
+        <w:rPr>
+          <w:rFonts w:ascii="Times New Roman" w:hAnsi="Times New Roman" w:cs="Times New Roman"/>
+          <w:bCs/>
+          <w:sz w:val="18"/>
+          <w:szCs w:val="18"/>
+          <w:lang w:val="en-US"/>
+        </w:rPr>
+        <w:t>company</w:t>
+      </w:r>
+      <w:r>
+        <w:rPr>
+          <w:rFonts w:ascii="Times New Roman" w:hAnsi="Times New Roman" w:cs="Times New Roman"/>
+          <w:bCs/>
+          <w:sz w:val="18"/>
+          <w:szCs w:val="18"/>
+        </w:rPr>
+        <w:t>'] %}</w:t>
+      </w:r>
+      <w:r>
+        <w:rPr>
+          <w:rFonts w:ascii="Times New Roman" w:eastAsia="Times New Roman" w:hAnsi="Times New Roman" w:cs="Times New Roman"/>
+          <w:b/>
+          <w:bCs/>
+          <w:sz w:val="18"/>
+          <w:szCs w:val="18"/>
+          <w:lang w:eastAsia="ru-RU"/>
+        </w:rPr>
+        <w:t xml:space="preserve">{{ </w:t>
+      </w:r>
+      <w:r>
+        <w:rPr>
+          <w:rFonts w:ascii="Times New Roman" w:eastAsia="Times New Roman" w:hAnsi="Times New Roman" w:cs="Times New Roman"/>
+          <w:b/>
+          <w:bCs/>
+          <w:sz w:val="18"/>
+          <w:szCs w:val="18"/>
+          <w:lang w:val="en-US" w:eastAsia="ru-RU"/>
+        </w:rPr>
+        <w:t>seller</w:t>
+      </w:r>
+      <w:r>
+        <w:rPr>
+          <w:rFonts w:ascii="Times New Roman" w:eastAsia="Times New Roman" w:hAnsi="Times New Roman" w:cs="Times New Roman"/>
+          <w:b/>
+          <w:bCs/>
+          <w:sz w:val="18"/>
+          <w:szCs w:val="18"/>
+          <w:lang w:eastAsia="ru-RU"/>
+        </w:rPr>
+        <w:t>_</w:t>
+      </w:r>
+      <w:proofErr w:type="spellStart"/>
+      <w:r>
+        <w:rPr>
+          <w:rFonts w:ascii="Times New Roman" w:eastAsia="Times New Roman" w:hAnsi="Times New Roman" w:cs="Times New Roman"/>
+          <w:b/>
+          <w:bCs/>
+          <w:sz w:val="18"/>
+          <w:szCs w:val="18"/>
+          <w:lang w:eastAsia="ru-RU"/>
+        </w:rPr>
+        <w:t>name</w:t>
+      </w:r>
+      <w:proofErr w:type="spellEnd"/>
+      <w:r>
+        <w:rPr>
+          <w:rFonts w:ascii="Times New Roman" w:eastAsia="Times New Roman" w:hAnsi="Times New Roman" w:cs="Times New Roman"/>
+          <w:b/>
+          <w:bCs/>
+          <w:sz w:val="18"/>
+          <w:szCs w:val="18"/>
+          <w:lang w:eastAsia="ru-RU"/>
+        </w:rPr>
+        <w:t xml:space="preserve"> }} </w:t>
+      </w:r>
+      <w:r>
+        <w:rPr>
+          <w:rFonts w:ascii="Times New Roman" w:hAnsi="Times New Roman" w:cs="Times New Roman"/>
+          <w:bCs/>
+          <w:sz w:val="18"/>
+          <w:szCs w:val="18"/>
+        </w:rPr>
+        <w:t xml:space="preserve">{% </w:t>
+      </w:r>
+      <w:r>
+        <w:rPr>
+          <w:rFonts w:ascii="Times New Roman" w:hAnsi="Times New Roman" w:cs="Times New Roman"/>
+          <w:bCs/>
+          <w:sz w:val="18"/>
+          <w:szCs w:val="18"/>
+          <w:lang w:val="en-US"/>
+        </w:rPr>
+        <w:t>endif</w:t>
+      </w:r>
+      <w:r>
+        <w:rPr>
+          <w:rFonts w:ascii="Times New Roman" w:hAnsi="Times New Roman" w:cs="Times New Roman"/>
+          <w:bCs/>
+          <w:sz w:val="18"/>
+          <w:szCs w:val="18"/>
+        </w:rPr>
+        <w:t xml:space="preserve"> %}</w:t>
+      </w:r>
+      <w:r>
+        <w:rPr>
+          <w:rFonts w:ascii="Times New Roman" w:eastAsia="Times New Roman" w:hAnsi="Times New Roman" w:cs="Times New Roman"/>
+          <w:sz w:val="18"/>
+          <w:szCs w:val="18"/>
+          <w:lang w:eastAsia="ru-RU"/>
+        </w:rPr>
+        <w:t>(далее</w:t>
+      </w:r>
+      <w:r>
+        <w:rPr>
+          <w:rFonts w:ascii="Times New Roman" w:eastAsia="Times New Roman" w:hAnsi="Times New Roman" w:cs="Times New Roman"/>
+          <w:b/>
+          <w:bCs/>
+          <w:sz w:val="18"/>
+          <w:szCs w:val="18"/>
+          <w:lang w:eastAsia="ru-RU"/>
+        </w:rPr>
         <w:t xml:space="preserve"> - </w:t>
       </w:r>
       <w:r>
@@ -7282,7 +8571,16 @@
           <w:szCs w:val="18"/>
           <w:lang w:eastAsia="ru-RU"/>
         </w:rPr>
-        <w:t xml:space="preserve">Поверенный), совместно именуемые Стороны, </w:t>
+        <w:t>Поверенный)</w:t>
+      </w:r>
+      <w:r>
+        <w:rPr>
+          <w:rFonts w:ascii="Times New Roman" w:eastAsia="Times New Roman" w:hAnsi="Times New Roman" w:cs="Times New Roman"/>
+          <w:sz w:val="18"/>
+          <w:szCs w:val="18"/>
+          <w:lang w:eastAsia="ru-RU"/>
+        </w:rPr>
+        <w:t xml:space="preserve">, совместно именуемые Стороны, </w:t>
       </w:r>
       <w:r>
         <w:rPr>
@@ -8337,27 +9635,7 @@
                 <w:szCs w:val="18"/>
                 <w:lang w:val="en-US"/>
               </w:rPr>
-              <w:t xml:space="preserve"> </w:t>
-            </w:r>
-            <w:proofErr w:type="gramStart"/>
-            <w:r>
-              <w:rPr>
-                <w:rFonts w:ascii="Times New Roman" w:hAnsi="Times New Roman" w:cs="Times New Roman"/>
-                <w:sz w:val="18"/>
-                <w:szCs w:val="18"/>
-                <w:lang w:val="en-US"/>
-              </w:rPr>
-              <w:t>%}{</w:t>
-            </w:r>
-            <w:proofErr w:type="gramEnd"/>
-            <w:r>
-              <w:rPr>
-                <w:rFonts w:ascii="Times New Roman" w:hAnsi="Times New Roman" w:cs="Times New Roman"/>
-                <w:sz w:val="18"/>
-                <w:szCs w:val="18"/>
-                <w:lang w:val="en-US"/>
-              </w:rPr>
-              <w:t xml:space="preserve">{ </w:t>
+              <w:t xml:space="preserve"> %}{{ </w:t>
             </w:r>
             <w:proofErr w:type="spellStart"/>
             <w:r>
@@ -8528,27 +9806,7 @@
                 <w:szCs w:val="18"/>
                 <w:lang w:val="en-US"/>
               </w:rPr>
-              <w:t xml:space="preserve"> </w:t>
-            </w:r>
-            <w:proofErr w:type="gramStart"/>
-            <w:r>
-              <w:rPr>
-                <w:rFonts w:ascii="Times New Roman" w:hAnsi="Times New Roman" w:cs="Times New Roman"/>
-                <w:sz w:val="18"/>
-                <w:szCs w:val="18"/>
-                <w:lang w:val="en-US"/>
-              </w:rPr>
-              <w:t>%}{</w:t>
-            </w:r>
-            <w:proofErr w:type="gramEnd"/>
-            <w:r>
-              <w:rPr>
-                <w:rFonts w:ascii="Times New Roman" w:hAnsi="Times New Roman" w:cs="Times New Roman"/>
-                <w:sz w:val="18"/>
-                <w:szCs w:val="18"/>
-                <w:lang w:val="en-US"/>
-              </w:rPr>
-              <w:t>{</w:t>
+              <w:t xml:space="preserve"> %}{{</w:t>
             </w:r>
             <w:proofErr w:type="spellStart"/>
             <w:r>
@@ -9234,25 +10492,7 @@
           <w:sz w:val="18"/>
           <w:szCs w:val="18"/>
         </w:rPr>
-        <w:t xml:space="preserve"> </w:t>
-      </w:r>
-      <w:proofErr w:type="gramStart"/>
-      <w:r>
-        <w:rPr>
-          <w:rFonts w:ascii="Times New Roman" w:hAnsi="Times New Roman" w:cs="Times New Roman"/>
-          <w:sz w:val="18"/>
-          <w:szCs w:val="18"/>
-        </w:rPr>
-        <w:t>%}{</w:t>
-      </w:r>
-      <w:proofErr w:type="gramEnd"/>
-      <w:r>
-        <w:rPr>
-          <w:rFonts w:ascii="Times New Roman" w:hAnsi="Times New Roman" w:cs="Times New Roman"/>
-          <w:sz w:val="18"/>
-          <w:szCs w:val="18"/>
-        </w:rPr>
-        <w:t>{</w:t>
+        <w:t xml:space="preserve"> %}{{</w:t>
       </w:r>
       <w:r>
         <w:rPr>
@@ -9956,7 +11196,6 @@
                 <w:lang w:val="en-US"/>
               </w:rPr>
             </w:pPr>
-            <w:proofErr w:type="gramStart"/>
             <w:r>
               <w:rPr>
                 <w:rFonts w:ascii="Times New Roman" w:hAnsi="Times New Roman" w:cs="Times New Roman"/>
@@ -9976,18 +11215,7 @@
                 <w:szCs w:val="18"/>
                 <w:lang w:val="en-US"/>
               </w:rPr>
-              <w:t>seller</w:t>
-            </w:r>
-            <w:proofErr w:type="gramEnd"/>
-            <w:r>
-              <w:rPr>
-                <w:rFonts w:ascii="Times New Roman" w:hAnsi="Times New Roman" w:cs="Times New Roman"/>
-                <w:b/>
-                <w:sz w:val="18"/>
-                <w:szCs w:val="18"/>
-                <w:lang w:val="en-US"/>
-              </w:rPr>
-              <w:t>_name</w:t>
+              <w:t>seller_name</w:t>
             </w:r>
             <w:proofErr w:type="spellEnd"/>
             <w:r>
@@ -10054,9 +11282,330 @@
                 <w:szCs w:val="18"/>
                 <w:lang w:val="en-US"/>
               </w:rPr>
-              <w:t xml:space="preserve">: </w:t>
-            </w:r>
-            <w:proofErr w:type="gramStart"/>
+              <w:t xml:space="preserve">: {{ </w:t>
+            </w:r>
+            <w:proofErr w:type="spellStart"/>
+            <w:r>
+              <w:rPr>
+                <w:rFonts w:ascii="Times New Roman" w:hAnsi="Times New Roman" w:cs="Times New Roman"/>
+                <w:bCs/>
+                <w:sz w:val="18"/>
+                <w:szCs w:val="18"/>
+                <w:lang w:val="en-US"/>
+              </w:rPr>
+              <w:t>seller_legal_address</w:t>
+            </w:r>
+            <w:proofErr w:type="spellEnd"/>
+            <w:r>
+              <w:rPr>
+                <w:rFonts w:ascii="Times New Roman" w:hAnsi="Times New Roman" w:cs="Times New Roman"/>
+                <w:bCs/>
+                <w:sz w:val="18"/>
+                <w:szCs w:val="18"/>
+                <w:lang w:val="en-US"/>
+              </w:rPr>
+              <w:t xml:space="preserve"> }}</w:t>
+            </w:r>
+          </w:p>
+          <w:p>
+            <w:pPr>
+              <w:pStyle w:val="ConsPlusNonformat"/>
+              <w:rPr>
+                <w:rFonts w:ascii="Times New Roman" w:hAnsi="Times New Roman" w:cs="Times New Roman"/>
+                <w:bCs/>
+                <w:sz w:val="18"/>
+                <w:szCs w:val="18"/>
+                <w:lang w:val="en-US"/>
+              </w:rPr>
+            </w:pPr>
+            <w:proofErr w:type="spellStart"/>
+            <w:r>
+              <w:rPr>
+                <w:rFonts w:ascii="Times New Roman" w:hAnsi="Times New Roman" w:cs="Times New Roman"/>
+                <w:bCs/>
+                <w:sz w:val="18"/>
+                <w:szCs w:val="18"/>
+                <w:lang w:val="en-US"/>
+              </w:rPr>
+              <w:t>эл</w:t>
+            </w:r>
+            <w:proofErr w:type="spellEnd"/>
+            <w:r>
+              <w:rPr>
+                <w:rFonts w:ascii="Times New Roman" w:hAnsi="Times New Roman" w:cs="Times New Roman"/>
+                <w:bCs/>
+                <w:sz w:val="18"/>
+                <w:szCs w:val="18"/>
+                <w:lang w:val="en-US"/>
+              </w:rPr>
+              <w:t xml:space="preserve">. </w:t>
+            </w:r>
+            <w:proofErr w:type="spellStart"/>
+            <w:r>
+              <w:rPr>
+                <w:rFonts w:ascii="Times New Roman" w:hAnsi="Times New Roman" w:cs="Times New Roman"/>
+                <w:bCs/>
+                <w:sz w:val="18"/>
+                <w:szCs w:val="18"/>
+                <w:lang w:val="en-US"/>
+              </w:rPr>
+              <w:t>почта</w:t>
+            </w:r>
+            <w:proofErr w:type="spellEnd"/>
+            <w:r>
+              <w:rPr>
+                <w:rFonts w:ascii="Times New Roman" w:hAnsi="Times New Roman" w:cs="Times New Roman"/>
+                <w:bCs/>
+                <w:sz w:val="18"/>
+                <w:szCs w:val="18"/>
+                <w:lang w:val="en-US"/>
+              </w:rPr>
+              <w:t xml:space="preserve">: {{ </w:t>
+            </w:r>
+            <w:proofErr w:type="spellStart"/>
+            <w:r>
+              <w:rPr>
+                <w:rFonts w:ascii="Times New Roman" w:hAnsi="Times New Roman" w:cs="Times New Roman"/>
+                <w:bCs/>
+                <w:sz w:val="18"/>
+                <w:szCs w:val="18"/>
+                <w:lang w:val="en-US"/>
+              </w:rPr>
+              <w:t>seller_email</w:t>
+            </w:r>
+            <w:proofErr w:type="spellEnd"/>
+            <w:r>
+              <w:rPr>
+                <w:rFonts w:ascii="Times New Roman" w:hAnsi="Times New Roman" w:cs="Times New Roman"/>
+                <w:bCs/>
+                <w:sz w:val="18"/>
+                <w:szCs w:val="18"/>
+                <w:lang w:val="en-US"/>
+              </w:rPr>
+              <w:t xml:space="preserve"> }}</w:t>
+            </w:r>
+          </w:p>
+          <w:p>
+            <w:pPr>
+              <w:pStyle w:val="ConsPlusNonformat"/>
+              <w:rPr>
+                <w:rFonts w:ascii="Times New Roman" w:hAnsi="Times New Roman" w:cs="Times New Roman"/>
+                <w:bCs/>
+                <w:sz w:val="18"/>
+                <w:szCs w:val="18"/>
+                <w:lang w:val="en-US"/>
+              </w:rPr>
+            </w:pPr>
+            <w:proofErr w:type="spellStart"/>
+            <w:r>
+              <w:rPr>
+                <w:rFonts w:ascii="Times New Roman" w:hAnsi="Times New Roman" w:cs="Times New Roman"/>
+                <w:bCs/>
+                <w:sz w:val="18"/>
+                <w:szCs w:val="18"/>
+                <w:lang w:val="en-US"/>
+              </w:rPr>
+              <w:t>тел</w:t>
+            </w:r>
+            <w:proofErr w:type="spellEnd"/>
+            <w:r>
+              <w:rPr>
+                <w:rFonts w:ascii="Times New Roman" w:hAnsi="Times New Roman" w:cs="Times New Roman"/>
+                <w:bCs/>
+                <w:sz w:val="18"/>
+                <w:szCs w:val="18"/>
+                <w:lang w:val="en-US"/>
+              </w:rPr>
+              <w:t xml:space="preserve">: {{ </w:t>
+            </w:r>
+            <w:proofErr w:type="spellStart"/>
+            <w:r>
+              <w:rPr>
+                <w:rFonts w:ascii="Times New Roman" w:hAnsi="Times New Roman" w:cs="Times New Roman"/>
+                <w:bCs/>
+                <w:sz w:val="18"/>
+                <w:szCs w:val="18"/>
+                <w:lang w:val="en-US"/>
+              </w:rPr>
+              <w:t>seller_phone</w:t>
+            </w:r>
+            <w:proofErr w:type="spellEnd"/>
+            <w:r>
+              <w:rPr>
+                <w:rFonts w:ascii="Times New Roman" w:hAnsi="Times New Roman" w:cs="Times New Roman"/>
+                <w:bCs/>
+                <w:sz w:val="18"/>
+                <w:szCs w:val="18"/>
+                <w:lang w:val="en-US"/>
+              </w:rPr>
+              <w:t xml:space="preserve"> }}</w:t>
+            </w:r>
+          </w:p>
+          <w:p>
+            <w:pPr>
+              <w:pStyle w:val="ConsPlusNonformat"/>
+              <w:rPr>
+                <w:rFonts w:ascii="Times New Roman" w:hAnsi="Times New Roman" w:cs="Times New Roman"/>
+                <w:bCs/>
+                <w:sz w:val="18"/>
+                <w:szCs w:val="18"/>
+                <w:lang w:val="en-US"/>
+              </w:rPr>
+            </w:pPr>
+            <w:r>
+              <w:rPr>
+                <w:rFonts w:ascii="Times New Roman" w:hAnsi="Times New Roman" w:cs="Times New Roman"/>
+                <w:bCs/>
+                <w:sz w:val="18"/>
+                <w:szCs w:val="18"/>
+                <w:lang w:val="en-US"/>
+              </w:rPr>
+              <w:t xml:space="preserve">ОГРН {{ </w:t>
+            </w:r>
+            <w:proofErr w:type="spellStart"/>
+            <w:r>
+              <w:rPr>
+                <w:rFonts w:ascii="Times New Roman" w:hAnsi="Times New Roman" w:cs="Times New Roman"/>
+                <w:bCs/>
+                <w:sz w:val="18"/>
+                <w:szCs w:val="18"/>
+                <w:lang w:val="en-US"/>
+              </w:rPr>
+              <w:t>seller_ogrn</w:t>
+            </w:r>
+            <w:proofErr w:type="spellEnd"/>
+            <w:r>
+              <w:rPr>
+                <w:rFonts w:ascii="Times New Roman" w:hAnsi="Times New Roman" w:cs="Times New Roman"/>
+                <w:bCs/>
+                <w:sz w:val="18"/>
+                <w:szCs w:val="18"/>
+                <w:lang w:val="en-US"/>
+              </w:rPr>
+              <w:t xml:space="preserve"> }}</w:t>
+            </w:r>
+          </w:p>
+          <w:p>
+            <w:pPr>
+              <w:pStyle w:val="ConsPlusNonformat"/>
+              <w:rPr>
+                <w:rFonts w:ascii="Times New Roman" w:hAnsi="Times New Roman" w:cs="Times New Roman"/>
+                <w:bCs/>
+                <w:sz w:val="18"/>
+                <w:szCs w:val="18"/>
+                <w:lang w:val="en-US"/>
+              </w:rPr>
+            </w:pPr>
+            <w:r>
+              <w:rPr>
+                <w:rFonts w:ascii="Times New Roman" w:hAnsi="Times New Roman" w:cs="Times New Roman"/>
+                <w:bCs/>
+                <w:sz w:val="18"/>
+                <w:szCs w:val="18"/>
+                <w:lang w:val="en-US"/>
+              </w:rPr>
+              <w:t xml:space="preserve">ИНН {{ </w:t>
+            </w:r>
+            <w:proofErr w:type="spellStart"/>
+            <w:r>
+              <w:rPr>
+                <w:rFonts w:ascii="Times New Roman" w:hAnsi="Times New Roman" w:cs="Times New Roman"/>
+                <w:bCs/>
+                <w:sz w:val="18"/>
+                <w:szCs w:val="18"/>
+                <w:lang w:val="en-US"/>
+              </w:rPr>
+              <w:t>seller_inn</w:t>
+            </w:r>
+            <w:proofErr w:type="spellEnd"/>
+            <w:r>
+              <w:rPr>
+                <w:rFonts w:ascii="Times New Roman" w:hAnsi="Times New Roman" w:cs="Times New Roman"/>
+                <w:bCs/>
+                <w:sz w:val="18"/>
+                <w:szCs w:val="18"/>
+                <w:lang w:val="en-US"/>
+              </w:rPr>
+              <w:t xml:space="preserve"> }} КПП {{ </w:t>
+            </w:r>
+            <w:proofErr w:type="spellStart"/>
+            <w:r>
+              <w:rPr>
+                <w:rFonts w:ascii="Times New Roman" w:hAnsi="Times New Roman" w:cs="Times New Roman"/>
+                <w:bCs/>
+                <w:sz w:val="18"/>
+                <w:szCs w:val="18"/>
+                <w:lang w:val="en-US"/>
+              </w:rPr>
+              <w:t>seller_kpp</w:t>
+            </w:r>
+            <w:proofErr w:type="spellEnd"/>
+            <w:r>
+              <w:rPr>
+                <w:rFonts w:ascii="Times New Roman" w:hAnsi="Times New Roman" w:cs="Times New Roman"/>
+                <w:bCs/>
+                <w:sz w:val="18"/>
+                <w:szCs w:val="18"/>
+                <w:lang w:val="en-US"/>
+              </w:rPr>
+              <w:t xml:space="preserve"> }}</w:t>
+            </w:r>
+          </w:p>
+          <w:p>
+            <w:pPr>
+              <w:pStyle w:val="ConsPlusNonformat"/>
+              <w:rPr>
+                <w:rFonts w:ascii="Times New Roman" w:hAnsi="Times New Roman" w:cs="Times New Roman"/>
+                <w:bCs/>
+                <w:sz w:val="18"/>
+                <w:szCs w:val="18"/>
+                <w:lang w:val="en-US"/>
+              </w:rPr>
+            </w:pPr>
+            <w:r>
+              <w:rPr>
+                <w:rFonts w:ascii="Times New Roman" w:hAnsi="Times New Roman" w:cs="Times New Roman"/>
+                <w:bCs/>
+                <w:sz w:val="18"/>
+                <w:szCs w:val="18"/>
+                <w:lang w:val="en-US"/>
+              </w:rPr>
+              <w:t xml:space="preserve">р/с {{ </w:t>
+            </w:r>
+            <w:proofErr w:type="spellStart"/>
+            <w:r>
+              <w:rPr>
+                <w:rFonts w:ascii="Times New Roman" w:hAnsi="Times New Roman" w:cs="Times New Roman"/>
+                <w:bCs/>
+                <w:sz w:val="18"/>
+                <w:szCs w:val="18"/>
+                <w:lang w:val="en-US"/>
+              </w:rPr>
+              <w:t>seller_bank_account</w:t>
+            </w:r>
+            <w:proofErr w:type="spellEnd"/>
+            <w:r>
+              <w:rPr>
+                <w:rFonts w:ascii="Times New Roman" w:hAnsi="Times New Roman" w:cs="Times New Roman"/>
+                <w:bCs/>
+                <w:sz w:val="18"/>
+                <w:szCs w:val="18"/>
+                <w:lang w:val="en-US"/>
+              </w:rPr>
+              <w:t xml:space="preserve"> }}</w:t>
+            </w:r>
+          </w:p>
+          <w:p>
+            <w:pPr>
+              <w:pStyle w:val="ConsPlusNonformat"/>
+              <w:rPr>
+                <w:rFonts w:ascii="Times New Roman" w:hAnsi="Times New Roman" w:cs="Times New Roman"/>
+                <w:bCs/>
+                <w:sz w:val="18"/>
+                <w:szCs w:val="18"/>
+                <w:lang w:val="en-US"/>
+              </w:rPr>
+            </w:pPr>
             <w:r>
               <w:rPr>
                 <w:rFonts w:ascii="Times New Roman" w:hAnsi="Times New Roman" w:cs="Times New Roman"/>
@@ -10076,18 +11625,7 @@
                 <w:szCs w:val="18"/>
                 <w:lang w:val="en-US"/>
               </w:rPr>
-              <w:t>seller</w:t>
-            </w:r>
-            <w:proofErr w:type="gramEnd"/>
-            <w:r>
-              <w:rPr>
-                <w:rFonts w:ascii="Times New Roman" w:hAnsi="Times New Roman" w:cs="Times New Roman"/>
-                <w:bCs/>
-                <w:sz w:val="18"/>
-                <w:szCs w:val="18"/>
-                <w:lang w:val="en-US"/>
-              </w:rPr>
-              <w:t>_legal_address</w:t>
+              <w:t>seller_bank_name</w:t>
             </w:r>
             <w:proofErr w:type="spellEnd"/>
             <w:r>
@@ -10103,15 +11641,25 @@
           </w:p>
           <w:p>
             <w:pPr>
-              <w:pStyle w:val="ConsPlusNonformat"/>
-              <w:rPr>
-                <w:rFonts w:ascii="Times New Roman" w:hAnsi="Times New Roman" w:cs="Times New Roman"/>
-                <w:bCs/>
-                <w:sz w:val="18"/>
-                <w:szCs w:val="18"/>
-                <w:lang w:val="en-US"/>
-              </w:rPr>
-            </w:pPr>
+              <w:spacing w:line="240" w:lineRule="auto"/>
+              <w:rPr>
+                <w:rFonts w:ascii="Times New Roman" w:hAnsi="Times New Roman" w:cs="Times New Roman"/>
+                <w:color w:val="FF0000"/>
+                <w:sz w:val="18"/>
+                <w:szCs w:val="18"/>
+                <w:lang w:val="en-US"/>
+              </w:rPr>
+            </w:pPr>
+            <w:r>
+              <w:rPr>
+                <w:rFonts w:ascii="Times New Roman" w:hAnsi="Times New Roman" w:cs="Times New Roman"/>
+                <w:bCs/>
+                <w:sz w:val="18"/>
+                <w:szCs w:val="18"/>
+                <w:lang w:val="en-US"/>
+              </w:rPr>
+              <w:t xml:space="preserve">БИК {{ </w:t>
+            </w:r>
             <w:proofErr w:type="spellStart"/>
             <w:r>
               <w:rPr>
@@ -10121,493 +11669,7 @@
                 <w:szCs w:val="18"/>
                 <w:lang w:val="en-US"/>
               </w:rPr>
-              <w:t>эл</w:t>
-            </w:r>
-            <w:proofErr w:type="spellEnd"/>
-            <w:r>
-              <w:rPr>
-                <w:rFonts w:ascii="Times New Roman" w:hAnsi="Times New Roman" w:cs="Times New Roman"/>
-                <w:bCs/>
-                <w:sz w:val="18"/>
-                <w:szCs w:val="18"/>
-                <w:lang w:val="en-US"/>
-              </w:rPr>
-              <w:t xml:space="preserve">. </w:t>
-            </w:r>
-            <w:proofErr w:type="spellStart"/>
-            <w:r>
-              <w:rPr>
-                <w:rFonts w:ascii="Times New Roman" w:hAnsi="Times New Roman" w:cs="Times New Roman"/>
-                <w:bCs/>
-                <w:sz w:val="18"/>
-                <w:szCs w:val="18"/>
-                <w:lang w:val="en-US"/>
-              </w:rPr>
-              <w:t>почта</w:t>
-            </w:r>
-            <w:proofErr w:type="spellEnd"/>
-            <w:r>
-              <w:rPr>
-                <w:rFonts w:ascii="Times New Roman" w:hAnsi="Times New Roman" w:cs="Times New Roman"/>
-                <w:bCs/>
-                <w:sz w:val="18"/>
-                <w:szCs w:val="18"/>
-                <w:lang w:val="en-US"/>
-              </w:rPr>
-              <w:t xml:space="preserve">: </w:t>
-            </w:r>
-            <w:proofErr w:type="gramStart"/>
-            <w:r>
-              <w:rPr>
-                <w:rFonts w:ascii="Times New Roman" w:hAnsi="Times New Roman" w:cs="Times New Roman"/>
-                <w:bCs/>
-                <w:sz w:val="18"/>
-                <w:szCs w:val="18"/>
-                <w:lang w:val="en-US"/>
-              </w:rPr>
-              <w:t xml:space="preserve">{{ </w:t>
-            </w:r>
-            <w:proofErr w:type="spellStart"/>
-            <w:r>
-              <w:rPr>
-                <w:rFonts w:ascii="Times New Roman" w:hAnsi="Times New Roman" w:cs="Times New Roman"/>
-                <w:bCs/>
-                <w:sz w:val="18"/>
-                <w:szCs w:val="18"/>
-                <w:lang w:val="en-US"/>
-              </w:rPr>
-              <w:t>seller</w:t>
-            </w:r>
-            <w:proofErr w:type="gramEnd"/>
-            <w:r>
-              <w:rPr>
-                <w:rFonts w:ascii="Times New Roman" w:hAnsi="Times New Roman" w:cs="Times New Roman"/>
-                <w:bCs/>
-                <w:sz w:val="18"/>
-                <w:szCs w:val="18"/>
-                <w:lang w:val="en-US"/>
-              </w:rPr>
-              <w:t>_email</w:t>
-            </w:r>
-            <w:proofErr w:type="spellEnd"/>
-            <w:r>
-              <w:rPr>
-                <w:rFonts w:ascii="Times New Roman" w:hAnsi="Times New Roman" w:cs="Times New Roman"/>
-                <w:bCs/>
-                <w:sz w:val="18"/>
-                <w:szCs w:val="18"/>
-                <w:lang w:val="en-US"/>
-              </w:rPr>
-              <w:t xml:space="preserve"> }}</w:t>
-            </w:r>
-          </w:p>
-          <w:p>
-            <w:pPr>
-              <w:pStyle w:val="ConsPlusNonformat"/>
-              <w:rPr>
-                <w:rFonts w:ascii="Times New Roman" w:hAnsi="Times New Roman" w:cs="Times New Roman"/>
-                <w:bCs/>
-                <w:sz w:val="18"/>
-                <w:szCs w:val="18"/>
-                <w:lang w:val="en-US"/>
-              </w:rPr>
-            </w:pPr>
-            <w:proofErr w:type="spellStart"/>
-            <w:r>
-              <w:rPr>
-                <w:rFonts w:ascii="Times New Roman" w:hAnsi="Times New Roman" w:cs="Times New Roman"/>
-                <w:bCs/>
-                <w:sz w:val="18"/>
-                <w:szCs w:val="18"/>
-                <w:lang w:val="en-US"/>
-              </w:rPr>
-              <w:t>тел</w:t>
-            </w:r>
-            <w:proofErr w:type="spellEnd"/>
-            <w:r>
-              <w:rPr>
-                <w:rFonts w:ascii="Times New Roman" w:hAnsi="Times New Roman" w:cs="Times New Roman"/>
-                <w:bCs/>
-                <w:sz w:val="18"/>
-                <w:szCs w:val="18"/>
-                <w:lang w:val="en-US"/>
-              </w:rPr>
-              <w:t xml:space="preserve">: </w:t>
-            </w:r>
-            <w:proofErr w:type="gramStart"/>
-            <w:r>
-              <w:rPr>
-                <w:rFonts w:ascii="Times New Roman" w:hAnsi="Times New Roman" w:cs="Times New Roman"/>
-                <w:bCs/>
-                <w:sz w:val="18"/>
-                <w:szCs w:val="18"/>
-                <w:lang w:val="en-US"/>
-              </w:rPr>
-              <w:t xml:space="preserve">{{ </w:t>
-            </w:r>
-            <w:proofErr w:type="spellStart"/>
-            <w:r>
-              <w:rPr>
-                <w:rFonts w:ascii="Times New Roman" w:hAnsi="Times New Roman" w:cs="Times New Roman"/>
-                <w:bCs/>
-                <w:sz w:val="18"/>
-                <w:szCs w:val="18"/>
-                <w:lang w:val="en-US"/>
-              </w:rPr>
-              <w:t>seller</w:t>
-            </w:r>
-            <w:proofErr w:type="gramEnd"/>
-            <w:r>
-              <w:rPr>
-                <w:rFonts w:ascii="Times New Roman" w:hAnsi="Times New Roman" w:cs="Times New Roman"/>
-                <w:bCs/>
-                <w:sz w:val="18"/>
-                <w:szCs w:val="18"/>
-                <w:lang w:val="en-US"/>
-              </w:rPr>
-              <w:t>_phone</w:t>
-            </w:r>
-            <w:proofErr w:type="spellEnd"/>
-            <w:r>
-              <w:rPr>
-                <w:rFonts w:ascii="Times New Roman" w:hAnsi="Times New Roman" w:cs="Times New Roman"/>
-                <w:bCs/>
-                <w:sz w:val="18"/>
-                <w:szCs w:val="18"/>
-                <w:lang w:val="en-US"/>
-              </w:rPr>
-              <w:t xml:space="preserve"> }}</w:t>
-            </w:r>
-          </w:p>
-          <w:p>
-            <w:pPr>
-              <w:pStyle w:val="ConsPlusNonformat"/>
-              <w:rPr>
-                <w:rFonts w:ascii="Times New Roman" w:hAnsi="Times New Roman" w:cs="Times New Roman"/>
-                <w:bCs/>
-                <w:sz w:val="18"/>
-                <w:szCs w:val="18"/>
-                <w:lang w:val="en-US"/>
-              </w:rPr>
-            </w:pPr>
-            <w:r>
-              <w:rPr>
-                <w:rFonts w:ascii="Times New Roman" w:hAnsi="Times New Roman" w:cs="Times New Roman"/>
-                <w:bCs/>
-                <w:sz w:val="18"/>
-                <w:szCs w:val="18"/>
-                <w:lang w:val="en-US"/>
-              </w:rPr>
-              <w:t xml:space="preserve">ОГРН </w:t>
-            </w:r>
-            <w:proofErr w:type="gramStart"/>
-            <w:r>
-              <w:rPr>
-                <w:rFonts w:ascii="Times New Roman" w:hAnsi="Times New Roman" w:cs="Times New Roman"/>
-                <w:bCs/>
-                <w:sz w:val="18"/>
-                <w:szCs w:val="18"/>
-                <w:lang w:val="en-US"/>
-              </w:rPr>
-              <w:t xml:space="preserve">{{ </w:t>
-            </w:r>
-            <w:proofErr w:type="spellStart"/>
-            <w:r>
-              <w:rPr>
-                <w:rFonts w:ascii="Times New Roman" w:hAnsi="Times New Roman" w:cs="Times New Roman"/>
-                <w:bCs/>
-                <w:sz w:val="18"/>
-                <w:szCs w:val="18"/>
-                <w:lang w:val="en-US"/>
-              </w:rPr>
-              <w:t>seller</w:t>
-            </w:r>
-            <w:proofErr w:type="gramEnd"/>
-            <w:r>
-              <w:rPr>
-                <w:rFonts w:ascii="Times New Roman" w:hAnsi="Times New Roman" w:cs="Times New Roman"/>
-                <w:bCs/>
-                <w:sz w:val="18"/>
-                <w:szCs w:val="18"/>
-                <w:lang w:val="en-US"/>
-              </w:rPr>
-              <w:t>_ogrn</w:t>
-            </w:r>
-            <w:proofErr w:type="spellEnd"/>
-            <w:r>
-              <w:rPr>
-                <w:rFonts w:ascii="Times New Roman" w:hAnsi="Times New Roman" w:cs="Times New Roman"/>
-                <w:bCs/>
-                <w:sz w:val="18"/>
-                <w:szCs w:val="18"/>
-                <w:lang w:val="en-US"/>
-              </w:rPr>
-              <w:t xml:space="preserve"> }}</w:t>
-            </w:r>
-          </w:p>
-          <w:p>
-            <w:pPr>
-              <w:pStyle w:val="ConsPlusNonformat"/>
-              <w:rPr>
-                <w:rFonts w:ascii="Times New Roman" w:hAnsi="Times New Roman" w:cs="Times New Roman"/>
-                <w:bCs/>
-                <w:sz w:val="18"/>
-                <w:szCs w:val="18"/>
-                <w:lang w:val="en-US"/>
-              </w:rPr>
-            </w:pPr>
-            <w:r>
-              <w:rPr>
-                <w:rFonts w:ascii="Times New Roman" w:hAnsi="Times New Roman" w:cs="Times New Roman"/>
-                <w:bCs/>
-                <w:sz w:val="18"/>
-                <w:szCs w:val="18"/>
-                <w:lang w:val="en-US"/>
-              </w:rPr>
-              <w:t xml:space="preserve">ИНН </w:t>
-            </w:r>
-            <w:proofErr w:type="gramStart"/>
-            <w:r>
-              <w:rPr>
-                <w:rFonts w:ascii="Times New Roman" w:hAnsi="Times New Roman" w:cs="Times New Roman"/>
-                <w:bCs/>
-                <w:sz w:val="18"/>
-                <w:szCs w:val="18"/>
-                <w:lang w:val="en-US"/>
-              </w:rPr>
-              <w:t xml:space="preserve">{{ </w:t>
-            </w:r>
-            <w:proofErr w:type="spellStart"/>
-            <w:r>
-              <w:rPr>
-                <w:rFonts w:ascii="Times New Roman" w:hAnsi="Times New Roman" w:cs="Times New Roman"/>
-                <w:bCs/>
-                <w:sz w:val="18"/>
-                <w:szCs w:val="18"/>
-                <w:lang w:val="en-US"/>
-              </w:rPr>
-              <w:t>seller</w:t>
-            </w:r>
-            <w:proofErr w:type="gramEnd"/>
-            <w:r>
-              <w:rPr>
-                <w:rFonts w:ascii="Times New Roman" w:hAnsi="Times New Roman" w:cs="Times New Roman"/>
-                <w:bCs/>
-                <w:sz w:val="18"/>
-                <w:szCs w:val="18"/>
-                <w:lang w:val="en-US"/>
-              </w:rPr>
-              <w:t>_inn</w:t>
-            </w:r>
-            <w:proofErr w:type="spellEnd"/>
-            <w:r>
-              <w:rPr>
-                <w:rFonts w:ascii="Times New Roman" w:hAnsi="Times New Roman" w:cs="Times New Roman"/>
-                <w:bCs/>
-                <w:sz w:val="18"/>
-                <w:szCs w:val="18"/>
-                <w:lang w:val="en-US"/>
-              </w:rPr>
-              <w:t xml:space="preserve"> }} КПП {{ </w:t>
-            </w:r>
-            <w:proofErr w:type="spellStart"/>
-            <w:r>
-              <w:rPr>
-                <w:rFonts w:ascii="Times New Roman" w:hAnsi="Times New Roman" w:cs="Times New Roman"/>
-                <w:bCs/>
-                <w:sz w:val="18"/>
-                <w:szCs w:val="18"/>
-                <w:lang w:val="en-US"/>
-              </w:rPr>
-              <w:t>seller_kpp</w:t>
-            </w:r>
-            <w:proofErr w:type="spellEnd"/>
-            <w:r>
-              <w:rPr>
-                <w:rFonts w:ascii="Times New Roman" w:hAnsi="Times New Roman" w:cs="Times New Roman"/>
-                <w:bCs/>
-                <w:sz w:val="18"/>
-                <w:szCs w:val="18"/>
-                <w:lang w:val="en-US"/>
-              </w:rPr>
-              <w:t xml:space="preserve"> }}</w:t>
-            </w:r>
-          </w:p>
-          <w:p>
-            <w:pPr>
-              <w:pStyle w:val="ConsPlusNonformat"/>
-              <w:rPr>
-                <w:rFonts w:ascii="Times New Roman" w:hAnsi="Times New Roman" w:cs="Times New Roman"/>
-                <w:bCs/>
-                <w:sz w:val="18"/>
-                <w:szCs w:val="18"/>
-                <w:lang w:val="en-US"/>
-              </w:rPr>
-            </w:pPr>
-            <w:r>
-              <w:rPr>
-                <w:rFonts w:ascii="Times New Roman" w:hAnsi="Times New Roman" w:cs="Times New Roman"/>
-                <w:bCs/>
-                <w:sz w:val="18"/>
-                <w:szCs w:val="18"/>
-                <w:lang w:val="en-US"/>
-              </w:rPr>
-              <w:t xml:space="preserve">р/с </w:t>
-            </w:r>
-            <w:proofErr w:type="gramStart"/>
-            <w:r>
-              <w:rPr>
-                <w:rFonts w:ascii="Times New Roman" w:hAnsi="Times New Roman" w:cs="Times New Roman"/>
-                <w:bCs/>
-                <w:sz w:val="18"/>
-                <w:szCs w:val="18"/>
-                <w:lang w:val="en-US"/>
-              </w:rPr>
-              <w:t xml:space="preserve">{{ </w:t>
-            </w:r>
-            <w:proofErr w:type="spellStart"/>
-            <w:r>
-              <w:rPr>
-                <w:rFonts w:ascii="Times New Roman" w:hAnsi="Times New Roman" w:cs="Times New Roman"/>
-                <w:bCs/>
-                <w:sz w:val="18"/>
-                <w:szCs w:val="18"/>
-                <w:lang w:val="en-US"/>
-              </w:rPr>
-              <w:t>seller</w:t>
-            </w:r>
-            <w:proofErr w:type="gramEnd"/>
-            <w:r>
-              <w:rPr>
-                <w:rFonts w:ascii="Times New Roman" w:hAnsi="Times New Roman" w:cs="Times New Roman"/>
-                <w:bCs/>
-                <w:sz w:val="18"/>
-                <w:szCs w:val="18"/>
-                <w:lang w:val="en-US"/>
-              </w:rPr>
-              <w:t>_bank_account</w:t>
-            </w:r>
-            <w:proofErr w:type="spellEnd"/>
-            <w:r>
-              <w:rPr>
-                <w:rFonts w:ascii="Times New Roman" w:hAnsi="Times New Roman" w:cs="Times New Roman"/>
-                <w:bCs/>
-                <w:sz w:val="18"/>
-                <w:szCs w:val="18"/>
-                <w:lang w:val="en-US"/>
-              </w:rPr>
-              <w:t xml:space="preserve"> }}</w:t>
-            </w:r>
-          </w:p>
-          <w:p>
-            <w:pPr>
-              <w:pStyle w:val="ConsPlusNonformat"/>
-              <w:rPr>
-                <w:rFonts w:ascii="Times New Roman" w:hAnsi="Times New Roman" w:cs="Times New Roman"/>
-                <w:bCs/>
-                <w:sz w:val="18"/>
-                <w:szCs w:val="18"/>
-                <w:lang w:val="en-US"/>
-              </w:rPr>
-            </w:pPr>
-            <w:proofErr w:type="gramStart"/>
-            <w:r>
-              <w:rPr>
-                <w:rFonts w:ascii="Times New Roman" w:hAnsi="Times New Roman" w:cs="Times New Roman"/>
-                <w:bCs/>
-                <w:sz w:val="18"/>
-                <w:szCs w:val="18"/>
-                <w:lang w:val="en-US"/>
-              </w:rPr>
-              <w:t xml:space="preserve">{{ </w:t>
-            </w:r>
-            <w:proofErr w:type="spellStart"/>
-            <w:r>
-              <w:rPr>
-                <w:rFonts w:ascii="Times New Roman" w:hAnsi="Times New Roman" w:cs="Times New Roman"/>
-                <w:bCs/>
-                <w:sz w:val="18"/>
-                <w:szCs w:val="18"/>
-                <w:lang w:val="en-US"/>
-              </w:rPr>
-              <w:t>seller</w:t>
-            </w:r>
-            <w:proofErr w:type="gramEnd"/>
-            <w:r>
-              <w:rPr>
-                <w:rFonts w:ascii="Times New Roman" w:hAnsi="Times New Roman" w:cs="Times New Roman"/>
-                <w:bCs/>
-                <w:sz w:val="18"/>
-                <w:szCs w:val="18"/>
-                <w:lang w:val="en-US"/>
-              </w:rPr>
-              <w:t>_bank_name</w:t>
-            </w:r>
-            <w:proofErr w:type="spellEnd"/>
-            <w:r>
-              <w:rPr>
-                <w:rFonts w:ascii="Times New Roman" w:hAnsi="Times New Roman" w:cs="Times New Roman"/>
-                <w:bCs/>
-                <w:sz w:val="18"/>
-                <w:szCs w:val="18"/>
-                <w:lang w:val="en-US"/>
-              </w:rPr>
-              <w:t xml:space="preserve"> }}</w:t>
-            </w:r>
-          </w:p>
-          <w:p>
-            <w:pPr>
-              <w:spacing w:line="240" w:lineRule="auto"/>
-              <w:rPr>
-                <w:rFonts w:ascii="Times New Roman" w:hAnsi="Times New Roman" w:cs="Times New Roman"/>
-                <w:color w:val="FF0000"/>
-                <w:sz w:val="18"/>
-                <w:szCs w:val="18"/>
-                <w:lang w:val="en-US"/>
-              </w:rPr>
-            </w:pPr>
-            <w:r>
-              <w:rPr>
-                <w:rFonts w:ascii="Times New Roman" w:hAnsi="Times New Roman" w:cs="Times New Roman"/>
-                <w:bCs/>
-                <w:sz w:val="18"/>
-                <w:szCs w:val="18"/>
-                <w:lang w:val="en-US"/>
-              </w:rPr>
-              <w:t xml:space="preserve">БИК </w:t>
-            </w:r>
-            <w:proofErr w:type="gramStart"/>
-            <w:r>
-              <w:rPr>
-                <w:rFonts w:ascii="Times New Roman" w:hAnsi="Times New Roman" w:cs="Times New Roman"/>
-                <w:bCs/>
-                <w:sz w:val="18"/>
-                <w:szCs w:val="18"/>
-                <w:lang w:val="en-US"/>
-              </w:rPr>
-              <w:t xml:space="preserve">{{ </w:t>
-            </w:r>
-            <w:proofErr w:type="spellStart"/>
-            <w:r>
-              <w:rPr>
-                <w:rFonts w:ascii="Times New Roman" w:hAnsi="Times New Roman" w:cs="Times New Roman"/>
-                <w:bCs/>
-                <w:sz w:val="18"/>
-                <w:szCs w:val="18"/>
-                <w:lang w:val="en-US"/>
-              </w:rPr>
-              <w:t>seller</w:t>
-            </w:r>
-            <w:proofErr w:type="gramEnd"/>
-            <w:r>
-              <w:rPr>
-                <w:rFonts w:ascii="Times New Roman" w:hAnsi="Times New Roman" w:cs="Times New Roman"/>
-                <w:bCs/>
-                <w:sz w:val="18"/>
-                <w:szCs w:val="18"/>
-                <w:lang w:val="en-US"/>
-              </w:rPr>
-              <w:t>_bik</w:t>
+              <w:t>seller_bik</w:t>
             </w:r>
             <w:proofErr w:type="spellEnd"/>
             <w:r>
@@ -10685,40 +11747,18 @@
                 <w:szCs w:val="18"/>
                 <w:lang w:val="en-US"/>
               </w:rPr>
-              <w:t xml:space="preserve"> == "person" </w:t>
-            </w:r>
-            <w:proofErr w:type="gramStart"/>
-            <w:r>
-              <w:rPr>
-                <w:rFonts w:ascii="Times New Roman" w:hAnsi="Times New Roman" w:cs="Times New Roman"/>
-                <w:sz w:val="18"/>
-                <w:szCs w:val="18"/>
-                <w:lang w:val="en-US"/>
-              </w:rPr>
-              <w:t>%}</w:t>
-            </w:r>
-            <w:r>
-              <w:rPr>
-                <w:rFonts w:ascii="Times New Roman" w:hAnsi="Times New Roman" w:cs="Times New Roman"/>
-                <w:b/>
-                <w:bCs/>
-                <w:sz w:val="18"/>
-                <w:szCs w:val="18"/>
-                <w:lang w:val="en-US"/>
-              </w:rPr>
-              <w:t>{</w:t>
-            </w:r>
-            <w:proofErr w:type="gramEnd"/>
-            <w:r>
-              <w:rPr>
-                <w:rFonts w:ascii="Times New Roman" w:hAnsi="Times New Roman" w:cs="Times New Roman"/>
-                <w:b/>
-                <w:bCs/>
-                <w:sz w:val="18"/>
-                <w:szCs w:val="18"/>
-                <w:lang w:val="en-US"/>
-              </w:rPr>
-              <w:t xml:space="preserve">{ </w:t>
+              <w:t xml:space="preserve"> == "person" %}</w:t>
+            </w:r>
+            <w:r>
+              <w:rPr>
+                <w:rFonts w:ascii="Times New Roman" w:hAnsi="Times New Roman" w:cs="Times New Roman"/>
+                <w:b/>
+                <w:bCs/>
+                <w:sz w:val="18"/>
+                <w:szCs w:val="18"/>
+                <w:lang w:val="en-US"/>
+              </w:rPr>
+              <w:t xml:space="preserve">{{ </w:t>
             </w:r>
             <w:proofErr w:type="spellStart"/>
             <w:r>
@@ -10870,12 +11910,321 @@
                 <w:szCs w:val="18"/>
                 <w:lang w:val="en-US"/>
               </w:rPr>
-              <w:t xml:space="preserve"> РФ </w:t>
-            </w:r>
-            <w:proofErr w:type="gramStart"/>
-            <w:r>
-              <w:rPr>
-                <w:rFonts w:ascii="Times New Roman" w:hAnsi="Times New Roman" w:cs="Times New Roman"/>
+              <w:t xml:space="preserve"> РФ {{ </w:t>
+            </w:r>
+            <w:proofErr w:type="spellStart"/>
+            <w:r>
+              <w:rPr>
+                <w:rFonts w:ascii="Times New Roman" w:hAnsi="Times New Roman" w:cs="Times New Roman"/>
+                <w:sz w:val="18"/>
+                <w:szCs w:val="18"/>
+                <w:lang w:val="en-US"/>
+              </w:rPr>
+              <w:t>buyer_licence_number</w:t>
+            </w:r>
+            <w:proofErr w:type="spellEnd"/>
+            <w:r>
+              <w:rPr>
+                <w:rFonts w:ascii="Times New Roman" w:hAnsi="Times New Roman" w:cs="Times New Roman"/>
+                <w:sz w:val="18"/>
+                <w:szCs w:val="18"/>
+                <w:lang w:val="en-US"/>
+              </w:rPr>
+              <w:t xml:space="preserve"> }} </w:t>
+            </w:r>
+            <w:proofErr w:type="spellStart"/>
+            <w:r>
+              <w:rPr>
+                <w:rFonts w:ascii="Times New Roman" w:hAnsi="Times New Roman" w:cs="Times New Roman"/>
+                <w:sz w:val="18"/>
+                <w:szCs w:val="18"/>
+                <w:lang w:val="en-US"/>
+              </w:rPr>
+              <w:t>выдан</w:t>
+            </w:r>
+            <w:proofErr w:type="spellEnd"/>
+            <w:r>
+              <w:rPr>
+                <w:rFonts w:ascii="Times New Roman" w:hAnsi="Times New Roman" w:cs="Times New Roman"/>
+                <w:sz w:val="18"/>
+                <w:szCs w:val="18"/>
+                <w:lang w:val="en-US"/>
+              </w:rPr>
+              <w:t xml:space="preserve"> {{ </w:t>
+            </w:r>
+            <w:proofErr w:type="spellStart"/>
+            <w:r>
+              <w:rPr>
+                <w:rFonts w:ascii="Times New Roman" w:hAnsi="Times New Roman" w:cs="Times New Roman"/>
+                <w:sz w:val="18"/>
+                <w:szCs w:val="18"/>
+                <w:lang w:val="en-US"/>
+              </w:rPr>
+              <w:t>buyer_issue_date</w:t>
+            </w:r>
+            <w:proofErr w:type="spellEnd"/>
+            <w:r>
+              <w:rPr>
+                <w:rFonts w:ascii="Times New Roman" w:hAnsi="Times New Roman" w:cs="Times New Roman"/>
+                <w:sz w:val="18"/>
+                <w:szCs w:val="18"/>
+                <w:lang w:val="en-US"/>
+              </w:rPr>
+              <w:t xml:space="preserve"> }} {{ </w:t>
+            </w:r>
+            <w:proofErr w:type="spellStart"/>
+            <w:r>
+              <w:rPr>
+                <w:rFonts w:ascii="Times New Roman" w:hAnsi="Times New Roman" w:cs="Times New Roman"/>
+                <w:sz w:val="18"/>
+                <w:szCs w:val="18"/>
+                <w:lang w:val="en-US"/>
+              </w:rPr>
+              <w:t>buyer_issue_organization</w:t>
+            </w:r>
+            <w:proofErr w:type="spellEnd"/>
+            <w:r>
+              <w:rPr>
+                <w:rFonts w:ascii="Times New Roman" w:hAnsi="Times New Roman" w:cs="Times New Roman"/>
+                <w:sz w:val="18"/>
+                <w:szCs w:val="18"/>
+                <w:lang w:val="en-US"/>
+              </w:rPr>
+              <w:t xml:space="preserve"> }}</w:t>
+            </w:r>
+          </w:p>
+          <w:p>
+            <w:pPr>
+              <w:pStyle w:val="ConsPlusNonformat"/>
+              <w:rPr>
+                <w:rFonts w:ascii="Times New Roman" w:hAnsi="Times New Roman" w:cs="Times New Roman"/>
+                <w:sz w:val="18"/>
+                <w:szCs w:val="18"/>
+                <w:lang w:val="en-US"/>
+              </w:rPr>
+            </w:pPr>
+            <w:proofErr w:type="spellStart"/>
+            <w:r>
+              <w:rPr>
+                <w:rFonts w:ascii="Times New Roman" w:hAnsi="Times New Roman" w:cs="Times New Roman"/>
+                <w:sz w:val="18"/>
+                <w:szCs w:val="18"/>
+                <w:lang w:val="en-US"/>
+              </w:rPr>
+              <w:t>Зарегистрирован</w:t>
+            </w:r>
+            <w:proofErr w:type="spellEnd"/>
+            <w:r>
+              <w:rPr>
+                <w:rFonts w:ascii="Times New Roman" w:hAnsi="Times New Roman" w:cs="Times New Roman"/>
+                <w:sz w:val="18"/>
+                <w:szCs w:val="18"/>
+                <w:lang w:val="en-US"/>
+              </w:rPr>
+              <w:t xml:space="preserve">: {{ </w:t>
+            </w:r>
+            <w:proofErr w:type="spellStart"/>
+            <w:r>
+              <w:rPr>
+                <w:rFonts w:ascii="Times New Roman" w:hAnsi="Times New Roman" w:cs="Times New Roman"/>
+                <w:sz w:val="18"/>
+                <w:szCs w:val="18"/>
+                <w:lang w:val="en-US"/>
+              </w:rPr>
+              <w:t>buyer_full_address</w:t>
+            </w:r>
+            <w:proofErr w:type="spellEnd"/>
+            <w:r>
+              <w:rPr>
+                <w:rFonts w:ascii="Times New Roman" w:hAnsi="Times New Roman" w:cs="Times New Roman"/>
+                <w:sz w:val="18"/>
+                <w:szCs w:val="18"/>
+                <w:lang w:val="en-US"/>
+              </w:rPr>
+              <w:t xml:space="preserve"> }}</w:t>
+            </w:r>
+          </w:p>
+          <w:p>
+            <w:pPr>
+              <w:pStyle w:val="ConsPlusNonformat"/>
+              <w:rPr>
+                <w:rFonts w:ascii="Times New Roman" w:hAnsi="Times New Roman" w:cs="Times New Roman"/>
+                <w:sz w:val="18"/>
+                <w:szCs w:val="18"/>
+                <w:lang w:val="en-US"/>
+              </w:rPr>
+            </w:pPr>
+            <w:r>
+              <w:rPr>
+                <w:rFonts w:ascii="Times New Roman" w:hAnsi="Times New Roman" w:cs="Times New Roman"/>
+                <w:sz w:val="18"/>
+                <w:szCs w:val="18"/>
+                <w:lang w:val="en-US"/>
+              </w:rPr>
+              <w:t xml:space="preserve">ИНН: {{ </w:t>
+            </w:r>
+            <w:proofErr w:type="spellStart"/>
+            <w:r>
+              <w:rPr>
+                <w:rFonts w:ascii="Times New Roman" w:hAnsi="Times New Roman" w:cs="Times New Roman"/>
+                <w:sz w:val="18"/>
+                <w:szCs w:val="18"/>
+                <w:lang w:val="en-US"/>
+              </w:rPr>
+              <w:t>buyer_inn</w:t>
+            </w:r>
+            <w:proofErr w:type="spellEnd"/>
+            <w:r>
+              <w:rPr>
+                <w:rFonts w:ascii="Times New Roman" w:hAnsi="Times New Roman" w:cs="Times New Roman"/>
+                <w:sz w:val="18"/>
+                <w:szCs w:val="18"/>
+                <w:lang w:val="en-US"/>
+              </w:rPr>
+              <w:t xml:space="preserve"> }}</w:t>
+            </w:r>
+          </w:p>
+          <w:p>
+            <w:pPr>
+              <w:pStyle w:val="ConsPlusNonformat"/>
+              <w:rPr>
+                <w:rFonts w:ascii="Times New Roman" w:hAnsi="Times New Roman" w:cs="Times New Roman"/>
+                <w:sz w:val="18"/>
+                <w:szCs w:val="18"/>
+                <w:lang w:val="en-US"/>
+              </w:rPr>
+            </w:pPr>
+            <w:r>
+              <w:rPr>
+                <w:rFonts w:ascii="Times New Roman" w:hAnsi="Times New Roman" w:cs="Times New Roman"/>
+                <w:sz w:val="18"/>
+                <w:szCs w:val="18"/>
+              </w:rPr>
+              <w:t>тел</w:t>
+            </w:r>
+            <w:r>
+              <w:rPr>
+                <w:rFonts w:ascii="Times New Roman" w:hAnsi="Times New Roman" w:cs="Times New Roman"/>
+                <w:sz w:val="18"/>
+                <w:szCs w:val="18"/>
+                <w:lang w:val="en-US"/>
+              </w:rPr>
+              <w:t xml:space="preserve">. </w:t>
+            </w:r>
+            <w:r>
+              <w:rPr>
+                <w:rFonts w:ascii="Times New Roman" w:hAnsi="Times New Roman" w:cs="Times New Roman"/>
+                <w:sz w:val="18"/>
+                <w:szCs w:val="18"/>
+                <w:lang w:val="en-US"/>
+              </w:rPr>
+              <w:t>{{</w:t>
+            </w:r>
+            <w:proofErr w:type="spellStart"/>
+            <w:r>
+              <w:rPr>
+                <w:rFonts w:ascii="Times New Roman" w:hAnsi="Times New Roman" w:cs="Times New Roman"/>
+                <w:sz w:val="18"/>
+                <w:szCs w:val="18"/>
+                <w:lang w:val="en-US"/>
+              </w:rPr>
+              <w:t>buyer_phone</w:t>
+            </w:r>
+            <w:proofErr w:type="spellEnd"/>
+            <w:r>
+              <w:rPr>
+                <w:rFonts w:ascii="Times New Roman" w:hAnsi="Times New Roman" w:cs="Times New Roman"/>
+                <w:sz w:val="18"/>
+                <w:szCs w:val="18"/>
+                <w:lang w:val="en-US"/>
+              </w:rPr>
+              <w:t>}}</w:t>
+            </w:r>
+          </w:p>
+          <w:p>
+            <w:pPr>
+              <w:pStyle w:val="ConsPlusNonformat"/>
+              <w:rPr>
+                <w:rFonts w:ascii="Times New Roman" w:hAnsi="Times New Roman" w:cs="Times New Roman"/>
+                <w:sz w:val="18"/>
+                <w:szCs w:val="18"/>
+                <w:lang w:val="en-US"/>
+              </w:rPr>
+            </w:pPr>
+            <w:r>
+              <w:rPr>
+                <w:rFonts w:ascii="Times New Roman" w:hAnsi="Times New Roman" w:cs="Times New Roman"/>
+                <w:sz w:val="18"/>
+                <w:szCs w:val="18"/>
+                <w:lang w:val="en-US"/>
+              </w:rPr>
+              <w:t xml:space="preserve">{% </w:t>
+            </w:r>
+            <w:proofErr w:type="spellStart"/>
+            <w:r>
+              <w:rPr>
+                <w:rFonts w:ascii="Times New Roman" w:hAnsi="Times New Roman" w:cs="Times New Roman"/>
+                <w:sz w:val="18"/>
+                <w:szCs w:val="18"/>
+                <w:lang w:val="en-US"/>
+              </w:rPr>
+              <w:t>elif</w:t>
+            </w:r>
+            <w:proofErr w:type="spellEnd"/>
+            <w:r>
+              <w:rPr>
+                <w:rFonts w:ascii="Times New Roman" w:hAnsi="Times New Roman" w:cs="Times New Roman"/>
+                <w:sz w:val="18"/>
+                <w:szCs w:val="18"/>
+                <w:lang w:val="en-US"/>
+              </w:rPr>
+              <w:t xml:space="preserve"> </w:t>
+            </w:r>
+            <w:proofErr w:type="spellStart"/>
+            <w:r>
+              <w:rPr>
+                <w:rFonts w:ascii="Times New Roman" w:hAnsi="Times New Roman" w:cs="Times New Roman"/>
+                <w:sz w:val="18"/>
+                <w:szCs w:val="18"/>
+                <w:lang w:val="en-US"/>
+              </w:rPr>
+              <w:t>buyer_type</w:t>
+            </w:r>
+            <w:proofErr w:type="spellEnd"/>
+            <w:r>
+              <w:rPr>
+                <w:rFonts w:ascii="Times New Roman" w:hAnsi="Times New Roman" w:cs="Times New Roman"/>
+                <w:sz w:val="18"/>
+                <w:szCs w:val="18"/>
+                <w:lang w:val="en-US"/>
+              </w:rPr>
+              <w:t xml:space="preserve"> == "</w:t>
+            </w:r>
+            <w:proofErr w:type="spellStart"/>
+            <w:r>
+              <w:rPr>
+                <w:rFonts w:ascii="Times New Roman" w:hAnsi="Times New Roman" w:cs="Times New Roman"/>
+                <w:sz w:val="18"/>
+                <w:szCs w:val="18"/>
+                <w:lang w:val="en-US"/>
+              </w:rPr>
+              <w:t>external_company</w:t>
+            </w:r>
+            <w:proofErr w:type="spellEnd"/>
+            <w:r>
+              <w:rPr>
+                <w:rFonts w:ascii="Times New Roman" w:hAnsi="Times New Roman" w:cs="Times New Roman"/>
+                <w:sz w:val="18"/>
+                <w:szCs w:val="18"/>
+                <w:lang w:val="en-US"/>
+              </w:rPr>
+              <w:t>" %}</w:t>
+            </w:r>
+            <w:r>
+              <w:rPr>
+                <w:rFonts w:ascii="Times New Roman" w:hAnsi="Times New Roman" w:cs="Times New Roman"/>
+                <w:b/>
+                <w:bCs/>
                 <w:sz w:val="18"/>
                 <w:szCs w:val="18"/>
                 <w:lang w:val="en-US"/>
@@ -10886,32 +12235,59 @@
             <w:r>
               <w:rPr>
                 <w:rFonts w:ascii="Times New Roman" w:hAnsi="Times New Roman" w:cs="Times New Roman"/>
-                <w:sz w:val="18"/>
-                <w:szCs w:val="18"/>
-                <w:lang w:val="en-US"/>
-              </w:rPr>
-              <w:t>buyer</w:t>
-            </w:r>
-            <w:proofErr w:type="gramEnd"/>
-            <w:r>
-              <w:rPr>
-                <w:rFonts w:ascii="Times New Roman" w:hAnsi="Times New Roman" w:cs="Times New Roman"/>
-                <w:sz w:val="18"/>
-                <w:szCs w:val="18"/>
-                <w:lang w:val="en-US"/>
-              </w:rPr>
-              <w:t>_licence_number</w:t>
+                <w:b/>
+                <w:bCs/>
+                <w:sz w:val="18"/>
+                <w:szCs w:val="18"/>
+                <w:lang w:val="en-US"/>
+              </w:rPr>
+              <w:t>buyer_</w:t>
+            </w:r>
+            <w:r>
+              <w:rPr>
+                <w:rFonts w:ascii="Times New Roman" w:hAnsi="Times New Roman" w:cs="Times New Roman"/>
+                <w:b/>
+                <w:bCs/>
+                <w:sz w:val="18"/>
+                <w:szCs w:val="18"/>
+                <w:lang w:val="en-US"/>
+              </w:rPr>
+              <w:t>short_</w:t>
+            </w:r>
+            <w:r>
+              <w:rPr>
+                <w:rFonts w:ascii="Times New Roman" w:hAnsi="Times New Roman" w:cs="Times New Roman"/>
+                <w:b/>
+                <w:bCs/>
+                <w:sz w:val="18"/>
+                <w:szCs w:val="18"/>
+                <w:lang w:val="en-US"/>
+              </w:rPr>
+              <w:t>name</w:t>
             </w:r>
             <w:proofErr w:type="spellEnd"/>
             <w:r>
               <w:rPr>
                 <w:rFonts w:ascii="Times New Roman" w:hAnsi="Times New Roman" w:cs="Times New Roman"/>
-                <w:sz w:val="18"/>
-                <w:szCs w:val="18"/>
-                <w:lang w:val="en-US"/>
-              </w:rPr>
-              <w:t xml:space="preserve"> }} </w:t>
-            </w:r>
+                <w:b/>
+                <w:bCs/>
+                <w:sz w:val="18"/>
+                <w:szCs w:val="18"/>
+                <w:lang w:val="en-US"/>
+              </w:rPr>
+              <w:t xml:space="preserve"> }}</w:t>
+            </w:r>
+          </w:p>
+          <w:p>
+            <w:pPr>
+              <w:pStyle w:val="ConsPlusNonformat"/>
+              <w:rPr>
+                <w:rFonts w:ascii="Times New Roman" w:hAnsi="Times New Roman" w:cs="Times New Roman"/>
+                <w:sz w:val="18"/>
+                <w:szCs w:val="18"/>
+                <w:lang w:val="en-US"/>
+              </w:rPr>
+            </w:pPr>
             <w:proofErr w:type="spellStart"/>
             <w:r>
               <w:rPr>
@@ -10920,7 +12296,7 @@
                 <w:szCs w:val="18"/>
                 <w:lang w:val="en-US"/>
               </w:rPr>
-              <w:t>выдан</w:t>
+              <w:t>Юр</w:t>
             </w:r>
             <w:proofErr w:type="spellEnd"/>
             <w:r>
@@ -10930,7 +12306,7 @@
                 <w:szCs w:val="18"/>
                 <w:lang w:val="en-US"/>
               </w:rPr>
-              <w:t xml:space="preserve"> {{ </w:t>
+              <w:t xml:space="preserve">. </w:t>
             </w:r>
             <w:proofErr w:type="spellStart"/>
             <w:r>
@@ -10940,7 +12316,7 @@
                 <w:szCs w:val="18"/>
                 <w:lang w:val="en-US"/>
               </w:rPr>
-              <w:t>buyer_issue_date</w:t>
+              <w:t>адрес</w:t>
             </w:r>
             <w:proofErr w:type="spellEnd"/>
             <w:r>
@@ -10950,7 +12326,7 @@
                 <w:szCs w:val="18"/>
                 <w:lang w:val="en-US"/>
               </w:rPr>
-              <w:t xml:space="preserve"> }} {{ </w:t>
+              <w:t xml:space="preserve">: {{ </w:t>
             </w:r>
             <w:proofErr w:type="spellStart"/>
             <w:r>
@@ -10960,7 +12336,7 @@
                 <w:szCs w:val="18"/>
                 <w:lang w:val="en-US"/>
               </w:rPr>
-              <w:t>buyer_issue_organization</w:t>
+              <w:t>buyer_legal_address</w:t>
             </w:r>
             <w:proofErr w:type="spellEnd"/>
             <w:r>
@@ -10991,7 +12367,7 @@
                 <w:szCs w:val="18"/>
                 <w:lang w:val="en-US"/>
               </w:rPr>
-              <w:t>Зарегистрирован</w:t>
+              <w:t>эл</w:t>
             </w:r>
             <w:proofErr w:type="spellEnd"/>
             <w:r>
@@ -11001,9 +12377,250 @@
                 <w:szCs w:val="18"/>
                 <w:lang w:val="en-US"/>
               </w:rPr>
-              <w:t xml:space="preserve">: </w:t>
-            </w:r>
-            <w:proofErr w:type="gramStart"/>
+              <w:t xml:space="preserve">. </w:t>
+            </w:r>
+            <w:proofErr w:type="spellStart"/>
+            <w:r>
+              <w:rPr>
+                <w:rFonts w:ascii="Times New Roman" w:hAnsi="Times New Roman" w:cs="Times New Roman"/>
+                <w:sz w:val="18"/>
+                <w:szCs w:val="18"/>
+                <w:lang w:val="en-US"/>
+              </w:rPr>
+              <w:t>почта</w:t>
+            </w:r>
+            <w:proofErr w:type="spellEnd"/>
+            <w:r>
+              <w:rPr>
+                <w:rFonts w:ascii="Times New Roman" w:hAnsi="Times New Roman" w:cs="Times New Roman"/>
+                <w:sz w:val="18"/>
+                <w:szCs w:val="18"/>
+                <w:lang w:val="en-US"/>
+              </w:rPr>
+              <w:t xml:space="preserve">: {{ </w:t>
+            </w:r>
+            <w:proofErr w:type="spellStart"/>
+            <w:r>
+              <w:rPr>
+                <w:rFonts w:ascii="Times New Roman" w:hAnsi="Times New Roman" w:cs="Times New Roman"/>
+                <w:sz w:val="18"/>
+                <w:szCs w:val="18"/>
+                <w:lang w:val="en-US"/>
+              </w:rPr>
+              <w:t>buyer_email</w:t>
+            </w:r>
+            <w:proofErr w:type="spellEnd"/>
+            <w:r>
+              <w:rPr>
+                <w:rFonts w:ascii="Times New Roman" w:hAnsi="Times New Roman" w:cs="Times New Roman"/>
+                <w:sz w:val="18"/>
+                <w:szCs w:val="18"/>
+                <w:lang w:val="en-US"/>
+              </w:rPr>
+              <w:t xml:space="preserve"> }}</w:t>
+            </w:r>
+          </w:p>
+          <w:p>
+            <w:pPr>
+              <w:pStyle w:val="ConsPlusNonformat"/>
+              <w:rPr>
+                <w:rFonts w:ascii="Times New Roman" w:hAnsi="Times New Roman" w:cs="Times New Roman"/>
+                <w:sz w:val="18"/>
+                <w:szCs w:val="18"/>
+                <w:lang w:val="en-US"/>
+              </w:rPr>
+            </w:pPr>
+            <w:proofErr w:type="spellStart"/>
+            <w:r>
+              <w:rPr>
+                <w:rFonts w:ascii="Times New Roman" w:hAnsi="Times New Roman" w:cs="Times New Roman"/>
+                <w:sz w:val="18"/>
+                <w:szCs w:val="18"/>
+                <w:lang w:val="en-US"/>
+              </w:rPr>
+              <w:t>тел</w:t>
+            </w:r>
+            <w:proofErr w:type="spellEnd"/>
+            <w:r>
+              <w:rPr>
+                <w:rFonts w:ascii="Times New Roman" w:hAnsi="Times New Roman" w:cs="Times New Roman"/>
+                <w:sz w:val="18"/>
+                <w:szCs w:val="18"/>
+                <w:lang w:val="en-US"/>
+              </w:rPr>
+              <w:t xml:space="preserve">: {{ </w:t>
+            </w:r>
+            <w:proofErr w:type="spellStart"/>
+            <w:r>
+              <w:rPr>
+                <w:rFonts w:ascii="Times New Roman" w:hAnsi="Times New Roman" w:cs="Times New Roman"/>
+                <w:sz w:val="18"/>
+                <w:szCs w:val="18"/>
+                <w:lang w:val="en-US"/>
+              </w:rPr>
+              <w:t>buyer_phone</w:t>
+            </w:r>
+            <w:proofErr w:type="spellEnd"/>
+            <w:r>
+              <w:rPr>
+                <w:rFonts w:ascii="Times New Roman" w:hAnsi="Times New Roman" w:cs="Times New Roman"/>
+                <w:sz w:val="18"/>
+                <w:szCs w:val="18"/>
+                <w:lang w:val="en-US"/>
+              </w:rPr>
+              <w:t xml:space="preserve"> }}</w:t>
+            </w:r>
+          </w:p>
+          <w:p>
+            <w:pPr>
+              <w:pStyle w:val="ConsPlusNonformat"/>
+              <w:rPr>
+                <w:rFonts w:ascii="Times New Roman" w:hAnsi="Times New Roman" w:cs="Times New Roman"/>
+                <w:sz w:val="18"/>
+                <w:szCs w:val="18"/>
+                <w:lang w:val="en-US"/>
+              </w:rPr>
+            </w:pPr>
+            <w:r>
+              <w:rPr>
+                <w:rFonts w:ascii="Times New Roman" w:hAnsi="Times New Roman" w:cs="Times New Roman"/>
+                <w:sz w:val="18"/>
+                <w:szCs w:val="18"/>
+                <w:lang w:val="en-US"/>
+              </w:rPr>
+              <w:t xml:space="preserve">ОГРН {{ </w:t>
+            </w:r>
+            <w:proofErr w:type="spellStart"/>
+            <w:r>
+              <w:rPr>
+                <w:rFonts w:ascii="Times New Roman" w:hAnsi="Times New Roman" w:cs="Times New Roman"/>
+                <w:sz w:val="18"/>
+                <w:szCs w:val="18"/>
+                <w:lang w:val="en-US"/>
+              </w:rPr>
+              <w:t>buyer_ogrn</w:t>
+            </w:r>
+            <w:proofErr w:type="spellEnd"/>
+            <w:r>
+              <w:rPr>
+                <w:rFonts w:ascii="Times New Roman" w:hAnsi="Times New Roman" w:cs="Times New Roman"/>
+                <w:sz w:val="18"/>
+                <w:szCs w:val="18"/>
+                <w:lang w:val="en-US"/>
+              </w:rPr>
+              <w:t xml:space="preserve"> }}</w:t>
+            </w:r>
+          </w:p>
+          <w:p>
+            <w:pPr>
+              <w:pStyle w:val="ConsPlusNonformat"/>
+              <w:rPr>
+                <w:rFonts w:ascii="Times New Roman" w:hAnsi="Times New Roman" w:cs="Times New Roman"/>
+                <w:sz w:val="18"/>
+                <w:szCs w:val="18"/>
+                <w:lang w:val="en-US"/>
+              </w:rPr>
+            </w:pPr>
+            <w:r>
+              <w:rPr>
+                <w:rFonts w:ascii="Times New Roman" w:hAnsi="Times New Roman" w:cs="Times New Roman"/>
+                <w:sz w:val="18"/>
+                <w:szCs w:val="18"/>
+                <w:lang w:val="en-US"/>
+              </w:rPr>
+              <w:t xml:space="preserve">ИНН {{ </w:t>
+            </w:r>
+            <w:proofErr w:type="spellStart"/>
+            <w:r>
+              <w:rPr>
+                <w:rFonts w:ascii="Times New Roman" w:hAnsi="Times New Roman" w:cs="Times New Roman"/>
+                <w:sz w:val="18"/>
+                <w:szCs w:val="18"/>
+                <w:lang w:val="en-US"/>
+              </w:rPr>
+              <w:t>buyer_inn</w:t>
+            </w:r>
+            <w:proofErr w:type="spellEnd"/>
+            <w:r>
+              <w:rPr>
+                <w:rFonts w:ascii="Times New Roman" w:hAnsi="Times New Roman" w:cs="Times New Roman"/>
+                <w:sz w:val="18"/>
+                <w:szCs w:val="18"/>
+                <w:lang w:val="en-US"/>
+              </w:rPr>
+              <w:t xml:space="preserve"> }} КПП {{ </w:t>
+            </w:r>
+            <w:proofErr w:type="spellStart"/>
+            <w:r>
+              <w:rPr>
+                <w:rFonts w:ascii="Times New Roman" w:hAnsi="Times New Roman" w:cs="Times New Roman"/>
+                <w:sz w:val="18"/>
+                <w:szCs w:val="18"/>
+                <w:lang w:val="en-US"/>
+              </w:rPr>
+              <w:t>buyer_kpp</w:t>
+            </w:r>
+            <w:proofErr w:type="spellEnd"/>
+            <w:r>
+              <w:rPr>
+                <w:rFonts w:ascii="Times New Roman" w:hAnsi="Times New Roman" w:cs="Times New Roman"/>
+                <w:sz w:val="18"/>
+                <w:szCs w:val="18"/>
+                <w:lang w:val="en-US"/>
+              </w:rPr>
+              <w:t xml:space="preserve"> }}</w:t>
+            </w:r>
+          </w:p>
+          <w:p>
+            <w:pPr>
+              <w:pStyle w:val="ConsPlusNonformat"/>
+              <w:rPr>
+                <w:rFonts w:ascii="Times New Roman" w:hAnsi="Times New Roman" w:cs="Times New Roman"/>
+                <w:sz w:val="18"/>
+                <w:szCs w:val="18"/>
+                <w:lang w:val="en-US"/>
+              </w:rPr>
+            </w:pPr>
+            <w:r>
+              <w:rPr>
+                <w:rFonts w:ascii="Times New Roman" w:hAnsi="Times New Roman" w:cs="Times New Roman"/>
+                <w:sz w:val="18"/>
+                <w:szCs w:val="18"/>
+                <w:lang w:val="en-US"/>
+              </w:rPr>
+              <w:t xml:space="preserve">р/с {{ </w:t>
+            </w:r>
+            <w:proofErr w:type="spellStart"/>
+            <w:r>
+              <w:rPr>
+                <w:rFonts w:ascii="Times New Roman" w:hAnsi="Times New Roman" w:cs="Times New Roman"/>
+                <w:sz w:val="18"/>
+                <w:szCs w:val="18"/>
+                <w:lang w:val="en-US"/>
+              </w:rPr>
+              <w:t>buyer_bank_account</w:t>
+            </w:r>
+            <w:proofErr w:type="spellEnd"/>
+            <w:r>
+              <w:rPr>
+                <w:rFonts w:ascii="Times New Roman" w:hAnsi="Times New Roman" w:cs="Times New Roman"/>
+                <w:sz w:val="18"/>
+                <w:szCs w:val="18"/>
+                <w:lang w:val="en-US"/>
+              </w:rPr>
+              <w:t xml:space="preserve"> }}</w:t>
+            </w:r>
+          </w:p>
+          <w:p>
+            <w:pPr>
+              <w:pStyle w:val="ConsPlusNonformat"/>
+              <w:rPr>
+                <w:rFonts w:ascii="Times New Roman" w:hAnsi="Times New Roman" w:cs="Times New Roman"/>
+                <w:sz w:val="18"/>
+                <w:szCs w:val="18"/>
+                <w:lang w:val="en-US"/>
+              </w:rPr>
+            </w:pPr>
             <w:r>
               <w:rPr>
                 <w:rFonts w:ascii="Times New Roman" w:hAnsi="Times New Roman" w:cs="Times New Roman"/>
@@ -11021,17 +12638,7 @@
                 <w:szCs w:val="18"/>
                 <w:lang w:val="en-US"/>
               </w:rPr>
-              <w:t>buyer</w:t>
-            </w:r>
-            <w:proofErr w:type="gramEnd"/>
-            <w:r>
-              <w:rPr>
-                <w:rFonts w:ascii="Times New Roman" w:hAnsi="Times New Roman" w:cs="Times New Roman"/>
-                <w:sz w:val="18"/>
-                <w:szCs w:val="18"/>
-                <w:lang w:val="en-US"/>
-              </w:rPr>
-              <w:t>_full_address</w:t>
+              <w:t>buyer_bank_name</w:t>
             </w:r>
             <w:proofErr w:type="spellEnd"/>
             <w:r>
@@ -11061,17 +12668,7 @@
                 <w:szCs w:val="18"/>
                 <w:lang w:val="en-US"/>
               </w:rPr>
-              <w:t xml:space="preserve">ИНН: </w:t>
-            </w:r>
-            <w:proofErr w:type="gramStart"/>
-            <w:r>
-              <w:rPr>
-                <w:rFonts w:ascii="Times New Roman" w:hAnsi="Times New Roman" w:cs="Times New Roman"/>
-                <w:sz w:val="18"/>
-                <w:szCs w:val="18"/>
-                <w:lang w:val="en-US"/>
-              </w:rPr>
-              <w:t xml:space="preserve">{{ </w:t>
+              <w:t xml:space="preserve">БИК {{ </w:t>
             </w:r>
             <w:proofErr w:type="spellStart"/>
             <w:r>
@@ -11081,775 +12678,7 @@
                 <w:szCs w:val="18"/>
                 <w:lang w:val="en-US"/>
               </w:rPr>
-              <w:t>buyer</w:t>
-            </w:r>
-            <w:proofErr w:type="gramEnd"/>
-            <w:r>
-              <w:rPr>
-                <w:rFonts w:ascii="Times New Roman" w:hAnsi="Times New Roman" w:cs="Times New Roman"/>
-                <w:sz w:val="18"/>
-                <w:szCs w:val="18"/>
-                <w:lang w:val="en-US"/>
-              </w:rPr>
-              <w:t>_inn</w:t>
-            </w:r>
-            <w:proofErr w:type="spellEnd"/>
-            <w:r>
-              <w:rPr>
-                <w:rFonts w:ascii="Times New Roman" w:hAnsi="Times New Roman" w:cs="Times New Roman"/>
-                <w:sz w:val="18"/>
-                <w:szCs w:val="18"/>
-                <w:lang w:val="en-US"/>
-              </w:rPr>
-              <w:t xml:space="preserve"> }}</w:t>
-            </w:r>
-          </w:p>
-          <w:p>
-            <w:pPr>
-              <w:pStyle w:val="ConsPlusNonformat"/>
-              <w:rPr>
-                <w:rFonts w:ascii="Times New Roman" w:hAnsi="Times New Roman" w:cs="Times New Roman"/>
-                <w:sz w:val="18"/>
-                <w:szCs w:val="18"/>
-                <w:lang w:val="en-US"/>
-              </w:rPr>
-            </w:pPr>
-            <w:r>
-              <w:rPr>
-                <w:rFonts w:ascii="Times New Roman" w:hAnsi="Times New Roman" w:cs="Times New Roman"/>
-                <w:sz w:val="18"/>
-                <w:szCs w:val="18"/>
-              </w:rPr>
-              <w:t>тел</w:t>
-            </w:r>
-            <w:r>
-              <w:rPr>
-                <w:rFonts w:ascii="Times New Roman" w:hAnsi="Times New Roman" w:cs="Times New Roman"/>
-                <w:sz w:val="18"/>
-                <w:szCs w:val="18"/>
-                <w:lang w:val="en-US"/>
-              </w:rPr>
-              <w:t xml:space="preserve">. </w:t>
-            </w:r>
-            <w:r>
-              <w:rPr>
-                <w:rFonts w:ascii="Times New Roman" w:hAnsi="Times New Roman" w:cs="Times New Roman"/>
-                <w:sz w:val="18"/>
-                <w:szCs w:val="18"/>
-                <w:lang w:val="en-US"/>
-              </w:rPr>
-              <w:t>{{</w:t>
-            </w:r>
-            <w:proofErr w:type="spellStart"/>
-            <w:r>
-              <w:rPr>
-                <w:rFonts w:ascii="Times New Roman" w:hAnsi="Times New Roman" w:cs="Times New Roman"/>
-                <w:sz w:val="18"/>
-                <w:szCs w:val="18"/>
-                <w:lang w:val="en-US"/>
-              </w:rPr>
-              <w:t>buyer_phone</w:t>
-            </w:r>
-            <w:proofErr w:type="spellEnd"/>
-            <w:r>
-              <w:rPr>
-                <w:rFonts w:ascii="Times New Roman" w:hAnsi="Times New Roman" w:cs="Times New Roman"/>
-                <w:sz w:val="18"/>
-                <w:szCs w:val="18"/>
-                <w:lang w:val="en-US"/>
-              </w:rPr>
-              <w:t>}}</w:t>
-            </w:r>
-          </w:p>
-          <w:p>
-            <w:pPr>
-              <w:pStyle w:val="ConsPlusNonformat"/>
-              <w:rPr>
-                <w:rFonts w:ascii="Times New Roman" w:hAnsi="Times New Roman" w:cs="Times New Roman"/>
-                <w:sz w:val="18"/>
-                <w:szCs w:val="18"/>
-                <w:lang w:val="en-US"/>
-              </w:rPr>
-            </w:pPr>
-            <w:r>
-              <w:rPr>
-                <w:rFonts w:ascii="Times New Roman" w:hAnsi="Times New Roman" w:cs="Times New Roman"/>
-                <w:sz w:val="18"/>
-                <w:szCs w:val="18"/>
-                <w:lang w:val="en-US"/>
-              </w:rPr>
-              <w:t xml:space="preserve">{% </w:t>
-            </w:r>
-            <w:proofErr w:type="spellStart"/>
-            <w:r>
-              <w:rPr>
-                <w:rFonts w:ascii="Times New Roman" w:hAnsi="Times New Roman" w:cs="Times New Roman"/>
-                <w:sz w:val="18"/>
-                <w:szCs w:val="18"/>
-                <w:lang w:val="en-US"/>
-              </w:rPr>
-              <w:t>elif</w:t>
-            </w:r>
-            <w:proofErr w:type="spellEnd"/>
-            <w:r>
-              <w:rPr>
-                <w:rFonts w:ascii="Times New Roman" w:hAnsi="Times New Roman" w:cs="Times New Roman"/>
-                <w:sz w:val="18"/>
-                <w:szCs w:val="18"/>
-                <w:lang w:val="en-US"/>
-              </w:rPr>
-              <w:t xml:space="preserve"> </w:t>
-            </w:r>
-            <w:proofErr w:type="spellStart"/>
-            <w:r>
-              <w:rPr>
-                <w:rFonts w:ascii="Times New Roman" w:hAnsi="Times New Roman" w:cs="Times New Roman"/>
-                <w:sz w:val="18"/>
-                <w:szCs w:val="18"/>
-                <w:lang w:val="en-US"/>
-              </w:rPr>
-              <w:t>buyer_type</w:t>
-            </w:r>
-            <w:proofErr w:type="spellEnd"/>
-            <w:r>
-              <w:rPr>
-                <w:rFonts w:ascii="Times New Roman" w:hAnsi="Times New Roman" w:cs="Times New Roman"/>
-                <w:sz w:val="18"/>
-                <w:szCs w:val="18"/>
-                <w:lang w:val="en-US"/>
-              </w:rPr>
-              <w:t xml:space="preserve"> == "</w:t>
-            </w:r>
-            <w:proofErr w:type="spellStart"/>
-            <w:r>
-              <w:rPr>
-                <w:rFonts w:ascii="Times New Roman" w:hAnsi="Times New Roman" w:cs="Times New Roman"/>
-                <w:sz w:val="18"/>
-                <w:szCs w:val="18"/>
-                <w:lang w:val="en-US"/>
-              </w:rPr>
-              <w:t>external_company</w:t>
-            </w:r>
-            <w:proofErr w:type="spellEnd"/>
-            <w:r>
-              <w:rPr>
-                <w:rFonts w:ascii="Times New Roman" w:hAnsi="Times New Roman" w:cs="Times New Roman"/>
-                <w:sz w:val="18"/>
-                <w:szCs w:val="18"/>
-                <w:lang w:val="en-US"/>
-              </w:rPr>
-              <w:t xml:space="preserve">" </w:t>
-            </w:r>
-            <w:proofErr w:type="gramStart"/>
-            <w:r>
-              <w:rPr>
-                <w:rFonts w:ascii="Times New Roman" w:hAnsi="Times New Roman" w:cs="Times New Roman"/>
-                <w:sz w:val="18"/>
-                <w:szCs w:val="18"/>
-                <w:lang w:val="en-US"/>
-              </w:rPr>
-              <w:t>%}</w:t>
-            </w:r>
-            <w:r>
-              <w:rPr>
-                <w:rFonts w:ascii="Times New Roman" w:hAnsi="Times New Roman" w:cs="Times New Roman"/>
-                <w:b/>
-                <w:bCs/>
-                <w:sz w:val="18"/>
-                <w:szCs w:val="18"/>
-                <w:lang w:val="en-US"/>
-              </w:rPr>
-              <w:t>{</w:t>
-            </w:r>
-            <w:proofErr w:type="gramEnd"/>
-            <w:r>
-              <w:rPr>
-                <w:rFonts w:ascii="Times New Roman" w:hAnsi="Times New Roman" w:cs="Times New Roman"/>
-                <w:b/>
-                <w:bCs/>
-                <w:sz w:val="18"/>
-                <w:szCs w:val="18"/>
-                <w:lang w:val="en-US"/>
-              </w:rPr>
-              <w:t xml:space="preserve">{ </w:t>
-            </w:r>
-            <w:proofErr w:type="spellStart"/>
-            <w:r>
-              <w:rPr>
-                <w:rFonts w:ascii="Times New Roman" w:hAnsi="Times New Roman" w:cs="Times New Roman"/>
-                <w:b/>
-                <w:bCs/>
-                <w:sz w:val="18"/>
-                <w:szCs w:val="18"/>
-                <w:lang w:val="en-US"/>
-              </w:rPr>
-              <w:t>buyer_name</w:t>
-            </w:r>
-            <w:proofErr w:type="spellEnd"/>
-            <w:r>
-              <w:rPr>
-                <w:rFonts w:ascii="Times New Roman" w:hAnsi="Times New Roman" w:cs="Times New Roman"/>
-                <w:b/>
-                <w:bCs/>
-                <w:sz w:val="18"/>
-                <w:szCs w:val="18"/>
-                <w:lang w:val="en-US"/>
-              </w:rPr>
-              <w:t xml:space="preserve"> }}</w:t>
-            </w:r>
-          </w:p>
-          <w:p>
-            <w:pPr>
-              <w:pStyle w:val="ConsPlusNonformat"/>
-              <w:rPr>
-                <w:rFonts w:ascii="Times New Roman" w:hAnsi="Times New Roman" w:cs="Times New Roman"/>
-                <w:sz w:val="18"/>
-                <w:szCs w:val="18"/>
-                <w:lang w:val="en-US"/>
-              </w:rPr>
-            </w:pPr>
-            <w:proofErr w:type="spellStart"/>
-            <w:r>
-              <w:rPr>
-                <w:rFonts w:ascii="Times New Roman" w:hAnsi="Times New Roman" w:cs="Times New Roman"/>
-                <w:sz w:val="18"/>
-                <w:szCs w:val="18"/>
-                <w:lang w:val="en-US"/>
-              </w:rPr>
-              <w:t>Юр</w:t>
-            </w:r>
-            <w:proofErr w:type="spellEnd"/>
-            <w:r>
-              <w:rPr>
-                <w:rFonts w:ascii="Times New Roman" w:hAnsi="Times New Roman" w:cs="Times New Roman"/>
-                <w:sz w:val="18"/>
-                <w:szCs w:val="18"/>
-                <w:lang w:val="en-US"/>
-              </w:rPr>
-              <w:t xml:space="preserve">. </w:t>
-            </w:r>
-            <w:proofErr w:type="spellStart"/>
-            <w:r>
-              <w:rPr>
-                <w:rFonts w:ascii="Times New Roman" w:hAnsi="Times New Roman" w:cs="Times New Roman"/>
-                <w:sz w:val="18"/>
-                <w:szCs w:val="18"/>
-                <w:lang w:val="en-US"/>
-              </w:rPr>
-              <w:t>адрес</w:t>
-            </w:r>
-            <w:proofErr w:type="spellEnd"/>
-            <w:r>
-              <w:rPr>
-                <w:rFonts w:ascii="Times New Roman" w:hAnsi="Times New Roman" w:cs="Times New Roman"/>
-                <w:sz w:val="18"/>
-                <w:szCs w:val="18"/>
-                <w:lang w:val="en-US"/>
-              </w:rPr>
-              <w:t xml:space="preserve">: </w:t>
-            </w:r>
-            <w:proofErr w:type="gramStart"/>
-            <w:r>
-              <w:rPr>
-                <w:rFonts w:ascii="Times New Roman" w:hAnsi="Times New Roman" w:cs="Times New Roman"/>
-                <w:sz w:val="18"/>
-                <w:szCs w:val="18"/>
-                <w:lang w:val="en-US"/>
-              </w:rPr>
-              <w:t xml:space="preserve">{{ </w:t>
-            </w:r>
-            <w:proofErr w:type="spellStart"/>
-            <w:r>
-              <w:rPr>
-                <w:rFonts w:ascii="Times New Roman" w:hAnsi="Times New Roman" w:cs="Times New Roman"/>
-                <w:sz w:val="18"/>
-                <w:szCs w:val="18"/>
-                <w:lang w:val="en-US"/>
-              </w:rPr>
-              <w:t>buyer</w:t>
-            </w:r>
-            <w:proofErr w:type="gramEnd"/>
-            <w:r>
-              <w:rPr>
-                <w:rFonts w:ascii="Times New Roman" w:hAnsi="Times New Roman" w:cs="Times New Roman"/>
-                <w:sz w:val="18"/>
-                <w:szCs w:val="18"/>
-                <w:lang w:val="en-US"/>
-              </w:rPr>
-              <w:t>_legal_address</w:t>
-            </w:r>
-            <w:proofErr w:type="spellEnd"/>
-            <w:r>
-              <w:rPr>
-                <w:rFonts w:ascii="Times New Roman" w:hAnsi="Times New Roman" w:cs="Times New Roman"/>
-                <w:sz w:val="18"/>
-                <w:szCs w:val="18"/>
-                <w:lang w:val="en-US"/>
-              </w:rPr>
-              <w:t xml:space="preserve"> }}</w:t>
-            </w:r>
-          </w:p>
-          <w:p>
-            <w:pPr>
-              <w:pStyle w:val="ConsPlusNonformat"/>
-              <w:rPr>
-                <w:rFonts w:ascii="Times New Roman" w:hAnsi="Times New Roman" w:cs="Times New Roman"/>
-                <w:sz w:val="18"/>
-                <w:szCs w:val="18"/>
-                <w:lang w:val="en-US"/>
-              </w:rPr>
-            </w:pPr>
-            <w:proofErr w:type="spellStart"/>
-            <w:r>
-              <w:rPr>
-                <w:rFonts w:ascii="Times New Roman" w:hAnsi="Times New Roman" w:cs="Times New Roman"/>
-                <w:sz w:val="18"/>
-                <w:szCs w:val="18"/>
-                <w:lang w:val="en-US"/>
-              </w:rPr>
-              <w:t>эл</w:t>
-            </w:r>
-            <w:proofErr w:type="spellEnd"/>
-            <w:r>
-              <w:rPr>
-                <w:rFonts w:ascii="Times New Roman" w:hAnsi="Times New Roman" w:cs="Times New Roman"/>
-                <w:sz w:val="18"/>
-                <w:szCs w:val="18"/>
-                <w:lang w:val="en-US"/>
-              </w:rPr>
-              <w:t xml:space="preserve">. </w:t>
-            </w:r>
-            <w:proofErr w:type="spellStart"/>
-            <w:r>
-              <w:rPr>
-                <w:rFonts w:ascii="Times New Roman" w:hAnsi="Times New Roman" w:cs="Times New Roman"/>
-                <w:sz w:val="18"/>
-                <w:szCs w:val="18"/>
-                <w:lang w:val="en-US"/>
-              </w:rPr>
-              <w:t>почта</w:t>
-            </w:r>
-            <w:proofErr w:type="spellEnd"/>
-            <w:r>
-              <w:rPr>
-                <w:rFonts w:ascii="Times New Roman" w:hAnsi="Times New Roman" w:cs="Times New Roman"/>
-                <w:sz w:val="18"/>
-                <w:szCs w:val="18"/>
-                <w:lang w:val="en-US"/>
-              </w:rPr>
-              <w:t xml:space="preserve">: </w:t>
-            </w:r>
-            <w:proofErr w:type="gramStart"/>
-            <w:r>
-              <w:rPr>
-                <w:rFonts w:ascii="Times New Roman" w:hAnsi="Times New Roman" w:cs="Times New Roman"/>
-                <w:sz w:val="18"/>
-                <w:szCs w:val="18"/>
-                <w:lang w:val="en-US"/>
-              </w:rPr>
-              <w:t xml:space="preserve">{{ </w:t>
-            </w:r>
-            <w:proofErr w:type="spellStart"/>
-            <w:r>
-              <w:rPr>
-                <w:rFonts w:ascii="Times New Roman" w:hAnsi="Times New Roman" w:cs="Times New Roman"/>
-                <w:sz w:val="18"/>
-                <w:szCs w:val="18"/>
-                <w:lang w:val="en-US"/>
-              </w:rPr>
-              <w:t>buyer</w:t>
-            </w:r>
-            <w:proofErr w:type="gramEnd"/>
-            <w:r>
-              <w:rPr>
-                <w:rFonts w:ascii="Times New Roman" w:hAnsi="Times New Roman" w:cs="Times New Roman"/>
-                <w:sz w:val="18"/>
-                <w:szCs w:val="18"/>
-                <w:lang w:val="en-US"/>
-              </w:rPr>
-              <w:t>_email</w:t>
-            </w:r>
-            <w:proofErr w:type="spellEnd"/>
-            <w:r>
-              <w:rPr>
-                <w:rFonts w:ascii="Times New Roman" w:hAnsi="Times New Roman" w:cs="Times New Roman"/>
-                <w:sz w:val="18"/>
-                <w:szCs w:val="18"/>
-                <w:lang w:val="en-US"/>
-              </w:rPr>
-              <w:t xml:space="preserve"> }}</w:t>
-            </w:r>
-          </w:p>
-          <w:p>
-            <w:pPr>
-              <w:pStyle w:val="ConsPlusNonformat"/>
-              <w:rPr>
-                <w:rFonts w:ascii="Times New Roman" w:hAnsi="Times New Roman" w:cs="Times New Roman"/>
-                <w:sz w:val="18"/>
-                <w:szCs w:val="18"/>
-                <w:lang w:val="en-US"/>
-              </w:rPr>
-            </w:pPr>
-            <w:proofErr w:type="spellStart"/>
-            <w:r>
-              <w:rPr>
-                <w:rFonts w:ascii="Times New Roman" w:hAnsi="Times New Roman" w:cs="Times New Roman"/>
-                <w:sz w:val="18"/>
-                <w:szCs w:val="18"/>
-                <w:lang w:val="en-US"/>
-              </w:rPr>
-              <w:t>тел</w:t>
-            </w:r>
-            <w:proofErr w:type="spellEnd"/>
-            <w:r>
-              <w:rPr>
-                <w:rFonts w:ascii="Times New Roman" w:hAnsi="Times New Roman" w:cs="Times New Roman"/>
-                <w:sz w:val="18"/>
-                <w:szCs w:val="18"/>
-                <w:lang w:val="en-US"/>
-              </w:rPr>
-              <w:t xml:space="preserve">: </w:t>
-            </w:r>
-            <w:proofErr w:type="gramStart"/>
-            <w:r>
-              <w:rPr>
-                <w:rFonts w:ascii="Times New Roman" w:hAnsi="Times New Roman" w:cs="Times New Roman"/>
-                <w:sz w:val="18"/>
-                <w:szCs w:val="18"/>
-                <w:lang w:val="en-US"/>
-              </w:rPr>
-              <w:t xml:space="preserve">{{ </w:t>
-            </w:r>
-            <w:proofErr w:type="spellStart"/>
-            <w:r>
-              <w:rPr>
-                <w:rFonts w:ascii="Times New Roman" w:hAnsi="Times New Roman" w:cs="Times New Roman"/>
-                <w:sz w:val="18"/>
-                <w:szCs w:val="18"/>
-                <w:lang w:val="en-US"/>
-              </w:rPr>
-              <w:t>buyer</w:t>
-            </w:r>
-            <w:proofErr w:type="gramEnd"/>
-            <w:r>
-              <w:rPr>
-                <w:rFonts w:ascii="Times New Roman" w:hAnsi="Times New Roman" w:cs="Times New Roman"/>
-                <w:sz w:val="18"/>
-                <w:szCs w:val="18"/>
-                <w:lang w:val="en-US"/>
-              </w:rPr>
-              <w:t>_phone</w:t>
-            </w:r>
-            <w:proofErr w:type="spellEnd"/>
-            <w:r>
-              <w:rPr>
-                <w:rFonts w:ascii="Times New Roman" w:hAnsi="Times New Roman" w:cs="Times New Roman"/>
-                <w:sz w:val="18"/>
-                <w:szCs w:val="18"/>
-                <w:lang w:val="en-US"/>
-              </w:rPr>
-              <w:t xml:space="preserve"> }}</w:t>
-            </w:r>
-          </w:p>
-          <w:p>
-            <w:pPr>
-              <w:pStyle w:val="ConsPlusNonformat"/>
-              <w:rPr>
-                <w:rFonts w:ascii="Times New Roman" w:hAnsi="Times New Roman" w:cs="Times New Roman"/>
-                <w:sz w:val="18"/>
-                <w:szCs w:val="18"/>
-                <w:lang w:val="en-US"/>
-              </w:rPr>
-            </w:pPr>
-            <w:r>
-              <w:rPr>
-                <w:rFonts w:ascii="Times New Roman" w:hAnsi="Times New Roman" w:cs="Times New Roman"/>
-                <w:sz w:val="18"/>
-                <w:szCs w:val="18"/>
-                <w:lang w:val="en-US"/>
-              </w:rPr>
-              <w:t xml:space="preserve">ОГРН </w:t>
-            </w:r>
-            <w:proofErr w:type="gramStart"/>
-            <w:r>
-              <w:rPr>
-                <w:rFonts w:ascii="Times New Roman" w:hAnsi="Times New Roman" w:cs="Times New Roman"/>
-                <w:sz w:val="18"/>
-                <w:szCs w:val="18"/>
-                <w:lang w:val="en-US"/>
-              </w:rPr>
-              <w:t xml:space="preserve">{{ </w:t>
-            </w:r>
-            <w:proofErr w:type="spellStart"/>
-            <w:r>
-              <w:rPr>
-                <w:rFonts w:ascii="Times New Roman" w:hAnsi="Times New Roman" w:cs="Times New Roman"/>
-                <w:sz w:val="18"/>
-                <w:szCs w:val="18"/>
-                <w:lang w:val="en-US"/>
-              </w:rPr>
-              <w:t>buyer</w:t>
-            </w:r>
-            <w:proofErr w:type="gramEnd"/>
-            <w:r>
-              <w:rPr>
-                <w:rFonts w:ascii="Times New Roman" w:hAnsi="Times New Roman" w:cs="Times New Roman"/>
-                <w:sz w:val="18"/>
-                <w:szCs w:val="18"/>
-                <w:lang w:val="en-US"/>
-              </w:rPr>
-              <w:t>_ogrn</w:t>
-            </w:r>
-            <w:proofErr w:type="spellEnd"/>
-            <w:r>
-              <w:rPr>
-                <w:rFonts w:ascii="Times New Roman" w:hAnsi="Times New Roman" w:cs="Times New Roman"/>
-                <w:sz w:val="18"/>
-                <w:szCs w:val="18"/>
-                <w:lang w:val="en-US"/>
-              </w:rPr>
-              <w:t xml:space="preserve"> }}</w:t>
-            </w:r>
-          </w:p>
-          <w:p>
-            <w:pPr>
-              <w:pStyle w:val="ConsPlusNonformat"/>
-              <w:rPr>
-                <w:rFonts w:ascii="Times New Roman" w:hAnsi="Times New Roman" w:cs="Times New Roman"/>
-                <w:sz w:val="18"/>
-                <w:szCs w:val="18"/>
-                <w:lang w:val="en-US"/>
-              </w:rPr>
-            </w:pPr>
-            <w:r>
-              <w:rPr>
-                <w:rFonts w:ascii="Times New Roman" w:hAnsi="Times New Roman" w:cs="Times New Roman"/>
-                <w:sz w:val="18"/>
-                <w:szCs w:val="18"/>
-                <w:lang w:val="en-US"/>
-              </w:rPr>
-              <w:t xml:space="preserve">ИНН </w:t>
-            </w:r>
-            <w:proofErr w:type="gramStart"/>
-            <w:r>
-              <w:rPr>
-                <w:rFonts w:ascii="Times New Roman" w:hAnsi="Times New Roman" w:cs="Times New Roman"/>
-                <w:sz w:val="18"/>
-                <w:szCs w:val="18"/>
-                <w:lang w:val="en-US"/>
-              </w:rPr>
-              <w:t xml:space="preserve">{{ </w:t>
-            </w:r>
-            <w:proofErr w:type="spellStart"/>
-            <w:r>
-              <w:rPr>
-                <w:rFonts w:ascii="Times New Roman" w:hAnsi="Times New Roman" w:cs="Times New Roman"/>
-                <w:sz w:val="18"/>
-                <w:szCs w:val="18"/>
-                <w:lang w:val="en-US"/>
-              </w:rPr>
-              <w:t>buyer</w:t>
-            </w:r>
-            <w:proofErr w:type="gramEnd"/>
-            <w:r>
-              <w:rPr>
-                <w:rFonts w:ascii="Times New Roman" w:hAnsi="Times New Roman" w:cs="Times New Roman"/>
-                <w:sz w:val="18"/>
-                <w:szCs w:val="18"/>
-                <w:lang w:val="en-US"/>
-              </w:rPr>
-              <w:t>_inn</w:t>
-            </w:r>
-            <w:proofErr w:type="spellEnd"/>
-            <w:r>
-              <w:rPr>
-                <w:rFonts w:ascii="Times New Roman" w:hAnsi="Times New Roman" w:cs="Times New Roman"/>
-                <w:sz w:val="18"/>
-                <w:szCs w:val="18"/>
-                <w:lang w:val="en-US"/>
-              </w:rPr>
-              <w:t xml:space="preserve"> }} КПП {{ </w:t>
-            </w:r>
-            <w:proofErr w:type="spellStart"/>
-            <w:r>
-              <w:rPr>
-                <w:rFonts w:ascii="Times New Roman" w:hAnsi="Times New Roman" w:cs="Times New Roman"/>
-                <w:sz w:val="18"/>
-                <w:szCs w:val="18"/>
-                <w:lang w:val="en-US"/>
-              </w:rPr>
-              <w:t>buyer_kpp</w:t>
-            </w:r>
-            <w:proofErr w:type="spellEnd"/>
-            <w:r>
-              <w:rPr>
-                <w:rFonts w:ascii="Times New Roman" w:hAnsi="Times New Roman" w:cs="Times New Roman"/>
-                <w:sz w:val="18"/>
-                <w:szCs w:val="18"/>
-                <w:lang w:val="en-US"/>
-              </w:rPr>
-              <w:t xml:space="preserve"> }}</w:t>
-            </w:r>
-          </w:p>
-          <w:p>
-            <w:pPr>
-              <w:pStyle w:val="ConsPlusNonformat"/>
-              <w:rPr>
-                <w:rFonts w:ascii="Times New Roman" w:hAnsi="Times New Roman" w:cs="Times New Roman"/>
-                <w:sz w:val="18"/>
-                <w:szCs w:val="18"/>
-                <w:lang w:val="en-US"/>
-              </w:rPr>
-            </w:pPr>
-            <w:r>
-              <w:rPr>
-                <w:rFonts w:ascii="Times New Roman" w:hAnsi="Times New Roman" w:cs="Times New Roman"/>
-                <w:sz w:val="18"/>
-                <w:szCs w:val="18"/>
-                <w:lang w:val="en-US"/>
-              </w:rPr>
-              <w:t xml:space="preserve">р/с </w:t>
-            </w:r>
-            <w:proofErr w:type="gramStart"/>
-            <w:r>
-              <w:rPr>
-                <w:rFonts w:ascii="Times New Roman" w:hAnsi="Times New Roman" w:cs="Times New Roman"/>
-                <w:sz w:val="18"/>
-                <w:szCs w:val="18"/>
-                <w:lang w:val="en-US"/>
-              </w:rPr>
-              <w:t xml:space="preserve">{{ </w:t>
-            </w:r>
-            <w:proofErr w:type="spellStart"/>
-            <w:r>
-              <w:rPr>
-                <w:rFonts w:ascii="Times New Roman" w:hAnsi="Times New Roman" w:cs="Times New Roman"/>
-                <w:sz w:val="18"/>
-                <w:szCs w:val="18"/>
-                <w:lang w:val="en-US"/>
-              </w:rPr>
-              <w:t>buyer</w:t>
-            </w:r>
-            <w:proofErr w:type="gramEnd"/>
-            <w:r>
-              <w:rPr>
-                <w:rFonts w:ascii="Times New Roman" w:hAnsi="Times New Roman" w:cs="Times New Roman"/>
-                <w:sz w:val="18"/>
-                <w:szCs w:val="18"/>
-                <w:lang w:val="en-US"/>
-              </w:rPr>
-              <w:t>_bank_account</w:t>
-            </w:r>
-            <w:proofErr w:type="spellEnd"/>
-            <w:r>
-              <w:rPr>
-                <w:rFonts w:ascii="Times New Roman" w:hAnsi="Times New Roman" w:cs="Times New Roman"/>
-                <w:sz w:val="18"/>
-                <w:szCs w:val="18"/>
-                <w:lang w:val="en-US"/>
-              </w:rPr>
-              <w:t xml:space="preserve"> }}</w:t>
-            </w:r>
-          </w:p>
-          <w:p>
-            <w:pPr>
-              <w:pStyle w:val="ConsPlusNonformat"/>
-              <w:rPr>
-                <w:rFonts w:ascii="Times New Roman" w:hAnsi="Times New Roman" w:cs="Times New Roman"/>
-                <w:sz w:val="18"/>
-                <w:szCs w:val="18"/>
-                <w:lang w:val="en-US"/>
-              </w:rPr>
-            </w:pPr>
-            <w:proofErr w:type="gramStart"/>
-            <w:r>
-              <w:rPr>
-                <w:rFonts w:ascii="Times New Roman" w:hAnsi="Times New Roman" w:cs="Times New Roman"/>
-                <w:sz w:val="18"/>
-                <w:szCs w:val="18"/>
-                <w:lang w:val="en-US"/>
-              </w:rPr>
-              <w:t xml:space="preserve">{{ </w:t>
-            </w:r>
-            <w:proofErr w:type="spellStart"/>
-            <w:r>
-              <w:rPr>
-                <w:rFonts w:ascii="Times New Roman" w:hAnsi="Times New Roman" w:cs="Times New Roman"/>
-                <w:sz w:val="18"/>
-                <w:szCs w:val="18"/>
-                <w:lang w:val="en-US"/>
-              </w:rPr>
-              <w:t>buyer</w:t>
-            </w:r>
-            <w:proofErr w:type="gramEnd"/>
-            <w:r>
-              <w:rPr>
-                <w:rFonts w:ascii="Times New Roman" w:hAnsi="Times New Roman" w:cs="Times New Roman"/>
-                <w:sz w:val="18"/>
-                <w:szCs w:val="18"/>
-                <w:lang w:val="en-US"/>
-              </w:rPr>
-              <w:t>_bank_name</w:t>
-            </w:r>
-            <w:proofErr w:type="spellEnd"/>
-            <w:r>
-              <w:rPr>
-                <w:rFonts w:ascii="Times New Roman" w:hAnsi="Times New Roman" w:cs="Times New Roman"/>
-                <w:sz w:val="18"/>
-                <w:szCs w:val="18"/>
-                <w:lang w:val="en-US"/>
-              </w:rPr>
-              <w:t xml:space="preserve"> }}</w:t>
-            </w:r>
-          </w:p>
-          <w:p>
-            <w:pPr>
-              <w:pStyle w:val="ConsPlusNonformat"/>
-              <w:rPr>
-                <w:rFonts w:ascii="Times New Roman" w:hAnsi="Times New Roman" w:cs="Times New Roman"/>
-                <w:sz w:val="18"/>
-                <w:szCs w:val="18"/>
-                <w:lang w:val="en-US"/>
-              </w:rPr>
-            </w:pPr>
-            <w:r>
-              <w:rPr>
-                <w:rFonts w:ascii="Times New Roman" w:hAnsi="Times New Roman" w:cs="Times New Roman"/>
-                <w:sz w:val="18"/>
-                <w:szCs w:val="18"/>
-                <w:lang w:val="en-US"/>
-              </w:rPr>
-              <w:t xml:space="preserve">БИК </w:t>
-            </w:r>
-            <w:proofErr w:type="gramStart"/>
-            <w:r>
-              <w:rPr>
-                <w:rFonts w:ascii="Times New Roman" w:hAnsi="Times New Roman" w:cs="Times New Roman"/>
-                <w:sz w:val="18"/>
-                <w:szCs w:val="18"/>
-                <w:lang w:val="en-US"/>
-              </w:rPr>
-              <w:t xml:space="preserve">{{ </w:t>
-            </w:r>
-            <w:proofErr w:type="spellStart"/>
-            <w:r>
-              <w:rPr>
-                <w:rFonts w:ascii="Times New Roman" w:hAnsi="Times New Roman" w:cs="Times New Roman"/>
-                <w:sz w:val="18"/>
-                <w:szCs w:val="18"/>
-                <w:lang w:val="en-US"/>
-              </w:rPr>
-              <w:t>buyer</w:t>
-            </w:r>
-            <w:proofErr w:type="gramEnd"/>
-            <w:r>
-              <w:rPr>
-                <w:rFonts w:ascii="Times New Roman" w:hAnsi="Times New Roman" w:cs="Times New Roman"/>
-                <w:sz w:val="18"/>
-                <w:szCs w:val="18"/>
-                <w:lang w:val="en-US"/>
-              </w:rPr>
-              <w:t>_bik</w:t>
+              <w:t>buyer_bik</w:t>
             </w:r>
             <w:proofErr w:type="spellEnd"/>
             <w:r>
@@ -12001,8 +12830,163 @@
             <w:r>
               <w:rPr>
                 <w:rFonts w:ascii="Times New Roman" w:hAnsi="Times New Roman" w:cs="Times New Roman"/>
-                <w:sz w:val="18"/>
-                <w:szCs w:val="18"/>
+                <w:bCs/>
+                <w:sz w:val="18"/>
+                <w:szCs w:val="18"/>
+                <w:lang w:val="en-US"/>
+              </w:rPr>
+              <w:lastRenderedPageBreak/>
+              <w:t xml:space="preserve">{% if </w:t>
+            </w:r>
+            <w:proofErr w:type="spellStart"/>
+            <w:r>
+              <w:rPr>
+                <w:rFonts w:ascii="Times New Roman" w:hAnsi="Times New Roman" w:cs="Times New Roman"/>
+                <w:bCs/>
+                <w:sz w:val="18"/>
+                <w:szCs w:val="18"/>
+                <w:lang w:val="en-US"/>
+              </w:rPr>
+              <w:t>buyer_type</w:t>
+            </w:r>
+            <w:proofErr w:type="spellEnd"/>
+            <w:r>
+              <w:rPr>
+                <w:rFonts w:ascii="Times New Roman" w:hAnsi="Times New Roman" w:cs="Times New Roman"/>
+                <w:bCs/>
+                <w:sz w:val="18"/>
+                <w:szCs w:val="18"/>
+                <w:lang w:val="en-US"/>
+              </w:rPr>
+              <w:t xml:space="preserve"> in ['</w:t>
+            </w:r>
+            <w:proofErr w:type="spellStart"/>
+            <w:r>
+              <w:rPr>
+                <w:rFonts w:ascii="Times New Roman" w:hAnsi="Times New Roman" w:cs="Times New Roman"/>
+                <w:bCs/>
+                <w:sz w:val="18"/>
+                <w:szCs w:val="18"/>
+                <w:lang w:val="en-US"/>
+              </w:rPr>
+              <w:t>internal_company</w:t>
+            </w:r>
+            <w:proofErr w:type="spellEnd"/>
+            <w:r>
+              <w:rPr>
+                <w:rFonts w:ascii="Times New Roman" w:hAnsi="Times New Roman" w:cs="Times New Roman"/>
+                <w:bCs/>
+                <w:sz w:val="18"/>
+                <w:szCs w:val="18"/>
+                <w:lang w:val="en-US"/>
+              </w:rPr>
+              <w:t>', '</w:t>
+            </w:r>
+            <w:proofErr w:type="spellStart"/>
+            <w:r>
+              <w:rPr>
+                <w:rFonts w:ascii="Times New Roman" w:hAnsi="Times New Roman" w:cs="Times New Roman"/>
+                <w:bCs/>
+                <w:sz w:val="18"/>
+                <w:szCs w:val="18"/>
+                <w:lang w:val="en-US"/>
+              </w:rPr>
+              <w:t>external_company</w:t>
+            </w:r>
+            <w:proofErr w:type="spellEnd"/>
+            <w:r>
+              <w:rPr>
+                <w:rFonts w:ascii="Times New Roman" w:hAnsi="Times New Roman" w:cs="Times New Roman"/>
+                <w:bCs/>
+                <w:sz w:val="18"/>
+                <w:szCs w:val="18"/>
+                <w:lang w:val="en-US"/>
+              </w:rPr>
+              <w:t>'] %}</w:t>
+            </w:r>
+            <w:r>
+              <w:rPr>
+                <w:rFonts w:ascii="Times New Roman" w:hAnsi="Times New Roman" w:cs="Times New Roman"/>
+                <w:bCs/>
+                <w:sz w:val="18"/>
+                <w:szCs w:val="18"/>
+              </w:rPr>
+              <w:t>Ген</w:t>
+            </w:r>
+            <w:r>
+              <w:rPr>
+                <w:rFonts w:ascii="Times New Roman" w:hAnsi="Times New Roman" w:cs="Times New Roman"/>
+                <w:bCs/>
+                <w:sz w:val="18"/>
+                <w:szCs w:val="18"/>
+                <w:lang w:val="en-US"/>
+              </w:rPr>
+              <w:t xml:space="preserve">. </w:t>
+            </w:r>
+            <w:r>
+              <w:rPr>
+                <w:rFonts w:ascii="Times New Roman" w:hAnsi="Times New Roman" w:cs="Times New Roman"/>
+                <w:bCs/>
+                <w:sz w:val="18"/>
+                <w:szCs w:val="18"/>
+              </w:rPr>
+              <w:t>д</w:t>
+            </w:r>
+            <w:r>
+              <w:rPr>
+                <w:rFonts w:ascii="Times New Roman" w:hAnsi="Times New Roman" w:cs="Times New Roman"/>
+                <w:bCs/>
+                <w:sz w:val="18"/>
+                <w:szCs w:val="18"/>
+              </w:rPr>
+              <w:t>иректор</w:t>
+            </w:r>
+            <w:r>
+              <w:rPr>
+                <w:rFonts w:ascii="Times New Roman" w:hAnsi="Times New Roman" w:cs="Times New Roman"/>
+                <w:bCs/>
+                <w:sz w:val="18"/>
+                <w:szCs w:val="18"/>
+                <w:lang w:val="en-US"/>
+              </w:rPr>
+              <w:t xml:space="preserve">{% </w:t>
+            </w:r>
+            <w:r>
+              <w:rPr>
+                <w:rFonts w:ascii="Times New Roman" w:hAnsi="Times New Roman" w:cs="Times New Roman"/>
+                <w:bCs/>
+                <w:sz w:val="18"/>
+                <w:szCs w:val="18"/>
+                <w:lang w:val="en-US"/>
+              </w:rPr>
+              <w:t>endif</w:t>
+            </w:r>
+            <w:r>
+              <w:rPr>
+                <w:rFonts w:ascii="Times New Roman" w:hAnsi="Times New Roman" w:cs="Times New Roman"/>
+                <w:bCs/>
+                <w:sz w:val="18"/>
+                <w:szCs w:val="18"/>
+                <w:lang w:val="en-US"/>
+              </w:rPr>
+              <w:t xml:space="preserve"> %}</w:t>
+            </w:r>
+            <w:r>
+              <w:rPr>
+                <w:rFonts w:ascii="Times New Roman" w:hAnsi="Times New Roman" w:cs="Times New Roman"/>
+                <w:bCs/>
+                <w:sz w:val="18"/>
+                <w:szCs w:val="18"/>
+                <w:lang w:val="en-US"/>
+              </w:rPr>
+              <w:t xml:space="preserve"> </w:t>
+            </w:r>
+            <w:r>
+              <w:rPr>
+                <w:rFonts w:ascii="Times New Roman" w:hAnsi="Times New Roman" w:cs="Times New Roman"/>
+                <w:sz w:val="18"/>
+                <w:szCs w:val="18"/>
+                <w:lang w:val="en-US"/>
               </w:rPr>
               <w:t>____________________/</w:t>
             </w:r>
@@ -12043,6 +13027,7 @@
                 <w:rFonts w:ascii="Times New Roman" w:hAnsi="Times New Roman" w:cs="Times New Roman"/>
                 <w:sz w:val="18"/>
                 <w:szCs w:val="18"/>
+                <w:lang w:val="en-US"/>
               </w:rPr>
               <w:t>/</w:t>
             </w:r>
@@ -12057,7 +13042,6 @@
         <w:autoSpaceDN w:val="0"/>
         <w:adjustRightInd w:val="0"/>
         <w:spacing w:after="0" w:line="240" w:lineRule="auto"/>
-        <w:ind w:firstLine="709"/>
         <w:jc w:val="both"/>
         <w:rPr>
           <w:rFonts w:ascii="Times New Roman" w:eastAsia="Calibri" w:hAnsi="Times New Roman" w:cs="Times New Roman"/>
@@ -12096,7 +13080,6 @@
         <w:autoSpaceDN w:val="0"/>
         <w:adjustRightInd w:val="0"/>
         <w:spacing w:after="0" w:line="240" w:lineRule="auto"/>
-        <w:ind w:firstLine="709"/>
         <w:jc w:val="both"/>
         <w:rPr>
           <w:rFonts w:ascii="Times New Roman" w:eastAsia="Calibri" w:hAnsi="Times New Roman" w:cs="Times New Roman"/>
@@ -12122,7 +13105,6 @@
           <w:color w:val="000000"/>
           <w:sz w:val="18"/>
           <w:szCs w:val="18"/>
-          <w:lang w:val="en-US"/>
         </w:rPr>
       </w:pPr>
       <w:r>
@@ -12135,19 +13117,15 @@
         </w:rPr>
         <w:t xml:space="preserve">Приложение № 2 к </w:t>
       </w:r>
-      <w:hyperlink r:id="rId6" w:tooltip="Форма: Договор купли-продажи транспортных средств между юридическими лицами (Подготовлен для системы КонсультантПлюс, 2017){КонсультантПлюс}" w:history="1">
-        <w:r>
-          <w:rPr>
-            <w:rStyle w:val="ac"/>
-            <w:rFonts w:ascii="Times New Roman" w:eastAsia="Calibri" w:hAnsi="Times New Roman" w:cs="Times New Roman"/>
-            <w:i/>
-            <w:color w:val="0000FF"/>
-            <w:sz w:val="18"/>
-            <w:szCs w:val="18"/>
-          </w:rPr>
-          <w:t>Договору</w:t>
-        </w:r>
-      </w:hyperlink>
+      <w:r>
+        <w:rPr>
+          <w:rFonts w:ascii="Times New Roman" w:eastAsia="Calibri" w:hAnsi="Times New Roman" w:cs="Times New Roman"/>
+          <w:i/>
+          <w:sz w:val="18"/>
+          <w:szCs w:val="18"/>
+        </w:rPr>
+        <w:t>Договору</w:t>
+      </w:r>
       <w:r>
         <w:rPr>
           <w:rFonts w:ascii="Times New Roman" w:eastAsia="Calibri" w:hAnsi="Times New Roman" w:cs="Times New Roman"/>
@@ -12174,38 +13152,52 @@
           <w:color w:val="000000"/>
           <w:sz w:val="18"/>
           <w:szCs w:val="18"/>
+        </w:rPr>
+      </w:pPr>
+      <w:r>
+        <w:rPr>
+          <w:rFonts w:ascii="Times New Roman" w:hAnsi="Times New Roman" w:cs="Times New Roman"/>
+          <w:i/>
+          <w:sz w:val="18"/>
+          <w:szCs w:val="18"/>
+        </w:rPr>
+        <w:t>№ {{</w:t>
+      </w:r>
+      <w:r>
+        <w:rPr>
+          <w:rFonts w:ascii="Times New Roman" w:hAnsi="Times New Roman" w:cs="Times New Roman"/>
+          <w:i/>
+          <w:sz w:val="18"/>
+          <w:szCs w:val="18"/>
           <w:lang w:val="en-US"/>
         </w:rPr>
-      </w:pPr>
+        <w:t>doc</w:t>
+      </w:r>
       <w:r>
         <w:rPr>
           <w:rFonts w:ascii="Times New Roman" w:hAnsi="Times New Roman" w:cs="Times New Roman"/>
           <w:i/>
           <w:sz w:val="18"/>
           <w:szCs w:val="18"/>
+        </w:rPr>
+        <w:t>_</w:t>
+      </w:r>
+      <w:r>
+        <w:rPr>
+          <w:rFonts w:ascii="Times New Roman" w:hAnsi="Times New Roman" w:cs="Times New Roman"/>
+          <w:i/>
+          <w:sz w:val="18"/>
+          <w:szCs w:val="18"/>
           <w:lang w:val="en-US"/>
         </w:rPr>
-        <w:t>№ {{</w:t>
-      </w:r>
-      <w:proofErr w:type="spellStart"/>
+        <w:t>id</w:t>
+      </w:r>
       <w:r>
         <w:rPr>
           <w:rFonts w:ascii="Times New Roman" w:hAnsi="Times New Roman" w:cs="Times New Roman"/>
           <w:i/>
           <w:sz w:val="18"/>
           <w:szCs w:val="18"/>
-          <w:lang w:val="en-US"/>
-        </w:rPr>
-        <w:t>doc_id</w:t>
-      </w:r>
-      <w:proofErr w:type="spellEnd"/>
-      <w:r>
-        <w:rPr>
-          <w:rFonts w:ascii="Times New Roman" w:hAnsi="Times New Roman" w:cs="Times New Roman"/>
-          <w:i/>
-          <w:sz w:val="18"/>
-          <w:szCs w:val="18"/>
-          <w:lang w:val="en-US"/>
         </w:rPr>
         <w:t>}}</w:t>
       </w:r>
@@ -12214,7 +13206,7 @@
           <w:rFonts w:ascii="Times New Roman" w:eastAsia="Times New Roman" w:hAnsi="Times New Roman" w:cs="Times New Roman"/>
           <w:sz w:val="18"/>
           <w:szCs w:val="18"/>
-          <w:lang w:val="en-US" w:eastAsia="ru-RU"/>
+          <w:lang w:eastAsia="ru-RU"/>
         </w:rPr>
         <w:t xml:space="preserve"> </w:t>
       </w:r>
@@ -12235,9 +13227,27 @@
           <w:color w:val="000000"/>
           <w:sz w:val="18"/>
           <w:szCs w:val="18"/>
+        </w:rPr>
+        <w:t xml:space="preserve"> </w:t>
+      </w:r>
+      <w:r>
+        <w:rPr>
+          <w:rFonts w:ascii="Times New Roman" w:hAnsi="Times New Roman" w:cs="Times New Roman"/>
+          <w:i/>
+          <w:sz w:val="18"/>
+          <w:szCs w:val="18"/>
+        </w:rPr>
+        <w:t>{{</w:t>
+      </w:r>
+      <w:r>
+        <w:rPr>
+          <w:rFonts w:ascii="Times New Roman" w:hAnsi="Times New Roman" w:cs="Times New Roman"/>
+          <w:i/>
+          <w:sz w:val="18"/>
+          <w:szCs w:val="18"/>
           <w:lang w:val="en-US"/>
         </w:rPr>
-        <w:t xml:space="preserve"> </w:t>
+        <w:t>doc</w:t>
       </w:r>
       <w:r>
         <w:rPr>
@@ -12245,29 +13255,25 @@
           <w:i/>
           <w:sz w:val="18"/>
           <w:szCs w:val="18"/>
+        </w:rPr>
+        <w:t>_</w:t>
+      </w:r>
+      <w:r>
+        <w:rPr>
+          <w:rFonts w:ascii="Times New Roman" w:hAnsi="Times New Roman" w:cs="Times New Roman"/>
+          <w:i/>
+          <w:sz w:val="18"/>
+          <w:szCs w:val="18"/>
           <w:lang w:val="en-US"/>
         </w:rPr>
-        <w:t>{{</w:t>
-      </w:r>
-      <w:proofErr w:type="spellStart"/>
+        <w:t>date</w:t>
+      </w:r>
       <w:r>
         <w:rPr>
           <w:rFonts w:ascii="Times New Roman" w:hAnsi="Times New Roman" w:cs="Times New Roman"/>
           <w:i/>
           <w:sz w:val="18"/>
           <w:szCs w:val="18"/>
-          <w:lang w:val="en-US"/>
-        </w:rPr>
-        <w:t>doc_date</w:t>
-      </w:r>
-      <w:proofErr w:type="spellEnd"/>
-      <w:r>
-        <w:rPr>
-          <w:rFonts w:ascii="Times New Roman" w:hAnsi="Times New Roman" w:cs="Times New Roman"/>
-          <w:i/>
-          <w:sz w:val="18"/>
-          <w:szCs w:val="18"/>
-          <w:lang w:val="en-US"/>
         </w:rPr>
         <w:t>}}</w:t>
       </w:r>
@@ -12281,7 +13287,7 @@
           <w:bCs/>
           <w:sz w:val="18"/>
           <w:szCs w:val="18"/>
-          <w:lang w:val="en-US" w:eastAsia="ru-RU"/>
+          <w:lang w:eastAsia="ru-RU"/>
         </w:rPr>
       </w:pPr>
     </w:p>
@@ -12434,34 +13440,15 @@
           <w:sz w:val="18"/>
           <w:szCs w:val="18"/>
         </w:rPr>
-        <w:t xml:space="preserve">                                                </w:t>
-      </w:r>
-      <w:proofErr w:type="gramStart"/>
-      <w:r>
-        <w:rPr>
-          <w:rFonts w:ascii="Times New Roman" w:eastAsia="Calibri" w:hAnsi="Times New Roman" w:cs="Times New Roman"/>
-          <w:color w:val="000000"/>
-          <w:sz w:val="18"/>
-          <w:szCs w:val="18"/>
-        </w:rPr>
-        <w:t xml:space="preserve">   </w:t>
-      </w:r>
-      <w:r>
-        <w:rPr>
-          <w:rFonts w:ascii="Times New Roman" w:hAnsi="Times New Roman" w:cs="Times New Roman"/>
-          <w:sz w:val="18"/>
-          <w:szCs w:val="18"/>
-        </w:rPr>
-        <w:t>{</w:t>
-      </w:r>
-      <w:proofErr w:type="gramEnd"/>
-      <w:r>
-        <w:rPr>
-          <w:rFonts w:ascii="Times New Roman" w:hAnsi="Times New Roman" w:cs="Times New Roman"/>
-          <w:sz w:val="18"/>
-          <w:szCs w:val="18"/>
-        </w:rPr>
-        <w:t>{</w:t>
+        <w:t xml:space="preserve">                                                   </w:t>
+      </w:r>
+      <w:r>
+        <w:rPr>
+          <w:rFonts w:ascii="Times New Roman" w:hAnsi="Times New Roman" w:cs="Times New Roman"/>
+          <w:sz w:val="18"/>
+          <w:szCs w:val="18"/>
+        </w:rPr>
+        <w:t>{{</w:t>
       </w:r>
       <w:r>
         <w:rPr>
@@ -12525,7 +13512,100 @@
           <w:sz w:val="18"/>
           <w:szCs w:val="18"/>
         </w:rPr>
-        <w:t xml:space="preserve">    Я, </w:t>
+        <w:t xml:space="preserve">    </w:t>
+      </w:r>
+      <w:r>
+        <w:rPr>
+          <w:rFonts w:ascii="Times New Roman" w:hAnsi="Times New Roman" w:cs="Times New Roman"/>
+          <w:bCs/>
+          <w:sz w:val="18"/>
+          <w:szCs w:val="18"/>
+        </w:rPr>
+        <w:t xml:space="preserve">{% </w:t>
+      </w:r>
+      <w:r>
+        <w:rPr>
+          <w:rFonts w:ascii="Times New Roman" w:hAnsi="Times New Roman" w:cs="Times New Roman"/>
+          <w:bCs/>
+          <w:sz w:val="18"/>
+          <w:szCs w:val="18"/>
+          <w:lang w:val="en-US"/>
+        </w:rPr>
+        <w:t>if</w:t>
+      </w:r>
+      <w:r>
+        <w:rPr>
+          <w:rFonts w:ascii="Times New Roman" w:hAnsi="Times New Roman" w:cs="Times New Roman"/>
+          <w:bCs/>
+          <w:sz w:val="18"/>
+          <w:szCs w:val="18"/>
+        </w:rPr>
+        <w:t xml:space="preserve"> </w:t>
+      </w:r>
+      <w:r>
+        <w:rPr>
+          <w:rFonts w:ascii="Times New Roman" w:hAnsi="Times New Roman" w:cs="Times New Roman"/>
+          <w:bCs/>
+          <w:sz w:val="18"/>
+          <w:szCs w:val="18"/>
+          <w:lang w:val="en-US"/>
+        </w:rPr>
+        <w:t>buyer</w:t>
+      </w:r>
+      <w:r>
+        <w:rPr>
+          <w:rFonts w:ascii="Times New Roman" w:hAnsi="Times New Roman" w:cs="Times New Roman"/>
+          <w:bCs/>
+          <w:sz w:val="18"/>
+          <w:szCs w:val="18"/>
+        </w:rPr>
+        <w:t>_</w:t>
+      </w:r>
+      <w:r>
+        <w:rPr>
+          <w:rFonts w:ascii="Times New Roman" w:hAnsi="Times New Roman" w:cs="Times New Roman"/>
+          <w:bCs/>
+          <w:sz w:val="18"/>
+          <w:szCs w:val="18"/>
+          <w:lang w:val="en-US"/>
+        </w:rPr>
+        <w:t>type</w:t>
+      </w:r>
+      <w:r>
+        <w:rPr>
+          <w:rFonts w:ascii="Times New Roman" w:hAnsi="Times New Roman" w:cs="Times New Roman"/>
+          <w:bCs/>
+          <w:sz w:val="18"/>
+          <w:szCs w:val="18"/>
+        </w:rPr>
+        <w:t xml:space="preserve"> == ‘</w:t>
+      </w:r>
+      <w:r>
+        <w:rPr>
+          <w:rFonts w:ascii="Times New Roman" w:hAnsi="Times New Roman" w:cs="Times New Roman"/>
+          <w:bCs/>
+          <w:sz w:val="18"/>
+          <w:szCs w:val="18"/>
+          <w:lang w:val="en-US"/>
+        </w:rPr>
+        <w:t>person</w:t>
+      </w:r>
+      <w:r>
+        <w:rPr>
+          <w:rFonts w:ascii="Times New Roman" w:hAnsi="Times New Roman" w:cs="Times New Roman"/>
+          <w:bCs/>
+          <w:sz w:val="18"/>
+          <w:szCs w:val="18"/>
+        </w:rPr>
+        <w:t>’ %}</w:t>
+      </w:r>
+      <w:r>
+        <w:rPr>
+          <w:rFonts w:ascii="Times New Roman" w:hAnsi="Times New Roman" w:cs="Times New Roman"/>
+          <w:sz w:val="18"/>
+          <w:szCs w:val="18"/>
+        </w:rPr>
+        <w:t xml:space="preserve">Я, </w:t>
       </w:r>
       <w:r>
         <w:rPr>
@@ -12535,7 +13615,6 @@
         </w:rPr>
         <w:t xml:space="preserve">Гражданин </w:t>
       </w:r>
-      <w:proofErr w:type="gramStart"/>
       <w:r>
         <w:rPr>
           <w:rFonts w:ascii="Times New Roman" w:hAnsi="Times New Roman" w:cs="Times New Roman"/>
@@ -12557,7 +13636,6 @@
         </w:rPr>
         <w:t>buyer</w:t>
       </w:r>
-      <w:proofErr w:type="gramEnd"/>
       <w:r>
         <w:rPr>
           <w:rFonts w:ascii="Times New Roman" w:hAnsi="Times New Roman" w:cs="Times New Roman"/>
@@ -13148,7 +14226,532 @@
           <w:sz w:val="18"/>
           <w:szCs w:val="18"/>
         </w:rPr>
-        <w:t xml:space="preserve">являющийся собственником транспортного средства: </w:t>
+        <w:t>являющийся собственником транспортного средства:</w:t>
+      </w:r>
+    </w:p>
+    <w:p>
+      <w:pPr>
+        <w:pStyle w:val="ConsPlusNonformat"/>
+        <w:spacing w:line="254" w:lineRule="auto"/>
+        <w:rPr>
+          <w:rFonts w:ascii="Times New Roman" w:hAnsi="Times New Roman" w:cs="Times New Roman"/>
+          <w:bCs/>
+          <w:sz w:val="18"/>
+          <w:szCs w:val="18"/>
+        </w:rPr>
+      </w:pPr>
+      <w:r>
+        <w:rPr>
+          <w:rFonts w:ascii="Times New Roman" w:hAnsi="Times New Roman" w:cs="Times New Roman"/>
+          <w:sz w:val="18"/>
+          <w:szCs w:val="18"/>
+        </w:rPr>
+        <w:t xml:space="preserve">    </w:t>
+      </w:r>
+      <w:r>
+        <w:rPr>
+          <w:rFonts w:ascii="Times New Roman" w:hAnsi="Times New Roman" w:cs="Times New Roman"/>
+          <w:bCs/>
+          <w:sz w:val="18"/>
+          <w:szCs w:val="18"/>
+        </w:rPr>
+        <w:t xml:space="preserve">{% </w:t>
+      </w:r>
+      <w:proofErr w:type="spellStart"/>
+      <w:r>
+        <w:rPr>
+          <w:rFonts w:ascii="Times New Roman" w:hAnsi="Times New Roman" w:cs="Times New Roman"/>
+          <w:bCs/>
+          <w:sz w:val="18"/>
+          <w:szCs w:val="18"/>
+          <w:lang w:val="en-US"/>
+        </w:rPr>
+        <w:t>elif</w:t>
+      </w:r>
+      <w:proofErr w:type="spellEnd"/>
+      <w:r>
+        <w:rPr>
+          <w:rFonts w:ascii="Times New Roman" w:hAnsi="Times New Roman" w:cs="Times New Roman"/>
+          <w:bCs/>
+          <w:sz w:val="18"/>
+          <w:szCs w:val="18"/>
+        </w:rPr>
+        <w:t xml:space="preserve"> </w:t>
+      </w:r>
+      <w:r>
+        <w:rPr>
+          <w:rFonts w:ascii="Times New Roman" w:hAnsi="Times New Roman" w:cs="Times New Roman"/>
+          <w:bCs/>
+          <w:sz w:val="18"/>
+          <w:szCs w:val="18"/>
+          <w:lang w:val="en-US"/>
+        </w:rPr>
+        <w:t>buyer</w:t>
+      </w:r>
+      <w:r>
+        <w:rPr>
+          <w:rFonts w:ascii="Times New Roman" w:hAnsi="Times New Roman" w:cs="Times New Roman"/>
+          <w:bCs/>
+          <w:sz w:val="18"/>
+          <w:szCs w:val="18"/>
+        </w:rPr>
+        <w:t>_</w:t>
+      </w:r>
+      <w:r>
+        <w:rPr>
+          <w:rFonts w:ascii="Times New Roman" w:hAnsi="Times New Roman" w:cs="Times New Roman"/>
+          <w:bCs/>
+          <w:sz w:val="18"/>
+          <w:szCs w:val="18"/>
+          <w:lang w:val="en-US"/>
+        </w:rPr>
+        <w:t>type</w:t>
+      </w:r>
+      <w:r>
+        <w:rPr>
+          <w:rFonts w:ascii="Times New Roman" w:hAnsi="Times New Roman" w:cs="Times New Roman"/>
+          <w:bCs/>
+          <w:sz w:val="18"/>
+          <w:szCs w:val="18"/>
+        </w:rPr>
+        <w:t xml:space="preserve"> </w:t>
+      </w:r>
+      <w:r>
+        <w:rPr>
+          <w:rFonts w:ascii="Times New Roman" w:hAnsi="Times New Roman" w:cs="Times New Roman"/>
+          <w:bCs/>
+          <w:sz w:val="18"/>
+          <w:szCs w:val="18"/>
+          <w:lang w:val="en-US"/>
+        </w:rPr>
+        <w:t>in</w:t>
+      </w:r>
+      <w:r>
+        <w:rPr>
+          <w:rFonts w:ascii="Times New Roman" w:hAnsi="Times New Roman" w:cs="Times New Roman"/>
+          <w:bCs/>
+          <w:sz w:val="18"/>
+          <w:szCs w:val="18"/>
+        </w:rPr>
+        <w:t xml:space="preserve"> ['</w:t>
+      </w:r>
+      <w:r>
+        <w:rPr>
+          <w:rFonts w:ascii="Times New Roman" w:hAnsi="Times New Roman" w:cs="Times New Roman"/>
+          <w:bCs/>
+          <w:sz w:val="18"/>
+          <w:szCs w:val="18"/>
+          <w:lang w:val="en-US"/>
+        </w:rPr>
+        <w:t>internal</w:t>
+      </w:r>
+      <w:r>
+        <w:rPr>
+          <w:rFonts w:ascii="Times New Roman" w:hAnsi="Times New Roman" w:cs="Times New Roman"/>
+          <w:bCs/>
+          <w:sz w:val="18"/>
+          <w:szCs w:val="18"/>
+        </w:rPr>
+        <w:t>_</w:t>
+      </w:r>
+      <w:r>
+        <w:rPr>
+          <w:rFonts w:ascii="Times New Roman" w:hAnsi="Times New Roman" w:cs="Times New Roman"/>
+          <w:bCs/>
+          <w:sz w:val="18"/>
+          <w:szCs w:val="18"/>
+          <w:lang w:val="en-US"/>
+        </w:rPr>
+        <w:t>company</w:t>
+      </w:r>
+      <w:r>
+        <w:rPr>
+          <w:rFonts w:ascii="Times New Roman" w:hAnsi="Times New Roman" w:cs="Times New Roman"/>
+          <w:bCs/>
+          <w:sz w:val="18"/>
+          <w:szCs w:val="18"/>
+        </w:rPr>
+        <w:t>', '</w:t>
+      </w:r>
+      <w:r>
+        <w:rPr>
+          <w:rFonts w:ascii="Times New Roman" w:hAnsi="Times New Roman" w:cs="Times New Roman"/>
+          <w:bCs/>
+          <w:sz w:val="18"/>
+          <w:szCs w:val="18"/>
+          <w:lang w:val="en-US"/>
+        </w:rPr>
+        <w:t>external</w:t>
+      </w:r>
+      <w:r>
+        <w:rPr>
+          <w:rFonts w:ascii="Times New Roman" w:hAnsi="Times New Roman" w:cs="Times New Roman"/>
+          <w:bCs/>
+          <w:sz w:val="18"/>
+          <w:szCs w:val="18"/>
+        </w:rPr>
+        <w:t>_</w:t>
+      </w:r>
+      <w:r>
+        <w:rPr>
+          <w:rFonts w:ascii="Times New Roman" w:hAnsi="Times New Roman" w:cs="Times New Roman"/>
+          <w:bCs/>
+          <w:sz w:val="18"/>
+          <w:szCs w:val="18"/>
+          <w:lang w:val="en-US"/>
+        </w:rPr>
+        <w:t>company</w:t>
+      </w:r>
+      <w:r>
+        <w:rPr>
+          <w:rFonts w:ascii="Times New Roman" w:hAnsi="Times New Roman" w:cs="Times New Roman"/>
+          <w:bCs/>
+          <w:sz w:val="18"/>
+          <w:szCs w:val="18"/>
+        </w:rPr>
+        <w:t>'] %}</w:t>
+      </w:r>
+      <w:r>
+        <w:rPr>
+          <w:rFonts w:ascii="Times New Roman" w:hAnsi="Times New Roman" w:cs="Times New Roman"/>
+          <w:b/>
+          <w:sz w:val="18"/>
+          <w:szCs w:val="18"/>
+        </w:rPr>
+        <w:t xml:space="preserve">{{ </w:t>
+      </w:r>
+      <w:r>
+        <w:rPr>
+          <w:rFonts w:ascii="Times New Roman" w:hAnsi="Times New Roman" w:cs="Times New Roman"/>
+          <w:b/>
+          <w:sz w:val="18"/>
+          <w:szCs w:val="18"/>
+          <w:lang w:val="en-US"/>
+        </w:rPr>
+        <w:t>buyer</w:t>
+      </w:r>
+      <w:r>
+        <w:rPr>
+          <w:rFonts w:ascii="Times New Roman" w:hAnsi="Times New Roman" w:cs="Times New Roman"/>
+          <w:b/>
+          <w:sz w:val="18"/>
+          <w:szCs w:val="18"/>
+        </w:rPr>
+        <w:t>_</w:t>
+      </w:r>
+      <w:r>
+        <w:rPr>
+          <w:rFonts w:ascii="Times New Roman" w:hAnsi="Times New Roman" w:cs="Times New Roman"/>
+          <w:b/>
+          <w:sz w:val="18"/>
+          <w:szCs w:val="18"/>
+          <w:lang w:val="en-US"/>
+        </w:rPr>
+        <w:t>short</w:t>
+      </w:r>
+      <w:r>
+        <w:rPr>
+          <w:rFonts w:ascii="Times New Roman" w:hAnsi="Times New Roman" w:cs="Times New Roman"/>
+          <w:b/>
+          <w:sz w:val="18"/>
+          <w:szCs w:val="18"/>
+        </w:rPr>
+        <w:t>_</w:t>
+      </w:r>
+      <w:r>
+        <w:rPr>
+          <w:rFonts w:ascii="Times New Roman" w:hAnsi="Times New Roman" w:cs="Times New Roman"/>
+          <w:b/>
+          <w:sz w:val="18"/>
+          <w:szCs w:val="18"/>
+          <w:lang w:val="en-US"/>
+        </w:rPr>
+        <w:t>name</w:t>
+      </w:r>
+      <w:r>
+        <w:rPr>
+          <w:rFonts w:ascii="Times New Roman" w:hAnsi="Times New Roman" w:cs="Times New Roman"/>
+          <w:b/>
+          <w:sz w:val="18"/>
+          <w:szCs w:val="18"/>
+        </w:rPr>
+        <w:t xml:space="preserve"> }}</w:t>
+      </w:r>
+      <w:r>
+        <w:rPr>
+          <w:rFonts w:ascii="Times New Roman" w:hAnsi="Times New Roman" w:cs="Times New Roman"/>
+          <w:bCs/>
+          <w:sz w:val="18"/>
+          <w:szCs w:val="18"/>
+        </w:rPr>
+        <w:t xml:space="preserve">, </w:t>
+      </w:r>
+      <w:r>
+        <w:rPr>
+          <w:rFonts w:ascii="Times New Roman" w:hAnsi="Times New Roman" w:cs="Times New Roman"/>
+          <w:bCs/>
+          <w:sz w:val="18"/>
+          <w:szCs w:val="18"/>
+        </w:rPr>
+        <w:t>именуемое</w:t>
+      </w:r>
+      <w:r>
+        <w:rPr>
+          <w:rFonts w:ascii="Times New Roman" w:hAnsi="Times New Roman" w:cs="Times New Roman"/>
+          <w:bCs/>
+          <w:sz w:val="18"/>
+          <w:szCs w:val="18"/>
+        </w:rPr>
+        <w:t xml:space="preserve"> </w:t>
+      </w:r>
+      <w:r>
+        <w:rPr>
+          <w:rFonts w:ascii="Times New Roman" w:hAnsi="Times New Roman" w:cs="Times New Roman"/>
+          <w:bCs/>
+          <w:sz w:val="18"/>
+          <w:szCs w:val="18"/>
+        </w:rPr>
+        <w:t>в</w:t>
+      </w:r>
+      <w:r>
+        <w:rPr>
+          <w:rFonts w:ascii="Times New Roman" w:hAnsi="Times New Roman" w:cs="Times New Roman"/>
+          <w:bCs/>
+          <w:sz w:val="18"/>
+          <w:szCs w:val="18"/>
+        </w:rPr>
+        <w:t xml:space="preserve"> </w:t>
+      </w:r>
+      <w:r>
+        <w:rPr>
+          <w:rFonts w:ascii="Times New Roman" w:hAnsi="Times New Roman" w:cs="Times New Roman"/>
+          <w:bCs/>
+          <w:sz w:val="18"/>
+          <w:szCs w:val="18"/>
+        </w:rPr>
+        <w:t>дальнейшем</w:t>
+      </w:r>
+      <w:r>
+        <w:rPr>
+          <w:rFonts w:ascii="Times New Roman" w:hAnsi="Times New Roman" w:cs="Times New Roman"/>
+          <w:bCs/>
+          <w:sz w:val="18"/>
+          <w:szCs w:val="18"/>
+        </w:rPr>
+        <w:t xml:space="preserve"> </w:t>
+      </w:r>
+      <w:r>
+        <w:rPr>
+          <w:rFonts w:ascii="Times New Roman" w:hAnsi="Times New Roman" w:cs="Times New Roman"/>
+          <w:sz w:val="18"/>
+          <w:szCs w:val="18"/>
+        </w:rPr>
+        <w:t>«</w:t>
+      </w:r>
+      <w:r>
+        <w:rPr>
+          <w:rFonts w:ascii="Times New Roman" w:hAnsi="Times New Roman" w:cs="Times New Roman"/>
+          <w:sz w:val="18"/>
+          <w:szCs w:val="18"/>
+        </w:rPr>
+        <w:t>Доверитель</w:t>
+      </w:r>
+      <w:r>
+        <w:rPr>
+          <w:rFonts w:ascii="Times New Roman" w:hAnsi="Times New Roman" w:cs="Times New Roman"/>
+          <w:sz w:val="18"/>
+          <w:szCs w:val="18"/>
+        </w:rPr>
+        <w:t xml:space="preserve">», </w:t>
+      </w:r>
+      <w:r>
+        <w:rPr>
+          <w:rFonts w:ascii="Times New Roman" w:hAnsi="Times New Roman" w:cs="Times New Roman"/>
+          <w:sz w:val="18"/>
+          <w:szCs w:val="18"/>
+        </w:rPr>
+        <w:t>в</w:t>
+      </w:r>
+      <w:r>
+        <w:rPr>
+          <w:rFonts w:ascii="Times New Roman" w:hAnsi="Times New Roman" w:cs="Times New Roman"/>
+          <w:sz w:val="18"/>
+          <w:szCs w:val="18"/>
+        </w:rPr>
+        <w:t xml:space="preserve"> </w:t>
+      </w:r>
+      <w:r>
+        <w:rPr>
+          <w:rFonts w:ascii="Times New Roman" w:hAnsi="Times New Roman" w:cs="Times New Roman"/>
+          <w:sz w:val="18"/>
+          <w:szCs w:val="18"/>
+        </w:rPr>
+        <w:t>лице</w:t>
+      </w:r>
+      <w:r>
+        <w:rPr>
+          <w:rFonts w:ascii="Times New Roman" w:hAnsi="Times New Roman" w:cs="Times New Roman"/>
+          <w:sz w:val="18"/>
+          <w:szCs w:val="18"/>
+        </w:rPr>
+        <w:t xml:space="preserve"> </w:t>
+      </w:r>
+      <w:r>
+        <w:rPr>
+          <w:rFonts w:ascii="Times New Roman" w:hAnsi="Times New Roman" w:cs="Times New Roman"/>
+          <w:sz w:val="18"/>
+          <w:szCs w:val="18"/>
+        </w:rPr>
+        <w:t xml:space="preserve">Генерального директора </w:t>
+      </w:r>
+      <w:r>
+        <w:rPr>
+          <w:rFonts w:ascii="Times New Roman" w:hAnsi="Times New Roman" w:cs="Times New Roman"/>
+          <w:bCs/>
+          <w:sz w:val="18"/>
+          <w:szCs w:val="18"/>
+        </w:rPr>
+        <w:t xml:space="preserve">{{ </w:t>
+      </w:r>
+      <w:r>
+        <w:rPr>
+          <w:rFonts w:ascii="Times New Roman" w:hAnsi="Times New Roman" w:cs="Times New Roman"/>
+          <w:bCs/>
+          <w:sz w:val="18"/>
+          <w:szCs w:val="18"/>
+          <w:lang w:val="en-US"/>
+        </w:rPr>
+        <w:t>gent</w:t>
+      </w:r>
+      <w:r>
+        <w:rPr>
+          <w:rFonts w:ascii="Times New Roman" w:hAnsi="Times New Roman" w:cs="Times New Roman"/>
+          <w:bCs/>
+          <w:sz w:val="18"/>
+          <w:szCs w:val="18"/>
+        </w:rPr>
+        <w:t>_</w:t>
+      </w:r>
+      <w:r>
+        <w:rPr>
+          <w:rFonts w:ascii="Times New Roman" w:hAnsi="Times New Roman" w:cs="Times New Roman"/>
+          <w:bCs/>
+          <w:sz w:val="18"/>
+          <w:szCs w:val="18"/>
+          <w:lang w:val="en-US"/>
+        </w:rPr>
+        <w:t>buyer</w:t>
+      </w:r>
+      <w:r>
+        <w:rPr>
+          <w:rFonts w:ascii="Times New Roman" w:hAnsi="Times New Roman" w:cs="Times New Roman"/>
+          <w:bCs/>
+          <w:sz w:val="18"/>
+          <w:szCs w:val="18"/>
+        </w:rPr>
+        <w:t>_</w:t>
+      </w:r>
+      <w:r>
+        <w:rPr>
+          <w:rFonts w:ascii="Times New Roman" w:hAnsi="Times New Roman" w:cs="Times New Roman"/>
+          <w:bCs/>
+          <w:sz w:val="18"/>
+          <w:szCs w:val="18"/>
+          <w:lang w:val="en-US"/>
+        </w:rPr>
+        <w:t>director</w:t>
+      </w:r>
+      <w:r>
+        <w:rPr>
+          <w:rFonts w:ascii="Times New Roman" w:hAnsi="Times New Roman" w:cs="Times New Roman"/>
+          <w:bCs/>
+          <w:sz w:val="18"/>
+          <w:szCs w:val="18"/>
+        </w:rPr>
+        <w:t>_</w:t>
+      </w:r>
+      <w:r>
+        <w:rPr>
+          <w:rFonts w:ascii="Times New Roman" w:hAnsi="Times New Roman" w:cs="Times New Roman"/>
+          <w:bCs/>
+          <w:sz w:val="18"/>
+          <w:szCs w:val="18"/>
+          <w:lang w:val="en-US"/>
+        </w:rPr>
+        <w:t>name</w:t>
+      </w:r>
+      <w:r>
+        <w:rPr>
+          <w:rFonts w:ascii="Times New Roman" w:hAnsi="Times New Roman" w:cs="Times New Roman"/>
+          <w:bCs/>
+          <w:sz w:val="18"/>
+          <w:szCs w:val="18"/>
+        </w:rPr>
+        <w:t xml:space="preserve"> }}, </w:t>
+      </w:r>
+      <w:r>
+        <w:rPr>
+          <w:rFonts w:ascii="Times New Roman" w:hAnsi="Times New Roman" w:cs="Times New Roman"/>
+          <w:bCs/>
+          <w:sz w:val="18"/>
+          <w:szCs w:val="18"/>
+        </w:rPr>
+        <w:t>действующего на основании Устав, являю</w:t>
+      </w:r>
+      <w:r>
+        <w:rPr>
+          <w:rFonts w:ascii="Times New Roman" w:hAnsi="Times New Roman" w:cs="Times New Roman"/>
+          <w:bCs/>
+          <w:sz w:val="18"/>
+          <w:szCs w:val="18"/>
+        </w:rPr>
+        <w:t>щ</w:t>
+      </w:r>
+      <w:r>
+        <w:rPr>
+          <w:rFonts w:ascii="Times New Roman" w:hAnsi="Times New Roman" w:cs="Times New Roman"/>
+          <w:bCs/>
+          <w:sz w:val="18"/>
+          <w:szCs w:val="18"/>
+        </w:rPr>
+        <w:t>ийся собственником транспортного средства</w:t>
+      </w:r>
+      <w:r>
+        <w:rPr>
+          <w:rFonts w:ascii="Times New Roman" w:hAnsi="Times New Roman" w:cs="Times New Roman"/>
+          <w:bCs/>
+          <w:sz w:val="18"/>
+          <w:szCs w:val="18"/>
+        </w:rPr>
+        <w:t>:</w:t>
+      </w:r>
+      <w:r>
+        <w:rPr>
+          <w:rFonts w:ascii="Times New Roman" w:hAnsi="Times New Roman" w:cs="Times New Roman"/>
+          <w:bCs/>
+          <w:sz w:val="18"/>
+          <w:szCs w:val="18"/>
+        </w:rPr>
+        <w:t xml:space="preserve">{% </w:t>
+      </w:r>
+      <w:r>
+        <w:rPr>
+          <w:rFonts w:ascii="Times New Roman" w:hAnsi="Times New Roman" w:cs="Times New Roman"/>
+          <w:bCs/>
+          <w:sz w:val="18"/>
+          <w:szCs w:val="18"/>
+          <w:lang w:val="en-US"/>
+        </w:rPr>
+        <w:t>endif</w:t>
+      </w:r>
+      <w:r>
+        <w:rPr>
+          <w:rFonts w:ascii="Times New Roman" w:hAnsi="Times New Roman" w:cs="Times New Roman"/>
+          <w:bCs/>
+          <w:sz w:val="18"/>
+          <w:szCs w:val="18"/>
+        </w:rPr>
+        <w:t xml:space="preserve"> %}</w:t>
       </w:r>
     </w:p>
     <w:tbl>
@@ -14132,27 +15735,7 @@
                 <w:szCs w:val="18"/>
                 <w:lang w:val="en-US"/>
               </w:rPr>
-              <w:t xml:space="preserve"> </w:t>
-            </w:r>
-            <w:proofErr w:type="gramStart"/>
-            <w:r>
-              <w:rPr>
-                <w:rFonts w:ascii="Times New Roman" w:hAnsi="Times New Roman" w:cs="Times New Roman"/>
-                <w:sz w:val="18"/>
-                <w:szCs w:val="18"/>
-                <w:lang w:val="en-US"/>
-              </w:rPr>
-              <w:t>%}{</w:t>
-            </w:r>
-            <w:proofErr w:type="gramEnd"/>
-            <w:r>
-              <w:rPr>
-                <w:rFonts w:ascii="Times New Roman" w:hAnsi="Times New Roman" w:cs="Times New Roman"/>
-                <w:sz w:val="18"/>
-                <w:szCs w:val="18"/>
-                <w:lang w:val="en-US"/>
-              </w:rPr>
-              <w:t xml:space="preserve">{ </w:t>
+              <w:t xml:space="preserve"> %}{{ </w:t>
             </w:r>
             <w:proofErr w:type="spellStart"/>
             <w:r>
@@ -14323,27 +15906,7 @@
                 <w:szCs w:val="18"/>
                 <w:lang w:val="en-US"/>
               </w:rPr>
-              <w:t xml:space="preserve"> </w:t>
-            </w:r>
-            <w:proofErr w:type="gramStart"/>
-            <w:r>
-              <w:rPr>
-                <w:rFonts w:ascii="Times New Roman" w:hAnsi="Times New Roman" w:cs="Times New Roman"/>
-                <w:sz w:val="18"/>
-                <w:szCs w:val="18"/>
-                <w:lang w:val="en-US"/>
-              </w:rPr>
-              <w:t>%}{</w:t>
-            </w:r>
-            <w:proofErr w:type="gramEnd"/>
-            <w:r>
-              <w:rPr>
-                <w:rFonts w:ascii="Times New Roman" w:hAnsi="Times New Roman" w:cs="Times New Roman"/>
-                <w:sz w:val="18"/>
-                <w:szCs w:val="18"/>
-                <w:lang w:val="en-US"/>
-              </w:rPr>
-              <w:t>{</w:t>
+              <w:t xml:space="preserve"> %}{{</w:t>
             </w:r>
             <w:proofErr w:type="spellStart"/>
             <w:r>
@@ -14591,7 +16154,6 @@
         </w:rPr>
         <w:t xml:space="preserve">настоящей доверенностью уполномочиваю </w:t>
       </w:r>
-      <w:proofErr w:type="gramStart"/>
       <w:r>
         <w:rPr>
           <w:rFonts w:ascii="Times New Roman" w:eastAsia="Times New Roman" w:hAnsi="Times New Roman" w:cs="Times New Roman"/>
@@ -14627,7 +16189,6 @@
         <w:t>eller</w:t>
       </w:r>
       <w:proofErr w:type="spellEnd"/>
-      <w:proofErr w:type="gramEnd"/>
       <w:r>
         <w:rPr>
           <w:rFonts w:ascii="Times New Roman" w:eastAsia="Times New Roman" w:hAnsi="Times New Roman" w:cs="Times New Roman"/>
@@ -14868,50 +16429,533 @@
         </w:tabs>
         <w:spacing w:after="150" w:line="240" w:lineRule="auto"/>
         <w:ind w:left="60"/>
-        <w:jc w:val="center"/>
-        <w:rPr>
-          <w:rFonts w:ascii="Times New Roman" w:eastAsia="Times New Roman" w:hAnsi="Times New Roman" w:cs="Times New Roman"/>
-          <w:i/>
-          <w:sz w:val="18"/>
-          <w:szCs w:val="18"/>
-          <w:lang w:eastAsia="ru-RU"/>
+        <w:rPr>
+          <w:rFonts w:ascii="Times New Roman" w:hAnsi="Times New Roman" w:cs="Times New Roman"/>
+          <w:bCs/>
+          <w:sz w:val="18"/>
+          <w:szCs w:val="18"/>
         </w:rPr>
       </w:pPr>
       <w:r>
         <w:rPr>
-          <w:rFonts w:ascii="Times New Roman" w:eastAsia="Times New Roman" w:hAnsi="Times New Roman" w:cs="Times New Roman"/>
-          <w:sz w:val="18"/>
-          <w:szCs w:val="18"/>
-          <w:lang w:eastAsia="ru-RU"/>
-        </w:rPr>
-        <w:t xml:space="preserve">Доверитель: _________________________________________________________________________________________________ </w:t>
-      </w:r>
-      <w:r>
-        <w:rPr>
-          <w:rFonts w:ascii="Times New Roman" w:eastAsia="Times New Roman" w:hAnsi="Times New Roman" w:cs="Times New Roman"/>
-          <w:i/>
-          <w:sz w:val="18"/>
-          <w:szCs w:val="18"/>
-          <w:lang w:eastAsia="ru-RU"/>
-        </w:rPr>
-        <w:t>(фамилия, имя, отчество полностью, подпись)</w:t>
+          <w:rFonts w:ascii="Times New Roman" w:hAnsi="Times New Roman" w:cs="Times New Roman"/>
+          <w:bCs/>
+          <w:sz w:val="18"/>
+          <w:szCs w:val="18"/>
+        </w:rPr>
+        <w:tab/>
+      </w:r>
+      <w:r>
+        <w:rPr>
+          <w:rFonts w:ascii="Times New Roman" w:hAnsi="Times New Roman" w:cs="Times New Roman"/>
+          <w:bCs/>
+          <w:sz w:val="18"/>
+          <w:szCs w:val="18"/>
+        </w:rPr>
+        <w:tab/>
+        <w:t xml:space="preserve"> </w:t>
+      </w:r>
+      <w:r>
+        <w:rPr>
+          <w:rFonts w:ascii="Times New Roman" w:hAnsi="Times New Roman" w:cs="Times New Roman"/>
+          <w:bCs/>
+          <w:sz w:val="18"/>
+          <w:szCs w:val="18"/>
+        </w:rPr>
+        <w:t xml:space="preserve">{% </w:t>
+      </w:r>
+      <w:proofErr w:type="spellStart"/>
+      <w:r>
+        <w:rPr>
+          <w:rFonts w:ascii="Times New Roman" w:hAnsi="Times New Roman" w:cs="Times New Roman"/>
+          <w:bCs/>
+          <w:sz w:val="18"/>
+          <w:szCs w:val="18"/>
+        </w:rPr>
+        <w:t>if</w:t>
+      </w:r>
+      <w:proofErr w:type="spellEnd"/>
+      <w:r>
+        <w:rPr>
+          <w:rFonts w:ascii="Times New Roman" w:hAnsi="Times New Roman" w:cs="Times New Roman"/>
+          <w:bCs/>
+          <w:sz w:val="18"/>
+          <w:szCs w:val="18"/>
+        </w:rPr>
+        <w:t xml:space="preserve"> </w:t>
+      </w:r>
+      <w:proofErr w:type="spellStart"/>
+      <w:r>
+        <w:rPr>
+          <w:rFonts w:ascii="Times New Roman" w:hAnsi="Times New Roman" w:cs="Times New Roman"/>
+          <w:bCs/>
+          <w:sz w:val="18"/>
+          <w:szCs w:val="18"/>
+        </w:rPr>
+        <w:t>buyer_type</w:t>
+      </w:r>
+      <w:proofErr w:type="spellEnd"/>
+      <w:r>
+        <w:rPr>
+          <w:rFonts w:ascii="Times New Roman" w:hAnsi="Times New Roman" w:cs="Times New Roman"/>
+          <w:bCs/>
+          <w:sz w:val="18"/>
+          <w:szCs w:val="18"/>
+        </w:rPr>
+        <w:t xml:space="preserve"> == '</w:t>
+      </w:r>
+      <w:proofErr w:type="spellStart"/>
+      <w:r>
+        <w:rPr>
+          <w:rFonts w:ascii="Times New Roman" w:hAnsi="Times New Roman" w:cs="Times New Roman"/>
+          <w:bCs/>
+          <w:sz w:val="18"/>
+          <w:szCs w:val="18"/>
+        </w:rPr>
+        <w:t>person</w:t>
+      </w:r>
+      <w:proofErr w:type="spellEnd"/>
+      <w:r>
+        <w:rPr>
+          <w:rFonts w:ascii="Times New Roman" w:hAnsi="Times New Roman" w:cs="Times New Roman"/>
+          <w:bCs/>
+          <w:sz w:val="18"/>
+          <w:szCs w:val="18"/>
+        </w:rPr>
+        <w:t>' %}</w:t>
       </w:r>
     </w:p>
     <w:p>
       <w:pPr>
+        <w:tabs>
+          <w:tab w:val="left" w:pos="186"/>
+          <w:tab w:val="left" w:pos="366"/>
+          <w:tab w:val="left" w:pos="10226"/>
+        </w:tabs>
+        <w:spacing w:after="150" w:line="240" w:lineRule="auto"/>
+        <w:ind w:left="60"/>
+        <w:jc w:val="center"/>
+        <w:rPr>
+          <w:rFonts w:ascii="Times New Roman" w:eastAsia="Times New Roman" w:hAnsi="Times New Roman" w:cs="Times New Roman"/>
+          <w:i/>
+          <w:sz w:val="18"/>
+          <w:szCs w:val="18"/>
+          <w:lang w:eastAsia="ru-RU"/>
+        </w:rPr>
+      </w:pPr>
+      <w:r>
+        <w:rPr>
+          <w:rFonts w:ascii="Times New Roman" w:eastAsia="Times New Roman" w:hAnsi="Times New Roman" w:cs="Times New Roman"/>
+          <w:sz w:val="18"/>
+          <w:szCs w:val="18"/>
+          <w:lang w:eastAsia="ru-RU"/>
+        </w:rPr>
+        <w:t xml:space="preserve">Доверитель: _________________________________________________________________________________________________ </w:t>
+      </w:r>
+      <w:r>
+        <w:rPr>
+          <w:rFonts w:ascii="Times New Roman" w:eastAsia="Times New Roman" w:hAnsi="Times New Roman" w:cs="Times New Roman"/>
+          <w:i/>
+          <w:sz w:val="18"/>
+          <w:szCs w:val="18"/>
+          <w:lang w:eastAsia="ru-RU"/>
+        </w:rPr>
+        <w:t>(фамилия, имя, отчество полностью, подпись)</w:t>
+      </w:r>
+    </w:p>
+    <w:p>
+      <w:pPr>
+        <w:tabs>
+          <w:tab w:val="left" w:pos="186"/>
+          <w:tab w:val="left" w:pos="366"/>
+          <w:tab w:val="left" w:pos="10226"/>
+        </w:tabs>
+        <w:spacing w:after="150" w:line="240" w:lineRule="auto"/>
+        <w:rPr>
+          <w:rFonts w:ascii="Times New Roman" w:hAnsi="Times New Roman" w:cs="Times New Roman"/>
+          <w:bCs/>
+          <w:sz w:val="18"/>
+          <w:szCs w:val="18"/>
+          <w:lang w:val="en-US"/>
+        </w:rPr>
+      </w:pPr>
+      <w:r>
+        <w:rPr>
+          <w:rFonts w:ascii="Times New Roman" w:eastAsia="Times New Roman" w:hAnsi="Times New Roman" w:cs="Times New Roman"/>
+          <w:i/>
+          <w:sz w:val="18"/>
+          <w:szCs w:val="18"/>
+          <w:lang w:eastAsia="ru-RU"/>
+        </w:rPr>
+        <w:tab/>
+      </w:r>
+      <w:r>
+        <w:rPr>
+          <w:rFonts w:ascii="Times New Roman" w:eastAsia="Times New Roman" w:hAnsi="Times New Roman" w:cs="Times New Roman"/>
+          <w:i/>
+          <w:sz w:val="18"/>
+          <w:szCs w:val="18"/>
+          <w:lang w:eastAsia="ru-RU"/>
+        </w:rPr>
+        <w:tab/>
+      </w:r>
+      <w:r>
+        <w:rPr>
+          <w:rFonts w:ascii="Times New Roman" w:eastAsia="Times New Roman" w:hAnsi="Times New Roman" w:cs="Times New Roman"/>
+          <w:i/>
+          <w:sz w:val="18"/>
+          <w:szCs w:val="18"/>
+          <w:lang w:eastAsia="ru-RU"/>
+        </w:rPr>
+        <w:t xml:space="preserve"> </w:t>
+      </w:r>
+      <w:r>
+        <w:rPr>
+          <w:rFonts w:ascii="Times New Roman" w:hAnsi="Times New Roman" w:cs="Times New Roman"/>
+          <w:bCs/>
+          <w:sz w:val="18"/>
+          <w:szCs w:val="18"/>
+          <w:lang w:val="en-US"/>
+        </w:rPr>
+        <w:t xml:space="preserve">{% </w:t>
+      </w:r>
+      <w:proofErr w:type="spellStart"/>
+      <w:r>
+        <w:rPr>
+          <w:rFonts w:ascii="Times New Roman" w:hAnsi="Times New Roman" w:cs="Times New Roman"/>
+          <w:bCs/>
+          <w:sz w:val="18"/>
+          <w:szCs w:val="18"/>
+          <w:lang w:val="en-US"/>
+        </w:rPr>
+        <w:t>elif</w:t>
+      </w:r>
+      <w:proofErr w:type="spellEnd"/>
+      <w:r>
+        <w:rPr>
+          <w:rFonts w:ascii="Times New Roman" w:hAnsi="Times New Roman" w:cs="Times New Roman"/>
+          <w:bCs/>
+          <w:sz w:val="18"/>
+          <w:szCs w:val="18"/>
+          <w:lang w:val="en-US"/>
+        </w:rPr>
+        <w:t xml:space="preserve"> </w:t>
+      </w:r>
+      <w:proofErr w:type="spellStart"/>
+      <w:r>
+        <w:rPr>
+          <w:rFonts w:ascii="Times New Roman" w:hAnsi="Times New Roman" w:cs="Times New Roman"/>
+          <w:bCs/>
+          <w:sz w:val="18"/>
+          <w:szCs w:val="18"/>
+          <w:lang w:val="en-US"/>
+        </w:rPr>
+        <w:t>buyer_type</w:t>
+      </w:r>
+      <w:proofErr w:type="spellEnd"/>
+      <w:r>
+        <w:rPr>
+          <w:rFonts w:ascii="Times New Roman" w:hAnsi="Times New Roman" w:cs="Times New Roman"/>
+          <w:bCs/>
+          <w:sz w:val="18"/>
+          <w:szCs w:val="18"/>
+          <w:lang w:val="en-US"/>
+        </w:rPr>
+        <w:t xml:space="preserve"> in ['</w:t>
+      </w:r>
+      <w:proofErr w:type="spellStart"/>
+      <w:r>
+        <w:rPr>
+          <w:rFonts w:ascii="Times New Roman" w:hAnsi="Times New Roman" w:cs="Times New Roman"/>
+          <w:bCs/>
+          <w:sz w:val="18"/>
+          <w:szCs w:val="18"/>
+          <w:lang w:val="en-US"/>
+        </w:rPr>
+        <w:t>internal_company</w:t>
+      </w:r>
+      <w:proofErr w:type="spellEnd"/>
+      <w:r>
+        <w:rPr>
+          <w:rFonts w:ascii="Times New Roman" w:hAnsi="Times New Roman" w:cs="Times New Roman"/>
+          <w:bCs/>
+          <w:sz w:val="18"/>
+          <w:szCs w:val="18"/>
+          <w:lang w:val="en-US"/>
+        </w:rPr>
+        <w:t>', '</w:t>
+      </w:r>
+      <w:proofErr w:type="spellStart"/>
+      <w:r>
+        <w:rPr>
+          <w:rFonts w:ascii="Times New Roman" w:hAnsi="Times New Roman" w:cs="Times New Roman"/>
+          <w:bCs/>
+          <w:sz w:val="18"/>
+          <w:szCs w:val="18"/>
+          <w:lang w:val="en-US"/>
+        </w:rPr>
+        <w:t>external_company</w:t>
+      </w:r>
+      <w:proofErr w:type="spellEnd"/>
+      <w:r>
+        <w:rPr>
+          <w:rFonts w:ascii="Times New Roman" w:hAnsi="Times New Roman" w:cs="Times New Roman"/>
+          <w:bCs/>
+          <w:sz w:val="18"/>
+          <w:szCs w:val="18"/>
+          <w:lang w:val="en-US"/>
+        </w:rPr>
+        <w:t>'] %}</w:t>
+      </w:r>
+    </w:p>
+    <w:p>
+      <w:pPr>
+        <w:tabs>
+          <w:tab w:val="left" w:pos="186"/>
+          <w:tab w:val="left" w:pos="366"/>
+          <w:tab w:val="left" w:pos="10226"/>
+        </w:tabs>
+        <w:spacing w:after="150" w:line="240" w:lineRule="auto"/>
+        <w:rPr>
+          <w:rFonts w:ascii="Times New Roman" w:hAnsi="Times New Roman" w:cs="Times New Roman"/>
+          <w:bCs/>
+          <w:sz w:val="18"/>
+          <w:szCs w:val="18"/>
+        </w:rPr>
+      </w:pPr>
+      <w:r>
+        <w:rPr>
+          <w:rFonts w:ascii="Times New Roman" w:hAnsi="Times New Roman" w:cs="Times New Roman"/>
+          <w:bCs/>
+          <w:sz w:val="18"/>
+          <w:szCs w:val="18"/>
+          <w:lang w:val="en-US"/>
+        </w:rPr>
+        <w:tab/>
+      </w:r>
+      <w:r>
+        <w:rPr>
+          <w:rFonts w:ascii="Times New Roman" w:hAnsi="Times New Roman" w:cs="Times New Roman"/>
+          <w:bCs/>
+          <w:sz w:val="18"/>
+          <w:szCs w:val="18"/>
+          <w:lang w:val="en-US"/>
+        </w:rPr>
+        <w:tab/>
+      </w:r>
+      <w:r>
+        <w:rPr>
+          <w:rFonts w:ascii="Times New Roman" w:hAnsi="Times New Roman" w:cs="Times New Roman"/>
+          <w:bCs/>
+          <w:sz w:val="18"/>
+          <w:szCs w:val="18"/>
+          <w:lang w:val="en-US"/>
+        </w:rPr>
+        <w:t xml:space="preserve"> </w:t>
+      </w:r>
+      <w:r>
+        <w:rPr>
+          <w:rFonts w:ascii="Times New Roman" w:eastAsia="Times New Roman" w:hAnsi="Times New Roman" w:cs="Times New Roman"/>
+          <w:iCs/>
+          <w:sz w:val="18"/>
+          <w:szCs w:val="18"/>
+          <w:lang w:eastAsia="ru-RU"/>
+        </w:rPr>
+        <w:t>Доверитель</w:t>
+      </w:r>
+      <w:r>
+        <w:rPr>
+          <w:rFonts w:ascii="Times New Roman" w:eastAsia="Times New Roman" w:hAnsi="Times New Roman" w:cs="Times New Roman"/>
+          <w:iCs/>
+          <w:sz w:val="18"/>
+          <w:szCs w:val="18"/>
+          <w:lang w:eastAsia="ru-RU"/>
+        </w:rPr>
+        <w:t xml:space="preserve">: </w:t>
+      </w:r>
+      <w:r>
+        <w:rPr>
+          <w:rFonts w:ascii="Times New Roman" w:eastAsia="Times New Roman" w:hAnsi="Times New Roman" w:cs="Times New Roman"/>
+          <w:iCs/>
+          <w:sz w:val="18"/>
+          <w:szCs w:val="18"/>
+          <w:lang w:eastAsia="ru-RU"/>
+        </w:rPr>
+        <w:t>Ген</w:t>
+      </w:r>
+      <w:r>
+        <w:rPr>
+          <w:rFonts w:ascii="Times New Roman" w:eastAsia="Times New Roman" w:hAnsi="Times New Roman" w:cs="Times New Roman"/>
+          <w:iCs/>
+          <w:sz w:val="18"/>
+          <w:szCs w:val="18"/>
+          <w:lang w:eastAsia="ru-RU"/>
+        </w:rPr>
+        <w:t xml:space="preserve">. </w:t>
+      </w:r>
+      <w:r>
+        <w:rPr>
+          <w:rFonts w:ascii="Times New Roman" w:eastAsia="Times New Roman" w:hAnsi="Times New Roman" w:cs="Times New Roman"/>
+          <w:iCs/>
+          <w:sz w:val="18"/>
+          <w:szCs w:val="18"/>
+          <w:lang w:eastAsia="ru-RU"/>
+        </w:rPr>
+        <w:t>Директор</w:t>
+      </w:r>
+      <w:r>
+        <w:rPr>
+          <w:rFonts w:ascii="Times New Roman" w:eastAsia="Times New Roman" w:hAnsi="Times New Roman" w:cs="Times New Roman"/>
+          <w:iCs/>
+          <w:sz w:val="18"/>
+          <w:szCs w:val="18"/>
+          <w:lang w:eastAsia="ru-RU"/>
+        </w:rPr>
+        <w:t xml:space="preserve"> </w:t>
+      </w:r>
+      <w:r>
+        <w:rPr>
+          <w:rFonts w:ascii="Times New Roman" w:hAnsi="Times New Roman" w:cs="Times New Roman"/>
+          <w:sz w:val="18"/>
+          <w:szCs w:val="18"/>
+        </w:rPr>
+        <w:t>____________________/</w:t>
+      </w:r>
+      <w:r>
+        <w:rPr>
+          <w:rFonts w:ascii="Times New Roman" w:hAnsi="Times New Roman" w:cs="Times New Roman"/>
+          <w:bCs/>
+          <w:sz w:val="18"/>
+          <w:szCs w:val="18"/>
+        </w:rPr>
+        <w:t>{{</w:t>
+      </w:r>
+      <w:r>
+        <w:rPr>
+          <w:rFonts w:ascii="Times New Roman" w:hAnsi="Times New Roman" w:cs="Times New Roman"/>
+          <w:bCs/>
+          <w:sz w:val="18"/>
+          <w:szCs w:val="18"/>
+          <w:lang w:val="en-US"/>
+        </w:rPr>
+        <w:t>buyer</w:t>
+      </w:r>
+      <w:r>
+        <w:rPr>
+          <w:rFonts w:ascii="Times New Roman" w:hAnsi="Times New Roman" w:cs="Times New Roman"/>
+          <w:bCs/>
+          <w:sz w:val="18"/>
+          <w:szCs w:val="18"/>
+        </w:rPr>
+        <w:t>_</w:t>
+      </w:r>
+      <w:r>
+        <w:rPr>
+          <w:rFonts w:ascii="Times New Roman" w:hAnsi="Times New Roman" w:cs="Times New Roman"/>
+          <w:bCs/>
+          <w:sz w:val="18"/>
+          <w:szCs w:val="18"/>
+          <w:lang w:val="en-US"/>
+        </w:rPr>
+        <w:t>initials</w:t>
+      </w:r>
+      <w:r>
+        <w:rPr>
+          <w:rFonts w:ascii="Times New Roman" w:hAnsi="Times New Roman" w:cs="Times New Roman"/>
+          <w:bCs/>
+          <w:sz w:val="18"/>
+          <w:szCs w:val="18"/>
+        </w:rPr>
+        <w:t>}}</w:t>
+      </w:r>
+      <w:r>
+        <w:rPr>
+          <w:rFonts w:ascii="Times New Roman" w:hAnsi="Times New Roman" w:cs="Times New Roman"/>
+          <w:sz w:val="18"/>
+          <w:szCs w:val="18"/>
+        </w:rPr>
+        <w:t>/</w:t>
+      </w:r>
+      <w:r>
+        <w:rPr>
+          <w:rFonts w:ascii="Times New Roman" w:hAnsi="Times New Roman" w:cs="Times New Roman"/>
+          <w:bCs/>
+          <w:sz w:val="18"/>
+          <w:szCs w:val="18"/>
+        </w:rPr>
+        <w:t xml:space="preserve"> </w:t>
+      </w:r>
+    </w:p>
+    <w:p>
+      <w:pPr>
+        <w:tabs>
+          <w:tab w:val="left" w:pos="186"/>
+          <w:tab w:val="left" w:pos="366"/>
+          <w:tab w:val="left" w:pos="10226"/>
+        </w:tabs>
+        <w:spacing w:after="150" w:line="240" w:lineRule="auto"/>
         <w:rPr>
           <w:rFonts w:ascii="Times New Roman" w:eastAsia="Calibri" w:hAnsi="Times New Roman" w:cs="Times New Roman"/>
           <w:color w:val="000000"/>
           <w:sz w:val="18"/>
           <w:szCs w:val="18"/>
+          <w:lang w:val="en-US"/>
         </w:rPr>
       </w:pPr>
+      <w:r>
+        <w:rPr>
+          <w:rFonts w:ascii="Times New Roman" w:hAnsi="Times New Roman" w:cs="Times New Roman"/>
+          <w:bCs/>
+          <w:sz w:val="18"/>
+          <w:szCs w:val="18"/>
+        </w:rPr>
+        <w:t xml:space="preserve">                                                                     </w:t>
+      </w:r>
+      <w:r>
+        <w:rPr>
+          <w:rFonts w:ascii="Times New Roman" w:hAnsi="Times New Roman" w:cs="Times New Roman"/>
+          <w:bCs/>
+          <w:sz w:val="18"/>
+          <w:szCs w:val="18"/>
+        </w:rPr>
+        <w:t xml:space="preserve">   М.П. </w:t>
+      </w:r>
+      <w:r>
+        <w:rPr>
+          <w:rFonts w:ascii="Times New Roman" w:hAnsi="Times New Roman" w:cs="Times New Roman"/>
+          <w:bCs/>
+          <w:sz w:val="18"/>
+          <w:szCs w:val="18"/>
+        </w:rPr>
+        <w:t xml:space="preserve">{% </w:t>
+      </w:r>
+      <w:proofErr w:type="spellStart"/>
+      <w:r>
+        <w:rPr>
+          <w:rFonts w:ascii="Times New Roman" w:hAnsi="Times New Roman" w:cs="Times New Roman"/>
+          <w:bCs/>
+          <w:sz w:val="18"/>
+          <w:szCs w:val="18"/>
+        </w:rPr>
+        <w:t>endif</w:t>
+      </w:r>
+      <w:proofErr w:type="spellEnd"/>
+      <w:r>
+        <w:rPr>
+          <w:rFonts w:ascii="Times New Roman" w:hAnsi="Times New Roman" w:cs="Times New Roman"/>
+          <w:bCs/>
+          <w:sz w:val="18"/>
+          <w:szCs w:val="18"/>
+        </w:rPr>
+        <w:t xml:space="preserve"> %}</w:t>
+      </w:r>
       <w:r>
         <w:rPr>
           <w:rFonts w:ascii="Times New Roman" w:eastAsia="Calibri" w:hAnsi="Times New Roman" w:cs="Times New Roman"/>
           <w:color w:val="000000"/>
           <w:sz w:val="18"/>
           <w:szCs w:val="18"/>
+          <w:lang w:val="en-US"/>
         </w:rPr>
         <w:br w:type="page"/>
       </w:r>
@@ -14946,9 +16990,9 @@
         <w:tblLook w:val="04A0" w:firstRow="1" w:lastRow="0" w:firstColumn="1" w:lastColumn="0" w:noHBand="0" w:noVBand="1"/>
       </w:tblPr>
       <w:tblGrid>
-        <w:gridCol w:w="8775"/>
-        <w:gridCol w:w="1191"/>
-        <w:gridCol w:w="500"/>
+        <w:gridCol w:w="9108"/>
+        <w:gridCol w:w="744"/>
+        <w:gridCol w:w="614"/>
       </w:tblGrid>
       <w:tr>
         <w:trPr>
@@ -15624,7 +17668,6 @@
               <w:t xml:space="preserve"> за ним по умолчанию сохраняется прежний государственный регистрационный знак (</w:t>
             </w:r>
             <w:proofErr w:type="spellStart"/>
-            <w:proofErr w:type="gramStart"/>
             <w:r>
               <w:rPr>
                 <w:rFonts w:ascii="Times New Roman" w:eastAsia="Times New Roman" w:hAnsi="Times New Roman" w:cs="Times New Roman"/>
@@ -15637,7 +17680,6 @@
               <w:t>гос.номер</w:t>
             </w:r>
             <w:proofErr w:type="spellEnd"/>
-            <w:proofErr w:type="gramEnd"/>
             <w:r>
               <w:rPr>
                 <w:rFonts w:ascii="Times New Roman" w:eastAsia="Times New Roman" w:hAnsi="Times New Roman" w:cs="Times New Roman"/>
@@ -15956,7 +17998,6 @@
               <w:t xml:space="preserve"> покупателю с государственными регистрационными знаками (</w:t>
             </w:r>
             <w:proofErr w:type="spellStart"/>
-            <w:proofErr w:type="gramStart"/>
             <w:r>
               <w:rPr>
                 <w:rFonts w:ascii="Times New Roman" w:eastAsia="Times New Roman" w:hAnsi="Times New Roman" w:cs="Times New Roman"/>
@@ -15969,7 +18010,6 @@
               <w:t>гос.номерами</w:t>
             </w:r>
             <w:proofErr w:type="spellEnd"/>
-            <w:proofErr w:type="gramEnd"/>
             <w:r>
               <w:rPr>
                 <w:rFonts w:ascii="Times New Roman" w:eastAsia="Times New Roman" w:hAnsi="Times New Roman" w:cs="Times New Roman"/>
@@ -16435,7 +18475,7 @@
         </w:trPr>
         <w:tc>
           <w:tcPr>
-            <w:tcW w:w="2415" w:type="pct"/>
+            <w:tcW w:w="4380" w:type="pct"/>
             <w:vAlign w:val="center"/>
             <w:hideMark/>
           </w:tcPr>
@@ -16453,7 +18493,7 @@
         </w:tc>
         <w:tc>
           <w:tcPr>
-            <w:tcW w:w="0" w:type="auto"/>
+            <w:tcW w:w="345" w:type="pct"/>
             <w:vAlign w:val="center"/>
             <w:hideMark/>
           </w:tcPr>
@@ -16494,7 +18534,7 @@
         </w:trPr>
         <w:tc>
           <w:tcPr>
-            <w:tcW w:w="0" w:type="auto"/>
+            <w:tcW w:w="4380" w:type="pct"/>
             <w:vAlign w:val="center"/>
             <w:hideMark/>
           </w:tcPr>
@@ -16516,12 +18556,72 @@
             </w:pPr>
             <w:r>
               <w:rPr>
-                <w:rFonts w:ascii="Times New Roman" w:eastAsia="Times New Roman" w:hAnsi="Times New Roman" w:cs="Times New Roman"/>
-                <w:sz w:val="18"/>
-                <w:szCs w:val="18"/>
-                <w:lang w:eastAsia="ru-RU"/>
-              </w:rPr>
-              <w:t xml:space="preserve">С настоящими условиями Памятки ознакомлен и согласен. </w:t>
+                <w:rFonts w:ascii="Times New Roman" w:hAnsi="Times New Roman" w:cs="Times New Roman"/>
+                <w:bCs/>
+                <w:sz w:val="18"/>
+                <w:szCs w:val="18"/>
+              </w:rPr>
+              <w:t xml:space="preserve">{% </w:t>
+            </w:r>
+            <w:proofErr w:type="spellStart"/>
+            <w:r>
+              <w:rPr>
+                <w:rFonts w:ascii="Times New Roman" w:hAnsi="Times New Roman" w:cs="Times New Roman"/>
+                <w:bCs/>
+                <w:sz w:val="18"/>
+                <w:szCs w:val="18"/>
+              </w:rPr>
+              <w:t>if</w:t>
+            </w:r>
+            <w:proofErr w:type="spellEnd"/>
+            <w:r>
+              <w:rPr>
+                <w:rFonts w:ascii="Times New Roman" w:hAnsi="Times New Roman" w:cs="Times New Roman"/>
+                <w:bCs/>
+                <w:sz w:val="18"/>
+                <w:szCs w:val="18"/>
+              </w:rPr>
+              <w:t xml:space="preserve"> </w:t>
+            </w:r>
+            <w:proofErr w:type="spellStart"/>
+            <w:r>
+              <w:rPr>
+                <w:rFonts w:ascii="Times New Roman" w:hAnsi="Times New Roman" w:cs="Times New Roman"/>
+                <w:bCs/>
+                <w:sz w:val="18"/>
+                <w:szCs w:val="18"/>
+              </w:rPr>
+              <w:t>buyer_type</w:t>
+            </w:r>
+            <w:proofErr w:type="spellEnd"/>
+            <w:r>
+              <w:rPr>
+                <w:rFonts w:ascii="Times New Roman" w:hAnsi="Times New Roman" w:cs="Times New Roman"/>
+                <w:bCs/>
+                <w:sz w:val="18"/>
+                <w:szCs w:val="18"/>
+              </w:rPr>
+              <w:t xml:space="preserve"> == '</w:t>
+            </w:r>
+            <w:proofErr w:type="spellStart"/>
+            <w:r>
+              <w:rPr>
+                <w:rFonts w:ascii="Times New Roman" w:hAnsi="Times New Roman" w:cs="Times New Roman"/>
+                <w:bCs/>
+                <w:sz w:val="18"/>
+                <w:szCs w:val="18"/>
+              </w:rPr>
+              <w:t>person</w:t>
+            </w:r>
+            <w:proofErr w:type="spellEnd"/>
+            <w:r>
+              <w:rPr>
+                <w:rFonts w:ascii="Times New Roman" w:hAnsi="Times New Roman" w:cs="Times New Roman"/>
+                <w:bCs/>
+                <w:sz w:val="18"/>
+                <w:szCs w:val="18"/>
+              </w:rPr>
+              <w:t>' %}</w:t>
             </w:r>
           </w:p>
           <w:p>
@@ -16535,6 +18635,32 @@
               <w:ind w:left="60"/>
               <w:rPr>
                 <w:rFonts w:ascii="Times New Roman" w:eastAsia="Times New Roman" w:hAnsi="Times New Roman" w:cs="Times New Roman"/>
+                <w:sz w:val="18"/>
+                <w:szCs w:val="18"/>
+                <w:lang w:eastAsia="ru-RU"/>
+              </w:rPr>
+            </w:pPr>
+            <w:r>
+              <w:rPr>
+                <w:rFonts w:ascii="Times New Roman" w:eastAsia="Times New Roman" w:hAnsi="Times New Roman" w:cs="Times New Roman"/>
+                <w:sz w:val="18"/>
+                <w:szCs w:val="18"/>
+                <w:lang w:eastAsia="ru-RU"/>
+              </w:rPr>
+              <w:t xml:space="preserve">С настоящими условиями Памятки ознакомлен и согласен. </w:t>
+            </w:r>
+          </w:p>
+          <w:p>
+            <w:pPr>
+              <w:tabs>
+                <w:tab w:val="left" w:pos="186"/>
+                <w:tab w:val="left" w:pos="366"/>
+                <w:tab w:val="left" w:pos="10226"/>
+              </w:tabs>
+              <w:spacing w:after="150" w:line="240" w:lineRule="auto"/>
+              <w:ind w:left="60"/>
+              <w:rPr>
+                <w:rFonts w:ascii="Times New Roman" w:eastAsia="Times New Roman" w:hAnsi="Times New Roman" w:cs="Times New Roman"/>
                 <w:i/>
                 <w:sz w:val="18"/>
                 <w:szCs w:val="18"/>
@@ -16559,6 +18685,363 @@
                 <w:lang w:eastAsia="ru-RU"/>
               </w:rPr>
               <w:t>(фамилия, имя, отчество полностью, подпись)</w:t>
+            </w:r>
+          </w:p>
+          <w:p>
+            <w:pPr>
+              <w:tabs>
+                <w:tab w:val="left" w:pos="186"/>
+                <w:tab w:val="left" w:pos="366"/>
+                <w:tab w:val="left" w:pos="10226"/>
+              </w:tabs>
+              <w:spacing w:after="150" w:line="240" w:lineRule="auto"/>
+              <w:rPr>
+                <w:rFonts w:ascii="Times New Roman" w:hAnsi="Times New Roman" w:cs="Times New Roman"/>
+                <w:bCs/>
+                <w:sz w:val="18"/>
+                <w:szCs w:val="18"/>
+                <w:lang w:val="en-US"/>
+              </w:rPr>
+            </w:pPr>
+            <w:r>
+              <w:rPr>
+                <w:rFonts w:ascii="Times New Roman" w:hAnsi="Times New Roman" w:cs="Times New Roman"/>
+                <w:bCs/>
+                <w:sz w:val="18"/>
+                <w:szCs w:val="18"/>
+              </w:rPr>
+              <w:t xml:space="preserve"> </w:t>
+            </w:r>
+            <w:r>
+              <w:rPr>
+                <w:rFonts w:ascii="Times New Roman" w:hAnsi="Times New Roman" w:cs="Times New Roman"/>
+                <w:bCs/>
+                <w:sz w:val="18"/>
+                <w:szCs w:val="18"/>
+                <w:lang w:val="en-US"/>
+              </w:rPr>
+              <w:t xml:space="preserve">{% </w:t>
+            </w:r>
+            <w:proofErr w:type="spellStart"/>
+            <w:r>
+              <w:rPr>
+                <w:rFonts w:ascii="Times New Roman" w:hAnsi="Times New Roman" w:cs="Times New Roman"/>
+                <w:bCs/>
+                <w:sz w:val="18"/>
+                <w:szCs w:val="18"/>
+                <w:lang w:val="en-US"/>
+              </w:rPr>
+              <w:t>elif</w:t>
+            </w:r>
+            <w:proofErr w:type="spellEnd"/>
+            <w:r>
+              <w:rPr>
+                <w:rFonts w:ascii="Times New Roman" w:hAnsi="Times New Roman" w:cs="Times New Roman"/>
+                <w:bCs/>
+                <w:sz w:val="18"/>
+                <w:szCs w:val="18"/>
+                <w:lang w:val="en-US"/>
+              </w:rPr>
+              <w:t xml:space="preserve"> </w:t>
+            </w:r>
+            <w:proofErr w:type="spellStart"/>
+            <w:r>
+              <w:rPr>
+                <w:rFonts w:ascii="Times New Roman" w:hAnsi="Times New Roman" w:cs="Times New Roman"/>
+                <w:bCs/>
+                <w:sz w:val="18"/>
+                <w:szCs w:val="18"/>
+                <w:lang w:val="en-US"/>
+              </w:rPr>
+              <w:t>buyer_type</w:t>
+            </w:r>
+            <w:proofErr w:type="spellEnd"/>
+            <w:r>
+              <w:rPr>
+                <w:rFonts w:ascii="Times New Roman" w:hAnsi="Times New Roman" w:cs="Times New Roman"/>
+                <w:bCs/>
+                <w:sz w:val="18"/>
+                <w:szCs w:val="18"/>
+                <w:lang w:val="en-US"/>
+              </w:rPr>
+              <w:t xml:space="preserve"> in ['</w:t>
+            </w:r>
+            <w:proofErr w:type="spellStart"/>
+            <w:r>
+              <w:rPr>
+                <w:rFonts w:ascii="Times New Roman" w:hAnsi="Times New Roman" w:cs="Times New Roman"/>
+                <w:bCs/>
+                <w:sz w:val="18"/>
+                <w:szCs w:val="18"/>
+                <w:lang w:val="en-US"/>
+              </w:rPr>
+              <w:t>internal_company</w:t>
+            </w:r>
+            <w:proofErr w:type="spellEnd"/>
+            <w:r>
+              <w:rPr>
+                <w:rFonts w:ascii="Times New Roman" w:hAnsi="Times New Roman" w:cs="Times New Roman"/>
+                <w:bCs/>
+                <w:sz w:val="18"/>
+                <w:szCs w:val="18"/>
+                <w:lang w:val="en-US"/>
+              </w:rPr>
+              <w:t>', '</w:t>
+            </w:r>
+            <w:proofErr w:type="spellStart"/>
+            <w:r>
+              <w:rPr>
+                <w:rFonts w:ascii="Times New Roman" w:hAnsi="Times New Roman" w:cs="Times New Roman"/>
+                <w:bCs/>
+                <w:sz w:val="18"/>
+                <w:szCs w:val="18"/>
+                <w:lang w:val="en-US"/>
+              </w:rPr>
+              <w:t>external_company</w:t>
+            </w:r>
+            <w:proofErr w:type="spellEnd"/>
+            <w:r>
+              <w:rPr>
+                <w:rFonts w:ascii="Times New Roman" w:hAnsi="Times New Roman" w:cs="Times New Roman"/>
+                <w:bCs/>
+                <w:sz w:val="18"/>
+                <w:szCs w:val="18"/>
+                <w:lang w:val="en-US"/>
+              </w:rPr>
+              <w:t>'] %}</w:t>
+            </w:r>
+          </w:p>
+          <w:p>
+            <w:pPr>
+              <w:tabs>
+                <w:tab w:val="left" w:pos="186"/>
+                <w:tab w:val="left" w:pos="366"/>
+                <w:tab w:val="left" w:pos="10226"/>
+              </w:tabs>
+              <w:spacing w:after="150" w:line="240" w:lineRule="auto"/>
+              <w:rPr>
+                <w:rFonts w:ascii="Times New Roman" w:hAnsi="Times New Roman" w:cs="Times New Roman"/>
+                <w:bCs/>
+                <w:sz w:val="18"/>
+                <w:szCs w:val="18"/>
+              </w:rPr>
+            </w:pPr>
+            <w:r>
+              <w:rPr>
+                <w:rFonts w:ascii="Times New Roman" w:eastAsia="Times New Roman" w:hAnsi="Times New Roman" w:cs="Times New Roman"/>
+                <w:iCs/>
+                <w:sz w:val="18"/>
+                <w:szCs w:val="18"/>
+                <w:lang w:val="en-US" w:eastAsia="ru-RU"/>
+              </w:rPr>
+              <w:t xml:space="preserve"> </w:t>
+            </w:r>
+            <w:r>
+              <w:rPr>
+                <w:rFonts w:ascii="Times New Roman" w:eastAsia="Times New Roman" w:hAnsi="Times New Roman" w:cs="Times New Roman"/>
+                <w:iCs/>
+                <w:sz w:val="18"/>
+                <w:szCs w:val="18"/>
+                <w:lang w:val="en-US" w:eastAsia="ru-RU"/>
+              </w:rPr>
+              <w:t xml:space="preserve"> </w:t>
+            </w:r>
+            <w:r>
+              <w:rPr>
+                <w:rFonts w:ascii="Times New Roman" w:eastAsia="Times New Roman" w:hAnsi="Times New Roman" w:cs="Times New Roman"/>
+                <w:iCs/>
+                <w:sz w:val="18"/>
+                <w:szCs w:val="18"/>
+                <w:lang w:eastAsia="ru-RU"/>
+              </w:rPr>
+              <w:t>Доверитель</w:t>
+            </w:r>
+            <w:r>
+              <w:rPr>
+                <w:rFonts w:ascii="Times New Roman" w:eastAsia="Times New Roman" w:hAnsi="Times New Roman" w:cs="Times New Roman"/>
+                <w:iCs/>
+                <w:sz w:val="18"/>
+                <w:szCs w:val="18"/>
+                <w:lang w:eastAsia="ru-RU"/>
+              </w:rPr>
+              <w:t xml:space="preserve">: </w:t>
+            </w:r>
+            <w:r>
+              <w:rPr>
+                <w:rFonts w:ascii="Times New Roman" w:eastAsia="Times New Roman" w:hAnsi="Times New Roman" w:cs="Times New Roman"/>
+                <w:iCs/>
+                <w:sz w:val="18"/>
+                <w:szCs w:val="18"/>
+                <w:lang w:eastAsia="ru-RU"/>
+              </w:rPr>
+              <w:t>Ген</w:t>
+            </w:r>
+            <w:r>
+              <w:rPr>
+                <w:rFonts w:ascii="Times New Roman" w:eastAsia="Times New Roman" w:hAnsi="Times New Roman" w:cs="Times New Roman"/>
+                <w:iCs/>
+                <w:sz w:val="18"/>
+                <w:szCs w:val="18"/>
+                <w:lang w:eastAsia="ru-RU"/>
+              </w:rPr>
+              <w:t xml:space="preserve">. </w:t>
+            </w:r>
+            <w:r>
+              <w:rPr>
+                <w:rFonts w:ascii="Times New Roman" w:eastAsia="Times New Roman" w:hAnsi="Times New Roman" w:cs="Times New Roman"/>
+                <w:iCs/>
+                <w:sz w:val="18"/>
+                <w:szCs w:val="18"/>
+                <w:lang w:eastAsia="ru-RU"/>
+              </w:rPr>
+              <w:t>Директор</w:t>
+            </w:r>
+            <w:r>
+              <w:rPr>
+                <w:rFonts w:ascii="Times New Roman" w:eastAsia="Times New Roman" w:hAnsi="Times New Roman" w:cs="Times New Roman"/>
+                <w:iCs/>
+                <w:sz w:val="18"/>
+                <w:szCs w:val="18"/>
+                <w:lang w:eastAsia="ru-RU"/>
+              </w:rPr>
+              <w:t xml:space="preserve"> </w:t>
+            </w:r>
+            <w:r>
+              <w:rPr>
+                <w:rFonts w:ascii="Times New Roman" w:hAnsi="Times New Roman" w:cs="Times New Roman"/>
+                <w:sz w:val="18"/>
+                <w:szCs w:val="18"/>
+              </w:rPr>
+              <w:t>____________________/</w:t>
+            </w:r>
+            <w:r>
+              <w:rPr>
+                <w:rFonts w:ascii="Times New Roman" w:hAnsi="Times New Roman" w:cs="Times New Roman"/>
+                <w:bCs/>
+                <w:sz w:val="18"/>
+                <w:szCs w:val="18"/>
+              </w:rPr>
+              <w:t>{{</w:t>
+            </w:r>
+            <w:r>
+              <w:rPr>
+                <w:rFonts w:ascii="Times New Roman" w:hAnsi="Times New Roman" w:cs="Times New Roman"/>
+                <w:bCs/>
+                <w:sz w:val="18"/>
+                <w:szCs w:val="18"/>
+                <w:lang w:val="en-US"/>
+              </w:rPr>
+              <w:t>buyer</w:t>
+            </w:r>
+            <w:r>
+              <w:rPr>
+                <w:rFonts w:ascii="Times New Roman" w:hAnsi="Times New Roman" w:cs="Times New Roman"/>
+                <w:bCs/>
+                <w:sz w:val="18"/>
+                <w:szCs w:val="18"/>
+              </w:rPr>
+              <w:t>_</w:t>
+            </w:r>
+            <w:r>
+              <w:rPr>
+                <w:rFonts w:ascii="Times New Roman" w:hAnsi="Times New Roman" w:cs="Times New Roman"/>
+                <w:bCs/>
+                <w:sz w:val="18"/>
+                <w:szCs w:val="18"/>
+                <w:lang w:val="en-US"/>
+              </w:rPr>
+              <w:t>initials</w:t>
+            </w:r>
+            <w:r>
+              <w:rPr>
+                <w:rFonts w:ascii="Times New Roman" w:hAnsi="Times New Roman" w:cs="Times New Roman"/>
+                <w:bCs/>
+                <w:sz w:val="18"/>
+                <w:szCs w:val="18"/>
+              </w:rPr>
+              <w:t>}}</w:t>
+            </w:r>
+            <w:r>
+              <w:rPr>
+                <w:rFonts w:ascii="Times New Roman" w:hAnsi="Times New Roman" w:cs="Times New Roman"/>
+                <w:sz w:val="18"/>
+                <w:szCs w:val="18"/>
+              </w:rPr>
+              <w:t>/</w:t>
+            </w:r>
+            <w:r>
+              <w:rPr>
+                <w:rFonts w:ascii="Times New Roman" w:hAnsi="Times New Roman" w:cs="Times New Roman"/>
+                <w:bCs/>
+                <w:sz w:val="18"/>
+                <w:szCs w:val="18"/>
+              </w:rPr>
+              <w:t xml:space="preserve"> </w:t>
+            </w:r>
+          </w:p>
+          <w:p>
+            <w:pPr>
+              <w:tabs>
+                <w:tab w:val="left" w:pos="186"/>
+                <w:tab w:val="left" w:pos="366"/>
+                <w:tab w:val="left" w:pos="10226"/>
+              </w:tabs>
+              <w:spacing w:after="150" w:line="240" w:lineRule="auto"/>
+              <w:ind w:left="60"/>
+              <w:rPr>
+                <w:rFonts w:ascii="Times New Roman" w:eastAsia="Times New Roman" w:hAnsi="Times New Roman" w:cs="Times New Roman"/>
+                <w:i/>
+                <w:sz w:val="18"/>
+                <w:szCs w:val="18"/>
+                <w:lang w:val="en-US" w:eastAsia="ru-RU"/>
+              </w:rPr>
+            </w:pPr>
+            <w:r>
+              <w:rPr>
+                <w:rFonts w:ascii="Times New Roman" w:hAnsi="Times New Roman" w:cs="Times New Roman"/>
+                <w:bCs/>
+                <w:sz w:val="18"/>
+                <w:szCs w:val="18"/>
+              </w:rPr>
+              <w:t xml:space="preserve">                                                                </w:t>
+            </w:r>
+            <w:r>
+              <w:rPr>
+                <w:rFonts w:ascii="Times New Roman" w:hAnsi="Times New Roman" w:cs="Times New Roman"/>
+                <w:bCs/>
+                <w:sz w:val="18"/>
+                <w:szCs w:val="18"/>
+              </w:rPr>
+              <w:t xml:space="preserve"> М.П. </w:t>
+            </w:r>
+            <w:r>
+              <w:rPr>
+                <w:rFonts w:ascii="Times New Roman" w:hAnsi="Times New Roman" w:cs="Times New Roman"/>
+                <w:bCs/>
+                <w:sz w:val="18"/>
+                <w:szCs w:val="18"/>
+              </w:rPr>
+              <w:t xml:space="preserve">{% </w:t>
+            </w:r>
+            <w:proofErr w:type="spellStart"/>
+            <w:r>
+              <w:rPr>
+                <w:rFonts w:ascii="Times New Roman" w:hAnsi="Times New Roman" w:cs="Times New Roman"/>
+                <w:bCs/>
+                <w:sz w:val="18"/>
+                <w:szCs w:val="18"/>
+              </w:rPr>
+              <w:t>endif</w:t>
+            </w:r>
+            <w:proofErr w:type="spellEnd"/>
+            <w:r>
+              <w:rPr>
+                <w:rFonts w:ascii="Times New Roman" w:hAnsi="Times New Roman" w:cs="Times New Roman"/>
+                <w:bCs/>
+                <w:sz w:val="18"/>
+                <w:szCs w:val="18"/>
+              </w:rPr>
+              <w:t xml:space="preserve"> %}</w:t>
             </w:r>
           </w:p>
           <w:p>
@@ -16575,7 +19058,7 @@
         </w:tc>
         <w:tc>
           <w:tcPr>
-            <w:tcW w:w="0" w:type="auto"/>
+            <w:tcW w:w="345" w:type="pct"/>
             <w:vAlign w:val="center"/>
             <w:hideMark/>
           </w:tcPr>
@@ -17587,7 +20070,7 @@
   <w:style w:type="paragraph" w:default="1" w:styleId="a">
     <w:name w:val="Normal"/>
     <w:qFormat/>
-    <w:rsid w:val="00377F51"/>
+    <w:rsid w:val="004025A4"/>
   </w:style>
   <w:style w:type="character" w:default="1" w:styleId="a0">
     <w:name w:val="Default Paragraph Font"/>

--- a/documents/templates/1_comissions(Договор поручения).docx
+++ b/documents/templates/1_comissions(Договор поручения).docx
@@ -2555,7 +2555,27 @@
                       <w:szCs w:val="18"/>
                       <w:lang w:val="en-US"/>
                     </w:rPr>
-                    <w:t xml:space="preserve"> %}{{ </w:t>
+                    <w:t xml:space="preserve"> </w:t>
+                  </w:r>
+                  <w:proofErr w:type="gramStart"/>
+                  <w:r>
+                    <w:rPr>
+                      <w:rFonts w:ascii="Times New Roman" w:hAnsi="Times New Roman" w:cs="Times New Roman"/>
+                      <w:sz w:val="18"/>
+                      <w:szCs w:val="18"/>
+                      <w:lang w:val="en-US"/>
+                    </w:rPr>
+                    <w:t>%}{</w:t>
+                  </w:r>
+                  <w:proofErr w:type="gramEnd"/>
+                  <w:r>
+                    <w:rPr>
+                      <w:rFonts w:ascii="Times New Roman" w:hAnsi="Times New Roman" w:cs="Times New Roman"/>
+                      <w:sz w:val="18"/>
+                      <w:szCs w:val="18"/>
+                      <w:lang w:val="en-US"/>
+                    </w:rPr>
+                    <w:t xml:space="preserve">{ </w:t>
                   </w:r>
                   <w:proofErr w:type="spellStart"/>
                   <w:r>
@@ -2726,7 +2746,27 @@
                       <w:szCs w:val="18"/>
                       <w:lang w:val="en-US"/>
                     </w:rPr>
-                    <w:t xml:space="preserve"> %}{{</w:t>
+                    <w:t xml:space="preserve"> </w:t>
+                  </w:r>
+                  <w:proofErr w:type="gramStart"/>
+                  <w:r>
+                    <w:rPr>
+                      <w:rFonts w:ascii="Times New Roman" w:hAnsi="Times New Roman" w:cs="Times New Roman"/>
+                      <w:sz w:val="18"/>
+                      <w:szCs w:val="18"/>
+                      <w:lang w:val="en-US"/>
+                    </w:rPr>
+                    <w:t>%}{</w:t>
+                  </w:r>
+                  <w:proofErr w:type="gramEnd"/>
+                  <w:r>
+                    <w:rPr>
+                      <w:rFonts w:ascii="Times New Roman" w:hAnsi="Times New Roman" w:cs="Times New Roman"/>
+                      <w:sz w:val="18"/>
+                      <w:szCs w:val="18"/>
+                      <w:lang w:val="en-US"/>
+                    </w:rPr>
+                    <w:t>{</w:t>
                   </w:r>
                   <w:proofErr w:type="spellStart"/>
                   <w:r>
@@ -4682,16 +4722,7 @@
                 <w:szCs w:val="18"/>
                 <w:lang w:eastAsia="ru-RU"/>
               </w:rPr>
-              <w:t>7</w:t>
-            </w:r>
-            <w:r>
-              <w:rPr>
-                <w:rFonts w:ascii="Times New Roman" w:eastAsia="Times New Roman" w:hAnsi="Times New Roman" w:cs="Times New Roman"/>
-                <w:sz w:val="18"/>
-                <w:szCs w:val="18"/>
-                <w:lang w:eastAsia="ru-RU"/>
-              </w:rPr>
-              <w:t>.1. В случае возникновения обстоятельств непреодолимой силы, препятствующих исполнению обязательств, сроки исполнения продлеваются соразмерно времени действия таких обстоятельств, а стороны освобождаются от ответственности за просрочку. При возникновении таких обстоятельств каждая из Сторон обязана без промедления известить о них в письменном виде другую Сторону.</w:t>
+              <w:t>7.1. В случае возникновения обстоятельств непреодолимой силы, препятствующих исполнению обязательств, сроки исполнения продлеваются соразмерно времени действия таких обстоятельств, а стороны освобождаются от ответственности за просрочку. При возникновении таких обстоятельств каждая из Сторон обязана без промедления известить о них в письменном виде другую Сторону.</w:t>
             </w:r>
           </w:p>
           <w:p>
@@ -4713,31 +4744,7 @@
                 <w:szCs w:val="18"/>
                 <w:lang w:eastAsia="ru-RU"/>
               </w:rPr>
-              <w:t>7.2</w:t>
-            </w:r>
-            <w:r>
-              <w:rPr>
-                <w:rFonts w:ascii="Times New Roman" w:eastAsia="Times New Roman" w:hAnsi="Times New Roman" w:cs="Times New Roman"/>
-                <w:sz w:val="18"/>
-                <w:szCs w:val="18"/>
-                <w:lang w:eastAsia="ru-RU"/>
-              </w:rPr>
-              <w:t>.</w:t>
-            </w:r>
-            <w:r>
-              <w:rPr>
-                <w:rFonts w:ascii="Times New Roman" w:hAnsi="Times New Roman" w:cs="Times New Roman"/>
-              </w:rPr>
-              <w:t xml:space="preserve"> </w:t>
-            </w:r>
-            <w:r>
-              <w:rPr>
-                <w:rFonts w:ascii="Times New Roman" w:eastAsia="Times New Roman" w:hAnsi="Times New Roman" w:cs="Times New Roman"/>
-                <w:sz w:val="18"/>
-                <w:szCs w:val="18"/>
-                <w:lang w:eastAsia="ru-RU"/>
-              </w:rPr>
-              <w:t>Все споры и разногласия, которые могут возникнуть при исполнении условий Договора, Стороны будут стремиться разрешить путем переговоров. Споры, не урегулированные путем переговоров, разрешаются в судебном порядке, установленном действующим законодательством Российской Федерации.</w:t>
+              <w:t>7.2. Все споры и разногласия, которые могут возникнуть при исполнении условий Договора, Стороны будут стремиться разрешить путем переговоров. Споры, не урегулированные путем переговоров, разрешаются в судебном порядке, установленном действующим законодательством Российской Федерации.</w:t>
             </w:r>
           </w:p>
           <w:p>
@@ -4759,177 +4766,51 @@
                 <w:szCs w:val="18"/>
                 <w:lang w:eastAsia="ru-RU"/>
               </w:rPr>
-              <w:t>7.3</w:t>
-            </w:r>
-            <w:r>
-              <w:rPr>
-                <w:rFonts w:ascii="Times New Roman" w:eastAsia="Times New Roman" w:hAnsi="Times New Roman" w:cs="Times New Roman"/>
-                <w:sz w:val="18"/>
-                <w:szCs w:val="18"/>
-                <w:lang w:eastAsia="ru-RU"/>
-              </w:rPr>
-              <w:t>. Стороны договорились, что обмен информацией и документами может осуществляться на указанный в Договоре номер сотового телефона</w:t>
-            </w:r>
-            <w:r>
-              <w:rPr>
-                <w:rFonts w:ascii="Times New Roman" w:eastAsia="Times New Roman" w:hAnsi="Times New Roman" w:cs="Times New Roman"/>
-                <w:sz w:val="18"/>
-                <w:szCs w:val="18"/>
-                <w:lang w:eastAsia="ru-RU"/>
-              </w:rPr>
-              <w:t xml:space="preserve"> </w:t>
-            </w:r>
-            <w:r>
-              <w:rPr>
-                <w:rFonts w:ascii="Times New Roman" w:eastAsia="Times New Roman" w:hAnsi="Times New Roman" w:cs="Times New Roman"/>
-                <w:sz w:val="18"/>
-                <w:szCs w:val="18"/>
-                <w:lang w:eastAsia="ru-RU"/>
-              </w:rPr>
-              <w:t>/</w:t>
-            </w:r>
-            <w:r>
-              <w:rPr>
-                <w:rFonts w:ascii="Times New Roman" w:eastAsia="Times New Roman" w:hAnsi="Times New Roman" w:cs="Times New Roman"/>
-                <w:sz w:val="18"/>
-                <w:szCs w:val="18"/>
-                <w:lang w:eastAsia="ru-RU"/>
-              </w:rPr>
-              <w:t xml:space="preserve"> </w:t>
-            </w:r>
-            <w:r>
-              <w:rPr>
-                <w:rFonts w:ascii="Times New Roman" w:eastAsia="Times New Roman" w:hAnsi="Times New Roman" w:cs="Times New Roman"/>
-                <w:sz w:val="18"/>
-                <w:szCs w:val="18"/>
-                <w:lang w:eastAsia="ru-RU"/>
-              </w:rPr>
-              <w:t>адрес электронной почты</w:t>
-            </w:r>
-            <w:r>
-              <w:rPr>
-                <w:rFonts w:ascii="Times New Roman" w:eastAsia="Times New Roman" w:hAnsi="Times New Roman" w:cs="Times New Roman"/>
-                <w:sz w:val="18"/>
-                <w:szCs w:val="18"/>
-                <w:lang w:eastAsia="ru-RU"/>
-              </w:rPr>
-              <w:t xml:space="preserve"> </w:t>
-            </w:r>
-            <w:r>
-              <w:rPr>
-                <w:rFonts w:ascii="Times New Roman" w:eastAsia="Times New Roman" w:hAnsi="Times New Roman" w:cs="Times New Roman"/>
-                <w:sz w:val="18"/>
-                <w:szCs w:val="18"/>
-                <w:lang w:eastAsia="ru-RU"/>
-              </w:rPr>
-              <w:t>/</w:t>
-            </w:r>
-            <w:r>
-              <w:rPr>
-                <w:rFonts w:ascii="Times New Roman" w:eastAsia="Times New Roman" w:hAnsi="Times New Roman" w:cs="Times New Roman"/>
-                <w:sz w:val="18"/>
-                <w:szCs w:val="18"/>
-                <w:lang w:eastAsia="ru-RU"/>
-              </w:rPr>
-              <w:t xml:space="preserve"> </w:t>
-            </w:r>
-            <w:r>
-              <w:rPr>
-                <w:rFonts w:ascii="Times New Roman" w:eastAsia="Times New Roman" w:hAnsi="Times New Roman" w:cs="Times New Roman"/>
-                <w:sz w:val="18"/>
-                <w:szCs w:val="18"/>
-                <w:lang w:eastAsia="ru-RU"/>
-              </w:rPr>
-              <w:t>почтовый адрес</w:t>
-            </w:r>
-            <w:r>
-              <w:rPr>
-                <w:rFonts w:ascii="Times New Roman" w:eastAsia="Times New Roman" w:hAnsi="Times New Roman" w:cs="Times New Roman"/>
-                <w:sz w:val="18"/>
-                <w:szCs w:val="18"/>
-                <w:lang w:eastAsia="ru-RU"/>
-              </w:rPr>
-              <w:t xml:space="preserve"> </w:t>
-            </w:r>
-            <w:r>
-              <w:rPr>
-                <w:rFonts w:ascii="Times New Roman" w:eastAsia="Times New Roman" w:hAnsi="Times New Roman" w:cs="Times New Roman"/>
-                <w:sz w:val="18"/>
-                <w:szCs w:val="18"/>
-                <w:lang w:eastAsia="ru-RU"/>
-              </w:rPr>
-              <w:t>/ информационно-коммуникационные сервисы</w:t>
-            </w:r>
-            <w:r>
-              <w:rPr>
-                <w:rFonts w:ascii="Times New Roman" w:eastAsia="Times New Roman" w:hAnsi="Times New Roman" w:cs="Times New Roman"/>
-                <w:sz w:val="18"/>
-                <w:szCs w:val="18"/>
-                <w:lang w:eastAsia="ru-RU"/>
-              </w:rPr>
-              <w:t xml:space="preserve"> / мессенджеры</w:t>
-            </w:r>
-            <w:r>
-              <w:rPr>
-                <w:rFonts w:ascii="Times New Roman" w:eastAsia="Times New Roman" w:hAnsi="Times New Roman" w:cs="Times New Roman"/>
-                <w:sz w:val="18"/>
-                <w:szCs w:val="18"/>
-                <w:lang w:eastAsia="ru-RU"/>
-              </w:rPr>
-              <w:t xml:space="preserve"> </w:t>
-            </w:r>
-            <w:r>
-              <w:rPr>
-                <w:rFonts w:ascii="Times New Roman" w:eastAsia="Times New Roman" w:hAnsi="Times New Roman" w:cs="Times New Roman"/>
-                <w:sz w:val="18"/>
-                <w:szCs w:val="18"/>
-                <w:lang w:eastAsia="ru-RU"/>
-              </w:rPr>
-              <w:t>/</w:t>
-            </w:r>
-            <w:r>
-              <w:rPr>
-                <w:rFonts w:ascii="Times New Roman" w:eastAsia="Times New Roman" w:hAnsi="Times New Roman" w:cs="Times New Roman"/>
-                <w:sz w:val="18"/>
-                <w:szCs w:val="18"/>
-                <w:lang w:eastAsia="ru-RU"/>
-              </w:rPr>
-              <w:t xml:space="preserve"> </w:t>
-            </w:r>
-            <w:r>
-              <w:rPr>
-                <w:rFonts w:ascii="Times New Roman" w:eastAsia="Times New Roman" w:hAnsi="Times New Roman" w:cs="Times New Roman"/>
-                <w:sz w:val="18"/>
-                <w:szCs w:val="18"/>
-                <w:lang w:eastAsia="ru-RU"/>
-              </w:rPr>
-              <w:t>по ЭДО.</w:t>
-            </w:r>
-          </w:p>
-          <w:p>
-            <w:pPr>
-              <w:pStyle w:val="a3"/>
-              <w:rPr>
-                <w:rFonts w:ascii="Times New Roman" w:hAnsi="Times New Roman" w:cs="Times New Roman"/>
-              </w:rPr>
-            </w:pPr>
-            <w:r>
-              <w:rPr>
-                <w:rFonts w:ascii="Times New Roman" w:eastAsia="Times New Roman" w:hAnsi="Times New Roman" w:cs="Times New Roman"/>
-                <w:sz w:val="18"/>
-                <w:szCs w:val="18"/>
-                <w:lang w:eastAsia="ru-RU"/>
-              </w:rPr>
-              <w:t xml:space="preserve">       7.4. Договор заключен в трёх экземплярах, </w:t>
-            </w:r>
-            <w:r>
-              <w:rPr>
-                <w:rFonts w:ascii="Times New Roman" w:eastAsia="Times New Roman" w:hAnsi="Times New Roman" w:cs="Times New Roman"/>
-                <w:sz w:val="18"/>
-                <w:szCs w:val="18"/>
-                <w:lang w:eastAsia="ru-RU"/>
-              </w:rPr>
-              <w:t>имеющих равную юридическую силу, по одному для каждой из Сторон, и один новому покупателю с целью предоставления в ГИБДД.</w:t>
+              <w:t>7.3. Стороны договорились, что обмен информацией и документами может осуществляться на указанный в Договоре номер сотового телефона / адрес электронной почты / почтовый адрес / информационно-коммуникационные сервисы / мессенджеры / по ЭДО.</w:t>
+            </w:r>
+          </w:p>
+          <w:p>
+            <w:pPr>
+              <w:spacing w:after="0" w:line="240" w:lineRule="auto"/>
+              <w:ind w:firstLine="300"/>
+              <w:jc w:val="both"/>
+              <w:rPr>
+                <w:rFonts w:ascii="Times New Roman" w:eastAsia="Times New Roman" w:hAnsi="Times New Roman" w:cs="Times New Roman"/>
+                <w:sz w:val="18"/>
+                <w:szCs w:val="18"/>
+                <w:lang w:eastAsia="ru-RU"/>
+              </w:rPr>
+            </w:pPr>
+            <w:r>
+              <w:rPr>
+                <w:rFonts w:ascii="Times New Roman" w:eastAsia="Times New Roman" w:hAnsi="Times New Roman" w:cs="Times New Roman"/>
+                <w:sz w:val="18"/>
+                <w:szCs w:val="18"/>
+                <w:lang w:eastAsia="ru-RU"/>
+              </w:rPr>
+              <w:t>7.4. Стороны признают юридическую силу документов (договор, акт, дополнительное соглашение), подписанных с использованием факсимильного воспроизведения подписи уполномоченных лиц.</w:t>
+            </w:r>
+          </w:p>
+          <w:p>
+            <w:pPr>
+              <w:spacing w:after="0" w:line="240" w:lineRule="auto"/>
+              <w:ind w:firstLine="300"/>
+              <w:jc w:val="both"/>
+              <w:rPr>
+                <w:rFonts w:ascii="Times New Roman" w:eastAsia="Times New Roman" w:hAnsi="Times New Roman" w:cs="Times New Roman"/>
+                <w:sz w:val="18"/>
+                <w:szCs w:val="18"/>
+                <w:lang w:eastAsia="ru-RU"/>
+              </w:rPr>
+            </w:pPr>
+            <w:r>
+              <w:rPr>
+                <w:rFonts w:ascii="Times New Roman" w:eastAsia="Times New Roman" w:hAnsi="Times New Roman" w:cs="Times New Roman"/>
+                <w:sz w:val="18"/>
+                <w:szCs w:val="18"/>
+                <w:lang w:eastAsia="ru-RU"/>
+              </w:rPr>
+              <w:t>7.5. Договор заключен в трёх экземплярах, имеющих равную юридическую силу, по одному для каждой из Сторон, и один новому покупателю с целью предоставления в ГИБДД.</w:t>
             </w:r>
           </w:p>
         </w:tc>
@@ -5134,6 +5015,7 @@
                 <w:lang w:val="en-US"/>
               </w:rPr>
             </w:pPr>
+            <w:proofErr w:type="gramStart"/>
             <w:r>
               <w:rPr>
                 <w:rFonts w:ascii="Times New Roman" w:hAnsi="Times New Roman" w:cs="Times New Roman"/>
@@ -5153,7 +5035,18 @@
                 <w:szCs w:val="18"/>
                 <w:lang w:val="en-US"/>
               </w:rPr>
-              <w:t>seller_name</w:t>
+              <w:t>seller</w:t>
+            </w:r>
+            <w:proofErr w:type="gramEnd"/>
+            <w:r>
+              <w:rPr>
+                <w:rFonts w:ascii="Times New Roman" w:hAnsi="Times New Roman" w:cs="Times New Roman"/>
+                <w:b/>
+                <w:sz w:val="18"/>
+                <w:szCs w:val="18"/>
+                <w:lang w:val="en-US"/>
+              </w:rPr>
+              <w:t>_name</w:t>
             </w:r>
             <w:proofErr w:type="spellEnd"/>
             <w:r>
@@ -5220,7 +5113,18 @@
                 <w:szCs w:val="18"/>
                 <w:lang w:val="en-US"/>
               </w:rPr>
-              <w:t xml:space="preserve">: {{ </w:t>
+              <w:t xml:space="preserve">: </w:t>
+            </w:r>
+            <w:proofErr w:type="gramStart"/>
+            <w:r>
+              <w:rPr>
+                <w:rFonts w:ascii="Times New Roman" w:hAnsi="Times New Roman" w:cs="Times New Roman"/>
+                <w:bCs/>
+                <w:sz w:val="18"/>
+                <w:szCs w:val="18"/>
+                <w:lang w:val="en-US"/>
+              </w:rPr>
+              <w:t xml:space="preserve">{{ </w:t>
             </w:r>
             <w:proofErr w:type="spellStart"/>
             <w:r>
@@ -5231,7 +5135,18 @@
                 <w:szCs w:val="18"/>
                 <w:lang w:val="en-US"/>
               </w:rPr>
-              <w:t>seller_legal_address</w:t>
+              <w:t>seller</w:t>
+            </w:r>
+            <w:proofErr w:type="gramEnd"/>
+            <w:r>
+              <w:rPr>
+                <w:rFonts w:ascii="Times New Roman" w:hAnsi="Times New Roman" w:cs="Times New Roman"/>
+                <w:bCs/>
+                <w:sz w:val="18"/>
+                <w:szCs w:val="18"/>
+                <w:lang w:val="en-US"/>
+              </w:rPr>
+              <w:t>_legal_address</w:t>
             </w:r>
             <w:proofErr w:type="spellEnd"/>
             <w:r>
@@ -5298,7 +5213,18 @@
                 <w:szCs w:val="18"/>
                 <w:lang w:val="en-US"/>
               </w:rPr>
-              <w:t xml:space="preserve">: {{ </w:t>
+              <w:t xml:space="preserve">: </w:t>
+            </w:r>
+            <w:proofErr w:type="gramStart"/>
+            <w:r>
+              <w:rPr>
+                <w:rFonts w:ascii="Times New Roman" w:hAnsi="Times New Roman" w:cs="Times New Roman"/>
+                <w:bCs/>
+                <w:sz w:val="18"/>
+                <w:szCs w:val="18"/>
+                <w:lang w:val="en-US"/>
+              </w:rPr>
+              <w:t xml:space="preserve">{{ </w:t>
             </w:r>
             <w:proofErr w:type="spellStart"/>
             <w:r>
@@ -5309,7 +5235,18 @@
                 <w:szCs w:val="18"/>
                 <w:lang w:val="en-US"/>
               </w:rPr>
-              <w:t>seller_email</w:t>
+              <w:t>seller</w:t>
+            </w:r>
+            <w:proofErr w:type="gramEnd"/>
+            <w:r>
+              <w:rPr>
+                <w:rFonts w:ascii="Times New Roman" w:hAnsi="Times New Roman" w:cs="Times New Roman"/>
+                <w:bCs/>
+                <w:sz w:val="18"/>
+                <w:szCs w:val="18"/>
+                <w:lang w:val="en-US"/>
+              </w:rPr>
+              <w:t>_email</w:t>
             </w:r>
             <w:proofErr w:type="spellEnd"/>
             <w:r>
@@ -5354,7 +5291,18 @@
                 <w:szCs w:val="18"/>
                 <w:lang w:val="en-US"/>
               </w:rPr>
-              <w:t xml:space="preserve">: {{ </w:t>
+              <w:t xml:space="preserve">: </w:t>
+            </w:r>
+            <w:proofErr w:type="gramStart"/>
+            <w:r>
+              <w:rPr>
+                <w:rFonts w:ascii="Times New Roman" w:hAnsi="Times New Roman" w:cs="Times New Roman"/>
+                <w:bCs/>
+                <w:sz w:val="18"/>
+                <w:szCs w:val="18"/>
+                <w:lang w:val="en-US"/>
+              </w:rPr>
+              <w:t xml:space="preserve">{{ </w:t>
             </w:r>
             <w:proofErr w:type="spellStart"/>
             <w:r>
@@ -5365,7 +5313,18 @@
                 <w:szCs w:val="18"/>
                 <w:lang w:val="en-US"/>
               </w:rPr>
-              <w:t>seller_phone</w:t>
+              <w:t>seller</w:t>
+            </w:r>
+            <w:proofErr w:type="gramEnd"/>
+            <w:r>
+              <w:rPr>
+                <w:rFonts w:ascii="Times New Roman" w:hAnsi="Times New Roman" w:cs="Times New Roman"/>
+                <w:bCs/>
+                <w:sz w:val="18"/>
+                <w:szCs w:val="18"/>
+                <w:lang w:val="en-US"/>
+              </w:rPr>
+              <w:t>_phone</w:t>
             </w:r>
             <w:proofErr w:type="spellEnd"/>
             <w:r>
@@ -5398,7 +5357,18 @@
                 <w:szCs w:val="18"/>
                 <w:lang w:val="en-US"/>
               </w:rPr>
-              <w:t xml:space="preserve">ОГРН {{ </w:t>
+              <w:t xml:space="preserve">ОГРН </w:t>
+            </w:r>
+            <w:proofErr w:type="gramStart"/>
+            <w:r>
+              <w:rPr>
+                <w:rFonts w:ascii="Times New Roman" w:hAnsi="Times New Roman" w:cs="Times New Roman"/>
+                <w:bCs/>
+                <w:sz w:val="18"/>
+                <w:szCs w:val="18"/>
+                <w:lang w:val="en-US"/>
+              </w:rPr>
+              <w:t xml:space="preserve">{{ </w:t>
             </w:r>
             <w:proofErr w:type="spellStart"/>
             <w:r>
@@ -5409,7 +5379,18 @@
                 <w:szCs w:val="18"/>
                 <w:lang w:val="en-US"/>
               </w:rPr>
-              <w:t>seller_ogrn</w:t>
+              <w:t>seller</w:t>
+            </w:r>
+            <w:proofErr w:type="gramEnd"/>
+            <w:r>
+              <w:rPr>
+                <w:rFonts w:ascii="Times New Roman" w:hAnsi="Times New Roman" w:cs="Times New Roman"/>
+                <w:bCs/>
+                <w:sz w:val="18"/>
+                <w:szCs w:val="18"/>
+                <w:lang w:val="en-US"/>
+              </w:rPr>
+              <w:t>_ogrn</w:t>
             </w:r>
             <w:proofErr w:type="spellEnd"/>
             <w:r>
@@ -5442,7 +5423,18 @@
                 <w:szCs w:val="18"/>
                 <w:lang w:val="en-US"/>
               </w:rPr>
-              <w:t xml:space="preserve">ИНН {{ </w:t>
+              <w:t xml:space="preserve">ИНН </w:t>
+            </w:r>
+            <w:proofErr w:type="gramStart"/>
+            <w:r>
+              <w:rPr>
+                <w:rFonts w:ascii="Times New Roman" w:hAnsi="Times New Roman" w:cs="Times New Roman"/>
+                <w:bCs/>
+                <w:sz w:val="18"/>
+                <w:szCs w:val="18"/>
+                <w:lang w:val="en-US"/>
+              </w:rPr>
+              <w:t xml:space="preserve">{{ </w:t>
             </w:r>
             <w:proofErr w:type="spellStart"/>
             <w:r>
@@ -5453,7 +5445,18 @@
                 <w:szCs w:val="18"/>
                 <w:lang w:val="en-US"/>
               </w:rPr>
-              <w:t>seller_inn</w:t>
+              <w:t>seller</w:t>
+            </w:r>
+            <w:proofErr w:type="gramEnd"/>
+            <w:r>
+              <w:rPr>
+                <w:rFonts w:ascii="Times New Roman" w:hAnsi="Times New Roman" w:cs="Times New Roman"/>
+                <w:bCs/>
+                <w:sz w:val="18"/>
+                <w:szCs w:val="18"/>
+                <w:lang w:val="en-US"/>
+              </w:rPr>
+              <w:t>_inn</w:t>
             </w:r>
             <w:proofErr w:type="spellEnd"/>
             <w:r>
@@ -5508,7 +5511,18 @@
                 <w:szCs w:val="18"/>
                 <w:lang w:val="en-US"/>
               </w:rPr>
-              <w:t xml:space="preserve">р/с {{ </w:t>
+              <w:t xml:space="preserve">р/с </w:t>
+            </w:r>
+            <w:proofErr w:type="gramStart"/>
+            <w:r>
+              <w:rPr>
+                <w:rFonts w:ascii="Times New Roman" w:hAnsi="Times New Roman" w:cs="Times New Roman"/>
+                <w:bCs/>
+                <w:sz w:val="18"/>
+                <w:szCs w:val="18"/>
+                <w:lang w:val="en-US"/>
+              </w:rPr>
+              <w:t xml:space="preserve">{{ </w:t>
             </w:r>
             <w:proofErr w:type="spellStart"/>
             <w:r>
@@ -5519,7 +5533,18 @@
                 <w:szCs w:val="18"/>
                 <w:lang w:val="en-US"/>
               </w:rPr>
-              <w:t>seller_bank_account</w:t>
+              <w:t>seller</w:t>
+            </w:r>
+            <w:proofErr w:type="gramEnd"/>
+            <w:r>
+              <w:rPr>
+                <w:rFonts w:ascii="Times New Roman" w:hAnsi="Times New Roman" w:cs="Times New Roman"/>
+                <w:bCs/>
+                <w:sz w:val="18"/>
+                <w:szCs w:val="18"/>
+                <w:lang w:val="en-US"/>
+              </w:rPr>
+              <w:t>_bank_account</w:t>
             </w:r>
             <w:proofErr w:type="spellEnd"/>
             <w:r>
@@ -5544,6 +5569,7 @@
                 <w:lang w:val="en-US"/>
               </w:rPr>
             </w:pPr>
+            <w:proofErr w:type="gramStart"/>
             <w:r>
               <w:rPr>
                 <w:rFonts w:ascii="Times New Roman" w:hAnsi="Times New Roman" w:cs="Times New Roman"/>
@@ -5563,7 +5589,18 @@
                 <w:szCs w:val="18"/>
                 <w:lang w:val="en-US"/>
               </w:rPr>
-              <w:t>seller_bank_name</w:t>
+              <w:t>seller</w:t>
+            </w:r>
+            <w:proofErr w:type="gramEnd"/>
+            <w:r>
+              <w:rPr>
+                <w:rFonts w:ascii="Times New Roman" w:hAnsi="Times New Roman" w:cs="Times New Roman"/>
+                <w:bCs/>
+                <w:sz w:val="18"/>
+                <w:szCs w:val="18"/>
+                <w:lang w:val="en-US"/>
+              </w:rPr>
+              <w:t>_bank_name</w:t>
             </w:r>
             <w:proofErr w:type="spellEnd"/>
             <w:r>
@@ -5596,7 +5633,18 @@
                 <w:szCs w:val="18"/>
                 <w:lang w:val="en-US"/>
               </w:rPr>
-              <w:t xml:space="preserve">БИК {{ </w:t>
+              <w:t xml:space="preserve">БИК </w:t>
+            </w:r>
+            <w:proofErr w:type="gramStart"/>
+            <w:r>
+              <w:rPr>
+                <w:rFonts w:ascii="Times New Roman" w:hAnsi="Times New Roman" w:cs="Times New Roman"/>
+                <w:bCs/>
+                <w:sz w:val="18"/>
+                <w:szCs w:val="18"/>
+                <w:lang w:val="en-US"/>
+              </w:rPr>
+              <w:t xml:space="preserve">{{ </w:t>
             </w:r>
             <w:proofErr w:type="spellStart"/>
             <w:r>
@@ -5607,7 +5655,18 @@
                 <w:szCs w:val="18"/>
                 <w:lang w:val="en-US"/>
               </w:rPr>
-              <w:t>seller_bik</w:t>
+              <w:t>seller</w:t>
+            </w:r>
+            <w:proofErr w:type="gramEnd"/>
+            <w:r>
+              <w:rPr>
+                <w:rFonts w:ascii="Times New Roman" w:hAnsi="Times New Roman" w:cs="Times New Roman"/>
+                <w:bCs/>
+                <w:sz w:val="18"/>
+                <w:szCs w:val="18"/>
+                <w:lang w:val="en-US"/>
+              </w:rPr>
+              <w:t>_bik</w:t>
             </w:r>
             <w:proofErr w:type="spellEnd"/>
             <w:r>
@@ -5685,13 +5744,197 @@
                 <w:szCs w:val="18"/>
                 <w:lang w:val="en-US"/>
               </w:rPr>
-              <w:t xml:space="preserve"> == "person" %}</w:t>
-            </w:r>
-            <w:r>
-              <w:rPr>
-                <w:rFonts w:ascii="Times New Roman" w:hAnsi="Times New Roman" w:cs="Times New Roman"/>
-                <w:b/>
-                <w:bCs/>
+              <w:t xml:space="preserve"> == "person" </w:t>
+            </w:r>
+            <w:proofErr w:type="gramStart"/>
+            <w:r>
+              <w:rPr>
+                <w:rFonts w:ascii="Times New Roman" w:hAnsi="Times New Roman" w:cs="Times New Roman"/>
+                <w:sz w:val="18"/>
+                <w:szCs w:val="18"/>
+                <w:lang w:val="en-US"/>
+              </w:rPr>
+              <w:t>%}</w:t>
+            </w:r>
+            <w:r>
+              <w:rPr>
+                <w:rFonts w:ascii="Times New Roman" w:hAnsi="Times New Roman" w:cs="Times New Roman"/>
+                <w:b/>
+                <w:bCs/>
+                <w:sz w:val="18"/>
+                <w:szCs w:val="18"/>
+                <w:lang w:val="en-US"/>
+              </w:rPr>
+              <w:t>{</w:t>
+            </w:r>
+            <w:proofErr w:type="gramEnd"/>
+            <w:r>
+              <w:rPr>
+                <w:rFonts w:ascii="Times New Roman" w:hAnsi="Times New Roman" w:cs="Times New Roman"/>
+                <w:b/>
+                <w:bCs/>
+                <w:sz w:val="18"/>
+                <w:szCs w:val="18"/>
+                <w:lang w:val="en-US"/>
+              </w:rPr>
+              <w:t xml:space="preserve">{ </w:t>
+            </w:r>
+            <w:proofErr w:type="spellStart"/>
+            <w:r>
+              <w:rPr>
+                <w:rFonts w:ascii="Times New Roman" w:hAnsi="Times New Roman" w:cs="Times New Roman"/>
+                <w:b/>
+                <w:bCs/>
+                <w:sz w:val="18"/>
+                <w:szCs w:val="18"/>
+                <w:lang w:val="en-US"/>
+              </w:rPr>
+              <w:t>buyer_last_name</w:t>
+            </w:r>
+            <w:proofErr w:type="spellEnd"/>
+            <w:r>
+              <w:rPr>
+                <w:rFonts w:ascii="Times New Roman" w:hAnsi="Times New Roman" w:cs="Times New Roman"/>
+                <w:b/>
+                <w:bCs/>
+                <w:sz w:val="18"/>
+                <w:szCs w:val="18"/>
+                <w:lang w:val="en-US"/>
+              </w:rPr>
+              <w:t xml:space="preserve"> }} {{ </w:t>
+            </w:r>
+            <w:proofErr w:type="spellStart"/>
+            <w:r>
+              <w:rPr>
+                <w:rFonts w:ascii="Times New Roman" w:hAnsi="Times New Roman" w:cs="Times New Roman"/>
+                <w:b/>
+                <w:bCs/>
+                <w:sz w:val="18"/>
+                <w:szCs w:val="18"/>
+                <w:lang w:val="en-US"/>
+              </w:rPr>
+              <w:t>buyer_first_name</w:t>
+            </w:r>
+            <w:proofErr w:type="spellEnd"/>
+            <w:r>
+              <w:rPr>
+                <w:rFonts w:ascii="Times New Roman" w:hAnsi="Times New Roman" w:cs="Times New Roman"/>
+                <w:b/>
+                <w:bCs/>
+                <w:sz w:val="18"/>
+                <w:szCs w:val="18"/>
+                <w:lang w:val="en-US"/>
+              </w:rPr>
+              <w:t xml:space="preserve"> }} {{ </w:t>
+            </w:r>
+            <w:proofErr w:type="spellStart"/>
+            <w:r>
+              <w:rPr>
+                <w:rFonts w:ascii="Times New Roman" w:hAnsi="Times New Roman" w:cs="Times New Roman"/>
+                <w:b/>
+                <w:bCs/>
+                <w:sz w:val="18"/>
+                <w:szCs w:val="18"/>
+                <w:lang w:val="en-US"/>
+              </w:rPr>
+              <w:t>buyer_middle_name</w:t>
+            </w:r>
+            <w:proofErr w:type="spellEnd"/>
+            <w:r>
+              <w:rPr>
+                <w:rFonts w:ascii="Times New Roman" w:hAnsi="Times New Roman" w:cs="Times New Roman"/>
+                <w:b/>
+                <w:bCs/>
+                <w:sz w:val="18"/>
+                <w:szCs w:val="18"/>
+                <w:lang w:val="en-US"/>
+              </w:rPr>
+              <w:t xml:space="preserve"> }}</w:t>
+            </w:r>
+            <w:r>
+              <w:rPr>
+                <w:rFonts w:ascii="Times New Roman" w:hAnsi="Times New Roman" w:cs="Times New Roman"/>
+                <w:sz w:val="18"/>
+                <w:szCs w:val="18"/>
+                <w:lang w:val="en-US"/>
+              </w:rPr>
+              <w:t xml:space="preserve">, {{ </w:t>
+            </w:r>
+            <w:proofErr w:type="spellStart"/>
+            <w:r>
+              <w:rPr>
+                <w:rFonts w:ascii="Times New Roman" w:hAnsi="Times New Roman" w:cs="Times New Roman"/>
+                <w:sz w:val="18"/>
+                <w:szCs w:val="18"/>
+                <w:lang w:val="en-US"/>
+              </w:rPr>
+              <w:t>buyer_birth_date</w:t>
+            </w:r>
+            <w:proofErr w:type="spellEnd"/>
+            <w:r>
+              <w:rPr>
+                <w:rFonts w:ascii="Times New Roman" w:hAnsi="Times New Roman" w:cs="Times New Roman"/>
+                <w:sz w:val="18"/>
+                <w:szCs w:val="18"/>
+                <w:lang w:val="en-US"/>
+              </w:rPr>
+              <w:t xml:space="preserve"> }} </w:t>
+            </w:r>
+            <w:proofErr w:type="spellStart"/>
+            <w:r>
+              <w:rPr>
+                <w:rFonts w:ascii="Times New Roman" w:hAnsi="Times New Roman" w:cs="Times New Roman"/>
+                <w:sz w:val="18"/>
+                <w:szCs w:val="18"/>
+                <w:lang w:val="en-US"/>
+              </w:rPr>
+              <w:t>г.р</w:t>
+            </w:r>
+            <w:proofErr w:type="spellEnd"/>
+            <w:r>
+              <w:rPr>
+                <w:rFonts w:ascii="Times New Roman" w:hAnsi="Times New Roman" w:cs="Times New Roman"/>
+                <w:sz w:val="18"/>
+                <w:szCs w:val="18"/>
+                <w:lang w:val="en-US"/>
+              </w:rPr>
+              <w:t>.</w:t>
+            </w:r>
+          </w:p>
+          <w:p>
+            <w:pPr>
+              <w:pStyle w:val="ConsPlusNonformat"/>
+              <w:rPr>
+                <w:rFonts w:ascii="Times New Roman" w:hAnsi="Times New Roman" w:cs="Times New Roman"/>
+                <w:sz w:val="18"/>
+                <w:szCs w:val="18"/>
+                <w:lang w:val="en-US"/>
+              </w:rPr>
+            </w:pPr>
+            <w:proofErr w:type="spellStart"/>
+            <w:r>
+              <w:rPr>
+                <w:rFonts w:ascii="Times New Roman" w:hAnsi="Times New Roman" w:cs="Times New Roman"/>
+                <w:sz w:val="18"/>
+                <w:szCs w:val="18"/>
+                <w:lang w:val="en-US"/>
+              </w:rPr>
+              <w:t>Паспорт</w:t>
+            </w:r>
+            <w:proofErr w:type="spellEnd"/>
+            <w:r>
+              <w:rPr>
+                <w:rFonts w:ascii="Times New Roman" w:hAnsi="Times New Roman" w:cs="Times New Roman"/>
+                <w:sz w:val="18"/>
+                <w:szCs w:val="18"/>
+                <w:lang w:val="en-US"/>
+              </w:rPr>
+              <w:t xml:space="preserve"> РФ </w:t>
+            </w:r>
+            <w:proofErr w:type="gramStart"/>
+            <w:r>
+              <w:rPr>
+                <w:rFonts w:ascii="Times New Roman" w:hAnsi="Times New Roman" w:cs="Times New Roman"/>
                 <w:sz w:val="18"/>
                 <w:szCs w:val="18"/>
                 <w:lang w:val="en-US"/>
@@ -5702,20 +5945,66 @@
             <w:r>
               <w:rPr>
                 <w:rFonts w:ascii="Times New Roman" w:hAnsi="Times New Roman" w:cs="Times New Roman"/>
-                <w:b/>
-                <w:bCs/>
-                <w:sz w:val="18"/>
-                <w:szCs w:val="18"/>
-                <w:lang w:val="en-US"/>
-              </w:rPr>
-              <w:t>buyer_last_name</w:t>
+                <w:sz w:val="18"/>
+                <w:szCs w:val="18"/>
+                <w:lang w:val="en-US"/>
+              </w:rPr>
+              <w:t>buyer</w:t>
+            </w:r>
+            <w:proofErr w:type="gramEnd"/>
+            <w:r>
+              <w:rPr>
+                <w:rFonts w:ascii="Times New Roman" w:hAnsi="Times New Roman" w:cs="Times New Roman"/>
+                <w:sz w:val="18"/>
+                <w:szCs w:val="18"/>
+                <w:lang w:val="en-US"/>
+              </w:rPr>
+              <w:t>_licence_number</w:t>
             </w:r>
             <w:proofErr w:type="spellEnd"/>
             <w:r>
               <w:rPr>
                 <w:rFonts w:ascii="Times New Roman" w:hAnsi="Times New Roman" w:cs="Times New Roman"/>
-                <w:b/>
-                <w:bCs/>
+                <w:sz w:val="18"/>
+                <w:szCs w:val="18"/>
+                <w:lang w:val="en-US"/>
+              </w:rPr>
+              <w:t xml:space="preserve"> }} </w:t>
+            </w:r>
+            <w:proofErr w:type="spellStart"/>
+            <w:r>
+              <w:rPr>
+                <w:rFonts w:ascii="Times New Roman" w:hAnsi="Times New Roman" w:cs="Times New Roman"/>
+                <w:sz w:val="18"/>
+                <w:szCs w:val="18"/>
+                <w:lang w:val="en-US"/>
+              </w:rPr>
+              <w:t>выдан</w:t>
+            </w:r>
+            <w:proofErr w:type="spellEnd"/>
+            <w:r>
+              <w:rPr>
+                <w:rFonts w:ascii="Times New Roman" w:hAnsi="Times New Roman" w:cs="Times New Roman"/>
+                <w:sz w:val="18"/>
+                <w:szCs w:val="18"/>
+                <w:lang w:val="en-US"/>
+              </w:rPr>
+              <w:t xml:space="preserve"> {{ </w:t>
+            </w:r>
+            <w:proofErr w:type="spellStart"/>
+            <w:r>
+              <w:rPr>
+                <w:rFonts w:ascii="Times New Roman" w:hAnsi="Times New Roman" w:cs="Times New Roman"/>
+                <w:sz w:val="18"/>
+                <w:szCs w:val="18"/>
+                <w:lang w:val="en-US"/>
+              </w:rPr>
+              <w:t>buyer_issue_date</w:t>
+            </w:r>
+            <w:proofErr w:type="spellEnd"/>
+            <w:r>
+              <w:rPr>
+                <w:rFonts w:ascii="Times New Roman" w:hAnsi="Times New Roman" w:cs="Times New Roman"/>
                 <w:sz w:val="18"/>
                 <w:szCs w:val="18"/>
                 <w:lang w:val="en-US"/>
@@ -5726,58 +6015,122 @@
             <w:r>
               <w:rPr>
                 <w:rFonts w:ascii="Times New Roman" w:hAnsi="Times New Roman" w:cs="Times New Roman"/>
-                <w:b/>
-                <w:bCs/>
-                <w:sz w:val="18"/>
-                <w:szCs w:val="18"/>
-                <w:lang w:val="en-US"/>
-              </w:rPr>
-              <w:t>buyer_first_name</w:t>
+                <w:sz w:val="18"/>
+                <w:szCs w:val="18"/>
+                <w:lang w:val="en-US"/>
+              </w:rPr>
+              <w:t>buyer_issue_organization</w:t>
             </w:r>
             <w:proofErr w:type="spellEnd"/>
             <w:r>
               <w:rPr>
                 <w:rFonts w:ascii="Times New Roman" w:hAnsi="Times New Roman" w:cs="Times New Roman"/>
-                <w:b/>
-                <w:bCs/>
-                <w:sz w:val="18"/>
-                <w:szCs w:val="18"/>
-                <w:lang w:val="en-US"/>
-              </w:rPr>
-              <w:t xml:space="preserve"> }} {{ </w:t>
-            </w:r>
+                <w:sz w:val="18"/>
+                <w:szCs w:val="18"/>
+                <w:lang w:val="en-US"/>
+              </w:rPr>
+              <w:t xml:space="preserve"> }}</w:t>
+            </w:r>
+          </w:p>
+          <w:p>
+            <w:pPr>
+              <w:pStyle w:val="ConsPlusNonformat"/>
+              <w:rPr>
+                <w:rFonts w:ascii="Times New Roman" w:hAnsi="Times New Roman" w:cs="Times New Roman"/>
+                <w:sz w:val="18"/>
+                <w:szCs w:val="18"/>
+                <w:lang w:val="en-US"/>
+              </w:rPr>
+            </w:pPr>
             <w:proofErr w:type="spellStart"/>
             <w:r>
               <w:rPr>
                 <w:rFonts w:ascii="Times New Roman" w:hAnsi="Times New Roman" w:cs="Times New Roman"/>
-                <w:b/>
-                <w:bCs/>
-                <w:sz w:val="18"/>
-                <w:szCs w:val="18"/>
-                <w:lang w:val="en-US"/>
-              </w:rPr>
-              <w:t>buyer_middle_name</w:t>
+                <w:sz w:val="18"/>
+                <w:szCs w:val="18"/>
+                <w:lang w:val="en-US"/>
+              </w:rPr>
+              <w:t>Зарегистрирован</w:t>
             </w:r>
             <w:proofErr w:type="spellEnd"/>
             <w:r>
               <w:rPr>
                 <w:rFonts w:ascii="Times New Roman" w:hAnsi="Times New Roman" w:cs="Times New Roman"/>
-                <w:b/>
-                <w:bCs/>
+                <w:sz w:val="18"/>
+                <w:szCs w:val="18"/>
+                <w:lang w:val="en-US"/>
+              </w:rPr>
+              <w:t xml:space="preserve">: </w:t>
+            </w:r>
+            <w:proofErr w:type="gramStart"/>
+            <w:r>
+              <w:rPr>
+                <w:rFonts w:ascii="Times New Roman" w:hAnsi="Times New Roman" w:cs="Times New Roman"/>
+                <w:sz w:val="18"/>
+                <w:szCs w:val="18"/>
+                <w:lang w:val="en-US"/>
+              </w:rPr>
+              <w:t xml:space="preserve">{{ </w:t>
+            </w:r>
+            <w:proofErr w:type="spellStart"/>
+            <w:r>
+              <w:rPr>
+                <w:rFonts w:ascii="Times New Roman" w:hAnsi="Times New Roman" w:cs="Times New Roman"/>
+                <w:sz w:val="18"/>
+                <w:szCs w:val="18"/>
+                <w:lang w:val="en-US"/>
+              </w:rPr>
+              <w:t>buyer</w:t>
+            </w:r>
+            <w:proofErr w:type="gramEnd"/>
+            <w:r>
+              <w:rPr>
+                <w:rFonts w:ascii="Times New Roman" w:hAnsi="Times New Roman" w:cs="Times New Roman"/>
+                <w:sz w:val="18"/>
+                <w:szCs w:val="18"/>
+                <w:lang w:val="en-US"/>
+              </w:rPr>
+              <w:t>_full_address</w:t>
+            </w:r>
+            <w:proofErr w:type="spellEnd"/>
+            <w:r>
+              <w:rPr>
+                <w:rFonts w:ascii="Times New Roman" w:hAnsi="Times New Roman" w:cs="Times New Roman"/>
                 <w:sz w:val="18"/>
                 <w:szCs w:val="18"/>
                 <w:lang w:val="en-US"/>
               </w:rPr>
               <w:t xml:space="preserve"> }}</w:t>
             </w:r>
-            <w:r>
-              <w:rPr>
-                <w:rFonts w:ascii="Times New Roman" w:hAnsi="Times New Roman" w:cs="Times New Roman"/>
-                <w:sz w:val="18"/>
-                <w:szCs w:val="18"/>
-                <w:lang w:val="en-US"/>
-              </w:rPr>
-              <w:t xml:space="preserve">, {{ </w:t>
+          </w:p>
+          <w:p>
+            <w:pPr>
+              <w:pStyle w:val="ConsPlusNonformat"/>
+              <w:rPr>
+                <w:rFonts w:ascii="Times New Roman" w:hAnsi="Times New Roman" w:cs="Times New Roman"/>
+                <w:sz w:val="18"/>
+                <w:szCs w:val="18"/>
+                <w:lang w:val="en-US"/>
+              </w:rPr>
+            </w:pPr>
+            <w:r>
+              <w:rPr>
+                <w:rFonts w:ascii="Times New Roman" w:hAnsi="Times New Roman" w:cs="Times New Roman"/>
+                <w:sz w:val="18"/>
+                <w:szCs w:val="18"/>
+                <w:lang w:val="en-US"/>
+              </w:rPr>
+              <w:t xml:space="preserve">ИНН: </w:t>
+            </w:r>
+            <w:proofErr w:type="gramStart"/>
+            <w:r>
+              <w:rPr>
+                <w:rFonts w:ascii="Times New Roman" w:hAnsi="Times New Roman" w:cs="Times New Roman"/>
+                <w:sz w:val="18"/>
+                <w:szCs w:val="18"/>
+                <w:lang w:val="en-US"/>
+              </w:rPr>
+              <w:t xml:space="preserve">{{ </w:t>
             </w:r>
             <w:proofErr w:type="spellStart"/>
             <w:r>
@@ -5787,7 +6140,17 @@
                 <w:szCs w:val="18"/>
                 <w:lang w:val="en-US"/>
               </w:rPr>
-              <w:t>buyer_birth_date</w:t>
+              <w:t>buyer</w:t>
+            </w:r>
+            <w:proofErr w:type="gramEnd"/>
+            <w:r>
+              <w:rPr>
+                <w:rFonts w:ascii="Times New Roman" w:hAnsi="Times New Roman" w:cs="Times New Roman"/>
+                <w:sz w:val="18"/>
+                <w:szCs w:val="18"/>
+                <w:lang w:val="en-US"/>
+              </w:rPr>
+              <w:t>_inn</w:t>
             </w:r>
             <w:proofErr w:type="spellEnd"/>
             <w:r>
@@ -5797,7 +6160,35 @@
                 <w:szCs w:val="18"/>
                 <w:lang w:val="en-US"/>
               </w:rPr>
-              <w:t xml:space="preserve"> }} </w:t>
+              <w:t xml:space="preserve"> }}</w:t>
+            </w:r>
+          </w:p>
+          <w:p>
+            <w:pPr>
+              <w:pStyle w:val="ConsPlusNonformat"/>
+              <w:rPr>
+                <w:rFonts w:ascii="Times New Roman" w:hAnsi="Times New Roman" w:cs="Times New Roman"/>
+                <w:sz w:val="18"/>
+                <w:szCs w:val="18"/>
+                <w:lang w:val="en-US"/>
+              </w:rPr>
+            </w:pPr>
+            <w:r>
+              <w:rPr>
+                <w:rFonts w:ascii="Times New Roman" w:hAnsi="Times New Roman" w:cs="Times New Roman"/>
+                <w:sz w:val="18"/>
+                <w:szCs w:val="18"/>
+              </w:rPr>
+              <w:t>тел</w:t>
+            </w:r>
+            <w:r>
+              <w:rPr>
+                <w:rFonts w:ascii="Times New Roman" w:hAnsi="Times New Roman" w:cs="Times New Roman"/>
+                <w:sz w:val="18"/>
+                <w:szCs w:val="18"/>
+                <w:lang w:val="en-US"/>
+              </w:rPr>
+              <w:t>. {{</w:t>
             </w:r>
             <w:proofErr w:type="spellStart"/>
             <w:r>
@@ -5807,7 +6198,7 @@
                 <w:szCs w:val="18"/>
                 <w:lang w:val="en-US"/>
               </w:rPr>
-              <w:t>г.р</w:t>
+              <w:t>buyer_phone</w:t>
             </w:r>
             <w:proofErr w:type="spellEnd"/>
             <w:r>
@@ -5817,7 +6208,7 @@
                 <w:szCs w:val="18"/>
                 <w:lang w:val="en-US"/>
               </w:rPr>
-              <w:t>.</w:t>
+              <w:t>}}</w:t>
             </w:r>
           </w:p>
           <w:p>
@@ -5830,6 +6221,15 @@
                 <w:lang w:val="en-US"/>
               </w:rPr>
             </w:pPr>
+            <w:r>
+              <w:rPr>
+                <w:rFonts w:ascii="Times New Roman" w:hAnsi="Times New Roman" w:cs="Times New Roman"/>
+                <w:sz w:val="18"/>
+                <w:szCs w:val="18"/>
+                <w:lang w:val="en-US"/>
+              </w:rPr>
+              <w:t xml:space="preserve">{% </w:t>
+            </w:r>
             <w:proofErr w:type="spellStart"/>
             <w:r>
               <w:rPr>
@@ -5838,7 +6238,7 @@
                 <w:szCs w:val="18"/>
                 <w:lang w:val="en-US"/>
               </w:rPr>
-              <w:t>Паспорт</w:t>
+              <w:t>elif</w:t>
             </w:r>
             <w:proofErr w:type="spellEnd"/>
             <w:r>
@@ -5848,7 +6248,7 @@
                 <w:szCs w:val="18"/>
                 <w:lang w:val="en-US"/>
               </w:rPr>
-              <w:t xml:space="preserve"> РФ {{ </w:t>
+              <w:t xml:space="preserve"> </w:t>
             </w:r>
             <w:proofErr w:type="spellStart"/>
             <w:r>
@@ -5858,7 +6258,7 @@
                 <w:szCs w:val="18"/>
                 <w:lang w:val="en-US"/>
               </w:rPr>
-              <w:t>buyer_licence_number</w:t>
+              <w:t>buyer_type</w:t>
             </w:r>
             <w:proofErr w:type="spellEnd"/>
             <w:r>
@@ -5868,7 +6268,7 @@
                 <w:szCs w:val="18"/>
                 <w:lang w:val="en-US"/>
               </w:rPr>
-              <w:t xml:space="preserve"> }} </w:t>
+              <w:t xml:space="preserve"> == "</w:t>
             </w:r>
             <w:proofErr w:type="spellStart"/>
             <w:r>
@@ -5878,7 +6278,7 @@
                 <w:szCs w:val="18"/>
                 <w:lang w:val="en-US"/>
               </w:rPr>
-              <w:t>выдан</w:t>
+              <w:t>external_company</w:t>
             </w:r>
             <w:proofErr w:type="spellEnd"/>
             <w:r>
@@ -5888,28 +6288,98 @@
                 <w:szCs w:val="18"/>
                 <w:lang w:val="en-US"/>
               </w:rPr>
-              <w:t xml:space="preserve"> {{ </w:t>
+              <w:t xml:space="preserve">" </w:t>
+            </w:r>
+            <w:proofErr w:type="gramStart"/>
+            <w:r>
+              <w:rPr>
+                <w:rFonts w:ascii="Times New Roman" w:hAnsi="Times New Roman" w:cs="Times New Roman"/>
+                <w:sz w:val="18"/>
+                <w:szCs w:val="18"/>
+                <w:lang w:val="en-US"/>
+              </w:rPr>
+              <w:t>%}</w:t>
+            </w:r>
+            <w:r>
+              <w:rPr>
+                <w:rFonts w:ascii="Times New Roman" w:hAnsi="Times New Roman" w:cs="Times New Roman"/>
+                <w:b/>
+                <w:bCs/>
+                <w:sz w:val="18"/>
+                <w:szCs w:val="18"/>
+                <w:lang w:val="en-US"/>
+              </w:rPr>
+              <w:t>{</w:t>
+            </w:r>
+            <w:proofErr w:type="gramEnd"/>
+            <w:r>
+              <w:rPr>
+                <w:rFonts w:ascii="Times New Roman" w:hAnsi="Times New Roman" w:cs="Times New Roman"/>
+                <w:b/>
+                <w:bCs/>
+                <w:sz w:val="18"/>
+                <w:szCs w:val="18"/>
+                <w:lang w:val="en-US"/>
+              </w:rPr>
+              <w:t xml:space="preserve">{ </w:t>
             </w:r>
             <w:proofErr w:type="spellStart"/>
             <w:r>
               <w:rPr>
                 <w:rFonts w:ascii="Times New Roman" w:hAnsi="Times New Roman" w:cs="Times New Roman"/>
-                <w:sz w:val="18"/>
-                <w:szCs w:val="18"/>
-                <w:lang w:val="en-US"/>
-              </w:rPr>
-              <w:t>buyer_issue_date</w:t>
+                <w:b/>
+                <w:bCs/>
+                <w:sz w:val="18"/>
+                <w:szCs w:val="18"/>
+                <w:lang w:val="en-US"/>
+              </w:rPr>
+              <w:t>buyer_</w:t>
+            </w:r>
+            <w:r>
+              <w:rPr>
+                <w:rFonts w:ascii="Times New Roman" w:hAnsi="Times New Roman" w:cs="Times New Roman"/>
+                <w:b/>
+                <w:bCs/>
+                <w:sz w:val="18"/>
+                <w:szCs w:val="18"/>
+                <w:lang w:val="en-US"/>
+              </w:rPr>
+              <w:t>short_</w:t>
+            </w:r>
+            <w:r>
+              <w:rPr>
+                <w:rFonts w:ascii="Times New Roman" w:hAnsi="Times New Roman" w:cs="Times New Roman"/>
+                <w:b/>
+                <w:bCs/>
+                <w:sz w:val="18"/>
+                <w:szCs w:val="18"/>
+                <w:lang w:val="en-US"/>
+              </w:rPr>
+              <w:t>name</w:t>
             </w:r>
             <w:proofErr w:type="spellEnd"/>
             <w:r>
               <w:rPr>
                 <w:rFonts w:ascii="Times New Roman" w:hAnsi="Times New Roman" w:cs="Times New Roman"/>
-                <w:sz w:val="18"/>
-                <w:szCs w:val="18"/>
-                <w:lang w:val="en-US"/>
-              </w:rPr>
-              <w:t xml:space="preserve"> }} {{ </w:t>
-            </w:r>
+                <w:b/>
+                <w:bCs/>
+                <w:sz w:val="18"/>
+                <w:szCs w:val="18"/>
+                <w:lang w:val="en-US"/>
+              </w:rPr>
+              <w:t xml:space="preserve"> }}</w:t>
+            </w:r>
+          </w:p>
+          <w:p>
+            <w:pPr>
+              <w:pStyle w:val="ConsPlusNonformat"/>
+              <w:rPr>
+                <w:rFonts w:ascii="Times New Roman" w:hAnsi="Times New Roman" w:cs="Times New Roman"/>
+                <w:sz w:val="18"/>
+                <w:szCs w:val="18"/>
+                <w:lang w:val="en-US"/>
+              </w:rPr>
+            </w:pPr>
             <w:proofErr w:type="spellStart"/>
             <w:r>
               <w:rPr>
@@ -5918,7 +6388,7 @@
                 <w:szCs w:val="18"/>
                 <w:lang w:val="en-US"/>
               </w:rPr>
-              <w:t>buyer_issue_organization</w:t>
+              <w:t>Юр</w:t>
             </w:r>
             <w:proofErr w:type="spellEnd"/>
             <w:r>
@@ -5928,6 +6398,66 @@
                 <w:szCs w:val="18"/>
                 <w:lang w:val="en-US"/>
               </w:rPr>
+              <w:t xml:space="preserve">. </w:t>
+            </w:r>
+            <w:proofErr w:type="spellStart"/>
+            <w:r>
+              <w:rPr>
+                <w:rFonts w:ascii="Times New Roman" w:hAnsi="Times New Roman" w:cs="Times New Roman"/>
+                <w:sz w:val="18"/>
+                <w:szCs w:val="18"/>
+                <w:lang w:val="en-US"/>
+              </w:rPr>
+              <w:t>адрес</w:t>
+            </w:r>
+            <w:proofErr w:type="spellEnd"/>
+            <w:r>
+              <w:rPr>
+                <w:rFonts w:ascii="Times New Roman" w:hAnsi="Times New Roman" w:cs="Times New Roman"/>
+                <w:sz w:val="18"/>
+                <w:szCs w:val="18"/>
+                <w:lang w:val="en-US"/>
+              </w:rPr>
+              <w:t xml:space="preserve">: </w:t>
+            </w:r>
+            <w:proofErr w:type="gramStart"/>
+            <w:r>
+              <w:rPr>
+                <w:rFonts w:ascii="Times New Roman" w:hAnsi="Times New Roman" w:cs="Times New Roman"/>
+                <w:sz w:val="18"/>
+                <w:szCs w:val="18"/>
+                <w:lang w:val="en-US"/>
+              </w:rPr>
+              <w:t xml:space="preserve">{{ </w:t>
+            </w:r>
+            <w:proofErr w:type="spellStart"/>
+            <w:r>
+              <w:rPr>
+                <w:rFonts w:ascii="Times New Roman" w:hAnsi="Times New Roman" w:cs="Times New Roman"/>
+                <w:sz w:val="18"/>
+                <w:szCs w:val="18"/>
+                <w:lang w:val="en-US"/>
+              </w:rPr>
+              <w:t>buyer</w:t>
+            </w:r>
+            <w:proofErr w:type="gramEnd"/>
+            <w:r>
+              <w:rPr>
+                <w:rFonts w:ascii="Times New Roman" w:hAnsi="Times New Roman" w:cs="Times New Roman"/>
+                <w:sz w:val="18"/>
+                <w:szCs w:val="18"/>
+                <w:lang w:val="en-US"/>
+              </w:rPr>
+              <w:t>_legal_address</w:t>
+            </w:r>
+            <w:proofErr w:type="spellEnd"/>
+            <w:r>
+              <w:rPr>
+                <w:rFonts w:ascii="Times New Roman" w:hAnsi="Times New Roman" w:cs="Times New Roman"/>
+                <w:sz w:val="18"/>
+                <w:szCs w:val="18"/>
+                <w:lang w:val="en-US"/>
+              </w:rPr>
               <w:t xml:space="preserve"> }}</w:t>
             </w:r>
           </w:p>
@@ -5949,7 +6479,7 @@
                 <w:szCs w:val="18"/>
                 <w:lang w:val="en-US"/>
               </w:rPr>
-              <w:t>Зарегистрирован</w:t>
+              <w:t>эл</w:t>
             </w:r>
             <w:proofErr w:type="spellEnd"/>
             <w:r>
@@ -5959,7 +6489,7 @@
                 <w:szCs w:val="18"/>
                 <w:lang w:val="en-US"/>
               </w:rPr>
-              <w:t xml:space="preserve">: {{ </w:t>
+              <w:t xml:space="preserve">. </w:t>
             </w:r>
             <w:proofErr w:type="spellStart"/>
             <w:r>
@@ -5969,7 +6499,7 @@
                 <w:szCs w:val="18"/>
                 <w:lang w:val="en-US"/>
               </w:rPr>
-              <w:t>buyer_full_address</w:t>
+              <w:t>почта</w:t>
             </w:r>
             <w:proofErr w:type="spellEnd"/>
             <w:r>
@@ -5979,6 +6509,46 @@
                 <w:szCs w:val="18"/>
                 <w:lang w:val="en-US"/>
               </w:rPr>
+              <w:t xml:space="preserve">: </w:t>
+            </w:r>
+            <w:proofErr w:type="gramStart"/>
+            <w:r>
+              <w:rPr>
+                <w:rFonts w:ascii="Times New Roman" w:hAnsi="Times New Roman" w:cs="Times New Roman"/>
+                <w:sz w:val="18"/>
+                <w:szCs w:val="18"/>
+                <w:lang w:val="en-US"/>
+              </w:rPr>
+              <w:t xml:space="preserve">{{ </w:t>
+            </w:r>
+            <w:proofErr w:type="spellStart"/>
+            <w:r>
+              <w:rPr>
+                <w:rFonts w:ascii="Times New Roman" w:hAnsi="Times New Roman" w:cs="Times New Roman"/>
+                <w:sz w:val="18"/>
+                <w:szCs w:val="18"/>
+                <w:lang w:val="en-US"/>
+              </w:rPr>
+              <w:t>buyer</w:t>
+            </w:r>
+            <w:proofErr w:type="gramEnd"/>
+            <w:r>
+              <w:rPr>
+                <w:rFonts w:ascii="Times New Roman" w:hAnsi="Times New Roman" w:cs="Times New Roman"/>
+                <w:sz w:val="18"/>
+                <w:szCs w:val="18"/>
+                <w:lang w:val="en-US"/>
+              </w:rPr>
+              <w:t>_email</w:t>
+            </w:r>
+            <w:proofErr w:type="spellEnd"/>
+            <w:r>
+              <w:rPr>
+                <w:rFonts w:ascii="Times New Roman" w:hAnsi="Times New Roman" w:cs="Times New Roman"/>
+                <w:sz w:val="18"/>
+                <w:szCs w:val="18"/>
+                <w:lang w:val="en-US"/>
+              </w:rPr>
               <w:t xml:space="preserve"> }}</w:t>
             </w:r>
           </w:p>
@@ -5992,15 +6562,6 @@
                 <w:lang w:val="en-US"/>
               </w:rPr>
             </w:pPr>
-            <w:r>
-              <w:rPr>
-                <w:rFonts w:ascii="Times New Roman" w:hAnsi="Times New Roman" w:cs="Times New Roman"/>
-                <w:sz w:val="18"/>
-                <w:szCs w:val="18"/>
-                <w:lang w:val="en-US"/>
-              </w:rPr>
-              <w:t xml:space="preserve">ИНН: {{ </w:t>
-            </w:r>
             <w:proofErr w:type="spellStart"/>
             <w:r>
               <w:rPr>
@@ -6009,7 +6570,7 @@
                 <w:szCs w:val="18"/>
                 <w:lang w:val="en-US"/>
               </w:rPr>
-              <w:t>buyer_inn</w:t>
+              <w:t>тел</w:t>
             </w:r>
             <w:proofErr w:type="spellEnd"/>
             <w:r>
@@ -6019,6 +6580,46 @@
                 <w:szCs w:val="18"/>
                 <w:lang w:val="en-US"/>
               </w:rPr>
+              <w:t xml:space="preserve">: </w:t>
+            </w:r>
+            <w:proofErr w:type="gramStart"/>
+            <w:r>
+              <w:rPr>
+                <w:rFonts w:ascii="Times New Roman" w:hAnsi="Times New Roman" w:cs="Times New Roman"/>
+                <w:sz w:val="18"/>
+                <w:szCs w:val="18"/>
+                <w:lang w:val="en-US"/>
+              </w:rPr>
+              <w:t xml:space="preserve">{{ </w:t>
+            </w:r>
+            <w:proofErr w:type="spellStart"/>
+            <w:r>
+              <w:rPr>
+                <w:rFonts w:ascii="Times New Roman" w:hAnsi="Times New Roman" w:cs="Times New Roman"/>
+                <w:sz w:val="18"/>
+                <w:szCs w:val="18"/>
+                <w:lang w:val="en-US"/>
+              </w:rPr>
+              <w:t>buyer</w:t>
+            </w:r>
+            <w:proofErr w:type="gramEnd"/>
+            <w:r>
+              <w:rPr>
+                <w:rFonts w:ascii="Times New Roman" w:hAnsi="Times New Roman" w:cs="Times New Roman"/>
+                <w:sz w:val="18"/>
+                <w:szCs w:val="18"/>
+                <w:lang w:val="en-US"/>
+              </w:rPr>
+              <w:t>_phone</w:t>
+            </w:r>
+            <w:proofErr w:type="spellEnd"/>
+            <w:r>
+              <w:rPr>
+                <w:rFonts w:ascii="Times New Roman" w:hAnsi="Times New Roman" w:cs="Times New Roman"/>
+                <w:sz w:val="18"/>
+                <w:szCs w:val="18"/>
+                <w:lang w:val="en-US"/>
+              </w:rPr>
               <w:t xml:space="preserve"> }}</w:t>
             </w:r>
           </w:p>
@@ -6037,17 +6638,19 @@
                 <w:rFonts w:ascii="Times New Roman" w:hAnsi="Times New Roman" w:cs="Times New Roman"/>
                 <w:sz w:val="18"/>
                 <w:szCs w:val="18"/>
-              </w:rPr>
-              <w:t>тел</w:t>
-            </w:r>
-            <w:r>
-              <w:rPr>
-                <w:rFonts w:ascii="Times New Roman" w:hAnsi="Times New Roman" w:cs="Times New Roman"/>
-                <w:sz w:val="18"/>
-                <w:szCs w:val="18"/>
-                <w:lang w:val="en-US"/>
-              </w:rPr>
-              <w:t>. {{</w:t>
+                <w:lang w:val="en-US"/>
+              </w:rPr>
+              <w:t xml:space="preserve">ОГРН </w:t>
+            </w:r>
+            <w:proofErr w:type="gramStart"/>
+            <w:r>
+              <w:rPr>
+                <w:rFonts w:ascii="Times New Roman" w:hAnsi="Times New Roman" w:cs="Times New Roman"/>
+                <w:sz w:val="18"/>
+                <w:szCs w:val="18"/>
+                <w:lang w:val="en-US"/>
+              </w:rPr>
+              <w:t xml:space="preserve">{{ </w:t>
             </w:r>
             <w:proofErr w:type="spellStart"/>
             <w:r>
@@ -6057,7 +6660,17 @@
                 <w:szCs w:val="18"/>
                 <w:lang w:val="en-US"/>
               </w:rPr>
-              <w:t>buyer_phone</w:t>
+              <w:t>buyer</w:t>
+            </w:r>
+            <w:proofErr w:type="gramEnd"/>
+            <w:r>
+              <w:rPr>
+                <w:rFonts w:ascii="Times New Roman" w:hAnsi="Times New Roman" w:cs="Times New Roman"/>
+                <w:sz w:val="18"/>
+                <w:szCs w:val="18"/>
+                <w:lang w:val="en-US"/>
+              </w:rPr>
+              <w:t>_ogrn</w:t>
             </w:r>
             <w:proofErr w:type="spellEnd"/>
             <w:r>
@@ -6067,7 +6680,7 @@
                 <w:szCs w:val="18"/>
                 <w:lang w:val="en-US"/>
               </w:rPr>
-              <w:t>}}</w:t>
+              <w:t xml:space="preserve"> }}</w:t>
             </w:r>
           </w:p>
           <w:p>
@@ -6087,7 +6700,17 @@
                 <w:szCs w:val="18"/>
                 <w:lang w:val="en-US"/>
               </w:rPr>
-              <w:t xml:space="preserve">{% </w:t>
+              <w:t xml:space="preserve">ИНН </w:t>
+            </w:r>
+            <w:proofErr w:type="gramStart"/>
+            <w:r>
+              <w:rPr>
+                <w:rFonts w:ascii="Times New Roman" w:hAnsi="Times New Roman" w:cs="Times New Roman"/>
+                <w:sz w:val="18"/>
+                <w:szCs w:val="18"/>
+                <w:lang w:val="en-US"/>
+              </w:rPr>
+              <w:t xml:space="preserve">{{ </w:t>
             </w:r>
             <w:proofErr w:type="spellStart"/>
             <w:r>
@@ -6097,7 +6720,17 @@
                 <w:szCs w:val="18"/>
                 <w:lang w:val="en-US"/>
               </w:rPr>
-              <w:t>elif</w:t>
+              <w:t>buyer</w:t>
+            </w:r>
+            <w:proofErr w:type="gramEnd"/>
+            <w:r>
+              <w:rPr>
+                <w:rFonts w:ascii="Times New Roman" w:hAnsi="Times New Roman" w:cs="Times New Roman"/>
+                <w:sz w:val="18"/>
+                <w:szCs w:val="18"/>
+                <w:lang w:val="en-US"/>
+              </w:rPr>
+              <w:t>_inn</w:t>
             </w:r>
             <w:proofErr w:type="spellEnd"/>
             <w:r>
@@ -6107,7 +6740,7 @@
                 <w:szCs w:val="18"/>
                 <w:lang w:val="en-US"/>
               </w:rPr>
-              <w:t xml:space="preserve"> </w:t>
+              <w:t xml:space="preserve"> }} КПП {{ </w:t>
             </w:r>
             <w:proofErr w:type="spellStart"/>
             <w:r>
@@ -6117,7 +6750,7 @@
                 <w:szCs w:val="18"/>
                 <w:lang w:val="en-US"/>
               </w:rPr>
-              <w:t>buyer_type</w:t>
+              <w:t>buyer_kpp</w:t>
             </w:r>
             <w:proofErr w:type="spellEnd"/>
             <w:r>
@@ -6127,7 +6760,37 @@
                 <w:szCs w:val="18"/>
                 <w:lang w:val="en-US"/>
               </w:rPr>
-              <w:t xml:space="preserve"> == "</w:t>
+              <w:t xml:space="preserve"> }}</w:t>
+            </w:r>
+          </w:p>
+          <w:p>
+            <w:pPr>
+              <w:pStyle w:val="ConsPlusNonformat"/>
+              <w:rPr>
+                <w:rFonts w:ascii="Times New Roman" w:hAnsi="Times New Roman" w:cs="Times New Roman"/>
+                <w:sz w:val="18"/>
+                <w:szCs w:val="18"/>
+                <w:lang w:val="en-US"/>
+              </w:rPr>
+            </w:pPr>
+            <w:r>
+              <w:rPr>
+                <w:rFonts w:ascii="Times New Roman" w:hAnsi="Times New Roman" w:cs="Times New Roman"/>
+                <w:sz w:val="18"/>
+                <w:szCs w:val="18"/>
+                <w:lang w:val="en-US"/>
+              </w:rPr>
+              <w:t xml:space="preserve">р/с </w:t>
+            </w:r>
+            <w:proofErr w:type="gramStart"/>
+            <w:r>
+              <w:rPr>
+                <w:rFonts w:ascii="Times New Roman" w:hAnsi="Times New Roman" w:cs="Times New Roman"/>
+                <w:sz w:val="18"/>
+                <w:szCs w:val="18"/>
+                <w:lang w:val="en-US"/>
+              </w:rPr>
+              <w:t xml:space="preserve">{{ </w:t>
             </w:r>
             <w:proofErr w:type="spellStart"/>
             <w:r>
@@ -6137,7 +6800,17 @@
                 <w:szCs w:val="18"/>
                 <w:lang w:val="en-US"/>
               </w:rPr>
-              <w:t>external_company</w:t>
+              <w:t>buyer</w:t>
+            </w:r>
+            <w:proofErr w:type="gramEnd"/>
+            <w:r>
+              <w:rPr>
+                <w:rFonts w:ascii="Times New Roman" w:hAnsi="Times New Roman" w:cs="Times New Roman"/>
+                <w:sz w:val="18"/>
+                <w:szCs w:val="18"/>
+                <w:lang w:val="en-US"/>
+              </w:rPr>
+              <w:t>_bank_account</w:t>
             </w:r>
             <w:proofErr w:type="spellEnd"/>
             <w:r>
@@ -6147,13 +6820,23 @@
                 <w:szCs w:val="18"/>
                 <w:lang w:val="en-US"/>
               </w:rPr>
-              <w:t>" %}</w:t>
-            </w:r>
-            <w:r>
-              <w:rPr>
-                <w:rFonts w:ascii="Times New Roman" w:hAnsi="Times New Roman" w:cs="Times New Roman"/>
-                <w:b/>
-                <w:bCs/>
+              <w:t xml:space="preserve"> }}</w:t>
+            </w:r>
+          </w:p>
+          <w:p>
+            <w:pPr>
+              <w:pStyle w:val="ConsPlusNonformat"/>
+              <w:rPr>
+                <w:rFonts w:ascii="Times New Roman" w:hAnsi="Times New Roman" w:cs="Times New Roman"/>
+                <w:sz w:val="18"/>
+                <w:szCs w:val="18"/>
+                <w:lang w:val="en-US"/>
+              </w:rPr>
+            </w:pPr>
+            <w:proofErr w:type="gramStart"/>
+            <w:r>
+              <w:rPr>
+                <w:rFonts w:ascii="Times New Roman" w:hAnsi="Times New Roman" w:cs="Times New Roman"/>
                 <w:sz w:val="18"/>
                 <w:szCs w:val="18"/>
                 <w:lang w:val="en-US"/>
@@ -6164,42 +6847,26 @@
             <w:r>
               <w:rPr>
                 <w:rFonts w:ascii="Times New Roman" w:hAnsi="Times New Roman" w:cs="Times New Roman"/>
-                <w:b/>
-                <w:bCs/>
-                <w:sz w:val="18"/>
-                <w:szCs w:val="18"/>
-                <w:lang w:val="en-US"/>
-              </w:rPr>
-              <w:t>buyer_</w:t>
-            </w:r>
-            <w:r>
-              <w:rPr>
-                <w:rFonts w:ascii="Times New Roman" w:hAnsi="Times New Roman" w:cs="Times New Roman"/>
-                <w:b/>
-                <w:bCs/>
-                <w:sz w:val="18"/>
-                <w:szCs w:val="18"/>
-                <w:lang w:val="en-US"/>
-              </w:rPr>
-              <w:t>short_</w:t>
-            </w:r>
-            <w:r>
-              <w:rPr>
-                <w:rFonts w:ascii="Times New Roman" w:hAnsi="Times New Roman" w:cs="Times New Roman"/>
-                <w:b/>
-                <w:bCs/>
-                <w:sz w:val="18"/>
-                <w:szCs w:val="18"/>
-                <w:lang w:val="en-US"/>
-              </w:rPr>
-              <w:t>name</w:t>
+                <w:sz w:val="18"/>
+                <w:szCs w:val="18"/>
+                <w:lang w:val="en-US"/>
+              </w:rPr>
+              <w:t>buyer</w:t>
+            </w:r>
+            <w:proofErr w:type="gramEnd"/>
+            <w:r>
+              <w:rPr>
+                <w:rFonts w:ascii="Times New Roman" w:hAnsi="Times New Roman" w:cs="Times New Roman"/>
+                <w:sz w:val="18"/>
+                <w:szCs w:val="18"/>
+                <w:lang w:val="en-US"/>
+              </w:rPr>
+              <w:t>_bank_name</w:t>
             </w:r>
             <w:proofErr w:type="spellEnd"/>
             <w:r>
               <w:rPr>
                 <w:rFonts w:ascii="Times New Roman" w:hAnsi="Times New Roman" w:cs="Times New Roman"/>
-                <w:b/>
-                <w:bCs/>
                 <w:sz w:val="18"/>
                 <w:szCs w:val="18"/>
                 <w:lang w:val="en-US"/>
@@ -6217,6 +6884,25 @@
                 <w:lang w:val="en-US"/>
               </w:rPr>
             </w:pPr>
+            <w:r>
+              <w:rPr>
+                <w:rFonts w:ascii="Times New Roman" w:hAnsi="Times New Roman" w:cs="Times New Roman"/>
+                <w:sz w:val="18"/>
+                <w:szCs w:val="18"/>
+                <w:lang w:val="en-US"/>
+              </w:rPr>
+              <w:t xml:space="preserve">БИК </w:t>
+            </w:r>
+            <w:proofErr w:type="gramStart"/>
+            <w:r>
+              <w:rPr>
+                <w:rFonts w:ascii="Times New Roman" w:hAnsi="Times New Roman" w:cs="Times New Roman"/>
+                <w:sz w:val="18"/>
+                <w:szCs w:val="18"/>
+                <w:lang w:val="en-US"/>
+              </w:rPr>
+              <w:t xml:space="preserve">{{ </w:t>
+            </w:r>
             <w:proofErr w:type="spellStart"/>
             <w:r>
               <w:rPr>
@@ -6225,389 +6911,17 @@
                 <w:szCs w:val="18"/>
                 <w:lang w:val="en-US"/>
               </w:rPr>
-              <w:t>Юр</w:t>
-            </w:r>
-            <w:proofErr w:type="spellEnd"/>
-            <w:r>
-              <w:rPr>
-                <w:rFonts w:ascii="Times New Roman" w:hAnsi="Times New Roman" w:cs="Times New Roman"/>
-                <w:sz w:val="18"/>
-                <w:szCs w:val="18"/>
-                <w:lang w:val="en-US"/>
-              </w:rPr>
-              <w:t xml:space="preserve">. </w:t>
-            </w:r>
-            <w:proofErr w:type="spellStart"/>
-            <w:r>
-              <w:rPr>
-                <w:rFonts w:ascii="Times New Roman" w:hAnsi="Times New Roman" w:cs="Times New Roman"/>
-                <w:sz w:val="18"/>
-                <w:szCs w:val="18"/>
-                <w:lang w:val="en-US"/>
-              </w:rPr>
-              <w:t>адрес</w:t>
-            </w:r>
-            <w:proofErr w:type="spellEnd"/>
-            <w:r>
-              <w:rPr>
-                <w:rFonts w:ascii="Times New Roman" w:hAnsi="Times New Roman" w:cs="Times New Roman"/>
-                <w:sz w:val="18"/>
-                <w:szCs w:val="18"/>
-                <w:lang w:val="en-US"/>
-              </w:rPr>
-              <w:t xml:space="preserve">: {{ </w:t>
-            </w:r>
-            <w:proofErr w:type="spellStart"/>
-            <w:r>
-              <w:rPr>
-                <w:rFonts w:ascii="Times New Roman" w:hAnsi="Times New Roman" w:cs="Times New Roman"/>
-                <w:sz w:val="18"/>
-                <w:szCs w:val="18"/>
-                <w:lang w:val="en-US"/>
-              </w:rPr>
-              <w:t>buyer_legal_address</w:t>
-            </w:r>
-            <w:proofErr w:type="spellEnd"/>
-            <w:r>
-              <w:rPr>
-                <w:rFonts w:ascii="Times New Roman" w:hAnsi="Times New Roman" w:cs="Times New Roman"/>
-                <w:sz w:val="18"/>
-                <w:szCs w:val="18"/>
-                <w:lang w:val="en-US"/>
-              </w:rPr>
-              <w:t xml:space="preserve"> }}</w:t>
-            </w:r>
-          </w:p>
-          <w:p>
-            <w:pPr>
-              <w:pStyle w:val="ConsPlusNonformat"/>
-              <w:rPr>
-                <w:rFonts w:ascii="Times New Roman" w:hAnsi="Times New Roman" w:cs="Times New Roman"/>
-                <w:sz w:val="18"/>
-                <w:szCs w:val="18"/>
-                <w:lang w:val="en-US"/>
-              </w:rPr>
-            </w:pPr>
-            <w:proofErr w:type="spellStart"/>
-            <w:r>
-              <w:rPr>
-                <w:rFonts w:ascii="Times New Roman" w:hAnsi="Times New Roman" w:cs="Times New Roman"/>
-                <w:sz w:val="18"/>
-                <w:szCs w:val="18"/>
-                <w:lang w:val="en-US"/>
-              </w:rPr>
-              <w:t>эл</w:t>
-            </w:r>
-            <w:proofErr w:type="spellEnd"/>
-            <w:r>
-              <w:rPr>
-                <w:rFonts w:ascii="Times New Roman" w:hAnsi="Times New Roman" w:cs="Times New Roman"/>
-                <w:sz w:val="18"/>
-                <w:szCs w:val="18"/>
-                <w:lang w:val="en-US"/>
-              </w:rPr>
-              <w:t xml:space="preserve">. </w:t>
-            </w:r>
-            <w:proofErr w:type="spellStart"/>
-            <w:r>
-              <w:rPr>
-                <w:rFonts w:ascii="Times New Roman" w:hAnsi="Times New Roman" w:cs="Times New Roman"/>
-                <w:sz w:val="18"/>
-                <w:szCs w:val="18"/>
-                <w:lang w:val="en-US"/>
-              </w:rPr>
-              <w:t>почта</w:t>
-            </w:r>
-            <w:proofErr w:type="spellEnd"/>
-            <w:r>
-              <w:rPr>
-                <w:rFonts w:ascii="Times New Roman" w:hAnsi="Times New Roman" w:cs="Times New Roman"/>
-                <w:sz w:val="18"/>
-                <w:szCs w:val="18"/>
-                <w:lang w:val="en-US"/>
-              </w:rPr>
-              <w:t xml:space="preserve">: {{ </w:t>
-            </w:r>
-            <w:proofErr w:type="spellStart"/>
-            <w:r>
-              <w:rPr>
-                <w:rFonts w:ascii="Times New Roman" w:hAnsi="Times New Roman" w:cs="Times New Roman"/>
-                <w:sz w:val="18"/>
-                <w:szCs w:val="18"/>
-                <w:lang w:val="en-US"/>
-              </w:rPr>
-              <w:t>buyer_email</w:t>
-            </w:r>
-            <w:proofErr w:type="spellEnd"/>
-            <w:r>
-              <w:rPr>
-                <w:rFonts w:ascii="Times New Roman" w:hAnsi="Times New Roman" w:cs="Times New Roman"/>
-                <w:sz w:val="18"/>
-                <w:szCs w:val="18"/>
-                <w:lang w:val="en-US"/>
-              </w:rPr>
-              <w:t xml:space="preserve"> }}</w:t>
-            </w:r>
-          </w:p>
-          <w:p>
-            <w:pPr>
-              <w:pStyle w:val="ConsPlusNonformat"/>
-              <w:rPr>
-                <w:rFonts w:ascii="Times New Roman" w:hAnsi="Times New Roman" w:cs="Times New Roman"/>
-                <w:sz w:val="18"/>
-                <w:szCs w:val="18"/>
-                <w:lang w:val="en-US"/>
-              </w:rPr>
-            </w:pPr>
-            <w:proofErr w:type="spellStart"/>
-            <w:r>
-              <w:rPr>
-                <w:rFonts w:ascii="Times New Roman" w:hAnsi="Times New Roman" w:cs="Times New Roman"/>
-                <w:sz w:val="18"/>
-                <w:szCs w:val="18"/>
-                <w:lang w:val="en-US"/>
-              </w:rPr>
-              <w:t>тел</w:t>
-            </w:r>
-            <w:proofErr w:type="spellEnd"/>
-            <w:r>
-              <w:rPr>
-                <w:rFonts w:ascii="Times New Roman" w:hAnsi="Times New Roman" w:cs="Times New Roman"/>
-                <w:sz w:val="18"/>
-                <w:szCs w:val="18"/>
-                <w:lang w:val="en-US"/>
-              </w:rPr>
-              <w:t xml:space="preserve">: {{ </w:t>
-            </w:r>
-            <w:proofErr w:type="spellStart"/>
-            <w:r>
-              <w:rPr>
-                <w:rFonts w:ascii="Times New Roman" w:hAnsi="Times New Roman" w:cs="Times New Roman"/>
-                <w:sz w:val="18"/>
-                <w:szCs w:val="18"/>
-                <w:lang w:val="en-US"/>
-              </w:rPr>
-              <w:t>buyer_phone</w:t>
-            </w:r>
-            <w:proofErr w:type="spellEnd"/>
-            <w:r>
-              <w:rPr>
-                <w:rFonts w:ascii="Times New Roman" w:hAnsi="Times New Roman" w:cs="Times New Roman"/>
-                <w:sz w:val="18"/>
-                <w:szCs w:val="18"/>
-                <w:lang w:val="en-US"/>
-              </w:rPr>
-              <w:t xml:space="preserve"> }}</w:t>
-            </w:r>
-          </w:p>
-          <w:p>
-            <w:pPr>
-              <w:pStyle w:val="ConsPlusNonformat"/>
-              <w:rPr>
-                <w:rFonts w:ascii="Times New Roman" w:hAnsi="Times New Roman" w:cs="Times New Roman"/>
-                <w:sz w:val="18"/>
-                <w:szCs w:val="18"/>
-                <w:lang w:val="en-US"/>
-              </w:rPr>
-            </w:pPr>
-            <w:r>
-              <w:rPr>
-                <w:rFonts w:ascii="Times New Roman" w:hAnsi="Times New Roman" w:cs="Times New Roman"/>
-                <w:sz w:val="18"/>
-                <w:szCs w:val="18"/>
-                <w:lang w:val="en-US"/>
-              </w:rPr>
-              <w:t xml:space="preserve">ОГРН {{ </w:t>
-            </w:r>
-            <w:proofErr w:type="spellStart"/>
-            <w:r>
-              <w:rPr>
-                <w:rFonts w:ascii="Times New Roman" w:hAnsi="Times New Roman" w:cs="Times New Roman"/>
-                <w:sz w:val="18"/>
-                <w:szCs w:val="18"/>
-                <w:lang w:val="en-US"/>
-              </w:rPr>
-              <w:t>buyer_ogrn</w:t>
-            </w:r>
-            <w:proofErr w:type="spellEnd"/>
-            <w:r>
-              <w:rPr>
-                <w:rFonts w:ascii="Times New Roman" w:hAnsi="Times New Roman" w:cs="Times New Roman"/>
-                <w:sz w:val="18"/>
-                <w:szCs w:val="18"/>
-                <w:lang w:val="en-US"/>
-              </w:rPr>
-              <w:t xml:space="preserve"> }}</w:t>
-            </w:r>
-          </w:p>
-          <w:p>
-            <w:pPr>
-              <w:pStyle w:val="ConsPlusNonformat"/>
-              <w:rPr>
-                <w:rFonts w:ascii="Times New Roman" w:hAnsi="Times New Roman" w:cs="Times New Roman"/>
-                <w:sz w:val="18"/>
-                <w:szCs w:val="18"/>
-                <w:lang w:val="en-US"/>
-              </w:rPr>
-            </w:pPr>
-            <w:r>
-              <w:rPr>
-                <w:rFonts w:ascii="Times New Roman" w:hAnsi="Times New Roman" w:cs="Times New Roman"/>
-                <w:sz w:val="18"/>
-                <w:szCs w:val="18"/>
-                <w:lang w:val="en-US"/>
-              </w:rPr>
-              <w:t xml:space="preserve">ИНН {{ </w:t>
-            </w:r>
-            <w:proofErr w:type="spellStart"/>
-            <w:r>
-              <w:rPr>
-                <w:rFonts w:ascii="Times New Roman" w:hAnsi="Times New Roman" w:cs="Times New Roman"/>
-                <w:sz w:val="18"/>
-                <w:szCs w:val="18"/>
-                <w:lang w:val="en-US"/>
-              </w:rPr>
-              <w:t>buyer_inn</w:t>
-            </w:r>
-            <w:proofErr w:type="spellEnd"/>
-            <w:r>
-              <w:rPr>
-                <w:rFonts w:ascii="Times New Roman" w:hAnsi="Times New Roman" w:cs="Times New Roman"/>
-                <w:sz w:val="18"/>
-                <w:szCs w:val="18"/>
-                <w:lang w:val="en-US"/>
-              </w:rPr>
-              <w:t xml:space="preserve"> }} КПП {{ </w:t>
-            </w:r>
-            <w:proofErr w:type="spellStart"/>
-            <w:r>
-              <w:rPr>
-                <w:rFonts w:ascii="Times New Roman" w:hAnsi="Times New Roman" w:cs="Times New Roman"/>
-                <w:sz w:val="18"/>
-                <w:szCs w:val="18"/>
-                <w:lang w:val="en-US"/>
-              </w:rPr>
-              <w:t>buyer_kpp</w:t>
-            </w:r>
-            <w:proofErr w:type="spellEnd"/>
-            <w:r>
-              <w:rPr>
-                <w:rFonts w:ascii="Times New Roman" w:hAnsi="Times New Roman" w:cs="Times New Roman"/>
-                <w:sz w:val="18"/>
-                <w:szCs w:val="18"/>
-                <w:lang w:val="en-US"/>
-              </w:rPr>
-              <w:t xml:space="preserve"> }}</w:t>
-            </w:r>
-          </w:p>
-          <w:p>
-            <w:pPr>
-              <w:pStyle w:val="ConsPlusNonformat"/>
-              <w:rPr>
-                <w:rFonts w:ascii="Times New Roman" w:hAnsi="Times New Roman" w:cs="Times New Roman"/>
-                <w:sz w:val="18"/>
-                <w:szCs w:val="18"/>
-                <w:lang w:val="en-US"/>
-              </w:rPr>
-            </w:pPr>
-            <w:r>
-              <w:rPr>
-                <w:rFonts w:ascii="Times New Roman" w:hAnsi="Times New Roman" w:cs="Times New Roman"/>
-                <w:sz w:val="18"/>
-                <w:szCs w:val="18"/>
-                <w:lang w:val="en-US"/>
-              </w:rPr>
-              <w:t xml:space="preserve">р/с {{ </w:t>
-            </w:r>
-            <w:proofErr w:type="spellStart"/>
-            <w:r>
-              <w:rPr>
-                <w:rFonts w:ascii="Times New Roman" w:hAnsi="Times New Roman" w:cs="Times New Roman"/>
-                <w:sz w:val="18"/>
-                <w:szCs w:val="18"/>
-                <w:lang w:val="en-US"/>
-              </w:rPr>
-              <w:t>buyer_bank_account</w:t>
-            </w:r>
-            <w:proofErr w:type="spellEnd"/>
-            <w:r>
-              <w:rPr>
-                <w:rFonts w:ascii="Times New Roman" w:hAnsi="Times New Roman" w:cs="Times New Roman"/>
-                <w:sz w:val="18"/>
-                <w:szCs w:val="18"/>
-                <w:lang w:val="en-US"/>
-              </w:rPr>
-              <w:t xml:space="preserve"> }}</w:t>
-            </w:r>
-          </w:p>
-          <w:p>
-            <w:pPr>
-              <w:pStyle w:val="ConsPlusNonformat"/>
-              <w:rPr>
-                <w:rFonts w:ascii="Times New Roman" w:hAnsi="Times New Roman" w:cs="Times New Roman"/>
-                <w:sz w:val="18"/>
-                <w:szCs w:val="18"/>
-                <w:lang w:val="en-US"/>
-              </w:rPr>
-            </w:pPr>
-            <w:r>
-              <w:rPr>
-                <w:rFonts w:ascii="Times New Roman" w:hAnsi="Times New Roman" w:cs="Times New Roman"/>
-                <w:sz w:val="18"/>
-                <w:szCs w:val="18"/>
-                <w:lang w:val="en-US"/>
-              </w:rPr>
-              <w:t xml:space="preserve">{{ </w:t>
-            </w:r>
-            <w:proofErr w:type="spellStart"/>
-            <w:r>
-              <w:rPr>
-                <w:rFonts w:ascii="Times New Roman" w:hAnsi="Times New Roman" w:cs="Times New Roman"/>
-                <w:sz w:val="18"/>
-                <w:szCs w:val="18"/>
-                <w:lang w:val="en-US"/>
-              </w:rPr>
-              <w:t>buyer_bank_name</w:t>
-            </w:r>
-            <w:proofErr w:type="spellEnd"/>
-            <w:r>
-              <w:rPr>
-                <w:rFonts w:ascii="Times New Roman" w:hAnsi="Times New Roman" w:cs="Times New Roman"/>
-                <w:sz w:val="18"/>
-                <w:szCs w:val="18"/>
-                <w:lang w:val="en-US"/>
-              </w:rPr>
-              <w:t xml:space="preserve"> }}</w:t>
-            </w:r>
-          </w:p>
-          <w:p>
-            <w:pPr>
-              <w:pStyle w:val="ConsPlusNonformat"/>
-              <w:rPr>
-                <w:rFonts w:ascii="Times New Roman" w:hAnsi="Times New Roman" w:cs="Times New Roman"/>
-                <w:sz w:val="18"/>
-                <w:szCs w:val="18"/>
-                <w:lang w:val="en-US"/>
-              </w:rPr>
-            </w:pPr>
-            <w:r>
-              <w:rPr>
-                <w:rFonts w:ascii="Times New Roman" w:hAnsi="Times New Roman" w:cs="Times New Roman"/>
-                <w:sz w:val="18"/>
-                <w:szCs w:val="18"/>
-                <w:lang w:val="en-US"/>
-              </w:rPr>
-              <w:t xml:space="preserve">БИК {{ </w:t>
-            </w:r>
-            <w:proofErr w:type="spellStart"/>
-            <w:r>
-              <w:rPr>
-                <w:rFonts w:ascii="Times New Roman" w:hAnsi="Times New Roman" w:cs="Times New Roman"/>
-                <w:sz w:val="18"/>
-                <w:szCs w:val="18"/>
-                <w:lang w:val="en-US"/>
-              </w:rPr>
-              <w:t>buyer_bik</w:t>
+              <w:t>buyer</w:t>
+            </w:r>
+            <w:proofErr w:type="gramEnd"/>
+            <w:r>
+              <w:rPr>
+                <w:rFonts w:ascii="Times New Roman" w:hAnsi="Times New Roman" w:cs="Times New Roman"/>
+                <w:sz w:val="18"/>
+                <w:szCs w:val="18"/>
+                <w:lang w:val="en-US"/>
+              </w:rPr>
+              <w:t>_bik</w:t>
             </w:r>
             <w:proofErr w:type="spellEnd"/>
             <w:r>
@@ -6766,6 +7080,7 @@
               <w:jc w:val="center"/>
               <w:rPr>
                 <w:rFonts w:ascii="Times New Roman" w:hAnsi="Times New Roman" w:cs="Times New Roman"/>
+                <w:bCs/>
                 <w:sz w:val="18"/>
                 <w:szCs w:val="18"/>
                 <w:lang w:val="en-US"/>
@@ -6845,54 +7160,106 @@
                 <w:szCs w:val="18"/>
                 <w:lang w:val="en-US"/>
               </w:rPr>
-              <w:t>'] %}</w:t>
-            </w:r>
-            <w:r>
-              <w:rPr>
-                <w:rFonts w:ascii="Times New Roman" w:hAnsi="Times New Roman" w:cs="Times New Roman"/>
-                <w:bCs/>
-                <w:sz w:val="18"/>
-                <w:szCs w:val="18"/>
-              </w:rPr>
-              <w:t>Ген</w:t>
-            </w:r>
-            <w:r>
-              <w:rPr>
-                <w:rFonts w:ascii="Times New Roman" w:hAnsi="Times New Roman" w:cs="Times New Roman"/>
-                <w:bCs/>
-                <w:sz w:val="18"/>
-                <w:szCs w:val="18"/>
-                <w:lang w:val="en-US"/>
-              </w:rPr>
-              <w:t xml:space="preserve">. </w:t>
-            </w:r>
-            <w:r>
-              <w:rPr>
-                <w:rFonts w:ascii="Times New Roman" w:hAnsi="Times New Roman" w:cs="Times New Roman"/>
-                <w:bCs/>
-                <w:sz w:val="18"/>
-                <w:szCs w:val="18"/>
-              </w:rPr>
-              <w:t>д</w:t>
-            </w:r>
-            <w:r>
-              <w:rPr>
-                <w:rFonts w:ascii="Times New Roman" w:hAnsi="Times New Roman" w:cs="Times New Roman"/>
-                <w:bCs/>
-                <w:sz w:val="18"/>
-                <w:szCs w:val="18"/>
-              </w:rPr>
-              <w:t>иректор</w:t>
-            </w:r>
-            <w:r>
-              <w:rPr>
-                <w:rFonts w:ascii="Times New Roman" w:hAnsi="Times New Roman" w:cs="Times New Roman"/>
-                <w:bCs/>
-                <w:sz w:val="18"/>
-                <w:szCs w:val="18"/>
-                <w:lang w:val="en-US"/>
-              </w:rPr>
-              <w:t xml:space="preserve">{% </w:t>
+              <w:t xml:space="preserve">'] </w:t>
+            </w:r>
+            <w:proofErr w:type="gramStart"/>
+            <w:r>
+              <w:rPr>
+                <w:rFonts w:ascii="Times New Roman" w:hAnsi="Times New Roman" w:cs="Times New Roman"/>
+                <w:bCs/>
+                <w:sz w:val="18"/>
+                <w:szCs w:val="18"/>
+                <w:lang w:val="en-US"/>
+              </w:rPr>
+              <w:t>%}</w:t>
+            </w:r>
+            <w:r>
+              <w:rPr>
+                <w:rFonts w:ascii="Times New Roman" w:hAnsi="Times New Roman" w:cs="Times New Roman"/>
+                <w:bCs/>
+                <w:sz w:val="18"/>
+                <w:szCs w:val="18"/>
+                <w:lang w:val="en-US"/>
+              </w:rPr>
+              <w:t>{</w:t>
+            </w:r>
+            <w:proofErr w:type="gramEnd"/>
+            <w:r>
+              <w:rPr>
+                <w:rFonts w:ascii="Times New Roman" w:hAnsi="Times New Roman" w:cs="Times New Roman"/>
+                <w:bCs/>
+                <w:sz w:val="18"/>
+                <w:szCs w:val="18"/>
+                <w:lang w:val="en-US"/>
+              </w:rPr>
+              <w:t>{</w:t>
+            </w:r>
+            <w:proofErr w:type="spellStart"/>
+            <w:r>
+              <w:rPr>
+                <w:rFonts w:ascii="Times New Roman" w:hAnsi="Times New Roman" w:cs="Times New Roman"/>
+                <w:bCs/>
+                <w:sz w:val="18"/>
+                <w:szCs w:val="18"/>
+                <w:lang w:val="en-US"/>
+              </w:rPr>
+              <w:t>buyer_</w:t>
+            </w:r>
+            <w:r>
+              <w:rPr>
+                <w:rFonts w:ascii="Times New Roman" w:hAnsi="Times New Roman" w:cs="Times New Roman"/>
+                <w:bCs/>
+                <w:sz w:val="18"/>
+                <w:szCs w:val="18"/>
+                <w:lang w:val="en-US"/>
+              </w:rPr>
+              <w:t>director_position</w:t>
+            </w:r>
+            <w:proofErr w:type="spellEnd"/>
+          </w:p>
+          <w:p>
+            <w:pPr>
+              <w:spacing w:after="0" w:line="240" w:lineRule="auto"/>
+              <w:ind w:left="708" w:hanging="708"/>
+              <w:jc w:val="center"/>
+              <w:rPr>
+                <w:rFonts w:ascii="Times New Roman" w:hAnsi="Times New Roman" w:cs="Times New Roman"/>
+                <w:sz w:val="18"/>
+                <w:szCs w:val="18"/>
+                <w:lang w:val="en-US"/>
+              </w:rPr>
+            </w:pPr>
+            <w:proofErr w:type="gramStart"/>
+            <w:r>
+              <w:rPr>
+                <w:rFonts w:ascii="Times New Roman" w:hAnsi="Times New Roman" w:cs="Times New Roman"/>
+                <w:bCs/>
+                <w:sz w:val="18"/>
+                <w:szCs w:val="18"/>
+                <w:lang w:val="en-US"/>
+              </w:rPr>
+              <w:t>}}</w:t>
+            </w:r>
+            <w:r>
+              <w:rPr>
+                <w:rFonts w:ascii="Times New Roman" w:hAnsi="Times New Roman" w:cs="Times New Roman"/>
+                <w:bCs/>
+                <w:sz w:val="18"/>
+                <w:szCs w:val="18"/>
+                <w:lang w:val="en-US"/>
+              </w:rPr>
+              <w:t>{</w:t>
+            </w:r>
+            <w:proofErr w:type="gramEnd"/>
+            <w:r>
+              <w:rPr>
+                <w:rFonts w:ascii="Times New Roman" w:hAnsi="Times New Roman" w:cs="Times New Roman"/>
+                <w:bCs/>
+                <w:sz w:val="18"/>
+                <w:szCs w:val="18"/>
+                <w:lang w:val="en-US"/>
+              </w:rPr>
+              <w:t xml:space="preserve">% </w:t>
             </w:r>
             <w:r>
               <w:rPr>
@@ -7367,15 +7734,34 @@
           <w:szCs w:val="18"/>
         </w:rPr>
         <w:tab/>
-        <w:t xml:space="preserve">                                                   </w:t>
-      </w:r>
-      <w:r>
-        <w:rPr>
-          <w:rFonts w:ascii="Times New Roman" w:hAnsi="Times New Roman" w:cs="Times New Roman"/>
-          <w:sz w:val="18"/>
-          <w:szCs w:val="18"/>
-        </w:rPr>
-        <w:t>{{</w:t>
+        <w:t xml:space="preserve">                                                </w:t>
+      </w:r>
+      <w:proofErr w:type="gramStart"/>
+      <w:r>
+        <w:rPr>
+          <w:rFonts w:ascii="Times New Roman" w:eastAsia="Calibri" w:hAnsi="Times New Roman" w:cs="Times New Roman"/>
+          <w:color w:val="000000"/>
+          <w:sz w:val="18"/>
+          <w:szCs w:val="18"/>
+        </w:rPr>
+        <w:t xml:space="preserve">   </w:t>
+      </w:r>
+      <w:r>
+        <w:rPr>
+          <w:rFonts w:ascii="Times New Roman" w:hAnsi="Times New Roman" w:cs="Times New Roman"/>
+          <w:sz w:val="18"/>
+          <w:szCs w:val="18"/>
+        </w:rPr>
+        <w:t>{</w:t>
+      </w:r>
+      <w:proofErr w:type="gramEnd"/>
+      <w:r>
+        <w:rPr>
+          <w:rFonts w:ascii="Times New Roman" w:hAnsi="Times New Roman" w:cs="Times New Roman"/>
+          <w:sz w:val="18"/>
+          <w:szCs w:val="18"/>
+        </w:rPr>
+        <w:t>{</w:t>
       </w:r>
       <w:r>
         <w:rPr>
@@ -9635,7 +10021,27 @@
                 <w:szCs w:val="18"/>
                 <w:lang w:val="en-US"/>
               </w:rPr>
-              <w:t xml:space="preserve"> %}{{ </w:t>
+              <w:t xml:space="preserve"> </w:t>
+            </w:r>
+            <w:proofErr w:type="gramStart"/>
+            <w:r>
+              <w:rPr>
+                <w:rFonts w:ascii="Times New Roman" w:hAnsi="Times New Roman" w:cs="Times New Roman"/>
+                <w:sz w:val="18"/>
+                <w:szCs w:val="18"/>
+                <w:lang w:val="en-US"/>
+              </w:rPr>
+              <w:t>%}{</w:t>
+            </w:r>
+            <w:proofErr w:type="gramEnd"/>
+            <w:r>
+              <w:rPr>
+                <w:rFonts w:ascii="Times New Roman" w:hAnsi="Times New Roman" w:cs="Times New Roman"/>
+                <w:sz w:val="18"/>
+                <w:szCs w:val="18"/>
+                <w:lang w:val="en-US"/>
+              </w:rPr>
+              <w:t xml:space="preserve">{ </w:t>
             </w:r>
             <w:proofErr w:type="spellStart"/>
             <w:r>
@@ -9806,7 +10212,27 @@
                 <w:szCs w:val="18"/>
                 <w:lang w:val="en-US"/>
               </w:rPr>
-              <w:t xml:space="preserve"> %}{{</w:t>
+              <w:t xml:space="preserve"> </w:t>
+            </w:r>
+            <w:proofErr w:type="gramStart"/>
+            <w:r>
+              <w:rPr>
+                <w:rFonts w:ascii="Times New Roman" w:hAnsi="Times New Roman" w:cs="Times New Roman"/>
+                <w:sz w:val="18"/>
+                <w:szCs w:val="18"/>
+                <w:lang w:val="en-US"/>
+              </w:rPr>
+              <w:t>%}{</w:t>
+            </w:r>
+            <w:proofErr w:type="gramEnd"/>
+            <w:r>
+              <w:rPr>
+                <w:rFonts w:ascii="Times New Roman" w:hAnsi="Times New Roman" w:cs="Times New Roman"/>
+                <w:sz w:val="18"/>
+                <w:szCs w:val="18"/>
+                <w:lang w:val="en-US"/>
+              </w:rPr>
+              <w:t>{</w:t>
             </w:r>
             <w:proofErr w:type="spellStart"/>
             <w:r>
@@ -10492,7 +10918,25 @@
           <w:sz w:val="18"/>
           <w:szCs w:val="18"/>
         </w:rPr>
-        <w:t xml:space="preserve"> %}{{</w:t>
+        <w:t xml:space="preserve"> </w:t>
+      </w:r>
+      <w:proofErr w:type="gramStart"/>
+      <w:r>
+        <w:rPr>
+          <w:rFonts w:ascii="Times New Roman" w:hAnsi="Times New Roman" w:cs="Times New Roman"/>
+          <w:sz w:val="18"/>
+          <w:szCs w:val="18"/>
+        </w:rPr>
+        <w:t>%}{</w:t>
+      </w:r>
+      <w:proofErr w:type="gramEnd"/>
+      <w:r>
+        <w:rPr>
+          <w:rFonts w:ascii="Times New Roman" w:hAnsi="Times New Roman" w:cs="Times New Roman"/>
+          <w:sz w:val="18"/>
+          <w:szCs w:val="18"/>
+        </w:rPr>
+        <w:t>{</w:t>
       </w:r>
       <w:r>
         <w:rPr>
@@ -11196,6 +11640,7 @@
                 <w:lang w:val="en-US"/>
               </w:rPr>
             </w:pPr>
+            <w:proofErr w:type="gramStart"/>
             <w:r>
               <w:rPr>
                 <w:rFonts w:ascii="Times New Roman" w:hAnsi="Times New Roman" w:cs="Times New Roman"/>
@@ -11215,7 +11660,18 @@
                 <w:szCs w:val="18"/>
                 <w:lang w:val="en-US"/>
               </w:rPr>
-              <w:t>seller_name</w:t>
+              <w:t>seller</w:t>
+            </w:r>
+            <w:proofErr w:type="gramEnd"/>
+            <w:r>
+              <w:rPr>
+                <w:rFonts w:ascii="Times New Roman" w:hAnsi="Times New Roman" w:cs="Times New Roman"/>
+                <w:b/>
+                <w:sz w:val="18"/>
+                <w:szCs w:val="18"/>
+                <w:lang w:val="en-US"/>
+              </w:rPr>
+              <w:t>_name</w:t>
             </w:r>
             <w:proofErr w:type="spellEnd"/>
             <w:r>
@@ -11282,7 +11738,18 @@
                 <w:szCs w:val="18"/>
                 <w:lang w:val="en-US"/>
               </w:rPr>
-              <w:t xml:space="preserve">: {{ </w:t>
+              <w:t xml:space="preserve">: </w:t>
+            </w:r>
+            <w:proofErr w:type="gramStart"/>
+            <w:r>
+              <w:rPr>
+                <w:rFonts w:ascii="Times New Roman" w:hAnsi="Times New Roman" w:cs="Times New Roman"/>
+                <w:bCs/>
+                <w:sz w:val="18"/>
+                <w:szCs w:val="18"/>
+                <w:lang w:val="en-US"/>
+              </w:rPr>
+              <w:t xml:space="preserve">{{ </w:t>
             </w:r>
             <w:proofErr w:type="spellStart"/>
             <w:r>
@@ -11293,7 +11760,18 @@
                 <w:szCs w:val="18"/>
                 <w:lang w:val="en-US"/>
               </w:rPr>
-              <w:t>seller_legal_address</w:t>
+              <w:t>seller</w:t>
+            </w:r>
+            <w:proofErr w:type="gramEnd"/>
+            <w:r>
+              <w:rPr>
+                <w:rFonts w:ascii="Times New Roman" w:hAnsi="Times New Roman" w:cs="Times New Roman"/>
+                <w:bCs/>
+                <w:sz w:val="18"/>
+                <w:szCs w:val="18"/>
+                <w:lang w:val="en-US"/>
+              </w:rPr>
+              <w:t>_legal_address</w:t>
             </w:r>
             <w:proofErr w:type="spellEnd"/>
             <w:r>
@@ -11360,7 +11838,18 @@
                 <w:szCs w:val="18"/>
                 <w:lang w:val="en-US"/>
               </w:rPr>
-              <w:t xml:space="preserve">: {{ </w:t>
+              <w:t xml:space="preserve">: </w:t>
+            </w:r>
+            <w:proofErr w:type="gramStart"/>
+            <w:r>
+              <w:rPr>
+                <w:rFonts w:ascii="Times New Roman" w:hAnsi="Times New Roman" w:cs="Times New Roman"/>
+                <w:bCs/>
+                <w:sz w:val="18"/>
+                <w:szCs w:val="18"/>
+                <w:lang w:val="en-US"/>
+              </w:rPr>
+              <w:t xml:space="preserve">{{ </w:t>
             </w:r>
             <w:proofErr w:type="spellStart"/>
             <w:r>
@@ -11371,7 +11860,18 @@
                 <w:szCs w:val="18"/>
                 <w:lang w:val="en-US"/>
               </w:rPr>
-              <w:t>seller_email</w:t>
+              <w:t>seller</w:t>
+            </w:r>
+            <w:proofErr w:type="gramEnd"/>
+            <w:r>
+              <w:rPr>
+                <w:rFonts w:ascii="Times New Roman" w:hAnsi="Times New Roman" w:cs="Times New Roman"/>
+                <w:bCs/>
+                <w:sz w:val="18"/>
+                <w:szCs w:val="18"/>
+                <w:lang w:val="en-US"/>
+              </w:rPr>
+              <w:t>_email</w:t>
             </w:r>
             <w:proofErr w:type="spellEnd"/>
             <w:r>
@@ -11416,7 +11916,18 @@
                 <w:szCs w:val="18"/>
                 <w:lang w:val="en-US"/>
               </w:rPr>
-              <w:t xml:space="preserve">: {{ </w:t>
+              <w:t xml:space="preserve">: </w:t>
+            </w:r>
+            <w:proofErr w:type="gramStart"/>
+            <w:r>
+              <w:rPr>
+                <w:rFonts w:ascii="Times New Roman" w:hAnsi="Times New Roman" w:cs="Times New Roman"/>
+                <w:bCs/>
+                <w:sz w:val="18"/>
+                <w:szCs w:val="18"/>
+                <w:lang w:val="en-US"/>
+              </w:rPr>
+              <w:t xml:space="preserve">{{ </w:t>
             </w:r>
             <w:proofErr w:type="spellStart"/>
             <w:r>
@@ -11427,7 +11938,18 @@
                 <w:szCs w:val="18"/>
                 <w:lang w:val="en-US"/>
               </w:rPr>
-              <w:t>seller_phone</w:t>
+              <w:t>seller</w:t>
+            </w:r>
+            <w:proofErr w:type="gramEnd"/>
+            <w:r>
+              <w:rPr>
+                <w:rFonts w:ascii="Times New Roman" w:hAnsi="Times New Roman" w:cs="Times New Roman"/>
+                <w:bCs/>
+                <w:sz w:val="18"/>
+                <w:szCs w:val="18"/>
+                <w:lang w:val="en-US"/>
+              </w:rPr>
+              <w:t>_phone</w:t>
             </w:r>
             <w:proofErr w:type="spellEnd"/>
             <w:r>
@@ -11460,7 +11982,18 @@
                 <w:szCs w:val="18"/>
                 <w:lang w:val="en-US"/>
               </w:rPr>
-              <w:t xml:space="preserve">ОГРН {{ </w:t>
+              <w:t xml:space="preserve">ОГРН </w:t>
+            </w:r>
+            <w:proofErr w:type="gramStart"/>
+            <w:r>
+              <w:rPr>
+                <w:rFonts w:ascii="Times New Roman" w:hAnsi="Times New Roman" w:cs="Times New Roman"/>
+                <w:bCs/>
+                <w:sz w:val="18"/>
+                <w:szCs w:val="18"/>
+                <w:lang w:val="en-US"/>
+              </w:rPr>
+              <w:t xml:space="preserve">{{ </w:t>
             </w:r>
             <w:proofErr w:type="spellStart"/>
             <w:r>
@@ -11471,7 +12004,18 @@
                 <w:szCs w:val="18"/>
                 <w:lang w:val="en-US"/>
               </w:rPr>
-              <w:t>seller_ogrn</w:t>
+              <w:t>seller</w:t>
+            </w:r>
+            <w:proofErr w:type="gramEnd"/>
+            <w:r>
+              <w:rPr>
+                <w:rFonts w:ascii="Times New Roman" w:hAnsi="Times New Roman" w:cs="Times New Roman"/>
+                <w:bCs/>
+                <w:sz w:val="18"/>
+                <w:szCs w:val="18"/>
+                <w:lang w:val="en-US"/>
+              </w:rPr>
+              <w:t>_ogrn</w:t>
             </w:r>
             <w:proofErr w:type="spellEnd"/>
             <w:r>
@@ -11504,7 +12048,18 @@
                 <w:szCs w:val="18"/>
                 <w:lang w:val="en-US"/>
               </w:rPr>
-              <w:t xml:space="preserve">ИНН {{ </w:t>
+              <w:t xml:space="preserve">ИНН </w:t>
+            </w:r>
+            <w:proofErr w:type="gramStart"/>
+            <w:r>
+              <w:rPr>
+                <w:rFonts w:ascii="Times New Roman" w:hAnsi="Times New Roman" w:cs="Times New Roman"/>
+                <w:bCs/>
+                <w:sz w:val="18"/>
+                <w:szCs w:val="18"/>
+                <w:lang w:val="en-US"/>
+              </w:rPr>
+              <w:t xml:space="preserve">{{ </w:t>
             </w:r>
             <w:proofErr w:type="spellStart"/>
             <w:r>
@@ -11515,7 +12070,18 @@
                 <w:szCs w:val="18"/>
                 <w:lang w:val="en-US"/>
               </w:rPr>
-              <w:t>seller_inn</w:t>
+              <w:t>seller</w:t>
+            </w:r>
+            <w:proofErr w:type="gramEnd"/>
+            <w:r>
+              <w:rPr>
+                <w:rFonts w:ascii="Times New Roman" w:hAnsi="Times New Roman" w:cs="Times New Roman"/>
+                <w:bCs/>
+                <w:sz w:val="18"/>
+                <w:szCs w:val="18"/>
+                <w:lang w:val="en-US"/>
+              </w:rPr>
+              <w:t>_inn</w:t>
             </w:r>
             <w:proofErr w:type="spellEnd"/>
             <w:r>
@@ -11570,7 +12136,18 @@
                 <w:szCs w:val="18"/>
                 <w:lang w:val="en-US"/>
               </w:rPr>
-              <w:t xml:space="preserve">р/с {{ </w:t>
+              <w:t xml:space="preserve">р/с </w:t>
+            </w:r>
+            <w:proofErr w:type="gramStart"/>
+            <w:r>
+              <w:rPr>
+                <w:rFonts w:ascii="Times New Roman" w:hAnsi="Times New Roman" w:cs="Times New Roman"/>
+                <w:bCs/>
+                <w:sz w:val="18"/>
+                <w:szCs w:val="18"/>
+                <w:lang w:val="en-US"/>
+              </w:rPr>
+              <w:t xml:space="preserve">{{ </w:t>
             </w:r>
             <w:proofErr w:type="spellStart"/>
             <w:r>
@@ -11581,7 +12158,18 @@
                 <w:szCs w:val="18"/>
                 <w:lang w:val="en-US"/>
               </w:rPr>
-              <w:t>seller_bank_account</w:t>
+              <w:t>seller</w:t>
+            </w:r>
+            <w:proofErr w:type="gramEnd"/>
+            <w:r>
+              <w:rPr>
+                <w:rFonts w:ascii="Times New Roman" w:hAnsi="Times New Roman" w:cs="Times New Roman"/>
+                <w:bCs/>
+                <w:sz w:val="18"/>
+                <w:szCs w:val="18"/>
+                <w:lang w:val="en-US"/>
+              </w:rPr>
+              <w:t>_bank_account</w:t>
             </w:r>
             <w:proofErr w:type="spellEnd"/>
             <w:r>
@@ -11606,6 +12194,7 @@
                 <w:lang w:val="en-US"/>
               </w:rPr>
             </w:pPr>
+            <w:proofErr w:type="gramStart"/>
             <w:r>
               <w:rPr>
                 <w:rFonts w:ascii="Times New Roman" w:hAnsi="Times New Roman" w:cs="Times New Roman"/>
@@ -11625,7 +12214,18 @@
                 <w:szCs w:val="18"/>
                 <w:lang w:val="en-US"/>
               </w:rPr>
-              <w:t>seller_bank_name</w:t>
+              <w:t>seller</w:t>
+            </w:r>
+            <w:proofErr w:type="gramEnd"/>
+            <w:r>
+              <w:rPr>
+                <w:rFonts w:ascii="Times New Roman" w:hAnsi="Times New Roman" w:cs="Times New Roman"/>
+                <w:bCs/>
+                <w:sz w:val="18"/>
+                <w:szCs w:val="18"/>
+                <w:lang w:val="en-US"/>
+              </w:rPr>
+              <w:t>_bank_name</w:t>
             </w:r>
             <w:proofErr w:type="spellEnd"/>
             <w:r>
@@ -11658,7 +12258,18 @@
                 <w:szCs w:val="18"/>
                 <w:lang w:val="en-US"/>
               </w:rPr>
-              <w:t xml:space="preserve">БИК {{ </w:t>
+              <w:t xml:space="preserve">БИК </w:t>
+            </w:r>
+            <w:proofErr w:type="gramStart"/>
+            <w:r>
+              <w:rPr>
+                <w:rFonts w:ascii="Times New Roman" w:hAnsi="Times New Roman" w:cs="Times New Roman"/>
+                <w:bCs/>
+                <w:sz w:val="18"/>
+                <w:szCs w:val="18"/>
+                <w:lang w:val="en-US"/>
+              </w:rPr>
+              <w:t xml:space="preserve">{{ </w:t>
             </w:r>
             <w:proofErr w:type="spellStart"/>
             <w:r>
@@ -11669,7 +12280,18 @@
                 <w:szCs w:val="18"/>
                 <w:lang w:val="en-US"/>
               </w:rPr>
-              <w:t>seller_bik</w:t>
+              <w:t>seller</w:t>
+            </w:r>
+            <w:proofErr w:type="gramEnd"/>
+            <w:r>
+              <w:rPr>
+                <w:rFonts w:ascii="Times New Roman" w:hAnsi="Times New Roman" w:cs="Times New Roman"/>
+                <w:bCs/>
+                <w:sz w:val="18"/>
+                <w:szCs w:val="18"/>
+                <w:lang w:val="en-US"/>
+              </w:rPr>
+              <w:t>_bik</w:t>
             </w:r>
             <w:proofErr w:type="spellEnd"/>
             <w:r>
@@ -11747,13 +12369,197 @@
                 <w:szCs w:val="18"/>
                 <w:lang w:val="en-US"/>
               </w:rPr>
-              <w:t xml:space="preserve"> == "person" %}</w:t>
-            </w:r>
-            <w:r>
-              <w:rPr>
-                <w:rFonts w:ascii="Times New Roman" w:hAnsi="Times New Roman" w:cs="Times New Roman"/>
-                <w:b/>
-                <w:bCs/>
+              <w:t xml:space="preserve"> == "person" </w:t>
+            </w:r>
+            <w:proofErr w:type="gramStart"/>
+            <w:r>
+              <w:rPr>
+                <w:rFonts w:ascii="Times New Roman" w:hAnsi="Times New Roman" w:cs="Times New Roman"/>
+                <w:sz w:val="18"/>
+                <w:szCs w:val="18"/>
+                <w:lang w:val="en-US"/>
+              </w:rPr>
+              <w:t>%}</w:t>
+            </w:r>
+            <w:r>
+              <w:rPr>
+                <w:rFonts w:ascii="Times New Roman" w:hAnsi="Times New Roman" w:cs="Times New Roman"/>
+                <w:b/>
+                <w:bCs/>
+                <w:sz w:val="18"/>
+                <w:szCs w:val="18"/>
+                <w:lang w:val="en-US"/>
+              </w:rPr>
+              <w:t>{</w:t>
+            </w:r>
+            <w:proofErr w:type="gramEnd"/>
+            <w:r>
+              <w:rPr>
+                <w:rFonts w:ascii="Times New Roman" w:hAnsi="Times New Roman" w:cs="Times New Roman"/>
+                <w:b/>
+                <w:bCs/>
+                <w:sz w:val="18"/>
+                <w:szCs w:val="18"/>
+                <w:lang w:val="en-US"/>
+              </w:rPr>
+              <w:t xml:space="preserve">{ </w:t>
+            </w:r>
+            <w:proofErr w:type="spellStart"/>
+            <w:r>
+              <w:rPr>
+                <w:rFonts w:ascii="Times New Roman" w:hAnsi="Times New Roman" w:cs="Times New Roman"/>
+                <w:b/>
+                <w:bCs/>
+                <w:sz w:val="18"/>
+                <w:szCs w:val="18"/>
+                <w:lang w:val="en-US"/>
+              </w:rPr>
+              <w:t>buyer_last_name</w:t>
+            </w:r>
+            <w:proofErr w:type="spellEnd"/>
+            <w:r>
+              <w:rPr>
+                <w:rFonts w:ascii="Times New Roman" w:hAnsi="Times New Roman" w:cs="Times New Roman"/>
+                <w:b/>
+                <w:bCs/>
+                <w:sz w:val="18"/>
+                <w:szCs w:val="18"/>
+                <w:lang w:val="en-US"/>
+              </w:rPr>
+              <w:t xml:space="preserve"> }} {{ </w:t>
+            </w:r>
+            <w:proofErr w:type="spellStart"/>
+            <w:r>
+              <w:rPr>
+                <w:rFonts w:ascii="Times New Roman" w:hAnsi="Times New Roman" w:cs="Times New Roman"/>
+                <w:b/>
+                <w:bCs/>
+                <w:sz w:val="18"/>
+                <w:szCs w:val="18"/>
+                <w:lang w:val="en-US"/>
+              </w:rPr>
+              <w:t>buyer_first_name</w:t>
+            </w:r>
+            <w:proofErr w:type="spellEnd"/>
+            <w:r>
+              <w:rPr>
+                <w:rFonts w:ascii="Times New Roman" w:hAnsi="Times New Roman" w:cs="Times New Roman"/>
+                <w:b/>
+                <w:bCs/>
+                <w:sz w:val="18"/>
+                <w:szCs w:val="18"/>
+                <w:lang w:val="en-US"/>
+              </w:rPr>
+              <w:t xml:space="preserve"> }} {{ </w:t>
+            </w:r>
+            <w:proofErr w:type="spellStart"/>
+            <w:r>
+              <w:rPr>
+                <w:rFonts w:ascii="Times New Roman" w:hAnsi="Times New Roman" w:cs="Times New Roman"/>
+                <w:b/>
+                <w:bCs/>
+                <w:sz w:val="18"/>
+                <w:szCs w:val="18"/>
+                <w:lang w:val="en-US"/>
+              </w:rPr>
+              <w:t>buyer_middle_name</w:t>
+            </w:r>
+            <w:proofErr w:type="spellEnd"/>
+            <w:r>
+              <w:rPr>
+                <w:rFonts w:ascii="Times New Roman" w:hAnsi="Times New Roman" w:cs="Times New Roman"/>
+                <w:b/>
+                <w:bCs/>
+                <w:sz w:val="18"/>
+                <w:szCs w:val="18"/>
+                <w:lang w:val="en-US"/>
+              </w:rPr>
+              <w:t xml:space="preserve"> }}</w:t>
+            </w:r>
+            <w:r>
+              <w:rPr>
+                <w:rFonts w:ascii="Times New Roman" w:hAnsi="Times New Roman" w:cs="Times New Roman"/>
+                <w:sz w:val="18"/>
+                <w:szCs w:val="18"/>
+                <w:lang w:val="en-US"/>
+              </w:rPr>
+              <w:t xml:space="preserve">, {{ </w:t>
+            </w:r>
+            <w:proofErr w:type="spellStart"/>
+            <w:r>
+              <w:rPr>
+                <w:rFonts w:ascii="Times New Roman" w:hAnsi="Times New Roman" w:cs="Times New Roman"/>
+                <w:sz w:val="18"/>
+                <w:szCs w:val="18"/>
+                <w:lang w:val="en-US"/>
+              </w:rPr>
+              <w:t>buyer_birth_date</w:t>
+            </w:r>
+            <w:proofErr w:type="spellEnd"/>
+            <w:r>
+              <w:rPr>
+                <w:rFonts w:ascii="Times New Roman" w:hAnsi="Times New Roman" w:cs="Times New Roman"/>
+                <w:sz w:val="18"/>
+                <w:szCs w:val="18"/>
+                <w:lang w:val="en-US"/>
+              </w:rPr>
+              <w:t xml:space="preserve"> }} </w:t>
+            </w:r>
+            <w:proofErr w:type="spellStart"/>
+            <w:r>
+              <w:rPr>
+                <w:rFonts w:ascii="Times New Roman" w:hAnsi="Times New Roman" w:cs="Times New Roman"/>
+                <w:sz w:val="18"/>
+                <w:szCs w:val="18"/>
+                <w:lang w:val="en-US"/>
+              </w:rPr>
+              <w:t>г.р</w:t>
+            </w:r>
+            <w:proofErr w:type="spellEnd"/>
+            <w:r>
+              <w:rPr>
+                <w:rFonts w:ascii="Times New Roman" w:hAnsi="Times New Roman" w:cs="Times New Roman"/>
+                <w:sz w:val="18"/>
+                <w:szCs w:val="18"/>
+                <w:lang w:val="en-US"/>
+              </w:rPr>
+              <w:t>.</w:t>
+            </w:r>
+          </w:p>
+          <w:p>
+            <w:pPr>
+              <w:pStyle w:val="ConsPlusNonformat"/>
+              <w:rPr>
+                <w:rFonts w:ascii="Times New Roman" w:hAnsi="Times New Roman" w:cs="Times New Roman"/>
+                <w:sz w:val="18"/>
+                <w:szCs w:val="18"/>
+                <w:lang w:val="en-US"/>
+              </w:rPr>
+            </w:pPr>
+            <w:proofErr w:type="spellStart"/>
+            <w:r>
+              <w:rPr>
+                <w:rFonts w:ascii="Times New Roman" w:hAnsi="Times New Roman" w:cs="Times New Roman"/>
+                <w:sz w:val="18"/>
+                <w:szCs w:val="18"/>
+                <w:lang w:val="en-US"/>
+              </w:rPr>
+              <w:t>Паспорт</w:t>
+            </w:r>
+            <w:proofErr w:type="spellEnd"/>
+            <w:r>
+              <w:rPr>
+                <w:rFonts w:ascii="Times New Roman" w:hAnsi="Times New Roman" w:cs="Times New Roman"/>
+                <w:sz w:val="18"/>
+                <w:szCs w:val="18"/>
+                <w:lang w:val="en-US"/>
+              </w:rPr>
+              <w:t xml:space="preserve"> РФ </w:t>
+            </w:r>
+            <w:proofErr w:type="gramStart"/>
+            <w:r>
+              <w:rPr>
+                <w:rFonts w:ascii="Times New Roman" w:hAnsi="Times New Roman" w:cs="Times New Roman"/>
                 <w:sz w:val="18"/>
                 <w:szCs w:val="18"/>
                 <w:lang w:val="en-US"/>
@@ -11764,20 +12570,66 @@
             <w:r>
               <w:rPr>
                 <w:rFonts w:ascii="Times New Roman" w:hAnsi="Times New Roman" w:cs="Times New Roman"/>
-                <w:b/>
-                <w:bCs/>
-                <w:sz w:val="18"/>
-                <w:szCs w:val="18"/>
-                <w:lang w:val="en-US"/>
-              </w:rPr>
-              <w:t>buyer_last_name</w:t>
+                <w:sz w:val="18"/>
+                <w:szCs w:val="18"/>
+                <w:lang w:val="en-US"/>
+              </w:rPr>
+              <w:t>buyer</w:t>
+            </w:r>
+            <w:proofErr w:type="gramEnd"/>
+            <w:r>
+              <w:rPr>
+                <w:rFonts w:ascii="Times New Roman" w:hAnsi="Times New Roman" w:cs="Times New Roman"/>
+                <w:sz w:val="18"/>
+                <w:szCs w:val="18"/>
+                <w:lang w:val="en-US"/>
+              </w:rPr>
+              <w:t>_licence_number</w:t>
             </w:r>
             <w:proofErr w:type="spellEnd"/>
             <w:r>
               <w:rPr>
                 <w:rFonts w:ascii="Times New Roman" w:hAnsi="Times New Roman" w:cs="Times New Roman"/>
-                <w:b/>
-                <w:bCs/>
+                <w:sz w:val="18"/>
+                <w:szCs w:val="18"/>
+                <w:lang w:val="en-US"/>
+              </w:rPr>
+              <w:t xml:space="preserve"> }} </w:t>
+            </w:r>
+            <w:proofErr w:type="spellStart"/>
+            <w:r>
+              <w:rPr>
+                <w:rFonts w:ascii="Times New Roman" w:hAnsi="Times New Roman" w:cs="Times New Roman"/>
+                <w:sz w:val="18"/>
+                <w:szCs w:val="18"/>
+                <w:lang w:val="en-US"/>
+              </w:rPr>
+              <w:t>выдан</w:t>
+            </w:r>
+            <w:proofErr w:type="spellEnd"/>
+            <w:r>
+              <w:rPr>
+                <w:rFonts w:ascii="Times New Roman" w:hAnsi="Times New Roman" w:cs="Times New Roman"/>
+                <w:sz w:val="18"/>
+                <w:szCs w:val="18"/>
+                <w:lang w:val="en-US"/>
+              </w:rPr>
+              <w:t xml:space="preserve"> {{ </w:t>
+            </w:r>
+            <w:proofErr w:type="spellStart"/>
+            <w:r>
+              <w:rPr>
+                <w:rFonts w:ascii="Times New Roman" w:hAnsi="Times New Roman" w:cs="Times New Roman"/>
+                <w:sz w:val="18"/>
+                <w:szCs w:val="18"/>
+                <w:lang w:val="en-US"/>
+              </w:rPr>
+              <w:t>buyer_issue_date</w:t>
+            </w:r>
+            <w:proofErr w:type="spellEnd"/>
+            <w:r>
+              <w:rPr>
+                <w:rFonts w:ascii="Times New Roman" w:hAnsi="Times New Roman" w:cs="Times New Roman"/>
                 <w:sz w:val="18"/>
                 <w:szCs w:val="18"/>
                 <w:lang w:val="en-US"/>
@@ -11788,58 +12640,122 @@
             <w:r>
               <w:rPr>
                 <w:rFonts w:ascii="Times New Roman" w:hAnsi="Times New Roman" w:cs="Times New Roman"/>
-                <w:b/>
-                <w:bCs/>
-                <w:sz w:val="18"/>
-                <w:szCs w:val="18"/>
-                <w:lang w:val="en-US"/>
-              </w:rPr>
-              <w:t>buyer_first_name</w:t>
+                <w:sz w:val="18"/>
+                <w:szCs w:val="18"/>
+                <w:lang w:val="en-US"/>
+              </w:rPr>
+              <w:t>buyer_issue_organization</w:t>
             </w:r>
             <w:proofErr w:type="spellEnd"/>
             <w:r>
               <w:rPr>
                 <w:rFonts w:ascii="Times New Roman" w:hAnsi="Times New Roman" w:cs="Times New Roman"/>
-                <w:b/>
-                <w:bCs/>
-                <w:sz w:val="18"/>
-                <w:szCs w:val="18"/>
-                <w:lang w:val="en-US"/>
-              </w:rPr>
-              <w:t xml:space="preserve"> }} {{ </w:t>
-            </w:r>
+                <w:sz w:val="18"/>
+                <w:szCs w:val="18"/>
+                <w:lang w:val="en-US"/>
+              </w:rPr>
+              <w:t xml:space="preserve"> }}</w:t>
+            </w:r>
+          </w:p>
+          <w:p>
+            <w:pPr>
+              <w:pStyle w:val="ConsPlusNonformat"/>
+              <w:rPr>
+                <w:rFonts w:ascii="Times New Roman" w:hAnsi="Times New Roman" w:cs="Times New Roman"/>
+                <w:sz w:val="18"/>
+                <w:szCs w:val="18"/>
+                <w:lang w:val="en-US"/>
+              </w:rPr>
+            </w:pPr>
             <w:proofErr w:type="spellStart"/>
             <w:r>
               <w:rPr>
                 <w:rFonts w:ascii="Times New Roman" w:hAnsi="Times New Roman" w:cs="Times New Roman"/>
-                <w:b/>
-                <w:bCs/>
-                <w:sz w:val="18"/>
-                <w:szCs w:val="18"/>
-                <w:lang w:val="en-US"/>
-              </w:rPr>
-              <w:t>buyer_middle_name</w:t>
+                <w:sz w:val="18"/>
+                <w:szCs w:val="18"/>
+                <w:lang w:val="en-US"/>
+              </w:rPr>
+              <w:t>Зарегистрирован</w:t>
             </w:r>
             <w:proofErr w:type="spellEnd"/>
             <w:r>
               <w:rPr>
                 <w:rFonts w:ascii="Times New Roman" w:hAnsi="Times New Roman" w:cs="Times New Roman"/>
-                <w:b/>
-                <w:bCs/>
+                <w:sz w:val="18"/>
+                <w:szCs w:val="18"/>
+                <w:lang w:val="en-US"/>
+              </w:rPr>
+              <w:t xml:space="preserve">: </w:t>
+            </w:r>
+            <w:proofErr w:type="gramStart"/>
+            <w:r>
+              <w:rPr>
+                <w:rFonts w:ascii="Times New Roman" w:hAnsi="Times New Roman" w:cs="Times New Roman"/>
+                <w:sz w:val="18"/>
+                <w:szCs w:val="18"/>
+                <w:lang w:val="en-US"/>
+              </w:rPr>
+              <w:t xml:space="preserve">{{ </w:t>
+            </w:r>
+            <w:proofErr w:type="spellStart"/>
+            <w:r>
+              <w:rPr>
+                <w:rFonts w:ascii="Times New Roman" w:hAnsi="Times New Roman" w:cs="Times New Roman"/>
+                <w:sz w:val="18"/>
+                <w:szCs w:val="18"/>
+                <w:lang w:val="en-US"/>
+              </w:rPr>
+              <w:t>buyer</w:t>
+            </w:r>
+            <w:proofErr w:type="gramEnd"/>
+            <w:r>
+              <w:rPr>
+                <w:rFonts w:ascii="Times New Roman" w:hAnsi="Times New Roman" w:cs="Times New Roman"/>
+                <w:sz w:val="18"/>
+                <w:szCs w:val="18"/>
+                <w:lang w:val="en-US"/>
+              </w:rPr>
+              <w:t>_full_address</w:t>
+            </w:r>
+            <w:proofErr w:type="spellEnd"/>
+            <w:r>
+              <w:rPr>
+                <w:rFonts w:ascii="Times New Roman" w:hAnsi="Times New Roman" w:cs="Times New Roman"/>
                 <w:sz w:val="18"/>
                 <w:szCs w:val="18"/>
                 <w:lang w:val="en-US"/>
               </w:rPr>
               <w:t xml:space="preserve"> }}</w:t>
             </w:r>
-            <w:r>
-              <w:rPr>
-                <w:rFonts w:ascii="Times New Roman" w:hAnsi="Times New Roman" w:cs="Times New Roman"/>
-                <w:sz w:val="18"/>
-                <w:szCs w:val="18"/>
-                <w:lang w:val="en-US"/>
-              </w:rPr>
-              <w:t xml:space="preserve">, {{ </w:t>
+          </w:p>
+          <w:p>
+            <w:pPr>
+              <w:pStyle w:val="ConsPlusNonformat"/>
+              <w:rPr>
+                <w:rFonts w:ascii="Times New Roman" w:hAnsi="Times New Roman" w:cs="Times New Roman"/>
+                <w:sz w:val="18"/>
+                <w:szCs w:val="18"/>
+                <w:lang w:val="en-US"/>
+              </w:rPr>
+            </w:pPr>
+            <w:r>
+              <w:rPr>
+                <w:rFonts w:ascii="Times New Roman" w:hAnsi="Times New Roman" w:cs="Times New Roman"/>
+                <w:sz w:val="18"/>
+                <w:szCs w:val="18"/>
+                <w:lang w:val="en-US"/>
+              </w:rPr>
+              <w:t xml:space="preserve">ИНН: </w:t>
+            </w:r>
+            <w:proofErr w:type="gramStart"/>
+            <w:r>
+              <w:rPr>
+                <w:rFonts w:ascii="Times New Roman" w:hAnsi="Times New Roman" w:cs="Times New Roman"/>
+                <w:sz w:val="18"/>
+                <w:szCs w:val="18"/>
+                <w:lang w:val="en-US"/>
+              </w:rPr>
+              <w:t xml:space="preserve">{{ </w:t>
             </w:r>
             <w:proofErr w:type="spellStart"/>
             <w:r>
@@ -11849,7 +12765,17 @@
                 <w:szCs w:val="18"/>
                 <w:lang w:val="en-US"/>
               </w:rPr>
-              <w:t>buyer_birth_date</w:t>
+              <w:t>buyer</w:t>
+            </w:r>
+            <w:proofErr w:type="gramEnd"/>
+            <w:r>
+              <w:rPr>
+                <w:rFonts w:ascii="Times New Roman" w:hAnsi="Times New Roman" w:cs="Times New Roman"/>
+                <w:sz w:val="18"/>
+                <w:szCs w:val="18"/>
+                <w:lang w:val="en-US"/>
+              </w:rPr>
+              <w:t>_inn</w:t>
             </w:r>
             <w:proofErr w:type="spellEnd"/>
             <w:r>
@@ -11859,7 +12785,44 @@
                 <w:szCs w:val="18"/>
                 <w:lang w:val="en-US"/>
               </w:rPr>
-              <w:t xml:space="preserve"> }} </w:t>
+              <w:t xml:space="preserve"> }}</w:t>
+            </w:r>
+          </w:p>
+          <w:p>
+            <w:pPr>
+              <w:pStyle w:val="ConsPlusNonformat"/>
+              <w:rPr>
+                <w:rFonts w:ascii="Times New Roman" w:hAnsi="Times New Roman" w:cs="Times New Roman"/>
+                <w:sz w:val="18"/>
+                <w:szCs w:val="18"/>
+                <w:lang w:val="en-US"/>
+              </w:rPr>
+            </w:pPr>
+            <w:r>
+              <w:rPr>
+                <w:rFonts w:ascii="Times New Roman" w:hAnsi="Times New Roman" w:cs="Times New Roman"/>
+                <w:sz w:val="18"/>
+                <w:szCs w:val="18"/>
+              </w:rPr>
+              <w:t>тел</w:t>
+            </w:r>
+            <w:r>
+              <w:rPr>
+                <w:rFonts w:ascii="Times New Roman" w:hAnsi="Times New Roman" w:cs="Times New Roman"/>
+                <w:sz w:val="18"/>
+                <w:szCs w:val="18"/>
+                <w:lang w:val="en-US"/>
+              </w:rPr>
+              <w:t xml:space="preserve">. </w:t>
+            </w:r>
+            <w:r>
+              <w:rPr>
+                <w:rFonts w:ascii="Times New Roman" w:hAnsi="Times New Roman" w:cs="Times New Roman"/>
+                <w:sz w:val="18"/>
+                <w:szCs w:val="18"/>
+                <w:lang w:val="en-US"/>
+              </w:rPr>
+              <w:t>{{</w:t>
             </w:r>
             <w:proofErr w:type="spellStart"/>
             <w:r>
@@ -11869,7 +12832,7 @@
                 <w:szCs w:val="18"/>
                 <w:lang w:val="en-US"/>
               </w:rPr>
-              <w:t>г.р</w:t>
+              <w:t>buyer_phone</w:t>
             </w:r>
             <w:proofErr w:type="spellEnd"/>
             <w:r>
@@ -11879,7 +12842,7 @@
                 <w:szCs w:val="18"/>
                 <w:lang w:val="en-US"/>
               </w:rPr>
-              <w:t>.</w:t>
+              <w:t>}}</w:t>
             </w:r>
           </w:p>
           <w:p>
@@ -11892,6 +12855,15 @@
                 <w:lang w:val="en-US"/>
               </w:rPr>
             </w:pPr>
+            <w:r>
+              <w:rPr>
+                <w:rFonts w:ascii="Times New Roman" w:hAnsi="Times New Roman" w:cs="Times New Roman"/>
+                <w:sz w:val="18"/>
+                <w:szCs w:val="18"/>
+                <w:lang w:val="en-US"/>
+              </w:rPr>
+              <w:t xml:space="preserve">{% </w:t>
+            </w:r>
             <w:proofErr w:type="spellStart"/>
             <w:r>
               <w:rPr>
@@ -11900,7 +12872,7 @@
                 <w:szCs w:val="18"/>
                 <w:lang w:val="en-US"/>
               </w:rPr>
-              <w:t>Паспорт</w:t>
+              <w:t>elif</w:t>
             </w:r>
             <w:proofErr w:type="spellEnd"/>
             <w:r>
@@ -11910,7 +12882,7 @@
                 <w:szCs w:val="18"/>
                 <w:lang w:val="en-US"/>
               </w:rPr>
-              <w:t xml:space="preserve"> РФ {{ </w:t>
+              <w:t xml:space="preserve"> </w:t>
             </w:r>
             <w:proofErr w:type="spellStart"/>
             <w:r>
@@ -11920,7 +12892,7 @@
                 <w:szCs w:val="18"/>
                 <w:lang w:val="en-US"/>
               </w:rPr>
-              <w:t>buyer_licence_number</w:t>
+              <w:t>buyer_type</w:t>
             </w:r>
             <w:proofErr w:type="spellEnd"/>
             <w:r>
@@ -11930,7 +12902,7 @@
                 <w:szCs w:val="18"/>
                 <w:lang w:val="en-US"/>
               </w:rPr>
-              <w:t xml:space="preserve"> }} </w:t>
+              <w:t xml:space="preserve"> == "</w:t>
             </w:r>
             <w:proofErr w:type="spellStart"/>
             <w:r>
@@ -11940,7 +12912,7 @@
                 <w:szCs w:val="18"/>
                 <w:lang w:val="en-US"/>
               </w:rPr>
-              <w:t>выдан</w:t>
+              <w:t>external_company</w:t>
             </w:r>
             <w:proofErr w:type="spellEnd"/>
             <w:r>
@@ -11950,28 +12922,98 @@
                 <w:szCs w:val="18"/>
                 <w:lang w:val="en-US"/>
               </w:rPr>
-              <w:t xml:space="preserve"> {{ </w:t>
+              <w:t xml:space="preserve">" </w:t>
+            </w:r>
+            <w:proofErr w:type="gramStart"/>
+            <w:r>
+              <w:rPr>
+                <w:rFonts w:ascii="Times New Roman" w:hAnsi="Times New Roman" w:cs="Times New Roman"/>
+                <w:sz w:val="18"/>
+                <w:szCs w:val="18"/>
+                <w:lang w:val="en-US"/>
+              </w:rPr>
+              <w:t>%}</w:t>
+            </w:r>
+            <w:r>
+              <w:rPr>
+                <w:rFonts w:ascii="Times New Roman" w:hAnsi="Times New Roman" w:cs="Times New Roman"/>
+                <w:b/>
+                <w:bCs/>
+                <w:sz w:val="18"/>
+                <w:szCs w:val="18"/>
+                <w:lang w:val="en-US"/>
+              </w:rPr>
+              <w:t>{</w:t>
+            </w:r>
+            <w:proofErr w:type="gramEnd"/>
+            <w:r>
+              <w:rPr>
+                <w:rFonts w:ascii="Times New Roman" w:hAnsi="Times New Roman" w:cs="Times New Roman"/>
+                <w:b/>
+                <w:bCs/>
+                <w:sz w:val="18"/>
+                <w:szCs w:val="18"/>
+                <w:lang w:val="en-US"/>
+              </w:rPr>
+              <w:t xml:space="preserve">{ </w:t>
             </w:r>
             <w:proofErr w:type="spellStart"/>
             <w:r>
               <w:rPr>
                 <w:rFonts w:ascii="Times New Roman" w:hAnsi="Times New Roman" w:cs="Times New Roman"/>
-                <w:sz w:val="18"/>
-                <w:szCs w:val="18"/>
-                <w:lang w:val="en-US"/>
-              </w:rPr>
-              <w:t>buyer_issue_date</w:t>
+                <w:b/>
+                <w:bCs/>
+                <w:sz w:val="18"/>
+                <w:szCs w:val="18"/>
+                <w:lang w:val="en-US"/>
+              </w:rPr>
+              <w:t>buyer_</w:t>
+            </w:r>
+            <w:r>
+              <w:rPr>
+                <w:rFonts w:ascii="Times New Roman" w:hAnsi="Times New Roman" w:cs="Times New Roman"/>
+                <w:b/>
+                <w:bCs/>
+                <w:sz w:val="18"/>
+                <w:szCs w:val="18"/>
+                <w:lang w:val="en-US"/>
+              </w:rPr>
+              <w:t>short_</w:t>
+            </w:r>
+            <w:r>
+              <w:rPr>
+                <w:rFonts w:ascii="Times New Roman" w:hAnsi="Times New Roman" w:cs="Times New Roman"/>
+                <w:b/>
+                <w:bCs/>
+                <w:sz w:val="18"/>
+                <w:szCs w:val="18"/>
+                <w:lang w:val="en-US"/>
+              </w:rPr>
+              <w:t>name</w:t>
             </w:r>
             <w:proofErr w:type="spellEnd"/>
             <w:r>
               <w:rPr>
                 <w:rFonts w:ascii="Times New Roman" w:hAnsi="Times New Roman" w:cs="Times New Roman"/>
-                <w:sz w:val="18"/>
-                <w:szCs w:val="18"/>
-                <w:lang w:val="en-US"/>
-              </w:rPr>
-              <w:t xml:space="preserve"> }} {{ </w:t>
-            </w:r>
+                <w:b/>
+                <w:bCs/>
+                <w:sz w:val="18"/>
+                <w:szCs w:val="18"/>
+                <w:lang w:val="en-US"/>
+              </w:rPr>
+              <w:t xml:space="preserve"> }}</w:t>
+            </w:r>
+          </w:p>
+          <w:p>
+            <w:pPr>
+              <w:pStyle w:val="ConsPlusNonformat"/>
+              <w:rPr>
+                <w:rFonts w:ascii="Times New Roman" w:hAnsi="Times New Roman" w:cs="Times New Roman"/>
+                <w:sz w:val="18"/>
+                <w:szCs w:val="18"/>
+                <w:lang w:val="en-US"/>
+              </w:rPr>
+            </w:pPr>
             <w:proofErr w:type="spellStart"/>
             <w:r>
               <w:rPr>
@@ -11980,7 +13022,7 @@
                 <w:szCs w:val="18"/>
                 <w:lang w:val="en-US"/>
               </w:rPr>
-              <w:t>buyer_issue_organization</w:t>
+              <w:t>Юр</w:t>
             </w:r>
             <w:proofErr w:type="spellEnd"/>
             <w:r>
@@ -11990,6 +13032,66 @@
                 <w:szCs w:val="18"/>
                 <w:lang w:val="en-US"/>
               </w:rPr>
+              <w:t xml:space="preserve">. </w:t>
+            </w:r>
+            <w:proofErr w:type="spellStart"/>
+            <w:r>
+              <w:rPr>
+                <w:rFonts w:ascii="Times New Roman" w:hAnsi="Times New Roman" w:cs="Times New Roman"/>
+                <w:sz w:val="18"/>
+                <w:szCs w:val="18"/>
+                <w:lang w:val="en-US"/>
+              </w:rPr>
+              <w:t>адрес</w:t>
+            </w:r>
+            <w:proofErr w:type="spellEnd"/>
+            <w:r>
+              <w:rPr>
+                <w:rFonts w:ascii="Times New Roman" w:hAnsi="Times New Roman" w:cs="Times New Roman"/>
+                <w:sz w:val="18"/>
+                <w:szCs w:val="18"/>
+                <w:lang w:val="en-US"/>
+              </w:rPr>
+              <w:t xml:space="preserve">: </w:t>
+            </w:r>
+            <w:proofErr w:type="gramStart"/>
+            <w:r>
+              <w:rPr>
+                <w:rFonts w:ascii="Times New Roman" w:hAnsi="Times New Roman" w:cs="Times New Roman"/>
+                <w:sz w:val="18"/>
+                <w:szCs w:val="18"/>
+                <w:lang w:val="en-US"/>
+              </w:rPr>
+              <w:t xml:space="preserve">{{ </w:t>
+            </w:r>
+            <w:proofErr w:type="spellStart"/>
+            <w:r>
+              <w:rPr>
+                <w:rFonts w:ascii="Times New Roman" w:hAnsi="Times New Roman" w:cs="Times New Roman"/>
+                <w:sz w:val="18"/>
+                <w:szCs w:val="18"/>
+                <w:lang w:val="en-US"/>
+              </w:rPr>
+              <w:t>buyer</w:t>
+            </w:r>
+            <w:proofErr w:type="gramEnd"/>
+            <w:r>
+              <w:rPr>
+                <w:rFonts w:ascii="Times New Roman" w:hAnsi="Times New Roman" w:cs="Times New Roman"/>
+                <w:sz w:val="18"/>
+                <w:szCs w:val="18"/>
+                <w:lang w:val="en-US"/>
+              </w:rPr>
+              <w:t>_legal_address</w:t>
+            </w:r>
+            <w:proofErr w:type="spellEnd"/>
+            <w:r>
+              <w:rPr>
+                <w:rFonts w:ascii="Times New Roman" w:hAnsi="Times New Roman" w:cs="Times New Roman"/>
+                <w:sz w:val="18"/>
+                <w:szCs w:val="18"/>
+                <w:lang w:val="en-US"/>
+              </w:rPr>
               <w:t xml:space="preserve"> }}</w:t>
             </w:r>
           </w:p>
@@ -12011,7 +13113,7 @@
                 <w:szCs w:val="18"/>
                 <w:lang w:val="en-US"/>
               </w:rPr>
-              <w:t>Зарегистрирован</w:t>
+              <w:t>эл</w:t>
             </w:r>
             <w:proofErr w:type="spellEnd"/>
             <w:r>
@@ -12021,7 +13123,7 @@
                 <w:szCs w:val="18"/>
                 <w:lang w:val="en-US"/>
               </w:rPr>
-              <w:t xml:space="preserve">: {{ </w:t>
+              <w:t xml:space="preserve">. </w:t>
             </w:r>
             <w:proofErr w:type="spellStart"/>
             <w:r>
@@ -12031,7 +13133,7 @@
                 <w:szCs w:val="18"/>
                 <w:lang w:val="en-US"/>
               </w:rPr>
-              <w:t>buyer_full_address</w:t>
+              <w:t>почта</w:t>
             </w:r>
             <w:proofErr w:type="spellEnd"/>
             <w:r>
@@ -12041,6 +13143,46 @@
                 <w:szCs w:val="18"/>
                 <w:lang w:val="en-US"/>
               </w:rPr>
+              <w:t xml:space="preserve">: </w:t>
+            </w:r>
+            <w:proofErr w:type="gramStart"/>
+            <w:r>
+              <w:rPr>
+                <w:rFonts w:ascii="Times New Roman" w:hAnsi="Times New Roman" w:cs="Times New Roman"/>
+                <w:sz w:val="18"/>
+                <w:szCs w:val="18"/>
+                <w:lang w:val="en-US"/>
+              </w:rPr>
+              <w:t xml:space="preserve">{{ </w:t>
+            </w:r>
+            <w:proofErr w:type="spellStart"/>
+            <w:r>
+              <w:rPr>
+                <w:rFonts w:ascii="Times New Roman" w:hAnsi="Times New Roman" w:cs="Times New Roman"/>
+                <w:sz w:val="18"/>
+                <w:szCs w:val="18"/>
+                <w:lang w:val="en-US"/>
+              </w:rPr>
+              <w:t>buyer</w:t>
+            </w:r>
+            <w:proofErr w:type="gramEnd"/>
+            <w:r>
+              <w:rPr>
+                <w:rFonts w:ascii="Times New Roman" w:hAnsi="Times New Roman" w:cs="Times New Roman"/>
+                <w:sz w:val="18"/>
+                <w:szCs w:val="18"/>
+                <w:lang w:val="en-US"/>
+              </w:rPr>
+              <w:t>_email</w:t>
+            </w:r>
+            <w:proofErr w:type="spellEnd"/>
+            <w:r>
+              <w:rPr>
+                <w:rFonts w:ascii="Times New Roman" w:hAnsi="Times New Roman" w:cs="Times New Roman"/>
+                <w:sz w:val="18"/>
+                <w:szCs w:val="18"/>
+                <w:lang w:val="en-US"/>
+              </w:rPr>
               <w:t xml:space="preserve"> }}</w:t>
             </w:r>
           </w:p>
@@ -12054,15 +13196,6 @@
                 <w:lang w:val="en-US"/>
               </w:rPr>
             </w:pPr>
-            <w:r>
-              <w:rPr>
-                <w:rFonts w:ascii="Times New Roman" w:hAnsi="Times New Roman" w:cs="Times New Roman"/>
-                <w:sz w:val="18"/>
-                <w:szCs w:val="18"/>
-                <w:lang w:val="en-US"/>
-              </w:rPr>
-              <w:t xml:space="preserve">ИНН: {{ </w:t>
-            </w:r>
             <w:proofErr w:type="spellStart"/>
             <w:r>
               <w:rPr>
@@ -12071,7 +13204,7 @@
                 <w:szCs w:val="18"/>
                 <w:lang w:val="en-US"/>
               </w:rPr>
-              <w:t>buyer_inn</w:t>
+              <w:t>тел</w:t>
             </w:r>
             <w:proofErr w:type="spellEnd"/>
             <w:r>
@@ -12081,6 +13214,46 @@
                 <w:szCs w:val="18"/>
                 <w:lang w:val="en-US"/>
               </w:rPr>
+              <w:t xml:space="preserve">: </w:t>
+            </w:r>
+            <w:proofErr w:type="gramStart"/>
+            <w:r>
+              <w:rPr>
+                <w:rFonts w:ascii="Times New Roman" w:hAnsi="Times New Roman" w:cs="Times New Roman"/>
+                <w:sz w:val="18"/>
+                <w:szCs w:val="18"/>
+                <w:lang w:val="en-US"/>
+              </w:rPr>
+              <w:t xml:space="preserve">{{ </w:t>
+            </w:r>
+            <w:proofErr w:type="spellStart"/>
+            <w:r>
+              <w:rPr>
+                <w:rFonts w:ascii="Times New Roman" w:hAnsi="Times New Roman" w:cs="Times New Roman"/>
+                <w:sz w:val="18"/>
+                <w:szCs w:val="18"/>
+                <w:lang w:val="en-US"/>
+              </w:rPr>
+              <w:t>buyer</w:t>
+            </w:r>
+            <w:proofErr w:type="gramEnd"/>
+            <w:r>
+              <w:rPr>
+                <w:rFonts w:ascii="Times New Roman" w:hAnsi="Times New Roman" w:cs="Times New Roman"/>
+                <w:sz w:val="18"/>
+                <w:szCs w:val="18"/>
+                <w:lang w:val="en-US"/>
+              </w:rPr>
+              <w:t>_phone</w:t>
+            </w:r>
+            <w:proofErr w:type="spellEnd"/>
+            <w:r>
+              <w:rPr>
+                <w:rFonts w:ascii="Times New Roman" w:hAnsi="Times New Roman" w:cs="Times New Roman"/>
+                <w:sz w:val="18"/>
+                <w:szCs w:val="18"/>
+                <w:lang w:val="en-US"/>
+              </w:rPr>
               <w:t xml:space="preserve"> }}</w:t>
             </w:r>
           </w:p>
@@ -12099,26 +13272,19 @@
                 <w:rFonts w:ascii="Times New Roman" w:hAnsi="Times New Roman" w:cs="Times New Roman"/>
                 <w:sz w:val="18"/>
                 <w:szCs w:val="18"/>
-              </w:rPr>
-              <w:t>тел</w:t>
-            </w:r>
-            <w:r>
-              <w:rPr>
-                <w:rFonts w:ascii="Times New Roman" w:hAnsi="Times New Roman" w:cs="Times New Roman"/>
-                <w:sz w:val="18"/>
-                <w:szCs w:val="18"/>
-                <w:lang w:val="en-US"/>
-              </w:rPr>
-              <w:t xml:space="preserve">. </w:t>
-            </w:r>
-            <w:r>
-              <w:rPr>
-                <w:rFonts w:ascii="Times New Roman" w:hAnsi="Times New Roman" w:cs="Times New Roman"/>
-                <w:sz w:val="18"/>
-                <w:szCs w:val="18"/>
-                <w:lang w:val="en-US"/>
-              </w:rPr>
-              <w:t>{{</w:t>
+                <w:lang w:val="en-US"/>
+              </w:rPr>
+              <w:t xml:space="preserve">ОГРН </w:t>
+            </w:r>
+            <w:proofErr w:type="gramStart"/>
+            <w:r>
+              <w:rPr>
+                <w:rFonts w:ascii="Times New Roman" w:hAnsi="Times New Roman" w:cs="Times New Roman"/>
+                <w:sz w:val="18"/>
+                <w:szCs w:val="18"/>
+                <w:lang w:val="en-US"/>
+              </w:rPr>
+              <w:t xml:space="preserve">{{ </w:t>
             </w:r>
             <w:proofErr w:type="spellStart"/>
             <w:r>
@@ -12128,7 +13294,17 @@
                 <w:szCs w:val="18"/>
                 <w:lang w:val="en-US"/>
               </w:rPr>
-              <w:t>buyer_phone</w:t>
+              <w:t>buyer</w:t>
+            </w:r>
+            <w:proofErr w:type="gramEnd"/>
+            <w:r>
+              <w:rPr>
+                <w:rFonts w:ascii="Times New Roman" w:hAnsi="Times New Roman" w:cs="Times New Roman"/>
+                <w:sz w:val="18"/>
+                <w:szCs w:val="18"/>
+                <w:lang w:val="en-US"/>
+              </w:rPr>
+              <w:t>_ogrn</w:t>
             </w:r>
             <w:proofErr w:type="spellEnd"/>
             <w:r>
@@ -12138,7 +13314,7 @@
                 <w:szCs w:val="18"/>
                 <w:lang w:val="en-US"/>
               </w:rPr>
-              <w:t>}}</w:t>
+              <w:t xml:space="preserve"> }}</w:t>
             </w:r>
           </w:p>
           <w:p>
@@ -12158,7 +13334,17 @@
                 <w:szCs w:val="18"/>
                 <w:lang w:val="en-US"/>
               </w:rPr>
-              <w:t xml:space="preserve">{% </w:t>
+              <w:t xml:space="preserve">ИНН </w:t>
+            </w:r>
+            <w:proofErr w:type="gramStart"/>
+            <w:r>
+              <w:rPr>
+                <w:rFonts w:ascii="Times New Roman" w:hAnsi="Times New Roman" w:cs="Times New Roman"/>
+                <w:sz w:val="18"/>
+                <w:szCs w:val="18"/>
+                <w:lang w:val="en-US"/>
+              </w:rPr>
+              <w:t xml:space="preserve">{{ </w:t>
             </w:r>
             <w:proofErr w:type="spellStart"/>
             <w:r>
@@ -12168,7 +13354,17 @@
                 <w:szCs w:val="18"/>
                 <w:lang w:val="en-US"/>
               </w:rPr>
-              <w:t>elif</w:t>
+              <w:t>buyer</w:t>
+            </w:r>
+            <w:proofErr w:type="gramEnd"/>
+            <w:r>
+              <w:rPr>
+                <w:rFonts w:ascii="Times New Roman" w:hAnsi="Times New Roman" w:cs="Times New Roman"/>
+                <w:sz w:val="18"/>
+                <w:szCs w:val="18"/>
+                <w:lang w:val="en-US"/>
+              </w:rPr>
+              <w:t>_inn</w:t>
             </w:r>
             <w:proofErr w:type="spellEnd"/>
             <w:r>
@@ -12178,7 +13374,7 @@
                 <w:szCs w:val="18"/>
                 <w:lang w:val="en-US"/>
               </w:rPr>
-              <w:t xml:space="preserve"> </w:t>
+              <w:t xml:space="preserve"> }} КПП {{ </w:t>
             </w:r>
             <w:proofErr w:type="spellStart"/>
             <w:r>
@@ -12188,7 +13384,7 @@
                 <w:szCs w:val="18"/>
                 <w:lang w:val="en-US"/>
               </w:rPr>
-              <w:t>buyer_type</w:t>
+              <w:t>buyer_kpp</w:t>
             </w:r>
             <w:proofErr w:type="spellEnd"/>
             <w:r>
@@ -12198,7 +13394,37 @@
                 <w:szCs w:val="18"/>
                 <w:lang w:val="en-US"/>
               </w:rPr>
-              <w:t xml:space="preserve"> == "</w:t>
+              <w:t xml:space="preserve"> }}</w:t>
+            </w:r>
+          </w:p>
+          <w:p>
+            <w:pPr>
+              <w:pStyle w:val="ConsPlusNonformat"/>
+              <w:rPr>
+                <w:rFonts w:ascii="Times New Roman" w:hAnsi="Times New Roman" w:cs="Times New Roman"/>
+                <w:sz w:val="18"/>
+                <w:szCs w:val="18"/>
+                <w:lang w:val="en-US"/>
+              </w:rPr>
+            </w:pPr>
+            <w:r>
+              <w:rPr>
+                <w:rFonts w:ascii="Times New Roman" w:hAnsi="Times New Roman" w:cs="Times New Roman"/>
+                <w:sz w:val="18"/>
+                <w:szCs w:val="18"/>
+                <w:lang w:val="en-US"/>
+              </w:rPr>
+              <w:t xml:space="preserve">р/с </w:t>
+            </w:r>
+            <w:proofErr w:type="gramStart"/>
+            <w:r>
+              <w:rPr>
+                <w:rFonts w:ascii="Times New Roman" w:hAnsi="Times New Roman" w:cs="Times New Roman"/>
+                <w:sz w:val="18"/>
+                <w:szCs w:val="18"/>
+                <w:lang w:val="en-US"/>
+              </w:rPr>
+              <w:t xml:space="preserve">{{ </w:t>
             </w:r>
             <w:proofErr w:type="spellStart"/>
             <w:r>
@@ -12208,7 +13434,17 @@
                 <w:szCs w:val="18"/>
                 <w:lang w:val="en-US"/>
               </w:rPr>
-              <w:t>external_company</w:t>
+              <w:t>buyer</w:t>
+            </w:r>
+            <w:proofErr w:type="gramEnd"/>
+            <w:r>
+              <w:rPr>
+                <w:rFonts w:ascii="Times New Roman" w:hAnsi="Times New Roman" w:cs="Times New Roman"/>
+                <w:sz w:val="18"/>
+                <w:szCs w:val="18"/>
+                <w:lang w:val="en-US"/>
+              </w:rPr>
+              <w:t>_bank_account</w:t>
             </w:r>
             <w:proofErr w:type="spellEnd"/>
             <w:r>
@@ -12218,13 +13454,23 @@
                 <w:szCs w:val="18"/>
                 <w:lang w:val="en-US"/>
               </w:rPr>
-              <w:t>" %}</w:t>
-            </w:r>
-            <w:r>
-              <w:rPr>
-                <w:rFonts w:ascii="Times New Roman" w:hAnsi="Times New Roman" w:cs="Times New Roman"/>
-                <w:b/>
-                <w:bCs/>
+              <w:t xml:space="preserve"> }}</w:t>
+            </w:r>
+          </w:p>
+          <w:p>
+            <w:pPr>
+              <w:pStyle w:val="ConsPlusNonformat"/>
+              <w:rPr>
+                <w:rFonts w:ascii="Times New Roman" w:hAnsi="Times New Roman" w:cs="Times New Roman"/>
+                <w:sz w:val="18"/>
+                <w:szCs w:val="18"/>
+                <w:lang w:val="en-US"/>
+              </w:rPr>
+            </w:pPr>
+            <w:proofErr w:type="gramStart"/>
+            <w:r>
+              <w:rPr>
+                <w:rFonts w:ascii="Times New Roman" w:hAnsi="Times New Roman" w:cs="Times New Roman"/>
                 <w:sz w:val="18"/>
                 <w:szCs w:val="18"/>
                 <w:lang w:val="en-US"/>
@@ -12235,42 +13481,26 @@
             <w:r>
               <w:rPr>
                 <w:rFonts w:ascii="Times New Roman" w:hAnsi="Times New Roman" w:cs="Times New Roman"/>
-                <w:b/>
-                <w:bCs/>
-                <w:sz w:val="18"/>
-                <w:szCs w:val="18"/>
-                <w:lang w:val="en-US"/>
-              </w:rPr>
-              <w:t>buyer_</w:t>
-            </w:r>
-            <w:r>
-              <w:rPr>
-                <w:rFonts w:ascii="Times New Roman" w:hAnsi="Times New Roman" w:cs="Times New Roman"/>
-                <w:b/>
-                <w:bCs/>
-                <w:sz w:val="18"/>
-                <w:szCs w:val="18"/>
-                <w:lang w:val="en-US"/>
-              </w:rPr>
-              <w:t>short_</w:t>
-            </w:r>
-            <w:r>
-              <w:rPr>
-                <w:rFonts w:ascii="Times New Roman" w:hAnsi="Times New Roman" w:cs="Times New Roman"/>
-                <w:b/>
-                <w:bCs/>
-                <w:sz w:val="18"/>
-                <w:szCs w:val="18"/>
-                <w:lang w:val="en-US"/>
-              </w:rPr>
-              <w:t>name</w:t>
+                <w:sz w:val="18"/>
+                <w:szCs w:val="18"/>
+                <w:lang w:val="en-US"/>
+              </w:rPr>
+              <w:t>buyer</w:t>
+            </w:r>
+            <w:proofErr w:type="gramEnd"/>
+            <w:r>
+              <w:rPr>
+                <w:rFonts w:ascii="Times New Roman" w:hAnsi="Times New Roman" w:cs="Times New Roman"/>
+                <w:sz w:val="18"/>
+                <w:szCs w:val="18"/>
+                <w:lang w:val="en-US"/>
+              </w:rPr>
+              <w:t>_bank_name</w:t>
             </w:r>
             <w:proofErr w:type="spellEnd"/>
             <w:r>
               <w:rPr>
                 <w:rFonts w:ascii="Times New Roman" w:hAnsi="Times New Roman" w:cs="Times New Roman"/>
-                <w:b/>
-                <w:bCs/>
                 <w:sz w:val="18"/>
                 <w:szCs w:val="18"/>
                 <w:lang w:val="en-US"/>
@@ -12288,6 +13518,25 @@
                 <w:lang w:val="en-US"/>
               </w:rPr>
             </w:pPr>
+            <w:r>
+              <w:rPr>
+                <w:rFonts w:ascii="Times New Roman" w:hAnsi="Times New Roman" w:cs="Times New Roman"/>
+                <w:sz w:val="18"/>
+                <w:szCs w:val="18"/>
+                <w:lang w:val="en-US"/>
+              </w:rPr>
+              <w:t xml:space="preserve">БИК </w:t>
+            </w:r>
+            <w:proofErr w:type="gramStart"/>
+            <w:r>
+              <w:rPr>
+                <w:rFonts w:ascii="Times New Roman" w:hAnsi="Times New Roman" w:cs="Times New Roman"/>
+                <w:sz w:val="18"/>
+                <w:szCs w:val="18"/>
+                <w:lang w:val="en-US"/>
+              </w:rPr>
+              <w:t xml:space="preserve">{{ </w:t>
+            </w:r>
             <w:proofErr w:type="spellStart"/>
             <w:r>
               <w:rPr>
@@ -12296,389 +13545,17 @@
                 <w:szCs w:val="18"/>
                 <w:lang w:val="en-US"/>
               </w:rPr>
-              <w:t>Юр</w:t>
-            </w:r>
-            <w:proofErr w:type="spellEnd"/>
-            <w:r>
-              <w:rPr>
-                <w:rFonts w:ascii="Times New Roman" w:hAnsi="Times New Roman" w:cs="Times New Roman"/>
-                <w:sz w:val="18"/>
-                <w:szCs w:val="18"/>
-                <w:lang w:val="en-US"/>
-              </w:rPr>
-              <w:t xml:space="preserve">. </w:t>
-            </w:r>
-            <w:proofErr w:type="spellStart"/>
-            <w:r>
-              <w:rPr>
-                <w:rFonts w:ascii="Times New Roman" w:hAnsi="Times New Roman" w:cs="Times New Roman"/>
-                <w:sz w:val="18"/>
-                <w:szCs w:val="18"/>
-                <w:lang w:val="en-US"/>
-              </w:rPr>
-              <w:t>адрес</w:t>
-            </w:r>
-            <w:proofErr w:type="spellEnd"/>
-            <w:r>
-              <w:rPr>
-                <w:rFonts w:ascii="Times New Roman" w:hAnsi="Times New Roman" w:cs="Times New Roman"/>
-                <w:sz w:val="18"/>
-                <w:szCs w:val="18"/>
-                <w:lang w:val="en-US"/>
-              </w:rPr>
-              <w:t xml:space="preserve">: {{ </w:t>
-            </w:r>
-            <w:proofErr w:type="spellStart"/>
-            <w:r>
-              <w:rPr>
-                <w:rFonts w:ascii="Times New Roman" w:hAnsi="Times New Roman" w:cs="Times New Roman"/>
-                <w:sz w:val="18"/>
-                <w:szCs w:val="18"/>
-                <w:lang w:val="en-US"/>
-              </w:rPr>
-              <w:t>buyer_legal_address</w:t>
-            </w:r>
-            <w:proofErr w:type="spellEnd"/>
-            <w:r>
-              <w:rPr>
-                <w:rFonts w:ascii="Times New Roman" w:hAnsi="Times New Roman" w:cs="Times New Roman"/>
-                <w:sz w:val="18"/>
-                <w:szCs w:val="18"/>
-                <w:lang w:val="en-US"/>
-              </w:rPr>
-              <w:t xml:space="preserve"> }}</w:t>
-            </w:r>
-          </w:p>
-          <w:p>
-            <w:pPr>
-              <w:pStyle w:val="ConsPlusNonformat"/>
-              <w:rPr>
-                <w:rFonts w:ascii="Times New Roman" w:hAnsi="Times New Roman" w:cs="Times New Roman"/>
-                <w:sz w:val="18"/>
-                <w:szCs w:val="18"/>
-                <w:lang w:val="en-US"/>
-              </w:rPr>
-            </w:pPr>
-            <w:proofErr w:type="spellStart"/>
-            <w:r>
-              <w:rPr>
-                <w:rFonts w:ascii="Times New Roman" w:hAnsi="Times New Roman" w:cs="Times New Roman"/>
-                <w:sz w:val="18"/>
-                <w:szCs w:val="18"/>
-                <w:lang w:val="en-US"/>
-              </w:rPr>
-              <w:t>эл</w:t>
-            </w:r>
-            <w:proofErr w:type="spellEnd"/>
-            <w:r>
-              <w:rPr>
-                <w:rFonts w:ascii="Times New Roman" w:hAnsi="Times New Roman" w:cs="Times New Roman"/>
-                <w:sz w:val="18"/>
-                <w:szCs w:val="18"/>
-                <w:lang w:val="en-US"/>
-              </w:rPr>
-              <w:t xml:space="preserve">. </w:t>
-            </w:r>
-            <w:proofErr w:type="spellStart"/>
-            <w:r>
-              <w:rPr>
-                <w:rFonts w:ascii="Times New Roman" w:hAnsi="Times New Roman" w:cs="Times New Roman"/>
-                <w:sz w:val="18"/>
-                <w:szCs w:val="18"/>
-                <w:lang w:val="en-US"/>
-              </w:rPr>
-              <w:t>почта</w:t>
-            </w:r>
-            <w:proofErr w:type="spellEnd"/>
-            <w:r>
-              <w:rPr>
-                <w:rFonts w:ascii="Times New Roman" w:hAnsi="Times New Roman" w:cs="Times New Roman"/>
-                <w:sz w:val="18"/>
-                <w:szCs w:val="18"/>
-                <w:lang w:val="en-US"/>
-              </w:rPr>
-              <w:t xml:space="preserve">: {{ </w:t>
-            </w:r>
-            <w:proofErr w:type="spellStart"/>
-            <w:r>
-              <w:rPr>
-                <w:rFonts w:ascii="Times New Roman" w:hAnsi="Times New Roman" w:cs="Times New Roman"/>
-                <w:sz w:val="18"/>
-                <w:szCs w:val="18"/>
-                <w:lang w:val="en-US"/>
-              </w:rPr>
-              <w:t>buyer_email</w:t>
-            </w:r>
-            <w:proofErr w:type="spellEnd"/>
-            <w:r>
-              <w:rPr>
-                <w:rFonts w:ascii="Times New Roman" w:hAnsi="Times New Roman" w:cs="Times New Roman"/>
-                <w:sz w:val="18"/>
-                <w:szCs w:val="18"/>
-                <w:lang w:val="en-US"/>
-              </w:rPr>
-              <w:t xml:space="preserve"> }}</w:t>
-            </w:r>
-          </w:p>
-          <w:p>
-            <w:pPr>
-              <w:pStyle w:val="ConsPlusNonformat"/>
-              <w:rPr>
-                <w:rFonts w:ascii="Times New Roman" w:hAnsi="Times New Roman" w:cs="Times New Roman"/>
-                <w:sz w:val="18"/>
-                <w:szCs w:val="18"/>
-                <w:lang w:val="en-US"/>
-              </w:rPr>
-            </w:pPr>
-            <w:proofErr w:type="spellStart"/>
-            <w:r>
-              <w:rPr>
-                <w:rFonts w:ascii="Times New Roman" w:hAnsi="Times New Roman" w:cs="Times New Roman"/>
-                <w:sz w:val="18"/>
-                <w:szCs w:val="18"/>
-                <w:lang w:val="en-US"/>
-              </w:rPr>
-              <w:t>тел</w:t>
-            </w:r>
-            <w:proofErr w:type="spellEnd"/>
-            <w:r>
-              <w:rPr>
-                <w:rFonts w:ascii="Times New Roman" w:hAnsi="Times New Roman" w:cs="Times New Roman"/>
-                <w:sz w:val="18"/>
-                <w:szCs w:val="18"/>
-                <w:lang w:val="en-US"/>
-              </w:rPr>
-              <w:t xml:space="preserve">: {{ </w:t>
-            </w:r>
-            <w:proofErr w:type="spellStart"/>
-            <w:r>
-              <w:rPr>
-                <w:rFonts w:ascii="Times New Roman" w:hAnsi="Times New Roman" w:cs="Times New Roman"/>
-                <w:sz w:val="18"/>
-                <w:szCs w:val="18"/>
-                <w:lang w:val="en-US"/>
-              </w:rPr>
-              <w:t>buyer_phone</w:t>
-            </w:r>
-            <w:proofErr w:type="spellEnd"/>
-            <w:r>
-              <w:rPr>
-                <w:rFonts w:ascii="Times New Roman" w:hAnsi="Times New Roman" w:cs="Times New Roman"/>
-                <w:sz w:val="18"/>
-                <w:szCs w:val="18"/>
-                <w:lang w:val="en-US"/>
-              </w:rPr>
-              <w:t xml:space="preserve"> }}</w:t>
-            </w:r>
-          </w:p>
-          <w:p>
-            <w:pPr>
-              <w:pStyle w:val="ConsPlusNonformat"/>
-              <w:rPr>
-                <w:rFonts w:ascii="Times New Roman" w:hAnsi="Times New Roman" w:cs="Times New Roman"/>
-                <w:sz w:val="18"/>
-                <w:szCs w:val="18"/>
-                <w:lang w:val="en-US"/>
-              </w:rPr>
-            </w:pPr>
-            <w:r>
-              <w:rPr>
-                <w:rFonts w:ascii="Times New Roman" w:hAnsi="Times New Roman" w:cs="Times New Roman"/>
-                <w:sz w:val="18"/>
-                <w:szCs w:val="18"/>
-                <w:lang w:val="en-US"/>
-              </w:rPr>
-              <w:t xml:space="preserve">ОГРН {{ </w:t>
-            </w:r>
-            <w:proofErr w:type="spellStart"/>
-            <w:r>
-              <w:rPr>
-                <w:rFonts w:ascii="Times New Roman" w:hAnsi="Times New Roman" w:cs="Times New Roman"/>
-                <w:sz w:val="18"/>
-                <w:szCs w:val="18"/>
-                <w:lang w:val="en-US"/>
-              </w:rPr>
-              <w:t>buyer_ogrn</w:t>
-            </w:r>
-            <w:proofErr w:type="spellEnd"/>
-            <w:r>
-              <w:rPr>
-                <w:rFonts w:ascii="Times New Roman" w:hAnsi="Times New Roman" w:cs="Times New Roman"/>
-                <w:sz w:val="18"/>
-                <w:szCs w:val="18"/>
-                <w:lang w:val="en-US"/>
-              </w:rPr>
-              <w:t xml:space="preserve"> }}</w:t>
-            </w:r>
-          </w:p>
-          <w:p>
-            <w:pPr>
-              <w:pStyle w:val="ConsPlusNonformat"/>
-              <w:rPr>
-                <w:rFonts w:ascii="Times New Roman" w:hAnsi="Times New Roman" w:cs="Times New Roman"/>
-                <w:sz w:val="18"/>
-                <w:szCs w:val="18"/>
-                <w:lang w:val="en-US"/>
-              </w:rPr>
-            </w:pPr>
-            <w:r>
-              <w:rPr>
-                <w:rFonts w:ascii="Times New Roman" w:hAnsi="Times New Roman" w:cs="Times New Roman"/>
-                <w:sz w:val="18"/>
-                <w:szCs w:val="18"/>
-                <w:lang w:val="en-US"/>
-              </w:rPr>
-              <w:t xml:space="preserve">ИНН {{ </w:t>
-            </w:r>
-            <w:proofErr w:type="spellStart"/>
-            <w:r>
-              <w:rPr>
-                <w:rFonts w:ascii="Times New Roman" w:hAnsi="Times New Roman" w:cs="Times New Roman"/>
-                <w:sz w:val="18"/>
-                <w:szCs w:val="18"/>
-                <w:lang w:val="en-US"/>
-              </w:rPr>
-              <w:t>buyer_inn</w:t>
-            </w:r>
-            <w:proofErr w:type="spellEnd"/>
-            <w:r>
-              <w:rPr>
-                <w:rFonts w:ascii="Times New Roman" w:hAnsi="Times New Roman" w:cs="Times New Roman"/>
-                <w:sz w:val="18"/>
-                <w:szCs w:val="18"/>
-                <w:lang w:val="en-US"/>
-              </w:rPr>
-              <w:t xml:space="preserve"> }} КПП {{ </w:t>
-            </w:r>
-            <w:proofErr w:type="spellStart"/>
-            <w:r>
-              <w:rPr>
-                <w:rFonts w:ascii="Times New Roman" w:hAnsi="Times New Roman" w:cs="Times New Roman"/>
-                <w:sz w:val="18"/>
-                <w:szCs w:val="18"/>
-                <w:lang w:val="en-US"/>
-              </w:rPr>
-              <w:t>buyer_kpp</w:t>
-            </w:r>
-            <w:proofErr w:type="spellEnd"/>
-            <w:r>
-              <w:rPr>
-                <w:rFonts w:ascii="Times New Roman" w:hAnsi="Times New Roman" w:cs="Times New Roman"/>
-                <w:sz w:val="18"/>
-                <w:szCs w:val="18"/>
-                <w:lang w:val="en-US"/>
-              </w:rPr>
-              <w:t xml:space="preserve"> }}</w:t>
-            </w:r>
-          </w:p>
-          <w:p>
-            <w:pPr>
-              <w:pStyle w:val="ConsPlusNonformat"/>
-              <w:rPr>
-                <w:rFonts w:ascii="Times New Roman" w:hAnsi="Times New Roman" w:cs="Times New Roman"/>
-                <w:sz w:val="18"/>
-                <w:szCs w:val="18"/>
-                <w:lang w:val="en-US"/>
-              </w:rPr>
-            </w:pPr>
-            <w:r>
-              <w:rPr>
-                <w:rFonts w:ascii="Times New Roman" w:hAnsi="Times New Roman" w:cs="Times New Roman"/>
-                <w:sz w:val="18"/>
-                <w:szCs w:val="18"/>
-                <w:lang w:val="en-US"/>
-              </w:rPr>
-              <w:t xml:space="preserve">р/с {{ </w:t>
-            </w:r>
-            <w:proofErr w:type="spellStart"/>
-            <w:r>
-              <w:rPr>
-                <w:rFonts w:ascii="Times New Roman" w:hAnsi="Times New Roman" w:cs="Times New Roman"/>
-                <w:sz w:val="18"/>
-                <w:szCs w:val="18"/>
-                <w:lang w:val="en-US"/>
-              </w:rPr>
-              <w:t>buyer_bank_account</w:t>
-            </w:r>
-            <w:proofErr w:type="spellEnd"/>
-            <w:r>
-              <w:rPr>
-                <w:rFonts w:ascii="Times New Roman" w:hAnsi="Times New Roman" w:cs="Times New Roman"/>
-                <w:sz w:val="18"/>
-                <w:szCs w:val="18"/>
-                <w:lang w:val="en-US"/>
-              </w:rPr>
-              <w:t xml:space="preserve"> }}</w:t>
-            </w:r>
-          </w:p>
-          <w:p>
-            <w:pPr>
-              <w:pStyle w:val="ConsPlusNonformat"/>
-              <w:rPr>
-                <w:rFonts w:ascii="Times New Roman" w:hAnsi="Times New Roman" w:cs="Times New Roman"/>
-                <w:sz w:val="18"/>
-                <w:szCs w:val="18"/>
-                <w:lang w:val="en-US"/>
-              </w:rPr>
-            </w:pPr>
-            <w:r>
-              <w:rPr>
-                <w:rFonts w:ascii="Times New Roman" w:hAnsi="Times New Roman" w:cs="Times New Roman"/>
-                <w:sz w:val="18"/>
-                <w:szCs w:val="18"/>
-                <w:lang w:val="en-US"/>
-              </w:rPr>
-              <w:t xml:space="preserve">{{ </w:t>
-            </w:r>
-            <w:proofErr w:type="spellStart"/>
-            <w:r>
-              <w:rPr>
-                <w:rFonts w:ascii="Times New Roman" w:hAnsi="Times New Roman" w:cs="Times New Roman"/>
-                <w:sz w:val="18"/>
-                <w:szCs w:val="18"/>
-                <w:lang w:val="en-US"/>
-              </w:rPr>
-              <w:t>buyer_bank_name</w:t>
-            </w:r>
-            <w:proofErr w:type="spellEnd"/>
-            <w:r>
-              <w:rPr>
-                <w:rFonts w:ascii="Times New Roman" w:hAnsi="Times New Roman" w:cs="Times New Roman"/>
-                <w:sz w:val="18"/>
-                <w:szCs w:val="18"/>
-                <w:lang w:val="en-US"/>
-              </w:rPr>
-              <w:t xml:space="preserve"> }}</w:t>
-            </w:r>
-          </w:p>
-          <w:p>
-            <w:pPr>
-              <w:pStyle w:val="ConsPlusNonformat"/>
-              <w:rPr>
-                <w:rFonts w:ascii="Times New Roman" w:hAnsi="Times New Roman" w:cs="Times New Roman"/>
-                <w:sz w:val="18"/>
-                <w:szCs w:val="18"/>
-                <w:lang w:val="en-US"/>
-              </w:rPr>
-            </w:pPr>
-            <w:r>
-              <w:rPr>
-                <w:rFonts w:ascii="Times New Roman" w:hAnsi="Times New Roman" w:cs="Times New Roman"/>
-                <w:sz w:val="18"/>
-                <w:szCs w:val="18"/>
-                <w:lang w:val="en-US"/>
-              </w:rPr>
-              <w:t xml:space="preserve">БИК {{ </w:t>
-            </w:r>
-            <w:proofErr w:type="spellStart"/>
-            <w:r>
-              <w:rPr>
-                <w:rFonts w:ascii="Times New Roman" w:hAnsi="Times New Roman" w:cs="Times New Roman"/>
-                <w:sz w:val="18"/>
-                <w:szCs w:val="18"/>
-                <w:lang w:val="en-US"/>
-              </w:rPr>
-              <w:t>buyer_bik</w:t>
+              <w:t>buyer</w:t>
+            </w:r>
+            <w:proofErr w:type="gramEnd"/>
+            <w:r>
+              <w:rPr>
+                <w:rFonts w:ascii="Times New Roman" w:hAnsi="Times New Roman" w:cs="Times New Roman"/>
+                <w:sz w:val="18"/>
+                <w:szCs w:val="18"/>
+                <w:lang w:val="en-US"/>
+              </w:rPr>
+              <w:t>_bik</w:t>
             </w:r>
             <w:proofErr w:type="spellEnd"/>
             <w:r>
@@ -12822,11 +13699,156 @@
               <w:jc w:val="center"/>
               <w:rPr>
                 <w:rFonts w:ascii="Times New Roman" w:hAnsi="Times New Roman" w:cs="Times New Roman"/>
-                <w:sz w:val="18"/>
-                <w:szCs w:val="18"/>
-                <w:lang w:val="en-US"/>
-              </w:rPr>
-            </w:pPr>
+                <w:bCs/>
+                <w:sz w:val="18"/>
+                <w:szCs w:val="18"/>
+                <w:lang w:val="en-US"/>
+              </w:rPr>
+            </w:pPr>
+            <w:r>
+              <w:rPr>
+                <w:rFonts w:ascii="Times New Roman" w:hAnsi="Times New Roman" w:cs="Times New Roman"/>
+                <w:bCs/>
+                <w:sz w:val="18"/>
+                <w:szCs w:val="18"/>
+                <w:lang w:val="en-US"/>
+              </w:rPr>
+              <w:t xml:space="preserve">{% if </w:t>
+            </w:r>
+            <w:proofErr w:type="spellStart"/>
+            <w:r>
+              <w:rPr>
+                <w:rFonts w:ascii="Times New Roman" w:hAnsi="Times New Roman" w:cs="Times New Roman"/>
+                <w:bCs/>
+                <w:sz w:val="18"/>
+                <w:szCs w:val="18"/>
+                <w:lang w:val="en-US"/>
+              </w:rPr>
+              <w:t>buyer_type</w:t>
+            </w:r>
+            <w:proofErr w:type="spellEnd"/>
+            <w:r>
+              <w:rPr>
+                <w:rFonts w:ascii="Times New Roman" w:hAnsi="Times New Roman" w:cs="Times New Roman"/>
+                <w:bCs/>
+                <w:sz w:val="18"/>
+                <w:szCs w:val="18"/>
+                <w:lang w:val="en-US"/>
+              </w:rPr>
+              <w:t xml:space="preserve"> in ['</w:t>
+            </w:r>
+            <w:proofErr w:type="spellStart"/>
+            <w:r>
+              <w:rPr>
+                <w:rFonts w:ascii="Times New Roman" w:hAnsi="Times New Roman" w:cs="Times New Roman"/>
+                <w:bCs/>
+                <w:sz w:val="18"/>
+                <w:szCs w:val="18"/>
+                <w:lang w:val="en-US"/>
+              </w:rPr>
+              <w:t>internal_company</w:t>
+            </w:r>
+            <w:proofErr w:type="spellEnd"/>
+            <w:r>
+              <w:rPr>
+                <w:rFonts w:ascii="Times New Roman" w:hAnsi="Times New Roman" w:cs="Times New Roman"/>
+                <w:bCs/>
+                <w:sz w:val="18"/>
+                <w:szCs w:val="18"/>
+                <w:lang w:val="en-US"/>
+              </w:rPr>
+              <w:t>', '</w:t>
+            </w:r>
+            <w:proofErr w:type="spellStart"/>
+            <w:r>
+              <w:rPr>
+                <w:rFonts w:ascii="Times New Roman" w:hAnsi="Times New Roman" w:cs="Times New Roman"/>
+                <w:bCs/>
+                <w:sz w:val="18"/>
+                <w:szCs w:val="18"/>
+                <w:lang w:val="en-US"/>
+              </w:rPr>
+              <w:t>external_company</w:t>
+            </w:r>
+            <w:proofErr w:type="spellEnd"/>
+            <w:r>
+              <w:rPr>
+                <w:rFonts w:ascii="Times New Roman" w:hAnsi="Times New Roman" w:cs="Times New Roman"/>
+                <w:bCs/>
+                <w:sz w:val="18"/>
+                <w:szCs w:val="18"/>
+                <w:lang w:val="en-US"/>
+              </w:rPr>
+              <w:t xml:space="preserve">'] </w:t>
+            </w:r>
+            <w:proofErr w:type="gramStart"/>
+            <w:r>
+              <w:rPr>
+                <w:rFonts w:ascii="Times New Roman" w:hAnsi="Times New Roman" w:cs="Times New Roman"/>
+                <w:bCs/>
+                <w:sz w:val="18"/>
+                <w:szCs w:val="18"/>
+                <w:lang w:val="en-US"/>
+              </w:rPr>
+              <w:t>%}</w:t>
+            </w:r>
+            <w:r>
+              <w:rPr>
+                <w:rFonts w:ascii="Times New Roman" w:hAnsi="Times New Roman" w:cs="Times New Roman"/>
+                <w:bCs/>
+                <w:sz w:val="18"/>
+                <w:szCs w:val="18"/>
+                <w:lang w:val="en-US"/>
+              </w:rPr>
+              <w:t>{</w:t>
+            </w:r>
+            <w:proofErr w:type="gramEnd"/>
+            <w:r>
+              <w:rPr>
+                <w:rFonts w:ascii="Times New Roman" w:hAnsi="Times New Roman" w:cs="Times New Roman"/>
+                <w:bCs/>
+                <w:sz w:val="18"/>
+                <w:szCs w:val="18"/>
+                <w:lang w:val="en-US"/>
+              </w:rPr>
+              <w:t>{</w:t>
+            </w:r>
+            <w:proofErr w:type="spellStart"/>
+            <w:r>
+              <w:rPr>
+                <w:rFonts w:ascii="Times New Roman" w:hAnsi="Times New Roman" w:cs="Times New Roman"/>
+                <w:bCs/>
+                <w:sz w:val="18"/>
+                <w:szCs w:val="18"/>
+                <w:lang w:val="en-US"/>
+              </w:rPr>
+              <w:t>buyer_</w:t>
+            </w:r>
+            <w:r>
+              <w:rPr>
+                <w:rFonts w:ascii="Times New Roman" w:hAnsi="Times New Roman" w:cs="Times New Roman"/>
+                <w:bCs/>
+                <w:sz w:val="18"/>
+                <w:szCs w:val="18"/>
+                <w:lang w:val="en-US"/>
+              </w:rPr>
+              <w:t>director_position</w:t>
+            </w:r>
+            <w:proofErr w:type="spellEnd"/>
+          </w:p>
+          <w:p>
+            <w:pPr>
+              <w:spacing w:after="0" w:line="240" w:lineRule="auto"/>
+              <w:ind w:left="708" w:hanging="708"/>
+              <w:jc w:val="center"/>
+              <w:rPr>
+                <w:rFonts w:ascii="Times New Roman" w:hAnsi="Times New Roman" w:cs="Times New Roman"/>
+                <w:sz w:val="18"/>
+                <w:szCs w:val="18"/>
+                <w:lang w:val="en-US"/>
+              </w:rPr>
+            </w:pPr>
+            <w:proofErr w:type="gramStart"/>
             <w:r>
               <w:rPr>
                 <w:rFonts w:ascii="Times New Roman" w:hAnsi="Times New Roman" w:cs="Times New Roman"/>
@@ -12836,120 +13858,28 @@
                 <w:lang w:val="en-US"/>
               </w:rPr>
               <w:lastRenderedPageBreak/>
-              <w:t xml:space="preserve">{% if </w:t>
-            </w:r>
-            <w:proofErr w:type="spellStart"/>
-            <w:r>
-              <w:rPr>
-                <w:rFonts w:ascii="Times New Roman" w:hAnsi="Times New Roman" w:cs="Times New Roman"/>
-                <w:bCs/>
-                <w:sz w:val="18"/>
-                <w:szCs w:val="18"/>
-                <w:lang w:val="en-US"/>
-              </w:rPr>
-              <w:t>buyer_type</w:t>
-            </w:r>
-            <w:proofErr w:type="spellEnd"/>
-            <w:r>
-              <w:rPr>
-                <w:rFonts w:ascii="Times New Roman" w:hAnsi="Times New Roman" w:cs="Times New Roman"/>
-                <w:bCs/>
-                <w:sz w:val="18"/>
-                <w:szCs w:val="18"/>
-                <w:lang w:val="en-US"/>
-              </w:rPr>
-              <w:t xml:space="preserve"> in ['</w:t>
-            </w:r>
-            <w:proofErr w:type="spellStart"/>
-            <w:r>
-              <w:rPr>
-                <w:rFonts w:ascii="Times New Roman" w:hAnsi="Times New Roman" w:cs="Times New Roman"/>
-                <w:bCs/>
-                <w:sz w:val="18"/>
-                <w:szCs w:val="18"/>
-                <w:lang w:val="en-US"/>
-              </w:rPr>
-              <w:t>internal_company</w:t>
-            </w:r>
-            <w:proofErr w:type="spellEnd"/>
-            <w:r>
-              <w:rPr>
-                <w:rFonts w:ascii="Times New Roman" w:hAnsi="Times New Roman" w:cs="Times New Roman"/>
-                <w:bCs/>
-                <w:sz w:val="18"/>
-                <w:szCs w:val="18"/>
-                <w:lang w:val="en-US"/>
-              </w:rPr>
-              <w:t>', '</w:t>
-            </w:r>
-            <w:proofErr w:type="spellStart"/>
-            <w:r>
-              <w:rPr>
-                <w:rFonts w:ascii="Times New Roman" w:hAnsi="Times New Roman" w:cs="Times New Roman"/>
-                <w:bCs/>
-                <w:sz w:val="18"/>
-                <w:szCs w:val="18"/>
-                <w:lang w:val="en-US"/>
-              </w:rPr>
-              <w:t>external_company</w:t>
-            </w:r>
-            <w:proofErr w:type="spellEnd"/>
-            <w:r>
-              <w:rPr>
-                <w:rFonts w:ascii="Times New Roman" w:hAnsi="Times New Roman" w:cs="Times New Roman"/>
-                <w:bCs/>
-                <w:sz w:val="18"/>
-                <w:szCs w:val="18"/>
-                <w:lang w:val="en-US"/>
-              </w:rPr>
-              <w:t>'] %}</w:t>
-            </w:r>
-            <w:r>
-              <w:rPr>
-                <w:rFonts w:ascii="Times New Roman" w:hAnsi="Times New Roman" w:cs="Times New Roman"/>
-                <w:bCs/>
-                <w:sz w:val="18"/>
-                <w:szCs w:val="18"/>
-              </w:rPr>
-              <w:t>Ген</w:t>
-            </w:r>
-            <w:r>
-              <w:rPr>
-                <w:rFonts w:ascii="Times New Roman" w:hAnsi="Times New Roman" w:cs="Times New Roman"/>
-                <w:bCs/>
-                <w:sz w:val="18"/>
-                <w:szCs w:val="18"/>
-                <w:lang w:val="en-US"/>
-              </w:rPr>
-              <w:t xml:space="preserve">. </w:t>
-            </w:r>
-            <w:r>
-              <w:rPr>
-                <w:rFonts w:ascii="Times New Roman" w:hAnsi="Times New Roman" w:cs="Times New Roman"/>
-                <w:bCs/>
-                <w:sz w:val="18"/>
-                <w:szCs w:val="18"/>
-              </w:rPr>
-              <w:t>д</w:t>
-            </w:r>
-            <w:r>
-              <w:rPr>
-                <w:rFonts w:ascii="Times New Roman" w:hAnsi="Times New Roman" w:cs="Times New Roman"/>
-                <w:bCs/>
-                <w:sz w:val="18"/>
-                <w:szCs w:val="18"/>
-              </w:rPr>
-              <w:t>иректор</w:t>
-            </w:r>
-            <w:r>
-              <w:rPr>
-                <w:rFonts w:ascii="Times New Roman" w:hAnsi="Times New Roman" w:cs="Times New Roman"/>
-                <w:bCs/>
-                <w:sz w:val="18"/>
-                <w:szCs w:val="18"/>
-                <w:lang w:val="en-US"/>
-              </w:rPr>
-              <w:t xml:space="preserve">{% </w:t>
+              <w:t>}}</w:t>
+            </w:r>
+            <w:r>
+              <w:rPr>
+                <w:rFonts w:ascii="Times New Roman" w:hAnsi="Times New Roman" w:cs="Times New Roman"/>
+                <w:bCs/>
+                <w:sz w:val="18"/>
+                <w:szCs w:val="18"/>
+                <w:lang w:val="en-US"/>
+              </w:rPr>
+              <w:t>{</w:t>
+            </w:r>
+            <w:proofErr w:type="gramEnd"/>
+            <w:r>
+              <w:rPr>
+                <w:rFonts w:ascii="Times New Roman" w:hAnsi="Times New Roman" w:cs="Times New Roman"/>
+                <w:bCs/>
+                <w:sz w:val="18"/>
+                <w:szCs w:val="18"/>
+                <w:lang w:val="en-US"/>
+              </w:rPr>
+              <w:t xml:space="preserve">% </w:t>
             </w:r>
             <w:r>
               <w:rPr>
@@ -13440,15 +14370,34 @@
           <w:sz w:val="18"/>
           <w:szCs w:val="18"/>
         </w:rPr>
-        <w:t xml:space="preserve">                                                   </w:t>
-      </w:r>
-      <w:r>
-        <w:rPr>
-          <w:rFonts w:ascii="Times New Roman" w:hAnsi="Times New Roman" w:cs="Times New Roman"/>
-          <w:sz w:val="18"/>
-          <w:szCs w:val="18"/>
-        </w:rPr>
-        <w:t>{{</w:t>
+        <w:t xml:space="preserve">                                                </w:t>
+      </w:r>
+      <w:proofErr w:type="gramStart"/>
+      <w:r>
+        <w:rPr>
+          <w:rFonts w:ascii="Times New Roman" w:eastAsia="Calibri" w:hAnsi="Times New Roman" w:cs="Times New Roman"/>
+          <w:color w:val="000000"/>
+          <w:sz w:val="18"/>
+          <w:szCs w:val="18"/>
+        </w:rPr>
+        <w:t xml:space="preserve">   </w:t>
+      </w:r>
+      <w:r>
+        <w:rPr>
+          <w:rFonts w:ascii="Times New Roman" w:hAnsi="Times New Roman" w:cs="Times New Roman"/>
+          <w:sz w:val="18"/>
+          <w:szCs w:val="18"/>
+        </w:rPr>
+        <w:t>{</w:t>
+      </w:r>
+      <w:proofErr w:type="gramEnd"/>
+      <w:r>
+        <w:rPr>
+          <w:rFonts w:ascii="Times New Roman" w:hAnsi="Times New Roman" w:cs="Times New Roman"/>
+          <w:sz w:val="18"/>
+          <w:szCs w:val="18"/>
+        </w:rPr>
+        <w:t>{</w:t>
       </w:r>
       <w:r>
         <w:rPr>
@@ -14409,7 +15358,17 @@
           <w:sz w:val="18"/>
           <w:szCs w:val="18"/>
         </w:rPr>
-        <w:t>'] %}</w:t>
+        <w:t xml:space="preserve">'] </w:t>
+      </w:r>
+      <w:proofErr w:type="gramStart"/>
+      <w:r>
+        <w:rPr>
+          <w:rFonts w:ascii="Times New Roman" w:hAnsi="Times New Roman" w:cs="Times New Roman"/>
+          <w:bCs/>
+          <w:sz w:val="18"/>
+          <w:szCs w:val="18"/>
+        </w:rPr>
+        <w:t>%}</w:t>
       </w:r>
       <w:r>
         <w:rPr>
@@ -14418,7 +15377,17 @@
           <w:sz w:val="18"/>
           <w:szCs w:val="18"/>
         </w:rPr>
-        <w:t xml:space="preserve">{{ </w:t>
+        <w:t>{</w:t>
+      </w:r>
+      <w:proofErr w:type="gramEnd"/>
+      <w:r>
+        <w:rPr>
+          <w:rFonts w:ascii="Times New Roman" w:hAnsi="Times New Roman" w:cs="Times New Roman"/>
+          <w:b/>
+          <w:sz w:val="18"/>
+          <w:szCs w:val="18"/>
+        </w:rPr>
+        <w:t xml:space="preserve">{ </w:t>
       </w:r>
       <w:r>
         <w:rPr>
@@ -15735,7 +16704,27 @@
                 <w:szCs w:val="18"/>
                 <w:lang w:val="en-US"/>
               </w:rPr>
-              <w:t xml:space="preserve"> %}{{ </w:t>
+              <w:t xml:space="preserve"> </w:t>
+            </w:r>
+            <w:proofErr w:type="gramStart"/>
+            <w:r>
+              <w:rPr>
+                <w:rFonts w:ascii="Times New Roman" w:hAnsi="Times New Roman" w:cs="Times New Roman"/>
+                <w:sz w:val="18"/>
+                <w:szCs w:val="18"/>
+                <w:lang w:val="en-US"/>
+              </w:rPr>
+              <w:t>%}{</w:t>
+            </w:r>
+            <w:proofErr w:type="gramEnd"/>
+            <w:r>
+              <w:rPr>
+                <w:rFonts w:ascii="Times New Roman" w:hAnsi="Times New Roman" w:cs="Times New Roman"/>
+                <w:sz w:val="18"/>
+                <w:szCs w:val="18"/>
+                <w:lang w:val="en-US"/>
+              </w:rPr>
+              <w:t xml:space="preserve">{ </w:t>
             </w:r>
             <w:proofErr w:type="spellStart"/>
             <w:r>
@@ -15906,7 +16895,27 @@
                 <w:szCs w:val="18"/>
                 <w:lang w:val="en-US"/>
               </w:rPr>
-              <w:t xml:space="preserve"> %}{{</w:t>
+              <w:t xml:space="preserve"> </w:t>
+            </w:r>
+            <w:proofErr w:type="gramStart"/>
+            <w:r>
+              <w:rPr>
+                <w:rFonts w:ascii="Times New Roman" w:hAnsi="Times New Roman" w:cs="Times New Roman"/>
+                <w:sz w:val="18"/>
+                <w:szCs w:val="18"/>
+                <w:lang w:val="en-US"/>
+              </w:rPr>
+              <w:t>%}{</w:t>
+            </w:r>
+            <w:proofErr w:type="gramEnd"/>
+            <w:r>
+              <w:rPr>
+                <w:rFonts w:ascii="Times New Roman" w:hAnsi="Times New Roman" w:cs="Times New Roman"/>
+                <w:sz w:val="18"/>
+                <w:szCs w:val="18"/>
+                <w:lang w:val="en-US"/>
+              </w:rPr>
+              <w:t>{</w:t>
             </w:r>
             <w:proofErr w:type="spellStart"/>
             <w:r>
@@ -16154,6 +17163,7 @@
         </w:rPr>
         <w:t xml:space="preserve">настоящей доверенностью уполномочиваю </w:t>
       </w:r>
+      <w:proofErr w:type="gramStart"/>
       <w:r>
         <w:rPr>
           <w:rFonts w:ascii="Times New Roman" w:eastAsia="Times New Roman" w:hAnsi="Times New Roman" w:cs="Times New Roman"/>
@@ -16189,6 +17199,7 @@
         <w:t>eller</w:t>
       </w:r>
       <w:proofErr w:type="spellEnd"/>
+      <w:proofErr w:type="gramEnd"/>
       <w:r>
         <w:rPr>
           <w:rFonts w:ascii="Times New Roman" w:eastAsia="Times New Roman" w:hAnsi="Times New Roman" w:cs="Times New Roman"/>
@@ -17668,6 +18679,7 @@
               <w:t xml:space="preserve"> за ним по умолчанию сохраняется прежний государственный регистрационный знак (</w:t>
             </w:r>
             <w:proofErr w:type="spellStart"/>
+            <w:proofErr w:type="gramStart"/>
             <w:r>
               <w:rPr>
                 <w:rFonts w:ascii="Times New Roman" w:eastAsia="Times New Roman" w:hAnsi="Times New Roman" w:cs="Times New Roman"/>
@@ -17680,6 +18692,7 @@
               <w:t>гос.номер</w:t>
             </w:r>
             <w:proofErr w:type="spellEnd"/>
+            <w:proofErr w:type="gramEnd"/>
             <w:r>
               <w:rPr>
                 <w:rFonts w:ascii="Times New Roman" w:eastAsia="Times New Roman" w:hAnsi="Times New Roman" w:cs="Times New Roman"/>
@@ -17998,6 +19011,7 @@
               <w:t xml:space="preserve"> покупателю с государственными регистрационными знаками (</w:t>
             </w:r>
             <w:proofErr w:type="spellStart"/>
+            <w:proofErr w:type="gramStart"/>
             <w:r>
               <w:rPr>
                 <w:rFonts w:ascii="Times New Roman" w:eastAsia="Times New Roman" w:hAnsi="Times New Roman" w:cs="Times New Roman"/>
@@ -18010,6 +19024,7 @@
               <w:t>гос.номерами</w:t>
             </w:r>
             <w:proofErr w:type="spellEnd"/>
+            <w:proofErr w:type="gramEnd"/>
             <w:r>
               <w:rPr>
                 <w:rFonts w:ascii="Times New Roman" w:eastAsia="Times New Roman" w:hAnsi="Times New Roman" w:cs="Times New Roman"/>
@@ -19102,7 +20117,7 @@
           <w:vanish/>
           <w:sz w:val="24"/>
           <w:szCs w:val="24"/>
-          <w:lang w:eastAsia="ru-RU"/>
+          <w:lang w:val="en-US" w:eastAsia="ru-RU"/>
         </w:rPr>
       </w:pPr>
     </w:p>
@@ -20070,12 +21085,11 @@
   <w:style w:type="paragraph" w:default="1" w:styleId="a">
     <w:name w:val="Normal"/>
     <w:qFormat/>
-    <w:rsid w:val="004025A4"/>
+    <w:rsid w:val="0082648D"/>
   </w:style>
   <w:style w:type="character" w:default="1" w:styleId="a0">
     <w:name w:val="Default Paragraph Font"/>
     <w:uiPriority w:val="1"/>
-    <w:semiHidden/>
     <w:unhideWhenUsed/>
   </w:style>
   <w:style w:type="table" w:default="1" w:styleId="a1">

--- a/documents/templates/1_comissions(Договор поручения).docx
+++ b/documents/templates/1_comissions(Договор поручения).docx
@@ -2351,7 +2351,6 @@
                       <w:rFonts w:ascii="Times New Roman" w:hAnsi="Times New Roman" w:cs="Times New Roman"/>
                       <w:sz w:val="18"/>
                       <w:szCs w:val="18"/>
-                      <w:lang w:val="en-US"/>
                     </w:rPr>
                   </w:pPr>
                   <w:r>
@@ -2359,9 +2358,8 @@
                       <w:rFonts w:ascii="Times New Roman" w:hAnsi="Times New Roman" w:cs="Times New Roman"/>
                       <w:sz w:val="18"/>
                       <w:szCs w:val="18"/>
-                      <w:lang w:val="en-US"/>
                     </w:rPr>
-                    <w:t>{{</w:t>
+                    <w:t xml:space="preserve">{% </w:t>
                   </w:r>
                   <w:proofErr w:type="spellStart"/>
                   <w:r>
@@ -2369,29 +2367,8 @@
                       <w:rFonts w:ascii="Times New Roman" w:hAnsi="Times New Roman" w:cs="Times New Roman"/>
                       <w:sz w:val="18"/>
                       <w:szCs w:val="18"/>
-                      <w:lang w:val="en-US"/>
                     </w:rPr>
-                    <w:t>pts</w:t>
-                  </w:r>
-                  <w:r>
-                    <w:rPr>
-                      <w:rFonts w:ascii="Times New Roman" w:hAnsi="Times New Roman" w:cs="Times New Roman"/>
-                      <w:b/>
-                      <w:bCs/>
-                      <w:sz w:val="18"/>
-                      <w:szCs w:val="18"/>
-                      <w:lang w:val="en-US"/>
-                    </w:rPr>
-                    <w:t>_</w:t>
-                  </w:r>
-                  <w:r>
-                    <w:rPr>
-                      <w:rFonts w:ascii="Times New Roman" w:hAnsi="Times New Roman" w:cs="Times New Roman"/>
-                      <w:sz w:val="18"/>
-                      <w:szCs w:val="18"/>
-                      <w:lang w:val="en-US"/>
-                    </w:rPr>
-                    <w:t>id</w:t>
+                    <w:t>if</w:t>
                   </w:r>
                   <w:proofErr w:type="spellEnd"/>
                   <w:r>
@@ -2399,26 +2376,8 @@
                       <w:rFonts w:ascii="Times New Roman" w:hAnsi="Times New Roman" w:cs="Times New Roman"/>
                       <w:sz w:val="18"/>
                       <w:szCs w:val="18"/>
-                      <w:lang w:val="en-US"/>
                     </w:rPr>
-                    <w:t xml:space="preserve">}} </w:t>
-                  </w:r>
-                  <w:r>
-                    <w:rPr>
-                      <w:rFonts w:ascii="Times New Roman" w:hAnsi="Times New Roman" w:cs="Times New Roman"/>
-                      <w:sz w:val="18"/>
-                      <w:szCs w:val="18"/>
-                    </w:rPr>
-                    <w:t>от</w:t>
-                  </w:r>
-                  <w:r>
-                    <w:rPr>
-                      <w:rFonts w:ascii="Times New Roman" w:hAnsi="Times New Roman" w:cs="Times New Roman"/>
-                      <w:sz w:val="18"/>
-                      <w:szCs w:val="18"/>
-                      <w:lang w:val="en-US"/>
-                    </w:rPr>
-                    <w:t xml:space="preserve"> {{</w:t>
+                    <w:t xml:space="preserve"> </w:t>
                   </w:r>
                   <w:proofErr w:type="spellStart"/>
                   <w:r>
@@ -2426,7 +2385,96 @@
                       <w:rFonts w:ascii="Times New Roman" w:hAnsi="Times New Roman" w:cs="Times New Roman"/>
                       <w:sz w:val="18"/>
                       <w:szCs w:val="18"/>
-                      <w:lang w:val="en-US"/>
+                    </w:rPr>
+                    <w:t>pts_id</w:t>
+                  </w:r>
+                  <w:proofErr w:type="spellEnd"/>
+                  <w:r>
+                    <w:rPr>
+                      <w:rFonts w:ascii="Times New Roman" w:hAnsi="Times New Roman" w:cs="Times New Roman"/>
+                      <w:sz w:val="18"/>
+                      <w:szCs w:val="18"/>
+                    </w:rPr>
+                    <w:t xml:space="preserve"> </w:t>
+                  </w:r>
+                  <w:proofErr w:type="gramStart"/>
+                  <w:r>
+                    <w:rPr>
+                      <w:rFonts w:ascii="Times New Roman" w:hAnsi="Times New Roman" w:cs="Times New Roman"/>
+                      <w:sz w:val="18"/>
+                      <w:szCs w:val="18"/>
+                    </w:rPr>
+                    <w:t>%}{</w:t>
+                  </w:r>
+                  <w:proofErr w:type="gramEnd"/>
+                  <w:r>
+                    <w:rPr>
+                      <w:rFonts w:ascii="Times New Roman" w:hAnsi="Times New Roman" w:cs="Times New Roman"/>
+                      <w:sz w:val="18"/>
+                      <w:szCs w:val="18"/>
+                    </w:rPr>
+                    <w:t xml:space="preserve">{ </w:t>
+                  </w:r>
+                  <w:proofErr w:type="spellStart"/>
+                  <w:r>
+                    <w:rPr>
+                      <w:rFonts w:ascii="Times New Roman" w:hAnsi="Times New Roman" w:cs="Times New Roman"/>
+                      <w:sz w:val="18"/>
+                      <w:szCs w:val="18"/>
+                    </w:rPr>
+                    <w:t>pts_id</w:t>
+                  </w:r>
+                  <w:proofErr w:type="spellEnd"/>
+                  <w:r>
+                    <w:rPr>
+                      <w:rFonts w:ascii="Times New Roman" w:hAnsi="Times New Roman" w:cs="Times New Roman"/>
+                      <w:sz w:val="18"/>
+                      <w:szCs w:val="18"/>
+                    </w:rPr>
+                    <w:t xml:space="preserve"> }}{% </w:t>
+                  </w:r>
+                  <w:proofErr w:type="spellStart"/>
+                  <w:r>
+                    <w:rPr>
+                      <w:rFonts w:ascii="Times New Roman" w:hAnsi="Times New Roman" w:cs="Times New Roman"/>
+                      <w:sz w:val="18"/>
+                      <w:szCs w:val="18"/>
+                    </w:rPr>
+                    <w:t>endif</w:t>
+                  </w:r>
+                  <w:proofErr w:type="spellEnd"/>
+                  <w:r>
+                    <w:rPr>
+                      <w:rFonts w:ascii="Times New Roman" w:hAnsi="Times New Roman" w:cs="Times New Roman"/>
+                      <w:sz w:val="18"/>
+                      <w:szCs w:val="18"/>
+                    </w:rPr>
+                    <w:t xml:space="preserve"> %}{% </w:t>
+                  </w:r>
+                  <w:proofErr w:type="spellStart"/>
+                  <w:r>
+                    <w:rPr>
+                      <w:rFonts w:ascii="Times New Roman" w:hAnsi="Times New Roman" w:cs="Times New Roman"/>
+                      <w:sz w:val="18"/>
+                      <w:szCs w:val="18"/>
+                    </w:rPr>
+                    <w:t>if</w:t>
+                  </w:r>
+                  <w:proofErr w:type="spellEnd"/>
+                  <w:r>
+                    <w:rPr>
+                      <w:rFonts w:ascii="Times New Roman" w:hAnsi="Times New Roman" w:cs="Times New Roman"/>
+                      <w:sz w:val="18"/>
+                      <w:szCs w:val="18"/>
+                    </w:rPr>
+                    <w:t xml:space="preserve"> </w:t>
+                  </w:r>
+                  <w:proofErr w:type="spellStart"/>
+                  <w:r>
+                    <w:rPr>
+                      <w:rFonts w:ascii="Times New Roman" w:hAnsi="Times New Roman" w:cs="Times New Roman"/>
+                      <w:sz w:val="18"/>
+                      <w:szCs w:val="18"/>
                     </w:rPr>
                     <w:t>pts_date</w:t>
                   </w:r>
@@ -2436,9 +2484,152 @@
                       <w:rFonts w:ascii="Times New Roman" w:hAnsi="Times New Roman" w:cs="Times New Roman"/>
                       <w:sz w:val="18"/>
                       <w:szCs w:val="18"/>
-                      <w:lang w:val="en-US"/>
                     </w:rPr>
-                    <w:t>}}</w:t>
+                    <w:t xml:space="preserve"> </w:t>
+                  </w:r>
+                  <w:proofErr w:type="spellStart"/>
+                  <w:r>
+                    <w:rPr>
+                      <w:rFonts w:ascii="Times New Roman" w:hAnsi="Times New Roman" w:cs="Times New Roman"/>
+                      <w:sz w:val="18"/>
+                      <w:szCs w:val="18"/>
+                    </w:rPr>
+                    <w:t>and</w:t>
+                  </w:r>
+                  <w:proofErr w:type="spellEnd"/>
+                  <w:r>
+                    <w:rPr>
+                      <w:rFonts w:ascii="Times New Roman" w:hAnsi="Times New Roman" w:cs="Times New Roman"/>
+                      <w:sz w:val="18"/>
+                      <w:szCs w:val="18"/>
+                    </w:rPr>
+                    <w:t xml:space="preserve"> </w:t>
+                  </w:r>
+                  <w:proofErr w:type="spellStart"/>
+                  <w:r>
+                    <w:rPr>
+                      <w:rFonts w:ascii="Times New Roman" w:hAnsi="Times New Roman" w:cs="Times New Roman"/>
+                      <w:sz w:val="18"/>
+                      <w:szCs w:val="18"/>
+                    </w:rPr>
+                    <w:t>pts_id</w:t>
+                  </w:r>
+                  <w:proofErr w:type="spellEnd"/>
+                  <w:r>
+                    <w:rPr>
+                      <w:rFonts w:ascii="Times New Roman" w:hAnsi="Times New Roman" w:cs="Times New Roman"/>
+                      <w:sz w:val="18"/>
+                      <w:szCs w:val="18"/>
+                    </w:rPr>
+                    <w:t xml:space="preserve"> %} от {{ </w:t>
+                  </w:r>
+                  <w:proofErr w:type="spellStart"/>
+                  <w:r>
+                    <w:rPr>
+                      <w:rFonts w:ascii="Times New Roman" w:hAnsi="Times New Roman" w:cs="Times New Roman"/>
+                      <w:sz w:val="18"/>
+                      <w:szCs w:val="18"/>
+                    </w:rPr>
+                    <w:t>pts_date</w:t>
+                  </w:r>
+                  <w:proofErr w:type="spellEnd"/>
+                  <w:r>
+                    <w:rPr>
+                      <w:rFonts w:ascii="Times New Roman" w:hAnsi="Times New Roman" w:cs="Times New Roman"/>
+                      <w:sz w:val="18"/>
+                      <w:szCs w:val="18"/>
+                    </w:rPr>
+                    <w:t xml:space="preserve"> }}{% </w:t>
+                  </w:r>
+                  <w:proofErr w:type="spellStart"/>
+                  <w:r>
+                    <w:rPr>
+                      <w:rFonts w:ascii="Times New Roman" w:hAnsi="Times New Roman" w:cs="Times New Roman"/>
+                      <w:sz w:val="18"/>
+                      <w:szCs w:val="18"/>
+                    </w:rPr>
+                    <w:t>endif</w:t>
+                  </w:r>
+                  <w:proofErr w:type="spellEnd"/>
+                  <w:r>
+                    <w:rPr>
+                      <w:rFonts w:ascii="Times New Roman" w:hAnsi="Times New Roman" w:cs="Times New Roman"/>
+                      <w:sz w:val="18"/>
+                      <w:szCs w:val="18"/>
+                    </w:rPr>
+                    <w:t xml:space="preserve"> %}{% </w:t>
+                  </w:r>
+                  <w:proofErr w:type="spellStart"/>
+                  <w:r>
+                    <w:rPr>
+                      <w:rFonts w:ascii="Times New Roman" w:hAnsi="Times New Roman" w:cs="Times New Roman"/>
+                      <w:sz w:val="18"/>
+                      <w:szCs w:val="18"/>
+                    </w:rPr>
+                    <w:t>if</w:t>
+                  </w:r>
+                  <w:proofErr w:type="spellEnd"/>
+                  <w:r>
+                    <w:rPr>
+                      <w:rFonts w:ascii="Times New Roman" w:hAnsi="Times New Roman" w:cs="Times New Roman"/>
+                      <w:sz w:val="18"/>
+                      <w:szCs w:val="18"/>
+                    </w:rPr>
+                    <w:t xml:space="preserve"> </w:t>
+                  </w:r>
+                  <w:proofErr w:type="spellStart"/>
+                  <w:r>
+                    <w:rPr>
+                      <w:rFonts w:ascii="Times New Roman" w:hAnsi="Times New Roman" w:cs="Times New Roman"/>
+                      <w:sz w:val="18"/>
+                      <w:szCs w:val="18"/>
+                    </w:rPr>
+                    <w:t>not</w:t>
+                  </w:r>
+                  <w:proofErr w:type="spellEnd"/>
+                  <w:r>
+                    <w:rPr>
+                      <w:rFonts w:ascii="Times New Roman" w:hAnsi="Times New Roman" w:cs="Times New Roman"/>
+                      <w:sz w:val="18"/>
+                      <w:szCs w:val="18"/>
+                    </w:rPr>
+                    <w:t xml:space="preserve"> </w:t>
+                  </w:r>
+                  <w:proofErr w:type="spellStart"/>
+                  <w:r>
+                    <w:rPr>
+                      <w:rFonts w:ascii="Times New Roman" w:hAnsi="Times New Roman" w:cs="Times New Roman"/>
+                      <w:sz w:val="18"/>
+                      <w:szCs w:val="18"/>
+                    </w:rPr>
+                    <w:t>pts_id</w:t>
+                  </w:r>
+                  <w:proofErr w:type="spellEnd"/>
+                  <w:r>
+                    <w:rPr>
+                      <w:rFonts w:ascii="Times New Roman" w:hAnsi="Times New Roman" w:cs="Times New Roman"/>
+                      <w:sz w:val="18"/>
+                      <w:szCs w:val="18"/>
+                    </w:rPr>
+                    <w:t xml:space="preserve"> %}Отсутствует{% </w:t>
+                  </w:r>
+                  <w:proofErr w:type="spellStart"/>
+                  <w:r>
+                    <w:rPr>
+                      <w:rFonts w:ascii="Times New Roman" w:hAnsi="Times New Roman" w:cs="Times New Roman"/>
+                      <w:sz w:val="18"/>
+                      <w:szCs w:val="18"/>
+                    </w:rPr>
+                    <w:t>endif</w:t>
+                  </w:r>
+                  <w:proofErr w:type="spellEnd"/>
+                  <w:r>
+                    <w:rPr>
+                      <w:rFonts w:ascii="Times New Roman" w:hAnsi="Times New Roman" w:cs="Times New Roman"/>
+                      <w:sz w:val="18"/>
+                      <w:szCs w:val="18"/>
+                    </w:rPr>
+                    <w:t xml:space="preserve"> %}</w:t>
                   </w:r>
                 </w:p>
               </w:tc>
@@ -2535,26 +2726,6 @@
                       <w:szCs w:val="18"/>
                       <w:lang w:val="en-US"/>
                     </w:rPr>
-                    <w:t xml:space="preserve"> and </w:t>
-                  </w:r>
-                  <w:proofErr w:type="spellStart"/>
-                  <w:r>
-                    <w:rPr>
-                      <w:rFonts w:ascii="Times New Roman" w:hAnsi="Times New Roman" w:cs="Times New Roman"/>
-                      <w:sz w:val="18"/>
-                      <w:szCs w:val="18"/>
-                      <w:lang w:val="en-US"/>
-                    </w:rPr>
-                    <w:t>sts_date</w:t>
-                  </w:r>
-                  <w:proofErr w:type="spellEnd"/>
-                  <w:r>
-                    <w:rPr>
-                      <w:rFonts w:ascii="Times New Roman" w:hAnsi="Times New Roman" w:cs="Times New Roman"/>
-                      <w:sz w:val="18"/>
-                      <w:szCs w:val="18"/>
-                      <w:lang w:val="en-US"/>
-                    </w:rPr>
                     <w:t xml:space="preserve"> </w:t>
                   </w:r>
                   <w:proofErr w:type="gramStart"/>
@@ -2595,7 +2766,47 @@
                       <w:szCs w:val="18"/>
                       <w:lang w:val="en-US"/>
                     </w:rPr>
-                    <w:t xml:space="preserve"> }} </w:t>
+                    <w:t xml:space="preserve"> }}{% endif %}{% if </w:t>
+                  </w:r>
+                  <w:proofErr w:type="spellStart"/>
+                  <w:r>
+                    <w:rPr>
+                      <w:rFonts w:ascii="Times New Roman" w:hAnsi="Times New Roman" w:cs="Times New Roman"/>
+                      <w:sz w:val="18"/>
+                      <w:szCs w:val="18"/>
+                      <w:lang w:val="en-US"/>
+                    </w:rPr>
+                    <w:t>sts_date</w:t>
+                  </w:r>
+                  <w:proofErr w:type="spellEnd"/>
+                  <w:r>
+                    <w:rPr>
+                      <w:rFonts w:ascii="Times New Roman" w:hAnsi="Times New Roman" w:cs="Times New Roman"/>
+                      <w:sz w:val="18"/>
+                      <w:szCs w:val="18"/>
+                      <w:lang w:val="en-US"/>
+                    </w:rPr>
+                    <w:t xml:space="preserve"> and </w:t>
+                  </w:r>
+                  <w:proofErr w:type="spellStart"/>
+                  <w:r>
+                    <w:rPr>
+                      <w:rFonts w:ascii="Times New Roman" w:hAnsi="Times New Roman" w:cs="Times New Roman"/>
+                      <w:sz w:val="18"/>
+                      <w:szCs w:val="18"/>
+                      <w:lang w:val="en-US"/>
+                    </w:rPr>
+                    <w:t>sts_id</w:t>
+                  </w:r>
+                  <w:proofErr w:type="spellEnd"/>
+                  <w:r>
+                    <w:rPr>
+                      <w:rFonts w:ascii="Times New Roman" w:hAnsi="Times New Roman" w:cs="Times New Roman"/>
+                      <w:sz w:val="18"/>
+                      <w:szCs w:val="18"/>
+                      <w:lang w:val="en-US"/>
+                    </w:rPr>
+                    <w:t xml:space="preserve"> %} </w:t>
                   </w:r>
                   <w:r>
                     <w:rPr>
@@ -2632,7 +2843,27 @@
                       <w:szCs w:val="18"/>
                       <w:lang w:val="en-US"/>
                     </w:rPr>
-                    <w:t xml:space="preserve"> }}{% else %}</w:t>
+                    <w:t xml:space="preserve"> }}{% endif %}{% if not </w:t>
+                  </w:r>
+                  <w:proofErr w:type="spellStart"/>
+                  <w:r>
+                    <w:rPr>
+                      <w:rFonts w:ascii="Times New Roman" w:hAnsi="Times New Roman" w:cs="Times New Roman"/>
+                      <w:sz w:val="18"/>
+                      <w:szCs w:val="18"/>
+                      <w:lang w:val="en-US"/>
+                    </w:rPr>
+                    <w:t>sts_id</w:t>
+                  </w:r>
+                  <w:proofErr w:type="spellEnd"/>
+                  <w:r>
+                    <w:rPr>
+                      <w:rFonts w:ascii="Times New Roman" w:hAnsi="Times New Roman" w:cs="Times New Roman"/>
+                      <w:sz w:val="18"/>
+                      <w:szCs w:val="18"/>
+                      <w:lang w:val="en-US"/>
+                    </w:rPr>
+                    <w:t xml:space="preserve"> %}</w:t>
                   </w:r>
                   <w:r>
                     <w:rPr>
@@ -4137,6 +4368,7 @@
                 <w:szCs w:val="18"/>
                 <w:lang w:eastAsia="ru-RU"/>
               </w:rPr>
+              <w:lastRenderedPageBreak/>
               <w:t xml:space="preserve">4. Расчеты Сторон </w:t>
             </w:r>
           </w:p>
@@ -4188,7 +4420,6 @@
                 <w:szCs w:val="18"/>
                 <w:lang w:eastAsia="ru-RU"/>
               </w:rPr>
-              <w:lastRenderedPageBreak/>
               <w:t xml:space="preserve">4.1. Поверенный обязуется в течение 2 (двух) банковских дней со дня постановки покупателем ТС на учет в ГИБДД, но не ранее 10 (десяти) банковских дней с даты получения Поверенным от покупателя денежных средств в оплату ТС и подписания между Поверенным и покупателем Акта приема-передачи ТС перечислить Доверителю денежные средства в размере цены реализации ТС, указанной в п. 2.1.2. Договора за вычетом причитающегося Поверенному вознаграждения и расходов, связанных с выполнением поручения. </w:t>
             </w:r>
             <w:r>
@@ -9817,7 +10048,6 @@
                 <w:rFonts w:ascii="Times New Roman" w:hAnsi="Times New Roman" w:cs="Times New Roman"/>
                 <w:sz w:val="18"/>
                 <w:szCs w:val="18"/>
-                <w:lang w:val="en-US"/>
               </w:rPr>
             </w:pPr>
             <w:r>
@@ -9825,9 +10055,8 @@
                 <w:rFonts w:ascii="Times New Roman" w:hAnsi="Times New Roman" w:cs="Times New Roman"/>
                 <w:sz w:val="18"/>
                 <w:szCs w:val="18"/>
-                <w:lang w:val="en-US"/>
-              </w:rPr>
-              <w:t>{{</w:t>
+              </w:rPr>
+              <w:t xml:space="preserve">{% </w:t>
             </w:r>
             <w:proofErr w:type="spellStart"/>
             <w:r>
@@ -9835,29 +10064,8 @@
                 <w:rFonts w:ascii="Times New Roman" w:hAnsi="Times New Roman" w:cs="Times New Roman"/>
                 <w:sz w:val="18"/>
                 <w:szCs w:val="18"/>
-                <w:lang w:val="en-US"/>
-              </w:rPr>
-              <w:t>pts</w:t>
-            </w:r>
-            <w:r>
-              <w:rPr>
-                <w:rFonts w:ascii="Times New Roman" w:hAnsi="Times New Roman" w:cs="Times New Roman"/>
-                <w:b/>
-                <w:bCs/>
-                <w:sz w:val="18"/>
-                <w:szCs w:val="18"/>
-                <w:lang w:val="en-US"/>
-              </w:rPr>
-              <w:t>_</w:t>
-            </w:r>
-            <w:r>
-              <w:rPr>
-                <w:rFonts w:ascii="Times New Roman" w:hAnsi="Times New Roman" w:cs="Times New Roman"/>
-                <w:sz w:val="18"/>
-                <w:szCs w:val="18"/>
-                <w:lang w:val="en-US"/>
-              </w:rPr>
-              <w:t>id</w:t>
+              </w:rPr>
+              <w:t>if</w:t>
             </w:r>
             <w:proofErr w:type="spellEnd"/>
             <w:r>
@@ -9865,26 +10073,8 @@
                 <w:rFonts w:ascii="Times New Roman" w:hAnsi="Times New Roman" w:cs="Times New Roman"/>
                 <w:sz w:val="18"/>
                 <w:szCs w:val="18"/>
-                <w:lang w:val="en-US"/>
-              </w:rPr>
-              <w:t xml:space="preserve">}} </w:t>
-            </w:r>
-            <w:r>
-              <w:rPr>
-                <w:rFonts w:ascii="Times New Roman" w:hAnsi="Times New Roman" w:cs="Times New Roman"/>
-                <w:sz w:val="18"/>
-                <w:szCs w:val="18"/>
-              </w:rPr>
-              <w:t>от</w:t>
-            </w:r>
-            <w:r>
-              <w:rPr>
-                <w:rFonts w:ascii="Times New Roman" w:hAnsi="Times New Roman" w:cs="Times New Roman"/>
-                <w:sz w:val="18"/>
-                <w:szCs w:val="18"/>
-                <w:lang w:val="en-US"/>
-              </w:rPr>
-              <w:t xml:space="preserve"> {{</w:t>
+              </w:rPr>
+              <w:t xml:space="preserve"> </w:t>
             </w:r>
             <w:proofErr w:type="spellStart"/>
             <w:r>
@@ -9892,7 +10082,96 @@
                 <w:rFonts w:ascii="Times New Roman" w:hAnsi="Times New Roman" w:cs="Times New Roman"/>
                 <w:sz w:val="18"/>
                 <w:szCs w:val="18"/>
-                <w:lang w:val="en-US"/>
+              </w:rPr>
+              <w:t>pts_id</w:t>
+            </w:r>
+            <w:proofErr w:type="spellEnd"/>
+            <w:r>
+              <w:rPr>
+                <w:rFonts w:ascii="Times New Roman" w:hAnsi="Times New Roman" w:cs="Times New Roman"/>
+                <w:sz w:val="18"/>
+                <w:szCs w:val="18"/>
+              </w:rPr>
+              <w:t xml:space="preserve"> </w:t>
+            </w:r>
+            <w:proofErr w:type="gramStart"/>
+            <w:r>
+              <w:rPr>
+                <w:rFonts w:ascii="Times New Roman" w:hAnsi="Times New Roman" w:cs="Times New Roman"/>
+                <w:sz w:val="18"/>
+                <w:szCs w:val="18"/>
+              </w:rPr>
+              <w:t>%}{</w:t>
+            </w:r>
+            <w:proofErr w:type="gramEnd"/>
+            <w:r>
+              <w:rPr>
+                <w:rFonts w:ascii="Times New Roman" w:hAnsi="Times New Roman" w:cs="Times New Roman"/>
+                <w:sz w:val="18"/>
+                <w:szCs w:val="18"/>
+              </w:rPr>
+              <w:t xml:space="preserve">{ </w:t>
+            </w:r>
+            <w:proofErr w:type="spellStart"/>
+            <w:r>
+              <w:rPr>
+                <w:rFonts w:ascii="Times New Roman" w:hAnsi="Times New Roman" w:cs="Times New Roman"/>
+                <w:sz w:val="18"/>
+                <w:szCs w:val="18"/>
+              </w:rPr>
+              <w:t>pts_id</w:t>
+            </w:r>
+            <w:proofErr w:type="spellEnd"/>
+            <w:r>
+              <w:rPr>
+                <w:rFonts w:ascii="Times New Roman" w:hAnsi="Times New Roman" w:cs="Times New Roman"/>
+                <w:sz w:val="18"/>
+                <w:szCs w:val="18"/>
+              </w:rPr>
+              <w:t xml:space="preserve"> }}{% </w:t>
+            </w:r>
+            <w:proofErr w:type="spellStart"/>
+            <w:r>
+              <w:rPr>
+                <w:rFonts w:ascii="Times New Roman" w:hAnsi="Times New Roman" w:cs="Times New Roman"/>
+                <w:sz w:val="18"/>
+                <w:szCs w:val="18"/>
+              </w:rPr>
+              <w:t>endif</w:t>
+            </w:r>
+            <w:proofErr w:type="spellEnd"/>
+            <w:r>
+              <w:rPr>
+                <w:rFonts w:ascii="Times New Roman" w:hAnsi="Times New Roman" w:cs="Times New Roman"/>
+                <w:sz w:val="18"/>
+                <w:szCs w:val="18"/>
+              </w:rPr>
+              <w:t xml:space="preserve"> %}{% </w:t>
+            </w:r>
+            <w:proofErr w:type="spellStart"/>
+            <w:r>
+              <w:rPr>
+                <w:rFonts w:ascii="Times New Roman" w:hAnsi="Times New Roman" w:cs="Times New Roman"/>
+                <w:sz w:val="18"/>
+                <w:szCs w:val="18"/>
+              </w:rPr>
+              <w:t>if</w:t>
+            </w:r>
+            <w:proofErr w:type="spellEnd"/>
+            <w:r>
+              <w:rPr>
+                <w:rFonts w:ascii="Times New Roman" w:hAnsi="Times New Roman" w:cs="Times New Roman"/>
+                <w:sz w:val="18"/>
+                <w:szCs w:val="18"/>
+              </w:rPr>
+              <w:t xml:space="preserve"> </w:t>
+            </w:r>
+            <w:proofErr w:type="spellStart"/>
+            <w:r>
+              <w:rPr>
+                <w:rFonts w:ascii="Times New Roman" w:hAnsi="Times New Roman" w:cs="Times New Roman"/>
+                <w:sz w:val="18"/>
+                <w:szCs w:val="18"/>
               </w:rPr>
               <w:t>pts_date</w:t>
             </w:r>
@@ -9902,9 +10181,152 @@
                 <w:rFonts w:ascii="Times New Roman" w:hAnsi="Times New Roman" w:cs="Times New Roman"/>
                 <w:sz w:val="18"/>
                 <w:szCs w:val="18"/>
-                <w:lang w:val="en-US"/>
-              </w:rPr>
-              <w:t>}}</w:t>
+              </w:rPr>
+              <w:t xml:space="preserve"> </w:t>
+            </w:r>
+            <w:proofErr w:type="spellStart"/>
+            <w:r>
+              <w:rPr>
+                <w:rFonts w:ascii="Times New Roman" w:hAnsi="Times New Roman" w:cs="Times New Roman"/>
+                <w:sz w:val="18"/>
+                <w:szCs w:val="18"/>
+              </w:rPr>
+              <w:t>and</w:t>
+            </w:r>
+            <w:proofErr w:type="spellEnd"/>
+            <w:r>
+              <w:rPr>
+                <w:rFonts w:ascii="Times New Roman" w:hAnsi="Times New Roman" w:cs="Times New Roman"/>
+                <w:sz w:val="18"/>
+                <w:szCs w:val="18"/>
+              </w:rPr>
+              <w:t xml:space="preserve"> </w:t>
+            </w:r>
+            <w:proofErr w:type="spellStart"/>
+            <w:r>
+              <w:rPr>
+                <w:rFonts w:ascii="Times New Roman" w:hAnsi="Times New Roman" w:cs="Times New Roman"/>
+                <w:sz w:val="18"/>
+                <w:szCs w:val="18"/>
+              </w:rPr>
+              <w:t>pts_id</w:t>
+            </w:r>
+            <w:proofErr w:type="spellEnd"/>
+            <w:r>
+              <w:rPr>
+                <w:rFonts w:ascii="Times New Roman" w:hAnsi="Times New Roman" w:cs="Times New Roman"/>
+                <w:sz w:val="18"/>
+                <w:szCs w:val="18"/>
+              </w:rPr>
+              <w:t xml:space="preserve"> %} от {{ </w:t>
+            </w:r>
+            <w:proofErr w:type="spellStart"/>
+            <w:r>
+              <w:rPr>
+                <w:rFonts w:ascii="Times New Roman" w:hAnsi="Times New Roman" w:cs="Times New Roman"/>
+                <w:sz w:val="18"/>
+                <w:szCs w:val="18"/>
+              </w:rPr>
+              <w:t>pts_date</w:t>
+            </w:r>
+            <w:proofErr w:type="spellEnd"/>
+            <w:r>
+              <w:rPr>
+                <w:rFonts w:ascii="Times New Roman" w:hAnsi="Times New Roman" w:cs="Times New Roman"/>
+                <w:sz w:val="18"/>
+                <w:szCs w:val="18"/>
+              </w:rPr>
+              <w:t xml:space="preserve"> }}{% </w:t>
+            </w:r>
+            <w:proofErr w:type="spellStart"/>
+            <w:r>
+              <w:rPr>
+                <w:rFonts w:ascii="Times New Roman" w:hAnsi="Times New Roman" w:cs="Times New Roman"/>
+                <w:sz w:val="18"/>
+                <w:szCs w:val="18"/>
+              </w:rPr>
+              <w:t>endif</w:t>
+            </w:r>
+            <w:proofErr w:type="spellEnd"/>
+            <w:r>
+              <w:rPr>
+                <w:rFonts w:ascii="Times New Roman" w:hAnsi="Times New Roman" w:cs="Times New Roman"/>
+                <w:sz w:val="18"/>
+                <w:szCs w:val="18"/>
+              </w:rPr>
+              <w:t xml:space="preserve"> %}{% </w:t>
+            </w:r>
+            <w:proofErr w:type="spellStart"/>
+            <w:r>
+              <w:rPr>
+                <w:rFonts w:ascii="Times New Roman" w:hAnsi="Times New Roman" w:cs="Times New Roman"/>
+                <w:sz w:val="18"/>
+                <w:szCs w:val="18"/>
+              </w:rPr>
+              <w:t>if</w:t>
+            </w:r>
+            <w:proofErr w:type="spellEnd"/>
+            <w:r>
+              <w:rPr>
+                <w:rFonts w:ascii="Times New Roman" w:hAnsi="Times New Roman" w:cs="Times New Roman"/>
+                <w:sz w:val="18"/>
+                <w:szCs w:val="18"/>
+              </w:rPr>
+              <w:t xml:space="preserve"> </w:t>
+            </w:r>
+            <w:proofErr w:type="spellStart"/>
+            <w:r>
+              <w:rPr>
+                <w:rFonts w:ascii="Times New Roman" w:hAnsi="Times New Roman" w:cs="Times New Roman"/>
+                <w:sz w:val="18"/>
+                <w:szCs w:val="18"/>
+              </w:rPr>
+              <w:t>not</w:t>
+            </w:r>
+            <w:proofErr w:type="spellEnd"/>
+            <w:r>
+              <w:rPr>
+                <w:rFonts w:ascii="Times New Roman" w:hAnsi="Times New Roman" w:cs="Times New Roman"/>
+                <w:sz w:val="18"/>
+                <w:szCs w:val="18"/>
+              </w:rPr>
+              <w:t xml:space="preserve"> </w:t>
+            </w:r>
+            <w:proofErr w:type="spellStart"/>
+            <w:r>
+              <w:rPr>
+                <w:rFonts w:ascii="Times New Roman" w:hAnsi="Times New Roman" w:cs="Times New Roman"/>
+                <w:sz w:val="18"/>
+                <w:szCs w:val="18"/>
+              </w:rPr>
+              <w:t>pts_id</w:t>
+            </w:r>
+            <w:proofErr w:type="spellEnd"/>
+            <w:r>
+              <w:rPr>
+                <w:rFonts w:ascii="Times New Roman" w:hAnsi="Times New Roman" w:cs="Times New Roman"/>
+                <w:sz w:val="18"/>
+                <w:szCs w:val="18"/>
+              </w:rPr>
+              <w:t xml:space="preserve"> %}Отсутствует{% </w:t>
+            </w:r>
+            <w:proofErr w:type="spellStart"/>
+            <w:r>
+              <w:rPr>
+                <w:rFonts w:ascii="Times New Roman" w:hAnsi="Times New Roman" w:cs="Times New Roman"/>
+                <w:sz w:val="18"/>
+                <w:szCs w:val="18"/>
+              </w:rPr>
+              <w:t>endif</w:t>
+            </w:r>
+            <w:proofErr w:type="spellEnd"/>
+            <w:r>
+              <w:rPr>
+                <w:rFonts w:ascii="Times New Roman" w:hAnsi="Times New Roman" w:cs="Times New Roman"/>
+                <w:sz w:val="18"/>
+                <w:szCs w:val="18"/>
+              </w:rPr>
+              <w:t xml:space="preserve"> %}</w:t>
             </w:r>
           </w:p>
         </w:tc>
@@ -10001,6 +10423,66 @@
                 <w:szCs w:val="18"/>
                 <w:lang w:val="en-US"/>
               </w:rPr>
+              <w:t xml:space="preserve"> </w:t>
+            </w:r>
+            <w:proofErr w:type="gramStart"/>
+            <w:r>
+              <w:rPr>
+                <w:rFonts w:ascii="Times New Roman" w:hAnsi="Times New Roman" w:cs="Times New Roman"/>
+                <w:sz w:val="18"/>
+                <w:szCs w:val="18"/>
+                <w:lang w:val="en-US"/>
+              </w:rPr>
+              <w:t>%}{</w:t>
+            </w:r>
+            <w:proofErr w:type="gramEnd"/>
+            <w:r>
+              <w:rPr>
+                <w:rFonts w:ascii="Times New Roman" w:hAnsi="Times New Roman" w:cs="Times New Roman"/>
+                <w:sz w:val="18"/>
+                <w:szCs w:val="18"/>
+                <w:lang w:val="en-US"/>
+              </w:rPr>
+              <w:t xml:space="preserve">{ </w:t>
+            </w:r>
+            <w:proofErr w:type="spellStart"/>
+            <w:r>
+              <w:rPr>
+                <w:rFonts w:ascii="Times New Roman" w:hAnsi="Times New Roman" w:cs="Times New Roman"/>
+                <w:sz w:val="18"/>
+                <w:szCs w:val="18"/>
+                <w:lang w:val="en-US"/>
+              </w:rPr>
+              <w:t>sts_id</w:t>
+            </w:r>
+            <w:proofErr w:type="spellEnd"/>
+            <w:r>
+              <w:rPr>
+                <w:rFonts w:ascii="Times New Roman" w:hAnsi="Times New Roman" w:cs="Times New Roman"/>
+                <w:sz w:val="18"/>
+                <w:szCs w:val="18"/>
+                <w:lang w:val="en-US"/>
+              </w:rPr>
+              <w:t xml:space="preserve"> }}{% endif %}{% if </w:t>
+            </w:r>
+            <w:proofErr w:type="spellStart"/>
+            <w:r>
+              <w:rPr>
+                <w:rFonts w:ascii="Times New Roman" w:hAnsi="Times New Roman" w:cs="Times New Roman"/>
+                <w:sz w:val="18"/>
+                <w:szCs w:val="18"/>
+                <w:lang w:val="en-US"/>
+              </w:rPr>
+              <w:t>sts_date</w:t>
+            </w:r>
+            <w:proofErr w:type="spellEnd"/>
+            <w:r>
+              <w:rPr>
+                <w:rFonts w:ascii="Times New Roman" w:hAnsi="Times New Roman" w:cs="Times New Roman"/>
+                <w:sz w:val="18"/>
+                <w:szCs w:val="18"/>
+                <w:lang w:val="en-US"/>
+              </w:rPr>
               <w:t xml:space="preserve"> and </w:t>
             </w:r>
             <w:proofErr w:type="spellStart"/>
@@ -10011,6 +10493,43 @@
                 <w:szCs w:val="18"/>
                 <w:lang w:val="en-US"/>
               </w:rPr>
+              <w:t>sts_id</w:t>
+            </w:r>
+            <w:proofErr w:type="spellEnd"/>
+            <w:r>
+              <w:rPr>
+                <w:rFonts w:ascii="Times New Roman" w:hAnsi="Times New Roman" w:cs="Times New Roman"/>
+                <w:sz w:val="18"/>
+                <w:szCs w:val="18"/>
+                <w:lang w:val="en-US"/>
+              </w:rPr>
+              <w:t xml:space="preserve"> %} </w:t>
+            </w:r>
+            <w:r>
+              <w:rPr>
+                <w:rFonts w:ascii="Times New Roman" w:hAnsi="Times New Roman" w:cs="Times New Roman"/>
+                <w:sz w:val="18"/>
+                <w:szCs w:val="18"/>
+              </w:rPr>
+              <w:t>от</w:t>
+            </w:r>
+            <w:r>
+              <w:rPr>
+                <w:rFonts w:ascii="Times New Roman" w:hAnsi="Times New Roman" w:cs="Times New Roman"/>
+                <w:sz w:val="18"/>
+                <w:szCs w:val="18"/>
+                <w:lang w:val="en-US"/>
+              </w:rPr>
+              <w:t xml:space="preserve"> {{ </w:t>
+            </w:r>
+            <w:proofErr w:type="spellStart"/>
+            <w:r>
+              <w:rPr>
+                <w:rFonts w:ascii="Times New Roman" w:hAnsi="Times New Roman" w:cs="Times New Roman"/>
+                <w:sz w:val="18"/>
+                <w:szCs w:val="18"/>
+                <w:lang w:val="en-US"/>
+              </w:rPr>
               <w:t>sts_date</w:t>
             </w:r>
             <w:proofErr w:type="spellEnd"/>
@@ -10021,27 +10540,7 @@
                 <w:szCs w:val="18"/>
                 <w:lang w:val="en-US"/>
               </w:rPr>
-              <w:t xml:space="preserve"> </w:t>
-            </w:r>
-            <w:proofErr w:type="gramStart"/>
-            <w:r>
-              <w:rPr>
-                <w:rFonts w:ascii="Times New Roman" w:hAnsi="Times New Roman" w:cs="Times New Roman"/>
-                <w:sz w:val="18"/>
-                <w:szCs w:val="18"/>
-                <w:lang w:val="en-US"/>
-              </w:rPr>
-              <w:t>%}{</w:t>
-            </w:r>
-            <w:proofErr w:type="gramEnd"/>
-            <w:r>
-              <w:rPr>
-                <w:rFonts w:ascii="Times New Roman" w:hAnsi="Times New Roman" w:cs="Times New Roman"/>
-                <w:sz w:val="18"/>
-                <w:szCs w:val="18"/>
-                <w:lang w:val="en-US"/>
-              </w:rPr>
-              <w:t xml:space="preserve">{ </w:t>
+              <w:t xml:space="preserve"> }}{% endif %}{% if not </w:t>
             </w:r>
             <w:proofErr w:type="spellStart"/>
             <w:r>
@@ -10061,44 +10560,7 @@
                 <w:szCs w:val="18"/>
                 <w:lang w:val="en-US"/>
               </w:rPr>
-              <w:t xml:space="preserve"> }} </w:t>
-            </w:r>
-            <w:r>
-              <w:rPr>
-                <w:rFonts w:ascii="Times New Roman" w:hAnsi="Times New Roman" w:cs="Times New Roman"/>
-                <w:sz w:val="18"/>
-                <w:szCs w:val="18"/>
-              </w:rPr>
-              <w:t>от</w:t>
-            </w:r>
-            <w:r>
-              <w:rPr>
-                <w:rFonts w:ascii="Times New Roman" w:hAnsi="Times New Roman" w:cs="Times New Roman"/>
-                <w:sz w:val="18"/>
-                <w:szCs w:val="18"/>
-                <w:lang w:val="en-US"/>
-              </w:rPr>
-              <w:t xml:space="preserve"> {{ </w:t>
-            </w:r>
-            <w:proofErr w:type="spellStart"/>
-            <w:r>
-              <w:rPr>
-                <w:rFonts w:ascii="Times New Roman" w:hAnsi="Times New Roman" w:cs="Times New Roman"/>
-                <w:sz w:val="18"/>
-                <w:szCs w:val="18"/>
-                <w:lang w:val="en-US"/>
-              </w:rPr>
-              <w:t>sts_date</w:t>
-            </w:r>
-            <w:proofErr w:type="spellEnd"/>
-            <w:r>
-              <w:rPr>
-                <w:rFonts w:ascii="Times New Roman" w:hAnsi="Times New Roman" w:cs="Times New Roman"/>
-                <w:sz w:val="18"/>
-                <w:szCs w:val="18"/>
-                <w:lang w:val="en-US"/>
-              </w:rPr>
-              <w:t xml:space="preserve"> }}{% else %}</w:t>
+              <w:t xml:space="preserve"> %}</w:t>
             </w:r>
             <w:r>
               <w:rPr>
@@ -10651,77 +11113,277 @@
           <w:sz w:val="18"/>
           <w:szCs w:val="18"/>
         </w:rPr>
-        <w:t>{{</w:t>
-      </w:r>
-      <w:r>
-        <w:rPr>
-          <w:rFonts w:ascii="Times New Roman" w:hAnsi="Times New Roman" w:cs="Times New Roman"/>
-          <w:sz w:val="18"/>
-          <w:szCs w:val="18"/>
-          <w:lang w:val="en-US"/>
-        </w:rPr>
-        <w:t>pts</w:t>
-      </w:r>
-      <w:r>
-        <w:rPr>
-          <w:rFonts w:ascii="Times New Roman" w:hAnsi="Times New Roman" w:cs="Times New Roman"/>
-          <w:b/>
-          <w:bCs/>
-          <w:sz w:val="18"/>
-          <w:szCs w:val="18"/>
-        </w:rPr>
-        <w:t>_</w:t>
-      </w:r>
-      <w:r>
-        <w:rPr>
-          <w:rFonts w:ascii="Times New Roman" w:hAnsi="Times New Roman" w:cs="Times New Roman"/>
-          <w:sz w:val="18"/>
-          <w:szCs w:val="18"/>
-          <w:lang w:val="en-US"/>
-        </w:rPr>
-        <w:t>id</w:t>
-      </w:r>
-      <w:r>
-        <w:rPr>
-          <w:rFonts w:ascii="Times New Roman" w:hAnsi="Times New Roman" w:cs="Times New Roman"/>
-          <w:sz w:val="18"/>
-          <w:szCs w:val="18"/>
-        </w:rPr>
-        <w:t>}} от {{</w:t>
-      </w:r>
-      <w:r>
-        <w:rPr>
-          <w:rFonts w:ascii="Times New Roman" w:hAnsi="Times New Roman" w:cs="Times New Roman"/>
-          <w:sz w:val="18"/>
-          <w:szCs w:val="18"/>
-          <w:lang w:val="en-US"/>
-        </w:rPr>
-        <w:t>pts</w:t>
-      </w:r>
-      <w:r>
-        <w:rPr>
-          <w:rFonts w:ascii="Times New Roman" w:hAnsi="Times New Roman" w:cs="Times New Roman"/>
-          <w:sz w:val="18"/>
-          <w:szCs w:val="18"/>
-        </w:rPr>
-        <w:t>_</w:t>
-      </w:r>
-      <w:r>
-        <w:rPr>
-          <w:rFonts w:ascii="Times New Roman" w:hAnsi="Times New Roman" w:cs="Times New Roman"/>
-          <w:sz w:val="18"/>
-          <w:szCs w:val="18"/>
-          <w:lang w:val="en-US"/>
-        </w:rPr>
-        <w:t>date</w:t>
-      </w:r>
-      <w:r>
-        <w:rPr>
-          <w:rFonts w:ascii="Times New Roman" w:hAnsi="Times New Roman" w:cs="Times New Roman"/>
-          <w:sz w:val="18"/>
-          <w:szCs w:val="18"/>
-        </w:rPr>
-        <w:t>}}</w:t>
+        <w:t xml:space="preserve">{% </w:t>
+      </w:r>
+      <w:proofErr w:type="spellStart"/>
+      <w:r>
+        <w:rPr>
+          <w:rFonts w:ascii="Times New Roman" w:hAnsi="Times New Roman" w:cs="Times New Roman"/>
+          <w:sz w:val="18"/>
+          <w:szCs w:val="18"/>
+        </w:rPr>
+        <w:t>if</w:t>
+      </w:r>
+      <w:proofErr w:type="spellEnd"/>
+      <w:r>
+        <w:rPr>
+          <w:rFonts w:ascii="Times New Roman" w:hAnsi="Times New Roman" w:cs="Times New Roman"/>
+          <w:sz w:val="18"/>
+          <w:szCs w:val="18"/>
+        </w:rPr>
+        <w:t xml:space="preserve"> </w:t>
+      </w:r>
+      <w:proofErr w:type="spellStart"/>
+      <w:r>
+        <w:rPr>
+          <w:rFonts w:ascii="Times New Roman" w:hAnsi="Times New Roman" w:cs="Times New Roman"/>
+          <w:sz w:val="18"/>
+          <w:szCs w:val="18"/>
+        </w:rPr>
+        <w:t>pts_id</w:t>
+      </w:r>
+      <w:proofErr w:type="spellEnd"/>
+      <w:r>
+        <w:rPr>
+          <w:rFonts w:ascii="Times New Roman" w:hAnsi="Times New Roman" w:cs="Times New Roman"/>
+          <w:sz w:val="18"/>
+          <w:szCs w:val="18"/>
+        </w:rPr>
+        <w:t xml:space="preserve"> </w:t>
+      </w:r>
+      <w:proofErr w:type="gramStart"/>
+      <w:r>
+        <w:rPr>
+          <w:rFonts w:ascii="Times New Roman" w:hAnsi="Times New Roman" w:cs="Times New Roman"/>
+          <w:sz w:val="18"/>
+          <w:szCs w:val="18"/>
+        </w:rPr>
+        <w:t>%}{</w:t>
+      </w:r>
+      <w:proofErr w:type="gramEnd"/>
+      <w:r>
+        <w:rPr>
+          <w:rFonts w:ascii="Times New Roman" w:hAnsi="Times New Roman" w:cs="Times New Roman"/>
+          <w:sz w:val="18"/>
+          <w:szCs w:val="18"/>
+        </w:rPr>
+        <w:t xml:space="preserve">{ </w:t>
+      </w:r>
+      <w:proofErr w:type="spellStart"/>
+      <w:r>
+        <w:rPr>
+          <w:rFonts w:ascii="Times New Roman" w:hAnsi="Times New Roman" w:cs="Times New Roman"/>
+          <w:sz w:val="18"/>
+          <w:szCs w:val="18"/>
+        </w:rPr>
+        <w:t>pts_id</w:t>
+      </w:r>
+      <w:proofErr w:type="spellEnd"/>
+      <w:r>
+        <w:rPr>
+          <w:rFonts w:ascii="Times New Roman" w:hAnsi="Times New Roman" w:cs="Times New Roman"/>
+          <w:sz w:val="18"/>
+          <w:szCs w:val="18"/>
+        </w:rPr>
+        <w:t xml:space="preserve"> }}{% </w:t>
+      </w:r>
+      <w:proofErr w:type="spellStart"/>
+      <w:r>
+        <w:rPr>
+          <w:rFonts w:ascii="Times New Roman" w:hAnsi="Times New Roman" w:cs="Times New Roman"/>
+          <w:sz w:val="18"/>
+          <w:szCs w:val="18"/>
+        </w:rPr>
+        <w:t>endif</w:t>
+      </w:r>
+      <w:proofErr w:type="spellEnd"/>
+      <w:r>
+        <w:rPr>
+          <w:rFonts w:ascii="Times New Roman" w:hAnsi="Times New Roman" w:cs="Times New Roman"/>
+          <w:sz w:val="18"/>
+          <w:szCs w:val="18"/>
+        </w:rPr>
+        <w:t xml:space="preserve"> %}{% </w:t>
+      </w:r>
+      <w:proofErr w:type="spellStart"/>
+      <w:r>
+        <w:rPr>
+          <w:rFonts w:ascii="Times New Roman" w:hAnsi="Times New Roman" w:cs="Times New Roman"/>
+          <w:sz w:val="18"/>
+          <w:szCs w:val="18"/>
+        </w:rPr>
+        <w:t>if</w:t>
+      </w:r>
+      <w:proofErr w:type="spellEnd"/>
+      <w:r>
+        <w:rPr>
+          <w:rFonts w:ascii="Times New Roman" w:hAnsi="Times New Roman" w:cs="Times New Roman"/>
+          <w:sz w:val="18"/>
+          <w:szCs w:val="18"/>
+        </w:rPr>
+        <w:t xml:space="preserve"> </w:t>
+      </w:r>
+      <w:proofErr w:type="spellStart"/>
+      <w:r>
+        <w:rPr>
+          <w:rFonts w:ascii="Times New Roman" w:hAnsi="Times New Roman" w:cs="Times New Roman"/>
+          <w:sz w:val="18"/>
+          <w:szCs w:val="18"/>
+        </w:rPr>
+        <w:t>pts_date</w:t>
+      </w:r>
+      <w:proofErr w:type="spellEnd"/>
+      <w:r>
+        <w:rPr>
+          <w:rFonts w:ascii="Times New Roman" w:hAnsi="Times New Roman" w:cs="Times New Roman"/>
+          <w:sz w:val="18"/>
+          <w:szCs w:val="18"/>
+        </w:rPr>
+        <w:t xml:space="preserve"> </w:t>
+      </w:r>
+      <w:proofErr w:type="spellStart"/>
+      <w:r>
+        <w:rPr>
+          <w:rFonts w:ascii="Times New Roman" w:hAnsi="Times New Roman" w:cs="Times New Roman"/>
+          <w:sz w:val="18"/>
+          <w:szCs w:val="18"/>
+        </w:rPr>
+        <w:t>and</w:t>
+      </w:r>
+      <w:proofErr w:type="spellEnd"/>
+      <w:r>
+        <w:rPr>
+          <w:rFonts w:ascii="Times New Roman" w:hAnsi="Times New Roman" w:cs="Times New Roman"/>
+          <w:sz w:val="18"/>
+          <w:szCs w:val="18"/>
+        </w:rPr>
+        <w:t xml:space="preserve"> </w:t>
+      </w:r>
+      <w:proofErr w:type="spellStart"/>
+      <w:r>
+        <w:rPr>
+          <w:rFonts w:ascii="Times New Roman" w:hAnsi="Times New Roman" w:cs="Times New Roman"/>
+          <w:sz w:val="18"/>
+          <w:szCs w:val="18"/>
+        </w:rPr>
+        <w:t>pts_id</w:t>
+      </w:r>
+      <w:proofErr w:type="spellEnd"/>
+      <w:r>
+        <w:rPr>
+          <w:rFonts w:ascii="Times New Roman" w:hAnsi="Times New Roman" w:cs="Times New Roman"/>
+          <w:sz w:val="18"/>
+          <w:szCs w:val="18"/>
+        </w:rPr>
+        <w:t xml:space="preserve"> %} от {{ </w:t>
+      </w:r>
+      <w:proofErr w:type="spellStart"/>
+      <w:r>
+        <w:rPr>
+          <w:rFonts w:ascii="Times New Roman" w:hAnsi="Times New Roman" w:cs="Times New Roman"/>
+          <w:sz w:val="18"/>
+          <w:szCs w:val="18"/>
+        </w:rPr>
+        <w:t>pts_date</w:t>
+      </w:r>
+      <w:proofErr w:type="spellEnd"/>
+      <w:r>
+        <w:rPr>
+          <w:rFonts w:ascii="Times New Roman" w:hAnsi="Times New Roman" w:cs="Times New Roman"/>
+          <w:sz w:val="18"/>
+          <w:szCs w:val="18"/>
+        </w:rPr>
+        <w:t xml:space="preserve"> }}{% </w:t>
+      </w:r>
+      <w:proofErr w:type="spellStart"/>
+      <w:r>
+        <w:rPr>
+          <w:rFonts w:ascii="Times New Roman" w:hAnsi="Times New Roman" w:cs="Times New Roman"/>
+          <w:sz w:val="18"/>
+          <w:szCs w:val="18"/>
+        </w:rPr>
+        <w:t>endif</w:t>
+      </w:r>
+      <w:proofErr w:type="spellEnd"/>
+      <w:r>
+        <w:rPr>
+          <w:rFonts w:ascii="Times New Roman" w:hAnsi="Times New Roman" w:cs="Times New Roman"/>
+          <w:sz w:val="18"/>
+          <w:szCs w:val="18"/>
+        </w:rPr>
+        <w:t xml:space="preserve"> %}{% </w:t>
+      </w:r>
+      <w:proofErr w:type="spellStart"/>
+      <w:r>
+        <w:rPr>
+          <w:rFonts w:ascii="Times New Roman" w:hAnsi="Times New Roman" w:cs="Times New Roman"/>
+          <w:sz w:val="18"/>
+          <w:szCs w:val="18"/>
+        </w:rPr>
+        <w:t>if</w:t>
+      </w:r>
+      <w:proofErr w:type="spellEnd"/>
+      <w:r>
+        <w:rPr>
+          <w:rFonts w:ascii="Times New Roman" w:hAnsi="Times New Roman" w:cs="Times New Roman"/>
+          <w:sz w:val="18"/>
+          <w:szCs w:val="18"/>
+        </w:rPr>
+        <w:t xml:space="preserve"> </w:t>
+      </w:r>
+      <w:proofErr w:type="spellStart"/>
+      <w:r>
+        <w:rPr>
+          <w:rFonts w:ascii="Times New Roman" w:hAnsi="Times New Roman" w:cs="Times New Roman"/>
+          <w:sz w:val="18"/>
+          <w:szCs w:val="18"/>
+        </w:rPr>
+        <w:t>not</w:t>
+      </w:r>
+      <w:proofErr w:type="spellEnd"/>
+      <w:r>
+        <w:rPr>
+          <w:rFonts w:ascii="Times New Roman" w:hAnsi="Times New Roman" w:cs="Times New Roman"/>
+          <w:sz w:val="18"/>
+          <w:szCs w:val="18"/>
+        </w:rPr>
+        <w:t xml:space="preserve"> </w:t>
+      </w:r>
+      <w:proofErr w:type="spellStart"/>
+      <w:r>
+        <w:rPr>
+          <w:rFonts w:ascii="Times New Roman" w:hAnsi="Times New Roman" w:cs="Times New Roman"/>
+          <w:sz w:val="18"/>
+          <w:szCs w:val="18"/>
+        </w:rPr>
+        <w:t>pts_id</w:t>
+      </w:r>
+      <w:proofErr w:type="spellEnd"/>
+      <w:r>
+        <w:rPr>
+          <w:rFonts w:ascii="Times New Roman" w:hAnsi="Times New Roman" w:cs="Times New Roman"/>
+          <w:sz w:val="18"/>
+          <w:szCs w:val="18"/>
+        </w:rPr>
+        <w:t xml:space="preserve"> %}Отсутствует{% </w:t>
+      </w:r>
+      <w:proofErr w:type="spellStart"/>
+      <w:r>
+        <w:rPr>
+          <w:rFonts w:ascii="Times New Roman" w:hAnsi="Times New Roman" w:cs="Times New Roman"/>
+          <w:sz w:val="18"/>
+          <w:szCs w:val="18"/>
+        </w:rPr>
+        <w:t>endif</w:t>
+      </w:r>
+      <w:proofErr w:type="spellEnd"/>
+      <w:r>
+        <w:rPr>
+          <w:rFonts w:ascii="Times New Roman" w:hAnsi="Times New Roman" w:cs="Times New Roman"/>
+          <w:sz w:val="18"/>
+          <w:szCs w:val="18"/>
+        </w:rPr>
+        <w:t xml:space="preserve"> %}</w:t>
       </w:r>
     </w:p>
     <w:p>
@@ -10757,7 +11419,24 @@
           <w:sz w:val="18"/>
           <w:szCs w:val="18"/>
         </w:rPr>
-        <w:t>{{</w:t>
+        <w:t xml:space="preserve">{% </w:t>
+      </w:r>
+      <w:r>
+        <w:rPr>
+          <w:rFonts w:ascii="Times New Roman" w:hAnsi="Times New Roman" w:cs="Times New Roman"/>
+          <w:sz w:val="18"/>
+          <w:szCs w:val="18"/>
+          <w:lang w:val="en-US"/>
+        </w:rPr>
+        <w:t>if</w:t>
+      </w:r>
+      <w:r>
+        <w:rPr>
+          <w:rFonts w:ascii="Times New Roman" w:hAnsi="Times New Roman" w:cs="Times New Roman"/>
+          <w:sz w:val="18"/>
+          <w:szCs w:val="18"/>
+        </w:rPr>
+        <w:t xml:space="preserve"> </w:t>
       </w:r>
       <w:proofErr w:type="spellStart"/>
       <w:r>
@@ -10773,8 +11452,6 @@
       <w:r>
         <w:rPr>
           <w:rFonts w:ascii="Times New Roman" w:hAnsi="Times New Roman" w:cs="Times New Roman"/>
-          <w:b/>
-          <w:bCs/>
           <w:sz w:val="18"/>
           <w:szCs w:val="18"/>
         </w:rPr>
@@ -10795,7 +11472,25 @@
           <w:sz w:val="18"/>
           <w:szCs w:val="18"/>
         </w:rPr>
-        <w:t>}} от {{</w:t>
+        <w:t xml:space="preserve"> </w:t>
+      </w:r>
+      <w:proofErr w:type="gramStart"/>
+      <w:r>
+        <w:rPr>
+          <w:rFonts w:ascii="Times New Roman" w:hAnsi="Times New Roman" w:cs="Times New Roman"/>
+          <w:sz w:val="18"/>
+          <w:szCs w:val="18"/>
+        </w:rPr>
+        <w:t>%}{</w:t>
+      </w:r>
+      <w:proofErr w:type="gramEnd"/>
+      <w:r>
+        <w:rPr>
+          <w:rFonts w:ascii="Times New Roman" w:hAnsi="Times New Roman" w:cs="Times New Roman"/>
+          <w:sz w:val="18"/>
+          <w:szCs w:val="18"/>
+        </w:rPr>
+        <w:t xml:space="preserve">{ </w:t>
       </w:r>
       <w:proofErr w:type="spellStart"/>
       <w:r>
@@ -10823,6 +11518,76 @@
           <w:szCs w:val="18"/>
           <w:lang w:val="en-US"/>
         </w:rPr>
+        <w:t>id</w:t>
+      </w:r>
+      <w:r>
+        <w:rPr>
+          <w:rFonts w:ascii="Times New Roman" w:hAnsi="Times New Roman" w:cs="Times New Roman"/>
+          <w:sz w:val="18"/>
+          <w:szCs w:val="18"/>
+        </w:rPr>
+        <w:t xml:space="preserve"> }}{% </w:t>
+      </w:r>
+      <w:r>
+        <w:rPr>
+          <w:rFonts w:ascii="Times New Roman" w:hAnsi="Times New Roman" w:cs="Times New Roman"/>
+          <w:sz w:val="18"/>
+          <w:szCs w:val="18"/>
+          <w:lang w:val="en-US"/>
+        </w:rPr>
+        <w:t>endif</w:t>
+      </w:r>
+      <w:r>
+        <w:rPr>
+          <w:rFonts w:ascii="Times New Roman" w:hAnsi="Times New Roman" w:cs="Times New Roman"/>
+          <w:sz w:val="18"/>
+          <w:szCs w:val="18"/>
+        </w:rPr>
+        <w:t xml:space="preserve"> %}{% </w:t>
+      </w:r>
+      <w:r>
+        <w:rPr>
+          <w:rFonts w:ascii="Times New Roman" w:hAnsi="Times New Roman" w:cs="Times New Roman"/>
+          <w:sz w:val="18"/>
+          <w:szCs w:val="18"/>
+          <w:lang w:val="en-US"/>
+        </w:rPr>
+        <w:t>if</w:t>
+      </w:r>
+      <w:r>
+        <w:rPr>
+          <w:rFonts w:ascii="Times New Roman" w:hAnsi="Times New Roman" w:cs="Times New Roman"/>
+          <w:sz w:val="18"/>
+          <w:szCs w:val="18"/>
+        </w:rPr>
+        <w:t xml:space="preserve"> </w:t>
+      </w:r>
+      <w:proofErr w:type="spellStart"/>
+      <w:r>
+        <w:rPr>
+          <w:rFonts w:ascii="Times New Roman" w:hAnsi="Times New Roman" w:cs="Times New Roman"/>
+          <w:sz w:val="18"/>
+          <w:szCs w:val="18"/>
+          <w:lang w:val="en-US"/>
+        </w:rPr>
+        <w:t>sts</w:t>
+      </w:r>
+      <w:proofErr w:type="spellEnd"/>
+      <w:r>
+        <w:rPr>
+          <w:rFonts w:ascii="Times New Roman" w:hAnsi="Times New Roman" w:cs="Times New Roman"/>
+          <w:sz w:val="18"/>
+          <w:szCs w:val="18"/>
+        </w:rPr>
+        <w:t>_</w:t>
+      </w:r>
+      <w:r>
+        <w:rPr>
+          <w:rFonts w:ascii="Times New Roman" w:hAnsi="Times New Roman" w:cs="Times New Roman"/>
+          <w:sz w:val="18"/>
+          <w:szCs w:val="18"/>
+          <w:lang w:val="en-US"/>
+        </w:rPr>
         <w:t>date</w:t>
       </w:r>
       <w:r>
@@ -10831,7 +11596,234 @@
           <w:sz w:val="18"/>
           <w:szCs w:val="18"/>
         </w:rPr>
-        <w:t>}}</w:t>
+        <w:t xml:space="preserve"> </w:t>
+      </w:r>
+      <w:r>
+        <w:rPr>
+          <w:rFonts w:ascii="Times New Roman" w:hAnsi="Times New Roman" w:cs="Times New Roman"/>
+          <w:sz w:val="18"/>
+          <w:szCs w:val="18"/>
+          <w:lang w:val="en-US"/>
+        </w:rPr>
+        <w:t>and</w:t>
+      </w:r>
+      <w:r>
+        <w:rPr>
+          <w:rFonts w:ascii="Times New Roman" w:hAnsi="Times New Roman" w:cs="Times New Roman"/>
+          <w:sz w:val="18"/>
+          <w:szCs w:val="18"/>
+        </w:rPr>
+        <w:t xml:space="preserve"> </w:t>
+      </w:r>
+      <w:proofErr w:type="spellStart"/>
+      <w:r>
+        <w:rPr>
+          <w:rFonts w:ascii="Times New Roman" w:hAnsi="Times New Roman" w:cs="Times New Roman"/>
+          <w:sz w:val="18"/>
+          <w:szCs w:val="18"/>
+          <w:lang w:val="en-US"/>
+        </w:rPr>
+        <w:t>sts</w:t>
+      </w:r>
+      <w:proofErr w:type="spellEnd"/>
+      <w:r>
+        <w:rPr>
+          <w:rFonts w:ascii="Times New Roman" w:hAnsi="Times New Roman" w:cs="Times New Roman"/>
+          <w:sz w:val="18"/>
+          <w:szCs w:val="18"/>
+        </w:rPr>
+        <w:t>_</w:t>
+      </w:r>
+      <w:r>
+        <w:rPr>
+          <w:rFonts w:ascii="Times New Roman" w:hAnsi="Times New Roman" w:cs="Times New Roman"/>
+          <w:sz w:val="18"/>
+          <w:szCs w:val="18"/>
+          <w:lang w:val="en-US"/>
+        </w:rPr>
+        <w:t>id</w:t>
+      </w:r>
+      <w:r>
+        <w:rPr>
+          <w:rFonts w:ascii="Times New Roman" w:hAnsi="Times New Roman" w:cs="Times New Roman"/>
+          <w:sz w:val="18"/>
+          <w:szCs w:val="18"/>
+        </w:rPr>
+        <w:t xml:space="preserve"> %} </w:t>
+      </w:r>
+      <w:r>
+        <w:rPr>
+          <w:rFonts w:ascii="Times New Roman" w:hAnsi="Times New Roman" w:cs="Times New Roman"/>
+          <w:sz w:val="18"/>
+          <w:szCs w:val="18"/>
+        </w:rPr>
+        <w:t>от</w:t>
+      </w:r>
+      <w:r>
+        <w:rPr>
+          <w:rFonts w:ascii="Times New Roman" w:hAnsi="Times New Roman" w:cs="Times New Roman"/>
+          <w:sz w:val="18"/>
+          <w:szCs w:val="18"/>
+        </w:rPr>
+        <w:t xml:space="preserve"> {{ </w:t>
+      </w:r>
+      <w:proofErr w:type="spellStart"/>
+      <w:r>
+        <w:rPr>
+          <w:rFonts w:ascii="Times New Roman" w:hAnsi="Times New Roman" w:cs="Times New Roman"/>
+          <w:sz w:val="18"/>
+          <w:szCs w:val="18"/>
+          <w:lang w:val="en-US"/>
+        </w:rPr>
+        <w:t>sts</w:t>
+      </w:r>
+      <w:proofErr w:type="spellEnd"/>
+      <w:r>
+        <w:rPr>
+          <w:rFonts w:ascii="Times New Roman" w:hAnsi="Times New Roman" w:cs="Times New Roman"/>
+          <w:sz w:val="18"/>
+          <w:szCs w:val="18"/>
+        </w:rPr>
+        <w:t>_</w:t>
+      </w:r>
+      <w:r>
+        <w:rPr>
+          <w:rFonts w:ascii="Times New Roman" w:hAnsi="Times New Roman" w:cs="Times New Roman"/>
+          <w:sz w:val="18"/>
+          <w:szCs w:val="18"/>
+          <w:lang w:val="en-US"/>
+        </w:rPr>
+        <w:t>date</w:t>
+      </w:r>
+      <w:r>
+        <w:rPr>
+          <w:rFonts w:ascii="Times New Roman" w:hAnsi="Times New Roman" w:cs="Times New Roman"/>
+          <w:sz w:val="18"/>
+          <w:szCs w:val="18"/>
+        </w:rPr>
+        <w:t xml:space="preserve"> }}{% </w:t>
+      </w:r>
+      <w:r>
+        <w:rPr>
+          <w:rFonts w:ascii="Times New Roman" w:hAnsi="Times New Roman" w:cs="Times New Roman"/>
+          <w:sz w:val="18"/>
+          <w:szCs w:val="18"/>
+          <w:lang w:val="en-US"/>
+        </w:rPr>
+        <w:t>endif</w:t>
+      </w:r>
+      <w:r>
+        <w:rPr>
+          <w:rFonts w:ascii="Times New Roman" w:hAnsi="Times New Roman" w:cs="Times New Roman"/>
+          <w:sz w:val="18"/>
+          <w:szCs w:val="18"/>
+        </w:rPr>
+        <w:t xml:space="preserve"> %}{% </w:t>
+      </w:r>
+      <w:r>
+        <w:rPr>
+          <w:rFonts w:ascii="Times New Roman" w:hAnsi="Times New Roman" w:cs="Times New Roman"/>
+          <w:sz w:val="18"/>
+          <w:szCs w:val="18"/>
+          <w:lang w:val="en-US"/>
+        </w:rPr>
+        <w:t>if</w:t>
+      </w:r>
+      <w:r>
+        <w:rPr>
+          <w:rFonts w:ascii="Times New Roman" w:hAnsi="Times New Roman" w:cs="Times New Roman"/>
+          <w:sz w:val="18"/>
+          <w:szCs w:val="18"/>
+        </w:rPr>
+        <w:t xml:space="preserve"> </w:t>
+      </w:r>
+      <w:r>
+        <w:rPr>
+          <w:rFonts w:ascii="Times New Roman" w:hAnsi="Times New Roman" w:cs="Times New Roman"/>
+          <w:sz w:val="18"/>
+          <w:szCs w:val="18"/>
+          <w:lang w:val="en-US"/>
+        </w:rPr>
+        <w:t>not</w:t>
+      </w:r>
+      <w:r>
+        <w:rPr>
+          <w:rFonts w:ascii="Times New Roman" w:hAnsi="Times New Roman" w:cs="Times New Roman"/>
+          <w:sz w:val="18"/>
+          <w:szCs w:val="18"/>
+        </w:rPr>
+        <w:t xml:space="preserve"> </w:t>
+      </w:r>
+      <w:proofErr w:type="spellStart"/>
+      <w:r>
+        <w:rPr>
+          <w:rFonts w:ascii="Times New Roman" w:hAnsi="Times New Roman" w:cs="Times New Roman"/>
+          <w:sz w:val="18"/>
+          <w:szCs w:val="18"/>
+          <w:lang w:val="en-US"/>
+        </w:rPr>
+        <w:t>sts</w:t>
+      </w:r>
+      <w:proofErr w:type="spellEnd"/>
+      <w:r>
+        <w:rPr>
+          <w:rFonts w:ascii="Times New Roman" w:hAnsi="Times New Roman" w:cs="Times New Roman"/>
+          <w:sz w:val="18"/>
+          <w:szCs w:val="18"/>
+        </w:rPr>
+        <w:t>_</w:t>
+      </w:r>
+      <w:proofErr w:type="spellStart"/>
+      <w:r>
+        <w:rPr>
+          <w:rFonts w:ascii="Times New Roman" w:hAnsi="Times New Roman" w:cs="Times New Roman"/>
+          <w:sz w:val="18"/>
+          <w:szCs w:val="18"/>
+          <w:lang w:val="en-US"/>
+        </w:rPr>
+        <w:t>id</w:t>
+      </w:r>
+      <w:proofErr w:type="spellEnd"/>
+      <w:r>
+        <w:rPr>
+          <w:rFonts w:ascii="Times New Roman" w:hAnsi="Times New Roman" w:cs="Times New Roman"/>
+          <w:sz w:val="18"/>
+          <w:szCs w:val="18"/>
+        </w:rPr>
+        <w:t xml:space="preserve"> %}</w:t>
+      </w:r>
+      <w:r>
+        <w:rPr>
+          <w:rFonts w:ascii="Times New Roman" w:hAnsi="Times New Roman" w:cs="Times New Roman"/>
+          <w:sz w:val="18"/>
+          <w:szCs w:val="18"/>
+        </w:rPr>
+        <w:t>Отсутствует</w:t>
+      </w:r>
+      <w:r>
+        <w:rPr>
+          <w:rFonts w:ascii="Times New Roman" w:hAnsi="Times New Roman" w:cs="Times New Roman"/>
+          <w:sz w:val="18"/>
+          <w:szCs w:val="18"/>
+        </w:rPr>
+        <w:t xml:space="preserve">{% </w:t>
+      </w:r>
+      <w:r>
+        <w:rPr>
+          <w:rFonts w:ascii="Times New Roman" w:hAnsi="Times New Roman" w:cs="Times New Roman"/>
+          <w:sz w:val="18"/>
+          <w:szCs w:val="18"/>
+          <w:lang w:val="en-US"/>
+        </w:rPr>
+        <w:t>endif</w:t>
+      </w:r>
+      <w:r>
+        <w:rPr>
+          <w:rFonts w:ascii="Times New Roman" w:hAnsi="Times New Roman" w:cs="Times New Roman"/>
+          <w:sz w:val="18"/>
+          <w:szCs w:val="18"/>
+        </w:rPr>
+        <w:t xml:space="preserve"> %}</w:t>
       </w:r>
     </w:p>
     <w:p>
@@ -13635,6 +14627,7 @@
                 <w:sz w:val="18"/>
                 <w:szCs w:val="18"/>
               </w:rPr>
+              <w:lastRenderedPageBreak/>
               <w:t xml:space="preserve"> </w:t>
             </w:r>
           </w:p>
@@ -13857,7 +14850,6 @@
                 <w:szCs w:val="18"/>
                 <w:lang w:val="en-US"/>
               </w:rPr>
-              <w:lastRenderedPageBreak/>
               <w:t>}}</w:t>
             </w:r>
             <w:r>
@@ -16500,7 +17492,6 @@
                 <w:rFonts w:ascii="Times New Roman" w:hAnsi="Times New Roman" w:cs="Times New Roman"/>
                 <w:sz w:val="18"/>
                 <w:szCs w:val="18"/>
-                <w:lang w:val="en-US"/>
               </w:rPr>
             </w:pPr>
             <w:r>
@@ -16508,9 +17499,8 @@
                 <w:rFonts w:ascii="Times New Roman" w:hAnsi="Times New Roman" w:cs="Times New Roman"/>
                 <w:sz w:val="18"/>
                 <w:szCs w:val="18"/>
-                <w:lang w:val="en-US"/>
-              </w:rPr>
-              <w:t>{{</w:t>
+              </w:rPr>
+              <w:t xml:space="preserve">{% </w:t>
             </w:r>
             <w:proofErr w:type="spellStart"/>
             <w:r>
@@ -16518,29 +17508,8 @@
                 <w:rFonts w:ascii="Times New Roman" w:hAnsi="Times New Roman" w:cs="Times New Roman"/>
                 <w:sz w:val="18"/>
                 <w:szCs w:val="18"/>
-                <w:lang w:val="en-US"/>
-              </w:rPr>
-              <w:t>pts</w:t>
-            </w:r>
-            <w:r>
-              <w:rPr>
-                <w:rFonts w:ascii="Times New Roman" w:hAnsi="Times New Roman" w:cs="Times New Roman"/>
-                <w:b/>
-                <w:bCs/>
-                <w:sz w:val="18"/>
-                <w:szCs w:val="18"/>
-                <w:lang w:val="en-US"/>
-              </w:rPr>
-              <w:t>_</w:t>
-            </w:r>
-            <w:r>
-              <w:rPr>
-                <w:rFonts w:ascii="Times New Roman" w:hAnsi="Times New Roman" w:cs="Times New Roman"/>
-                <w:sz w:val="18"/>
-                <w:szCs w:val="18"/>
-                <w:lang w:val="en-US"/>
-              </w:rPr>
-              <w:t>id</w:t>
+              </w:rPr>
+              <w:t>if</w:t>
             </w:r>
             <w:proofErr w:type="spellEnd"/>
             <w:r>
@@ -16548,26 +17517,8 @@
                 <w:rFonts w:ascii="Times New Roman" w:hAnsi="Times New Roman" w:cs="Times New Roman"/>
                 <w:sz w:val="18"/>
                 <w:szCs w:val="18"/>
-                <w:lang w:val="en-US"/>
-              </w:rPr>
-              <w:t xml:space="preserve">}} </w:t>
-            </w:r>
-            <w:r>
-              <w:rPr>
-                <w:rFonts w:ascii="Times New Roman" w:hAnsi="Times New Roman" w:cs="Times New Roman"/>
-                <w:sz w:val="18"/>
-                <w:szCs w:val="18"/>
-              </w:rPr>
-              <w:t>от</w:t>
-            </w:r>
-            <w:r>
-              <w:rPr>
-                <w:rFonts w:ascii="Times New Roman" w:hAnsi="Times New Roman" w:cs="Times New Roman"/>
-                <w:sz w:val="18"/>
-                <w:szCs w:val="18"/>
-                <w:lang w:val="en-US"/>
-              </w:rPr>
-              <w:t xml:space="preserve"> {{</w:t>
+              </w:rPr>
+              <w:t xml:space="preserve"> </w:t>
             </w:r>
             <w:proofErr w:type="spellStart"/>
             <w:r>
@@ -16575,7 +17526,96 @@
                 <w:rFonts w:ascii="Times New Roman" w:hAnsi="Times New Roman" w:cs="Times New Roman"/>
                 <w:sz w:val="18"/>
                 <w:szCs w:val="18"/>
-                <w:lang w:val="en-US"/>
+              </w:rPr>
+              <w:t>pts_id</w:t>
+            </w:r>
+            <w:proofErr w:type="spellEnd"/>
+            <w:r>
+              <w:rPr>
+                <w:rFonts w:ascii="Times New Roman" w:hAnsi="Times New Roman" w:cs="Times New Roman"/>
+                <w:sz w:val="18"/>
+                <w:szCs w:val="18"/>
+              </w:rPr>
+              <w:t xml:space="preserve"> </w:t>
+            </w:r>
+            <w:proofErr w:type="gramStart"/>
+            <w:r>
+              <w:rPr>
+                <w:rFonts w:ascii="Times New Roman" w:hAnsi="Times New Roman" w:cs="Times New Roman"/>
+                <w:sz w:val="18"/>
+                <w:szCs w:val="18"/>
+              </w:rPr>
+              <w:t>%}{</w:t>
+            </w:r>
+            <w:proofErr w:type="gramEnd"/>
+            <w:r>
+              <w:rPr>
+                <w:rFonts w:ascii="Times New Roman" w:hAnsi="Times New Roman" w:cs="Times New Roman"/>
+                <w:sz w:val="18"/>
+                <w:szCs w:val="18"/>
+              </w:rPr>
+              <w:t xml:space="preserve">{ </w:t>
+            </w:r>
+            <w:proofErr w:type="spellStart"/>
+            <w:r>
+              <w:rPr>
+                <w:rFonts w:ascii="Times New Roman" w:hAnsi="Times New Roman" w:cs="Times New Roman"/>
+                <w:sz w:val="18"/>
+                <w:szCs w:val="18"/>
+              </w:rPr>
+              <w:t>pts_id</w:t>
+            </w:r>
+            <w:proofErr w:type="spellEnd"/>
+            <w:r>
+              <w:rPr>
+                <w:rFonts w:ascii="Times New Roman" w:hAnsi="Times New Roman" w:cs="Times New Roman"/>
+                <w:sz w:val="18"/>
+                <w:szCs w:val="18"/>
+              </w:rPr>
+              <w:t xml:space="preserve"> }}{% </w:t>
+            </w:r>
+            <w:proofErr w:type="spellStart"/>
+            <w:r>
+              <w:rPr>
+                <w:rFonts w:ascii="Times New Roman" w:hAnsi="Times New Roman" w:cs="Times New Roman"/>
+                <w:sz w:val="18"/>
+                <w:szCs w:val="18"/>
+              </w:rPr>
+              <w:t>endif</w:t>
+            </w:r>
+            <w:proofErr w:type="spellEnd"/>
+            <w:r>
+              <w:rPr>
+                <w:rFonts w:ascii="Times New Roman" w:hAnsi="Times New Roman" w:cs="Times New Roman"/>
+                <w:sz w:val="18"/>
+                <w:szCs w:val="18"/>
+              </w:rPr>
+              <w:t xml:space="preserve"> %}{% </w:t>
+            </w:r>
+            <w:proofErr w:type="spellStart"/>
+            <w:r>
+              <w:rPr>
+                <w:rFonts w:ascii="Times New Roman" w:hAnsi="Times New Roman" w:cs="Times New Roman"/>
+                <w:sz w:val="18"/>
+                <w:szCs w:val="18"/>
+              </w:rPr>
+              <w:t>if</w:t>
+            </w:r>
+            <w:proofErr w:type="spellEnd"/>
+            <w:r>
+              <w:rPr>
+                <w:rFonts w:ascii="Times New Roman" w:hAnsi="Times New Roman" w:cs="Times New Roman"/>
+                <w:sz w:val="18"/>
+                <w:szCs w:val="18"/>
+              </w:rPr>
+              <w:t xml:space="preserve"> </w:t>
+            </w:r>
+            <w:proofErr w:type="spellStart"/>
+            <w:r>
+              <w:rPr>
+                <w:rFonts w:ascii="Times New Roman" w:hAnsi="Times New Roman" w:cs="Times New Roman"/>
+                <w:sz w:val="18"/>
+                <w:szCs w:val="18"/>
               </w:rPr>
               <w:t>pts_date</w:t>
             </w:r>
@@ -16585,9 +17625,152 @@
                 <w:rFonts w:ascii="Times New Roman" w:hAnsi="Times New Roman" w:cs="Times New Roman"/>
                 <w:sz w:val="18"/>
                 <w:szCs w:val="18"/>
-                <w:lang w:val="en-US"/>
-              </w:rPr>
-              <w:t>}}</w:t>
+              </w:rPr>
+              <w:t xml:space="preserve"> </w:t>
+            </w:r>
+            <w:proofErr w:type="spellStart"/>
+            <w:r>
+              <w:rPr>
+                <w:rFonts w:ascii="Times New Roman" w:hAnsi="Times New Roman" w:cs="Times New Roman"/>
+                <w:sz w:val="18"/>
+                <w:szCs w:val="18"/>
+              </w:rPr>
+              <w:t>and</w:t>
+            </w:r>
+            <w:proofErr w:type="spellEnd"/>
+            <w:r>
+              <w:rPr>
+                <w:rFonts w:ascii="Times New Roman" w:hAnsi="Times New Roman" w:cs="Times New Roman"/>
+                <w:sz w:val="18"/>
+                <w:szCs w:val="18"/>
+              </w:rPr>
+              <w:t xml:space="preserve"> </w:t>
+            </w:r>
+            <w:proofErr w:type="spellStart"/>
+            <w:r>
+              <w:rPr>
+                <w:rFonts w:ascii="Times New Roman" w:hAnsi="Times New Roman" w:cs="Times New Roman"/>
+                <w:sz w:val="18"/>
+                <w:szCs w:val="18"/>
+              </w:rPr>
+              <w:t>pts_id</w:t>
+            </w:r>
+            <w:proofErr w:type="spellEnd"/>
+            <w:r>
+              <w:rPr>
+                <w:rFonts w:ascii="Times New Roman" w:hAnsi="Times New Roman" w:cs="Times New Roman"/>
+                <w:sz w:val="18"/>
+                <w:szCs w:val="18"/>
+              </w:rPr>
+              <w:t xml:space="preserve"> %} от {{ </w:t>
+            </w:r>
+            <w:proofErr w:type="spellStart"/>
+            <w:r>
+              <w:rPr>
+                <w:rFonts w:ascii="Times New Roman" w:hAnsi="Times New Roman" w:cs="Times New Roman"/>
+                <w:sz w:val="18"/>
+                <w:szCs w:val="18"/>
+              </w:rPr>
+              <w:t>pts_date</w:t>
+            </w:r>
+            <w:proofErr w:type="spellEnd"/>
+            <w:r>
+              <w:rPr>
+                <w:rFonts w:ascii="Times New Roman" w:hAnsi="Times New Roman" w:cs="Times New Roman"/>
+                <w:sz w:val="18"/>
+                <w:szCs w:val="18"/>
+              </w:rPr>
+              <w:t xml:space="preserve"> }}{% </w:t>
+            </w:r>
+            <w:proofErr w:type="spellStart"/>
+            <w:r>
+              <w:rPr>
+                <w:rFonts w:ascii="Times New Roman" w:hAnsi="Times New Roman" w:cs="Times New Roman"/>
+                <w:sz w:val="18"/>
+                <w:szCs w:val="18"/>
+              </w:rPr>
+              <w:t>endif</w:t>
+            </w:r>
+            <w:proofErr w:type="spellEnd"/>
+            <w:r>
+              <w:rPr>
+                <w:rFonts w:ascii="Times New Roman" w:hAnsi="Times New Roman" w:cs="Times New Roman"/>
+                <w:sz w:val="18"/>
+                <w:szCs w:val="18"/>
+              </w:rPr>
+              <w:t xml:space="preserve"> %}{% </w:t>
+            </w:r>
+            <w:proofErr w:type="spellStart"/>
+            <w:r>
+              <w:rPr>
+                <w:rFonts w:ascii="Times New Roman" w:hAnsi="Times New Roman" w:cs="Times New Roman"/>
+                <w:sz w:val="18"/>
+                <w:szCs w:val="18"/>
+              </w:rPr>
+              <w:t>if</w:t>
+            </w:r>
+            <w:proofErr w:type="spellEnd"/>
+            <w:r>
+              <w:rPr>
+                <w:rFonts w:ascii="Times New Roman" w:hAnsi="Times New Roman" w:cs="Times New Roman"/>
+                <w:sz w:val="18"/>
+                <w:szCs w:val="18"/>
+              </w:rPr>
+              <w:t xml:space="preserve"> </w:t>
+            </w:r>
+            <w:proofErr w:type="spellStart"/>
+            <w:r>
+              <w:rPr>
+                <w:rFonts w:ascii="Times New Roman" w:hAnsi="Times New Roman" w:cs="Times New Roman"/>
+                <w:sz w:val="18"/>
+                <w:szCs w:val="18"/>
+              </w:rPr>
+              <w:t>not</w:t>
+            </w:r>
+            <w:proofErr w:type="spellEnd"/>
+            <w:r>
+              <w:rPr>
+                <w:rFonts w:ascii="Times New Roman" w:hAnsi="Times New Roman" w:cs="Times New Roman"/>
+                <w:sz w:val="18"/>
+                <w:szCs w:val="18"/>
+              </w:rPr>
+              <w:t xml:space="preserve"> </w:t>
+            </w:r>
+            <w:proofErr w:type="spellStart"/>
+            <w:r>
+              <w:rPr>
+                <w:rFonts w:ascii="Times New Roman" w:hAnsi="Times New Roman" w:cs="Times New Roman"/>
+                <w:sz w:val="18"/>
+                <w:szCs w:val="18"/>
+              </w:rPr>
+              <w:t>pts_id</w:t>
+            </w:r>
+            <w:proofErr w:type="spellEnd"/>
+            <w:r>
+              <w:rPr>
+                <w:rFonts w:ascii="Times New Roman" w:hAnsi="Times New Roman" w:cs="Times New Roman"/>
+                <w:sz w:val="18"/>
+                <w:szCs w:val="18"/>
+              </w:rPr>
+              <w:t xml:space="preserve"> %}Отсутствует{% </w:t>
+            </w:r>
+            <w:proofErr w:type="spellStart"/>
+            <w:r>
+              <w:rPr>
+                <w:rFonts w:ascii="Times New Roman" w:hAnsi="Times New Roman" w:cs="Times New Roman"/>
+                <w:sz w:val="18"/>
+                <w:szCs w:val="18"/>
+              </w:rPr>
+              <w:t>endif</w:t>
+            </w:r>
+            <w:proofErr w:type="spellEnd"/>
+            <w:r>
+              <w:rPr>
+                <w:rFonts w:ascii="Times New Roman" w:hAnsi="Times New Roman" w:cs="Times New Roman"/>
+                <w:sz w:val="18"/>
+                <w:szCs w:val="18"/>
+              </w:rPr>
+              <w:t xml:space="preserve"> %}</w:t>
             </w:r>
           </w:p>
         </w:tc>
@@ -16684,6 +17867,66 @@
                 <w:szCs w:val="18"/>
                 <w:lang w:val="en-US"/>
               </w:rPr>
+              <w:t xml:space="preserve"> </w:t>
+            </w:r>
+            <w:proofErr w:type="gramStart"/>
+            <w:r>
+              <w:rPr>
+                <w:rFonts w:ascii="Times New Roman" w:hAnsi="Times New Roman" w:cs="Times New Roman"/>
+                <w:sz w:val="18"/>
+                <w:szCs w:val="18"/>
+                <w:lang w:val="en-US"/>
+              </w:rPr>
+              <w:t>%}{</w:t>
+            </w:r>
+            <w:proofErr w:type="gramEnd"/>
+            <w:r>
+              <w:rPr>
+                <w:rFonts w:ascii="Times New Roman" w:hAnsi="Times New Roman" w:cs="Times New Roman"/>
+                <w:sz w:val="18"/>
+                <w:szCs w:val="18"/>
+                <w:lang w:val="en-US"/>
+              </w:rPr>
+              <w:t xml:space="preserve">{ </w:t>
+            </w:r>
+            <w:proofErr w:type="spellStart"/>
+            <w:r>
+              <w:rPr>
+                <w:rFonts w:ascii="Times New Roman" w:hAnsi="Times New Roman" w:cs="Times New Roman"/>
+                <w:sz w:val="18"/>
+                <w:szCs w:val="18"/>
+                <w:lang w:val="en-US"/>
+              </w:rPr>
+              <w:t>sts_id</w:t>
+            </w:r>
+            <w:proofErr w:type="spellEnd"/>
+            <w:r>
+              <w:rPr>
+                <w:rFonts w:ascii="Times New Roman" w:hAnsi="Times New Roman" w:cs="Times New Roman"/>
+                <w:sz w:val="18"/>
+                <w:szCs w:val="18"/>
+                <w:lang w:val="en-US"/>
+              </w:rPr>
+              <w:t xml:space="preserve"> }}{% endif %}{% if </w:t>
+            </w:r>
+            <w:proofErr w:type="spellStart"/>
+            <w:r>
+              <w:rPr>
+                <w:rFonts w:ascii="Times New Roman" w:hAnsi="Times New Roman" w:cs="Times New Roman"/>
+                <w:sz w:val="18"/>
+                <w:szCs w:val="18"/>
+                <w:lang w:val="en-US"/>
+              </w:rPr>
+              <w:t>sts_date</w:t>
+            </w:r>
+            <w:proofErr w:type="spellEnd"/>
+            <w:r>
+              <w:rPr>
+                <w:rFonts w:ascii="Times New Roman" w:hAnsi="Times New Roman" w:cs="Times New Roman"/>
+                <w:sz w:val="18"/>
+                <w:szCs w:val="18"/>
+                <w:lang w:val="en-US"/>
+              </w:rPr>
               <w:t xml:space="preserve"> and </w:t>
             </w:r>
             <w:proofErr w:type="spellStart"/>
@@ -16694,6 +17937,43 @@
                 <w:szCs w:val="18"/>
                 <w:lang w:val="en-US"/>
               </w:rPr>
+              <w:t>sts_id</w:t>
+            </w:r>
+            <w:proofErr w:type="spellEnd"/>
+            <w:r>
+              <w:rPr>
+                <w:rFonts w:ascii="Times New Roman" w:hAnsi="Times New Roman" w:cs="Times New Roman"/>
+                <w:sz w:val="18"/>
+                <w:szCs w:val="18"/>
+                <w:lang w:val="en-US"/>
+              </w:rPr>
+              <w:t xml:space="preserve"> %} </w:t>
+            </w:r>
+            <w:r>
+              <w:rPr>
+                <w:rFonts w:ascii="Times New Roman" w:hAnsi="Times New Roman" w:cs="Times New Roman"/>
+                <w:sz w:val="18"/>
+                <w:szCs w:val="18"/>
+              </w:rPr>
+              <w:t>от</w:t>
+            </w:r>
+            <w:r>
+              <w:rPr>
+                <w:rFonts w:ascii="Times New Roman" w:hAnsi="Times New Roman" w:cs="Times New Roman"/>
+                <w:sz w:val="18"/>
+                <w:szCs w:val="18"/>
+                <w:lang w:val="en-US"/>
+              </w:rPr>
+              <w:t xml:space="preserve"> {{ </w:t>
+            </w:r>
+            <w:proofErr w:type="spellStart"/>
+            <w:r>
+              <w:rPr>
+                <w:rFonts w:ascii="Times New Roman" w:hAnsi="Times New Roman" w:cs="Times New Roman"/>
+                <w:sz w:val="18"/>
+                <w:szCs w:val="18"/>
+                <w:lang w:val="en-US"/>
+              </w:rPr>
               <w:t>sts_date</w:t>
             </w:r>
             <w:proofErr w:type="spellEnd"/>
@@ -16704,27 +17984,7 @@
                 <w:szCs w:val="18"/>
                 <w:lang w:val="en-US"/>
               </w:rPr>
-              <w:t xml:space="preserve"> </w:t>
-            </w:r>
-            <w:proofErr w:type="gramStart"/>
-            <w:r>
-              <w:rPr>
-                <w:rFonts w:ascii="Times New Roman" w:hAnsi="Times New Roman" w:cs="Times New Roman"/>
-                <w:sz w:val="18"/>
-                <w:szCs w:val="18"/>
-                <w:lang w:val="en-US"/>
-              </w:rPr>
-              <w:t>%}{</w:t>
-            </w:r>
-            <w:proofErr w:type="gramEnd"/>
-            <w:r>
-              <w:rPr>
-                <w:rFonts w:ascii="Times New Roman" w:hAnsi="Times New Roman" w:cs="Times New Roman"/>
-                <w:sz w:val="18"/>
-                <w:szCs w:val="18"/>
-                <w:lang w:val="en-US"/>
-              </w:rPr>
-              <w:t xml:space="preserve">{ </w:t>
+              <w:t xml:space="preserve"> }}{% endif %}{% if not </w:t>
             </w:r>
             <w:proofErr w:type="spellStart"/>
             <w:r>
@@ -16744,44 +18004,7 @@
                 <w:szCs w:val="18"/>
                 <w:lang w:val="en-US"/>
               </w:rPr>
-              <w:t xml:space="preserve"> }} </w:t>
-            </w:r>
-            <w:r>
-              <w:rPr>
-                <w:rFonts w:ascii="Times New Roman" w:hAnsi="Times New Roman" w:cs="Times New Roman"/>
-                <w:sz w:val="18"/>
-                <w:szCs w:val="18"/>
-              </w:rPr>
-              <w:t>от</w:t>
-            </w:r>
-            <w:r>
-              <w:rPr>
-                <w:rFonts w:ascii="Times New Roman" w:hAnsi="Times New Roman" w:cs="Times New Roman"/>
-                <w:sz w:val="18"/>
-                <w:szCs w:val="18"/>
-                <w:lang w:val="en-US"/>
-              </w:rPr>
-              <w:t xml:space="preserve"> {{ </w:t>
-            </w:r>
-            <w:proofErr w:type="spellStart"/>
-            <w:r>
-              <w:rPr>
-                <w:rFonts w:ascii="Times New Roman" w:hAnsi="Times New Roman" w:cs="Times New Roman"/>
-                <w:sz w:val="18"/>
-                <w:szCs w:val="18"/>
-                <w:lang w:val="en-US"/>
-              </w:rPr>
-              <w:t>sts_date</w:t>
-            </w:r>
-            <w:proofErr w:type="spellEnd"/>
-            <w:r>
-              <w:rPr>
-                <w:rFonts w:ascii="Times New Roman" w:hAnsi="Times New Roman" w:cs="Times New Roman"/>
-                <w:sz w:val="18"/>
-                <w:szCs w:val="18"/>
-                <w:lang w:val="en-US"/>
-              </w:rPr>
-              <w:t xml:space="preserve"> }}{% else %}</w:t>
+              <w:t xml:space="preserve"> %}</w:t>
             </w:r>
             <w:r>
               <w:rPr>

--- a/documents/templates/1_comissions(Договор поручения).docx
+++ b/documents/templates/1_comissions(Договор поручения).docx
@@ -7434,17 +7434,7 @@
                 <w:szCs w:val="18"/>
                 <w:lang w:val="en-US"/>
               </w:rPr>
-              <w:t>buyer_</w:t>
-            </w:r>
-            <w:r>
-              <w:rPr>
-                <w:rFonts w:ascii="Times New Roman" w:hAnsi="Times New Roman" w:cs="Times New Roman"/>
-                <w:bCs/>
-                <w:sz w:val="18"/>
-                <w:szCs w:val="18"/>
-                <w:lang w:val="en-US"/>
-              </w:rPr>
-              <w:t>director_position</w:t>
+              <w:t>buyer_shorten_director_position</w:t>
             </w:r>
             <w:proofErr w:type="spellEnd"/>
           </w:p>
@@ -11773,7 +11763,6 @@
         </w:rPr>
         <w:t>_</w:t>
       </w:r>
-      <w:proofErr w:type="spellStart"/>
       <w:r>
         <w:rPr>
           <w:rFonts w:ascii="Times New Roman" w:hAnsi="Times New Roman" w:cs="Times New Roman"/>
@@ -11783,7 +11772,6 @@
         </w:rPr>
         <w:t>id</w:t>
       </w:r>
-      <w:proofErr w:type="spellEnd"/>
       <w:r>
         <w:rPr>
           <w:rFonts w:ascii="Times New Roman" w:hAnsi="Times New Roman" w:cs="Times New Roman"/>
@@ -14815,17 +14803,7 @@
                 <w:szCs w:val="18"/>
                 <w:lang w:val="en-US"/>
               </w:rPr>
-              <w:t>buyer_</w:t>
-            </w:r>
-            <w:r>
-              <w:rPr>
-                <w:rFonts w:ascii="Times New Roman" w:hAnsi="Times New Roman" w:cs="Times New Roman"/>
-                <w:bCs/>
-                <w:sz w:val="18"/>
-                <w:szCs w:val="18"/>
-                <w:lang w:val="en-US"/>
-              </w:rPr>
-              <w:t>director_position</w:t>
+              <w:t>buyer_shorten_director_position</w:t>
             </w:r>
             <w:proofErr w:type="spellEnd"/>
           </w:p>
@@ -18955,6 +18933,7 @@
           <w:bCs/>
           <w:sz w:val="18"/>
           <w:szCs w:val="18"/>
+          <w:lang w:val="en-US"/>
         </w:rPr>
       </w:pPr>
       <w:r>
@@ -19003,7 +18982,7 @@
           <w:iCs/>
           <w:sz w:val="18"/>
           <w:szCs w:val="18"/>
-          <w:lang w:eastAsia="ru-RU"/>
+          <w:lang w:val="en-US" w:eastAsia="ru-RU"/>
         </w:rPr>
         <w:t xml:space="preserve">: </w:t>
       </w:r>
@@ -19013,29 +18992,31 @@
           <w:iCs/>
           <w:sz w:val="18"/>
           <w:szCs w:val="18"/>
-          <w:lang w:eastAsia="ru-RU"/>
-        </w:rPr>
-        <w:t>Ген</w:t>
-      </w:r>
+          <w:lang w:val="en-US" w:eastAsia="ru-RU"/>
+        </w:rPr>
+        <w:t>{{</w:t>
+      </w:r>
+      <w:proofErr w:type="spellStart"/>
       <w:r>
         <w:rPr>
           <w:rFonts w:ascii="Times New Roman" w:eastAsia="Times New Roman" w:hAnsi="Times New Roman" w:cs="Times New Roman"/>
           <w:iCs/>
           <w:sz w:val="18"/>
           <w:szCs w:val="18"/>
-          <w:lang w:eastAsia="ru-RU"/>
-        </w:rPr>
-        <w:t xml:space="preserve">. </w:t>
-      </w:r>
+          <w:lang w:val="en-US" w:eastAsia="ru-RU"/>
+        </w:rPr>
+        <w:t>buyer_shorten_director_position</w:t>
+      </w:r>
+      <w:proofErr w:type="spellEnd"/>
       <w:r>
         <w:rPr>
           <w:rFonts w:ascii="Times New Roman" w:eastAsia="Times New Roman" w:hAnsi="Times New Roman" w:cs="Times New Roman"/>
           <w:iCs/>
           <w:sz w:val="18"/>
           <w:szCs w:val="18"/>
-          <w:lang w:eastAsia="ru-RU"/>
-        </w:rPr>
-        <w:t>Директор</w:t>
+          <w:lang w:val="en-US" w:eastAsia="ru-RU"/>
+        </w:rPr>
+        <w:t>}}</w:t>
       </w:r>
       <w:r>
         <w:rPr>
@@ -19043,7 +19024,7 @@
           <w:iCs/>
           <w:sz w:val="18"/>
           <w:szCs w:val="18"/>
-          <w:lang w:eastAsia="ru-RU"/>
+          <w:lang w:val="en-US" w:eastAsia="ru-RU"/>
         </w:rPr>
         <w:t xml:space="preserve"> </w:t>
       </w:r>
@@ -19052,6 +19033,7 @@
           <w:rFonts w:ascii="Times New Roman" w:hAnsi="Times New Roman" w:cs="Times New Roman"/>
           <w:sz w:val="18"/>
           <w:szCs w:val="18"/>
+          <w:lang w:val="en-US"/>
         </w:rPr>
         <w:t>____________________/</w:t>
       </w:r>
@@ -19061,9 +19043,11 @@
           <w:bCs/>
           <w:sz w:val="18"/>
           <w:szCs w:val="18"/>
+          <w:lang w:val="en-US"/>
         </w:rPr>
         <w:t>{{</w:t>
       </w:r>
+      <w:proofErr w:type="spellStart"/>
       <w:r>
         <w:rPr>
           <w:rFonts w:ascii="Times New Roman" w:hAnsi="Times New Roman" w:cs="Times New Roman"/>
@@ -19080,6 +19064,7 @@
           <w:bCs/>
           <w:sz w:val="18"/>
           <w:szCs w:val="18"/>
+          <w:lang w:val="en-US"/>
         </w:rPr>
         <w:t>_</w:t>
       </w:r>
@@ -19093,12 +19078,14 @@
         </w:rPr>
         <w:t>initials</w:t>
       </w:r>
+      <w:proofErr w:type="spellEnd"/>
       <w:r>
         <w:rPr>
           <w:rFonts w:ascii="Times New Roman" w:hAnsi="Times New Roman" w:cs="Times New Roman"/>
           <w:bCs/>
           <w:sz w:val="18"/>
           <w:szCs w:val="18"/>
+          <w:lang w:val="en-US"/>
         </w:rPr>
         <w:t>}}</w:t>
       </w:r>
@@ -19107,6 +19094,7 @@
           <w:rFonts w:ascii="Times New Roman" w:hAnsi="Times New Roman" w:cs="Times New Roman"/>
           <w:sz w:val="18"/>
           <w:szCs w:val="18"/>
+          <w:lang w:val="en-US"/>
         </w:rPr>
         <w:t>/</w:t>
       </w:r>
@@ -19116,6 +19104,7 @@
           <w:bCs/>
           <w:sz w:val="18"/>
           <w:szCs w:val="18"/>
+          <w:lang w:val="en-US"/>
         </w:rPr>
         <w:t xml:space="preserve"> </w:t>
       </w:r>
@@ -19142,8 +19131,9 @@
           <w:bCs/>
           <w:sz w:val="18"/>
           <w:szCs w:val="18"/>
-        </w:rPr>
-        <w:t xml:space="preserve">                                                                     </w:t>
+          <w:lang w:val="en-US"/>
+        </w:rPr>
+        <w:t xml:space="preserve">                                                                        </w:t>
       </w:r>
       <w:r>
         <w:rPr>
@@ -19152,7 +19142,7 @@
           <w:sz w:val="18"/>
           <w:szCs w:val="18"/>
         </w:rPr>
-        <w:t xml:space="preserve">   М.П. </w:t>
+        <w:t>М</w:t>
       </w:r>
       <w:r>
         <w:rPr>
@@ -19160,10 +19150,10 @@
           <w:bCs/>
           <w:sz w:val="18"/>
           <w:szCs w:val="18"/>
-        </w:rPr>
-        <w:t xml:space="preserve">{% </w:t>
-      </w:r>
-      <w:proofErr w:type="spellStart"/>
+          <w:lang w:val="en-US"/>
+        </w:rPr>
+        <w:t>.</w:t>
+      </w:r>
       <w:r>
         <w:rPr>
           <w:rFonts w:ascii="Times New Roman" w:hAnsi="Times New Roman" w:cs="Times New Roman"/>
@@ -19171,17 +19161,27 @@
           <w:sz w:val="18"/>
           <w:szCs w:val="18"/>
         </w:rPr>
-        <w:t>endif</w:t>
-      </w:r>
-      <w:proofErr w:type="spellEnd"/>
+        <w:t>П</w:t>
+      </w:r>
       <w:r>
         <w:rPr>
           <w:rFonts w:ascii="Times New Roman" w:hAnsi="Times New Roman" w:cs="Times New Roman"/>
           <w:bCs/>
           <w:sz w:val="18"/>
           <w:szCs w:val="18"/>
-        </w:rPr>
-        <w:t xml:space="preserve"> %}</w:t>
+          <w:lang w:val="en-US"/>
+        </w:rPr>
+        <w:t xml:space="preserve">. </w:t>
+      </w:r>
+      <w:r>
+        <w:rPr>
+          <w:rFonts w:ascii="Times New Roman" w:hAnsi="Times New Roman" w:cs="Times New Roman"/>
+          <w:bCs/>
+          <w:sz w:val="18"/>
+          <w:szCs w:val="18"/>
+          <w:lang w:val="en-US"/>
+        </w:rPr>
+        <w:t>{% endif %}</w:t>
       </w:r>
       <w:r>
         <w:rPr>
@@ -19208,6 +19208,7 @@
           <w:color w:val="000000"/>
           <w:sz w:val="18"/>
           <w:szCs w:val="18"/>
+          <w:lang w:val="en-US"/>
         </w:rPr>
       </w:pPr>
     </w:p>
@@ -19258,6 +19259,7 @@
                 <w:rFonts w:ascii="Times New Roman" w:hAnsi="Times New Roman" w:cs="Times New Roman"/>
                 <w:sz w:val="18"/>
                 <w:szCs w:val="18"/>
+                <w:lang w:val="en-US"/>
               </w:rPr>
               <w:br w:type="page"/>
             </w:r>
@@ -21062,6 +21064,7 @@
                 <w:bCs/>
                 <w:sz w:val="18"/>
                 <w:szCs w:val="18"/>
+                <w:lang w:val="en-US"/>
               </w:rPr>
             </w:pPr>
             <w:r>
@@ -21100,7 +21103,7 @@
                 <w:iCs/>
                 <w:sz w:val="18"/>
                 <w:szCs w:val="18"/>
-                <w:lang w:eastAsia="ru-RU"/>
+                <w:lang w:val="en-US" w:eastAsia="ru-RU"/>
               </w:rPr>
               <w:t xml:space="preserve">: </w:t>
             </w:r>
@@ -21110,29 +21113,31 @@
                 <w:iCs/>
                 <w:sz w:val="18"/>
                 <w:szCs w:val="18"/>
-                <w:lang w:eastAsia="ru-RU"/>
-              </w:rPr>
-              <w:t>Ген</w:t>
-            </w:r>
+                <w:lang w:val="en-US" w:eastAsia="ru-RU"/>
+              </w:rPr>
+              <w:t>{{</w:t>
+            </w:r>
+            <w:proofErr w:type="spellStart"/>
             <w:r>
               <w:rPr>
                 <w:rFonts w:ascii="Times New Roman" w:eastAsia="Times New Roman" w:hAnsi="Times New Roman" w:cs="Times New Roman"/>
                 <w:iCs/>
                 <w:sz w:val="18"/>
                 <w:szCs w:val="18"/>
-                <w:lang w:eastAsia="ru-RU"/>
-              </w:rPr>
-              <w:t xml:space="preserve">. </w:t>
-            </w:r>
+                <w:lang w:val="en-US" w:eastAsia="ru-RU"/>
+              </w:rPr>
+              <w:t>buyer_shorten_director_position</w:t>
+            </w:r>
+            <w:proofErr w:type="spellEnd"/>
             <w:r>
               <w:rPr>
                 <w:rFonts w:ascii="Times New Roman" w:eastAsia="Times New Roman" w:hAnsi="Times New Roman" w:cs="Times New Roman"/>
                 <w:iCs/>
                 <w:sz w:val="18"/>
                 <w:szCs w:val="18"/>
-                <w:lang w:eastAsia="ru-RU"/>
-              </w:rPr>
-              <w:t>Директор</w:t>
+                <w:lang w:val="en-US" w:eastAsia="ru-RU"/>
+              </w:rPr>
+              <w:t>}}</w:t>
             </w:r>
             <w:r>
               <w:rPr>
@@ -21140,7 +21145,7 @@
                 <w:iCs/>
                 <w:sz w:val="18"/>
                 <w:szCs w:val="18"/>
-                <w:lang w:eastAsia="ru-RU"/>
+                <w:lang w:val="en-US" w:eastAsia="ru-RU"/>
               </w:rPr>
               <w:t xml:space="preserve"> </w:t>
             </w:r>
@@ -21149,6 +21154,7 @@
                 <w:rFonts w:ascii="Times New Roman" w:hAnsi="Times New Roman" w:cs="Times New Roman"/>
                 <w:sz w:val="18"/>
                 <w:szCs w:val="18"/>
+                <w:lang w:val="en-US"/>
               </w:rPr>
               <w:t>____________________/</w:t>
             </w:r>
@@ -21158,9 +21164,11 @@
                 <w:bCs/>
                 <w:sz w:val="18"/>
                 <w:szCs w:val="18"/>
+                <w:lang w:val="en-US"/>
               </w:rPr>
               <w:t>{{</w:t>
             </w:r>
+            <w:proofErr w:type="spellStart"/>
             <w:r>
               <w:rPr>
                 <w:rFonts w:ascii="Times New Roman" w:hAnsi="Times New Roman" w:cs="Times New Roman"/>
@@ -21177,6 +21185,7 @@
                 <w:bCs/>
                 <w:sz w:val="18"/>
                 <w:szCs w:val="18"/>
+                <w:lang w:val="en-US"/>
               </w:rPr>
               <w:t>_</w:t>
             </w:r>
@@ -21190,12 +21199,14 @@
               </w:rPr>
               <w:t>initials</w:t>
             </w:r>
-            <w:r>
-              <w:rPr>
-                <w:rFonts w:ascii="Times New Roman" w:hAnsi="Times New Roman" w:cs="Times New Roman"/>
-                <w:bCs/>
-                <w:sz w:val="18"/>
-                <w:szCs w:val="18"/>
+            <w:proofErr w:type="spellEnd"/>
+            <w:r>
+              <w:rPr>
+                <w:rFonts w:ascii="Times New Roman" w:hAnsi="Times New Roman" w:cs="Times New Roman"/>
+                <w:bCs/>
+                <w:sz w:val="18"/>
+                <w:szCs w:val="18"/>
+                <w:lang w:val="en-US"/>
               </w:rPr>
               <w:t>}}</w:t>
             </w:r>
@@ -21204,6 +21215,7 @@
                 <w:rFonts w:ascii="Times New Roman" w:hAnsi="Times New Roman" w:cs="Times New Roman"/>
                 <w:sz w:val="18"/>
                 <w:szCs w:val="18"/>
+                <w:lang w:val="en-US"/>
               </w:rPr>
               <w:t>/</w:t>
             </w:r>
@@ -21213,6 +21225,7 @@
                 <w:bCs/>
                 <w:sz w:val="18"/>
                 <w:szCs w:val="18"/>
+                <w:lang w:val="en-US"/>
               </w:rPr>
               <w:t xml:space="preserve"> </w:t>
             </w:r>
@@ -21240,17 +21253,18 @@
                 <w:bCs/>
                 <w:sz w:val="18"/>
                 <w:szCs w:val="18"/>
-              </w:rPr>
-              <w:t xml:space="preserve">                                                                </w:t>
-            </w:r>
-            <w:r>
-              <w:rPr>
-                <w:rFonts w:ascii="Times New Roman" w:hAnsi="Times New Roman" w:cs="Times New Roman"/>
-                <w:bCs/>
-                <w:sz w:val="18"/>
-                <w:szCs w:val="18"/>
-              </w:rPr>
-              <w:t xml:space="preserve"> М.П. </w:t>
+                <w:lang w:val="en-US"/>
+              </w:rPr>
+              <w:t xml:space="preserve">                                                                 </w:t>
+            </w:r>
+            <w:r>
+              <w:rPr>
+                <w:rFonts w:ascii="Times New Roman" w:hAnsi="Times New Roman" w:cs="Times New Roman"/>
+                <w:bCs/>
+                <w:sz w:val="18"/>
+                <w:szCs w:val="18"/>
+              </w:rPr>
+              <w:t xml:space="preserve">М.П. </w:t>
             </w:r>
             <w:r>
               <w:rPr>

--- a/documents/templates/1_comissions(Договор поручения).docx
+++ b/documents/templates/1_comissions(Договор поручения).docx
@@ -3148,95 +3148,6 @@
                 </w:p>
               </w:tc>
             </w:tr>
-            <w:tr>
-              <w:trPr>
-                <w:trHeight w:val="227"/>
-              </w:trPr>
-              <w:tc>
-                <w:tcPr>
-                  <w:tcW w:w="3753" w:type="dxa"/>
-                  <w:tcBorders>
-                    <w:top w:val="single" w:sz="4" w:space="0" w:color="auto"/>
-                    <w:left w:val="single" w:sz="4" w:space="0" w:color="auto"/>
-                    <w:bottom w:val="single" w:sz="4" w:space="0" w:color="auto"/>
-                    <w:right w:val="single" w:sz="4" w:space="0" w:color="auto"/>
-                  </w:tcBorders>
-                  <w:shd w:val="clear" w:color="auto" w:fill="FFFFFF"/>
-                  <w:vAlign w:val="center"/>
-                </w:tcPr>
-                <w:p>
-                  <w:pPr>
-                    <w:autoSpaceDE w:val="0"/>
-                    <w:autoSpaceDN w:val="0"/>
-                    <w:adjustRightInd w:val="0"/>
-                    <w:spacing w:after="0" w:line="240" w:lineRule="auto"/>
-                    <w:rPr>
-                      <w:rFonts w:ascii="Times New Roman" w:hAnsi="Times New Roman" w:cs="Times New Roman"/>
-                      <w:sz w:val="18"/>
-                      <w:szCs w:val="18"/>
-                    </w:rPr>
-                  </w:pPr>
-                  <w:r>
-                    <w:rPr>
-                      <w:rFonts w:ascii="Times New Roman" w:hAnsi="Times New Roman" w:cs="Times New Roman"/>
-                      <w:sz w:val="18"/>
-                      <w:szCs w:val="18"/>
-                    </w:rPr>
-                    <w:t>Комплектация</w:t>
-                  </w:r>
-                </w:p>
-              </w:tc>
-              <w:tc>
-                <w:tcPr>
-                  <w:tcW w:w="6703" w:type="dxa"/>
-                  <w:tcBorders>
-                    <w:top w:val="single" w:sz="4" w:space="0" w:color="auto"/>
-                    <w:left w:val="single" w:sz="4" w:space="0" w:color="auto"/>
-                    <w:bottom w:val="single" w:sz="4" w:space="0" w:color="auto"/>
-                    <w:right w:val="single" w:sz="4" w:space="0" w:color="auto"/>
-                  </w:tcBorders>
-                  <w:shd w:val="clear" w:color="auto" w:fill="FFFFFF"/>
-                </w:tcPr>
-                <w:p>
-                  <w:pPr>
-                    <w:autoSpaceDE w:val="0"/>
-                    <w:autoSpaceDN w:val="0"/>
-                    <w:adjustRightInd w:val="0"/>
-                    <w:spacing w:after="0" w:line="240" w:lineRule="auto"/>
-                    <w:rPr>
-                      <w:rFonts w:ascii="Times New Roman" w:hAnsi="Times New Roman" w:cs="Times New Roman"/>
-                      <w:sz w:val="18"/>
-                      <w:szCs w:val="18"/>
-                    </w:rPr>
-                  </w:pPr>
-                  <w:r>
-                    <w:rPr>
-                      <w:rFonts w:ascii="Times New Roman" w:hAnsi="Times New Roman" w:cs="Times New Roman"/>
-                      <w:sz w:val="18"/>
-                      <w:szCs w:val="18"/>
-                    </w:rPr>
-                    <w:t>{{</w:t>
-                  </w:r>
-                  <w:r>
-                    <w:rPr>
-                      <w:rFonts w:ascii="Times New Roman" w:hAnsi="Times New Roman" w:cs="Times New Roman"/>
-                      <w:sz w:val="18"/>
-                      <w:szCs w:val="18"/>
-                      <w:lang w:val="en-US"/>
-                    </w:rPr>
-                    <w:t>equipment</w:t>
-                  </w:r>
-                  <w:r>
-                    <w:rPr>
-                      <w:rFonts w:ascii="Times New Roman" w:hAnsi="Times New Roman" w:cs="Times New Roman"/>
-                      <w:sz w:val="18"/>
-                      <w:szCs w:val="18"/>
-                    </w:rPr>
-                    <w:t>}}</w:t>
-                  </w:r>
-                </w:p>
-              </w:tc>
-            </w:tr>
           </w:tbl>
           <w:p>
             <w:pPr>
@@ -4368,7 +4279,6 @@
                 <w:szCs w:val="18"/>
                 <w:lang w:eastAsia="ru-RU"/>
               </w:rPr>
-              <w:lastRenderedPageBreak/>
               <w:t xml:space="preserve">4. Расчеты Сторон </w:t>
             </w:r>
           </w:p>
@@ -4420,6 +4330,7 @@
                 <w:szCs w:val="18"/>
                 <w:lang w:eastAsia="ru-RU"/>
               </w:rPr>
+              <w:lastRenderedPageBreak/>
               <w:t xml:space="preserve">4.1. Поверенный обязуется в течение 2 (двух) банковских дней со дня постановки покупателем ТС на учет в ГИБДД, но не ранее 10 (десяти) банковских дней с даты получения Поверенным от покупателя денежных средств в оплату ТС и подписания между Поверенным и покупателем Акта приема-передачи ТС перечислить Доверителю денежные средства в размере цены реализации ТС, указанной в п. 2.1.2. Договора за вычетом причитающегося Поверенному вознаграждения и расходов, связанных с выполнением поручения. </w:t>
             </w:r>
             <w:r>
@@ -4745,9 +4656,20 @@
                 <w:bCs/>
                 <w:sz w:val="18"/>
                 <w:szCs w:val="18"/>
-                <w:lang w:eastAsia="ru-RU"/>
-              </w:rPr>
-              <w:t xml:space="preserve">6. Срок действия Договора </w:t>
+                <w:lang w:val="en-US" w:eastAsia="ru-RU"/>
+              </w:rPr>
+              <w:t>5</w:t>
+            </w:r>
+            <w:r>
+              <w:rPr>
+                <w:rFonts w:ascii="Times New Roman" w:eastAsia="Times New Roman" w:hAnsi="Times New Roman" w:cs="Times New Roman"/>
+                <w:b/>
+                <w:bCs/>
+                <w:sz w:val="18"/>
+                <w:szCs w:val="18"/>
+                <w:lang w:eastAsia="ru-RU"/>
+              </w:rPr>
+              <w:t xml:space="preserve">. Срок действия Договора </w:t>
             </w:r>
           </w:p>
         </w:tc>
@@ -4798,7 +4720,16 @@
                 <w:szCs w:val="18"/>
                 <w:lang w:eastAsia="ru-RU"/>
               </w:rPr>
-              <w:t xml:space="preserve">6.1. Договор вступает в силу с момента его подписания Сторонами и действует в течение 90 (Девяносто) календарных дней. По истечении данного срока Договор перезаключается на новых условиях или считается расторгнутым по причине отмены поручения. </w:t>
+              <w:t>5</w:t>
+            </w:r>
+            <w:r>
+              <w:rPr>
+                <w:rFonts w:ascii="Times New Roman" w:eastAsia="Times New Roman" w:hAnsi="Times New Roman" w:cs="Times New Roman"/>
+                <w:sz w:val="18"/>
+                <w:szCs w:val="18"/>
+                <w:lang w:eastAsia="ru-RU"/>
+              </w:rPr>
+              <w:t xml:space="preserve">.1. Договор вступает в силу с момента его подписания Сторонами и действует в течение 90 (Девяносто) календарных дней. По истечении данного срока Договор перезаключается на новых условиях или считается расторгнутым по причине отмены поручения. </w:t>
             </w:r>
           </w:p>
           <w:p>
@@ -4820,7 +4751,16 @@
                 <w:szCs w:val="18"/>
                 <w:lang w:eastAsia="ru-RU"/>
               </w:rPr>
-              <w:t>6.2</w:t>
+              <w:t>5</w:t>
+            </w:r>
+            <w:r>
+              <w:rPr>
+                <w:rFonts w:ascii="Times New Roman" w:eastAsia="Times New Roman" w:hAnsi="Times New Roman" w:cs="Times New Roman"/>
+                <w:sz w:val="18"/>
+                <w:szCs w:val="18"/>
+                <w:lang w:eastAsia="ru-RU"/>
+              </w:rPr>
+              <w:t>.2</w:t>
             </w:r>
             <w:r>
               <w:rPr>
@@ -4851,7 +4791,16 @@
                 <w:szCs w:val="18"/>
                 <w:lang w:eastAsia="ru-RU"/>
               </w:rPr>
-              <w:t>6.3. Договор может быть расторгнут в любое время по соглашению Сторон, либо по иным основаниям, предусмотренным Договором и действующим законодательством РФ.</w:t>
+              <w:t>5</w:t>
+            </w:r>
+            <w:r>
+              <w:rPr>
+                <w:rFonts w:ascii="Times New Roman" w:eastAsia="Times New Roman" w:hAnsi="Times New Roman" w:cs="Times New Roman"/>
+                <w:sz w:val="18"/>
+                <w:szCs w:val="18"/>
+                <w:lang w:eastAsia="ru-RU"/>
+              </w:rPr>
+              <w:t>.3. Договор может быть расторгнут в любое время по соглашению Сторон, либо по иным основаниям, предусмотренным Договором и действующим законодательством РФ.</w:t>
             </w:r>
           </w:p>
         </w:tc>
@@ -4900,9 +4849,20 @@
                 <w:bCs/>
                 <w:sz w:val="18"/>
                 <w:szCs w:val="18"/>
-                <w:lang w:eastAsia="ru-RU"/>
-              </w:rPr>
-              <w:t xml:space="preserve">7. Прочие условия </w:t>
+                <w:lang w:val="en-US" w:eastAsia="ru-RU"/>
+              </w:rPr>
+              <w:t>6</w:t>
+            </w:r>
+            <w:r>
+              <w:rPr>
+                <w:rFonts w:ascii="Times New Roman" w:eastAsia="Times New Roman" w:hAnsi="Times New Roman" w:cs="Times New Roman"/>
+                <w:b/>
+                <w:bCs/>
+                <w:sz w:val="18"/>
+                <w:szCs w:val="18"/>
+                <w:lang w:eastAsia="ru-RU"/>
+              </w:rPr>
+              <w:t xml:space="preserve">. Прочие условия </w:t>
             </w:r>
           </w:p>
         </w:tc>
@@ -4953,7 +4913,16 @@
                 <w:szCs w:val="18"/>
                 <w:lang w:eastAsia="ru-RU"/>
               </w:rPr>
-              <w:t>7.1. В случае возникновения обстоятельств непреодолимой силы, препятствующих исполнению обязательств, сроки исполнения продлеваются соразмерно времени действия таких обстоятельств, а стороны освобождаются от ответственности за просрочку. При возникновении таких обстоятельств каждая из Сторон обязана без промедления известить о них в письменном виде другую Сторону.</w:t>
+              <w:t>6</w:t>
+            </w:r>
+            <w:r>
+              <w:rPr>
+                <w:rFonts w:ascii="Times New Roman" w:eastAsia="Times New Roman" w:hAnsi="Times New Roman" w:cs="Times New Roman"/>
+                <w:sz w:val="18"/>
+                <w:szCs w:val="18"/>
+                <w:lang w:eastAsia="ru-RU"/>
+              </w:rPr>
+              <w:t>.1. В случае возникновения обстоятельств непреодолимой силы, препятствующих исполнению обязательств, сроки исполнения продлеваются соразмерно времени действия таких обстоятельств, а стороны освобождаются от ответственности за просрочку. При возникновении таких обстоятельств каждая из Сторон обязана без промедления известить о них в письменном виде другую Сторону.</w:t>
             </w:r>
           </w:p>
           <w:p>
@@ -4975,7 +4944,16 @@
                 <w:szCs w:val="18"/>
                 <w:lang w:eastAsia="ru-RU"/>
               </w:rPr>
-              <w:t>7.2. Все споры и разногласия, которые могут возникнуть при исполнении условий Договора, Стороны будут стремиться разрешить путем переговоров. Споры, не урегулированные путем переговоров, разрешаются в судебном порядке, установленном действующим законодательством Российской Федерации.</w:t>
+              <w:t>6</w:t>
+            </w:r>
+            <w:r>
+              <w:rPr>
+                <w:rFonts w:ascii="Times New Roman" w:eastAsia="Times New Roman" w:hAnsi="Times New Roman" w:cs="Times New Roman"/>
+                <w:sz w:val="18"/>
+                <w:szCs w:val="18"/>
+                <w:lang w:eastAsia="ru-RU"/>
+              </w:rPr>
+              <w:t>.2. Все споры и разногласия, которые могут возникнуть при исполнении условий Договора, Стороны будут стремиться разрешить путем переговоров. Споры, не урегулированные путем переговоров, разрешаются в судебном порядке, установленном действующим законодательством Российской Федерации.</w:t>
             </w:r>
           </w:p>
           <w:p>
@@ -4997,7 +4975,16 @@
                 <w:szCs w:val="18"/>
                 <w:lang w:eastAsia="ru-RU"/>
               </w:rPr>
-              <w:t>7.3. Стороны договорились, что обмен информацией и документами может осуществляться на указанный в Договоре номер сотового телефона / адрес электронной почты / почтовый адрес / информационно-коммуникационные сервисы / мессенджеры / по ЭДО.</w:t>
+              <w:t>6</w:t>
+            </w:r>
+            <w:r>
+              <w:rPr>
+                <w:rFonts w:ascii="Times New Roman" w:eastAsia="Times New Roman" w:hAnsi="Times New Roman" w:cs="Times New Roman"/>
+                <w:sz w:val="18"/>
+                <w:szCs w:val="18"/>
+                <w:lang w:eastAsia="ru-RU"/>
+              </w:rPr>
+              <w:t>.3. Стороны договорились, что обмен информацией и документами может осуществляться на указанный в Договоре номер сотового телефона / адрес электронной почты / почтовый адрес / информационно-коммуникационные сервисы / мессенджеры / по ЭДО.</w:t>
             </w:r>
           </w:p>
           <w:p>
@@ -5019,7 +5006,16 @@
                 <w:szCs w:val="18"/>
                 <w:lang w:eastAsia="ru-RU"/>
               </w:rPr>
-              <w:t>7.4. Стороны признают юридическую силу документов (договор, акт, дополнительное соглашение), подписанных с использованием факсимильного воспроизведения подписи уполномоченных лиц.</w:t>
+              <w:t>6</w:t>
+            </w:r>
+            <w:r>
+              <w:rPr>
+                <w:rFonts w:ascii="Times New Roman" w:eastAsia="Times New Roman" w:hAnsi="Times New Roman" w:cs="Times New Roman"/>
+                <w:sz w:val="18"/>
+                <w:szCs w:val="18"/>
+                <w:lang w:eastAsia="ru-RU"/>
+              </w:rPr>
+              <w:t>.4. Стороны признают юридическую силу документов (договор, акт, дополнительное соглашение), подписанных с использованием факсимильного воспроизведения подписи уполномоченных лиц.</w:t>
             </w:r>
           </w:p>
           <w:p>
@@ -5041,7 +5037,16 @@
                 <w:szCs w:val="18"/>
                 <w:lang w:eastAsia="ru-RU"/>
               </w:rPr>
-              <w:t>7.5. Договор заключен в трёх экземплярах, имеющих равную юридическую силу, по одному для каждой из Сторон, и один новому покупателю с целью предоставления в ГИБДД.</w:t>
+              <w:t>6</w:t>
+            </w:r>
+            <w:r>
+              <w:rPr>
+                <w:rFonts w:ascii="Times New Roman" w:eastAsia="Times New Roman" w:hAnsi="Times New Roman" w:cs="Times New Roman"/>
+                <w:sz w:val="18"/>
+                <w:szCs w:val="18"/>
+                <w:lang w:eastAsia="ru-RU"/>
+              </w:rPr>
+              <w:t>.5. Договор заключен в трёх экземплярах, имеющих равную юридическую силу, по одному для каждой из Сторон, и один новому покупателю с целью предоставления в ГИБДД.</w:t>
             </w:r>
           </w:p>
         </w:tc>
@@ -5092,7 +5097,18 @@
                 <w:szCs w:val="18"/>
                 <w:lang w:eastAsia="ru-RU"/>
               </w:rPr>
-              <w:t>8. Реквизиты</w:t>
+              <w:t>7</w:t>
+            </w:r>
+            <w:r>
+              <w:rPr>
+                <w:rFonts w:ascii="Times New Roman" w:eastAsia="Times New Roman" w:hAnsi="Times New Roman" w:cs="Times New Roman"/>
+                <w:b/>
+                <w:bCs/>
+                <w:sz w:val="18"/>
+                <w:szCs w:val="18"/>
+                <w:lang w:eastAsia="ru-RU"/>
+              </w:rPr>
+              <w:t>. Реквизиты</w:t>
             </w:r>
             <w:r>
               <w:rPr>
@@ -10821,96 +10837,6 @@
           </w:p>
         </w:tc>
       </w:tr>
-      <w:tr>
-        <w:trPr>
-          <w:trHeight w:val="227"/>
-        </w:trPr>
-        <w:tc>
-          <w:tcPr>
-            <w:tcW w:w="3753" w:type="dxa"/>
-            <w:tcBorders>
-              <w:top w:val="single" w:sz="4" w:space="0" w:color="auto"/>
-              <w:left w:val="single" w:sz="4" w:space="0" w:color="auto"/>
-              <w:bottom w:val="single" w:sz="4" w:space="0" w:color="auto"/>
-              <w:right w:val="single" w:sz="4" w:space="0" w:color="auto"/>
-            </w:tcBorders>
-            <w:shd w:val="clear" w:color="auto" w:fill="FFFFFF"/>
-            <w:vAlign w:val="center"/>
-            <w:hideMark/>
-          </w:tcPr>
-          <w:p>
-            <w:pPr>
-              <w:autoSpaceDE w:val="0"/>
-              <w:autoSpaceDN w:val="0"/>
-              <w:adjustRightInd w:val="0"/>
-              <w:spacing w:after="0" w:line="240" w:lineRule="auto"/>
-              <w:rPr>
-                <w:rFonts w:ascii="Times New Roman" w:hAnsi="Times New Roman" w:cs="Times New Roman"/>
-                <w:sz w:val="18"/>
-                <w:szCs w:val="18"/>
-              </w:rPr>
-            </w:pPr>
-            <w:r>
-              <w:rPr>
-                <w:rFonts w:ascii="Times New Roman" w:hAnsi="Times New Roman" w:cs="Times New Roman"/>
-                <w:sz w:val="18"/>
-                <w:szCs w:val="18"/>
-              </w:rPr>
-              <w:t>Комплектация</w:t>
-            </w:r>
-          </w:p>
-        </w:tc>
-        <w:tc>
-          <w:tcPr>
-            <w:tcW w:w="6702" w:type="dxa"/>
-            <w:tcBorders>
-              <w:top w:val="single" w:sz="4" w:space="0" w:color="auto"/>
-              <w:left w:val="single" w:sz="4" w:space="0" w:color="auto"/>
-              <w:bottom w:val="single" w:sz="4" w:space="0" w:color="auto"/>
-              <w:right w:val="single" w:sz="4" w:space="0" w:color="auto"/>
-            </w:tcBorders>
-            <w:shd w:val="clear" w:color="auto" w:fill="FFFFFF"/>
-          </w:tcPr>
-          <w:p>
-            <w:pPr>
-              <w:autoSpaceDE w:val="0"/>
-              <w:autoSpaceDN w:val="0"/>
-              <w:adjustRightInd w:val="0"/>
-              <w:spacing w:after="0" w:line="240" w:lineRule="auto"/>
-              <w:rPr>
-                <w:rFonts w:ascii="Times New Roman" w:hAnsi="Times New Roman" w:cs="Times New Roman"/>
-                <w:sz w:val="18"/>
-                <w:szCs w:val="18"/>
-              </w:rPr>
-            </w:pPr>
-            <w:r>
-              <w:rPr>
-                <w:rFonts w:ascii="Times New Roman" w:hAnsi="Times New Roman" w:cs="Times New Roman"/>
-                <w:sz w:val="18"/>
-                <w:szCs w:val="18"/>
-              </w:rPr>
-              <w:t>{{</w:t>
-            </w:r>
-            <w:r>
-              <w:rPr>
-                <w:rFonts w:ascii="Times New Roman" w:hAnsi="Times New Roman" w:cs="Times New Roman"/>
-                <w:sz w:val="18"/>
-                <w:szCs w:val="18"/>
-                <w:lang w:val="en-US"/>
-              </w:rPr>
-              <w:t>equipment</w:t>
-            </w:r>
-            <w:r>
-              <w:rPr>
-                <w:rFonts w:ascii="Times New Roman" w:hAnsi="Times New Roman" w:cs="Times New Roman"/>
-                <w:sz w:val="18"/>
-                <w:szCs w:val="18"/>
-              </w:rPr>
-              <w:t>}}</w:t>
-            </w:r>
-          </w:p>
-        </w:tc>
-      </w:tr>
     </w:tbl>
     <w:p>
       <w:pPr>
@@ -18253,96 +18179,6 @@
           </w:p>
         </w:tc>
       </w:tr>
-      <w:tr>
-        <w:trPr>
-          <w:trHeight w:val="227"/>
-        </w:trPr>
-        <w:tc>
-          <w:tcPr>
-            <w:tcW w:w="3753" w:type="dxa"/>
-            <w:tcBorders>
-              <w:top w:val="single" w:sz="4" w:space="0" w:color="auto"/>
-              <w:left w:val="single" w:sz="4" w:space="0" w:color="auto"/>
-              <w:bottom w:val="single" w:sz="4" w:space="0" w:color="auto"/>
-              <w:right w:val="single" w:sz="4" w:space="0" w:color="auto"/>
-            </w:tcBorders>
-            <w:shd w:val="clear" w:color="auto" w:fill="FFFFFF"/>
-            <w:vAlign w:val="center"/>
-            <w:hideMark/>
-          </w:tcPr>
-          <w:p>
-            <w:pPr>
-              <w:autoSpaceDE w:val="0"/>
-              <w:autoSpaceDN w:val="0"/>
-              <w:adjustRightInd w:val="0"/>
-              <w:spacing w:after="0" w:line="240" w:lineRule="auto"/>
-              <w:rPr>
-                <w:rFonts w:ascii="Times New Roman" w:hAnsi="Times New Roman" w:cs="Times New Roman"/>
-                <w:sz w:val="18"/>
-                <w:szCs w:val="18"/>
-              </w:rPr>
-            </w:pPr>
-            <w:r>
-              <w:rPr>
-                <w:rFonts w:ascii="Times New Roman" w:hAnsi="Times New Roman" w:cs="Times New Roman"/>
-                <w:sz w:val="18"/>
-                <w:szCs w:val="18"/>
-              </w:rPr>
-              <w:t>Комплектация</w:t>
-            </w:r>
-          </w:p>
-        </w:tc>
-        <w:tc>
-          <w:tcPr>
-            <w:tcW w:w="6702" w:type="dxa"/>
-            <w:tcBorders>
-              <w:top w:val="single" w:sz="4" w:space="0" w:color="auto"/>
-              <w:left w:val="single" w:sz="4" w:space="0" w:color="auto"/>
-              <w:bottom w:val="single" w:sz="4" w:space="0" w:color="auto"/>
-              <w:right w:val="single" w:sz="4" w:space="0" w:color="auto"/>
-            </w:tcBorders>
-            <w:shd w:val="clear" w:color="auto" w:fill="FFFFFF"/>
-          </w:tcPr>
-          <w:p>
-            <w:pPr>
-              <w:autoSpaceDE w:val="0"/>
-              <w:autoSpaceDN w:val="0"/>
-              <w:adjustRightInd w:val="0"/>
-              <w:spacing w:after="0" w:line="240" w:lineRule="auto"/>
-              <w:rPr>
-                <w:rFonts w:ascii="Times New Roman" w:hAnsi="Times New Roman" w:cs="Times New Roman"/>
-                <w:sz w:val="18"/>
-                <w:szCs w:val="18"/>
-              </w:rPr>
-            </w:pPr>
-            <w:r>
-              <w:rPr>
-                <w:rFonts w:ascii="Times New Roman" w:hAnsi="Times New Roman" w:cs="Times New Roman"/>
-                <w:sz w:val="18"/>
-                <w:szCs w:val="18"/>
-              </w:rPr>
-              <w:t>{{</w:t>
-            </w:r>
-            <w:r>
-              <w:rPr>
-                <w:rFonts w:ascii="Times New Roman" w:hAnsi="Times New Roman" w:cs="Times New Roman"/>
-                <w:sz w:val="18"/>
-                <w:szCs w:val="18"/>
-                <w:lang w:val="en-US"/>
-              </w:rPr>
-              <w:t>equipment</w:t>
-            </w:r>
-            <w:r>
-              <w:rPr>
-                <w:rFonts w:ascii="Times New Roman" w:hAnsi="Times New Roman" w:cs="Times New Roman"/>
-                <w:sz w:val="18"/>
-                <w:szCs w:val="18"/>
-              </w:rPr>
-              <w:t>}}</w:t>
-            </w:r>
-          </w:p>
-        </w:tc>
-      </w:tr>
     </w:tbl>
     <w:p>
       <w:pPr>
@@ -19259,7 +19095,6 @@
                 <w:rFonts w:ascii="Times New Roman" w:hAnsi="Times New Roman" w:cs="Times New Roman"/>
                 <w:sz w:val="18"/>
                 <w:szCs w:val="18"/>
-                <w:lang w:val="en-US"/>
               </w:rPr>
               <w:br w:type="page"/>
             </w:r>
@@ -22327,6 +22162,7 @@
   <w:style w:type="character" w:default="1" w:styleId="a0">
     <w:name w:val="Default Paragraph Font"/>
     <w:uiPriority w:val="1"/>
+    <w:semiHidden/>
     <w:unhideWhenUsed/>
   </w:style>
   <w:style w:type="table" w:default="1" w:styleId="a1">
